--- a/SCIE용/논문/원문 초안.docx
+++ b/SCIE용/논문/원문 초안.docx
@@ -30,7 +30,7 @@
           <w:color w:val="5F5F5F"/>
           <w:sz w:val="21"/>
         </w:rPr>
-        <w:t>국문 작업 초안 | IEEE Access 투고용 구조</w:t>
+        <w:t>국문 학술 초안 | IEEE Access 투고용 구조</w:t>
       </w:r>
     </w:p>
     <w:p>
@@ -50,7 +50,7 @@
           <w:rFonts w:ascii="Calibri" w:hAnsi="Calibri" w:eastAsia="맑은 고딕"/>
           <w:sz w:val="22"/>
         </w:rPr>
-        <w:t>협동 로봇 실습 교육에서는 학습자가 매뉴얼의 절차 설명, 설정값, 안전 조건, 이미지 및 도식 자료를 함께 이해해야 한다. 그러나 일반적인 텍스트 기반 검색 또는 텍스트 기반 RAG 시스템은 실습 화면, 배선도, 설정 화면과 같은 시각 자료를 충분히 활용하지 못하며, 학습자의 현재 실습 단계와 관련된 정보를 우선적으로 제공하는 데 한계가 있다. 본 연구에서는 협동 로봇 실습 환경을 위한 상황 인지형 멀티모달 검색 증강 생성 프레임워크를 제안한다. 제안 시스템은 협동 로봇 매뉴얼에서 추출한 텍스트 chunk와 이미지/도식 자료를 각각 인덱싱하고, 텍스트 검색, 이미지 전용 검색, page proximity, 텍스트-이미지 매핑 점수를 결합하여 관련 자료를 검색한다. 또한 질문에서 실습 단계를 추정하고, 실습 단계별 page 범위, section heading, 핵심 keyword로 구성된 context map을 이용하여 검색 후보를 재순위화함으로써 정답 이미지의 순위를 개선한다. 시스템은 외부 API 의존도를 줄이고 로컬 벡터 데이터베이스와 4-bit 양자화 LLM을 사용하여 오프라인 환경 및 8GB RAM급 제한 장비에서의 활용 가능성을 목표로 설계하였다. 다만 이는 본 논문의 중심 정량 결과가 아니라 시스템 설계 조건이며, 실제 8GB 이하 장비에서의 속도와 메모리 사용량 평가는 후속 검증 항목으로 둔다.</w:t>
+        <w:t>협동 로봇 실습에서는 절차 설명, 설정값, 안전 조건, 이미지 및 도식 등 서로 다른 형태의 정보를 함께 해석해야 한다. 그러나 텍스트 기반 검색과 텍스트 중심의 검색 증강 생성(Retrieval-Augmented Generation, RAG)은 실습 화면, 배선도 및 설정 화면과 같은 시각 자료를 직접 활용하거나 현재 실습 단계와 관련된 근거를 우선적으로 제시하는 데 한계가 있다. 본 연구는 이러한 한계를 완화하기 위해 협동 로봇 실습을 위한 상황 인지형 멀티모달 RAG 프레임워크를 제안한다. 제안 프레임워크는 협동 로봇 매뉴얼에서 추출한 텍스트 청크와 이미지·도식을 각각 인덱싱한다. 전처리 단계에서는 경계 상자(bounding box, BBox) 거리를 공간 후보 필터로 적용하고, 필터를 통과한 텍스트-이미지 쌍을 SigLIP 의미 유사도에 따라 순위화하여 매핑 메타데이터를 생성한다. 이 매핑 정보는 텍스트 검색, 이미지 전용 검색 및 페이지 근접도와 결합된다. 또한 질의로부터 실습 단계를 추정하고, 단계별 페이지 범위, 절 제목 및 핵심어로 구성된 문맥 맵(context map)을 이용하여 검색 후보를 재순위화한다. 시스템은 로컬 벡터 데이터베이스와 4-bit 양자화 대규모 언어 모델을 사용함으로써 외부 API에 대한 의존을 줄이고, 오프라인 및 8GB RAM급 제한 자원 환경에서의 실행 가능성을 고려하였다. 다만 8GB RAM급 환경은 설계 목표이며, 해당 환경에서의 실행 시간과 메모리 사용량은 본 연구에서 실측하지 않았다.</w:t>
       </w:r>
     </w:p>
     <w:p>
@@ -62,7 +62,7 @@
           <w:rFonts w:ascii="Calibri" w:hAnsi="Calibri" w:eastAsia="맑은 고딕"/>
           <w:sz w:val="22"/>
         </w:rPr>
-        <w:t>실험을 위해 협동 로봇 실습 매뉴얼 기반 70개 질의셋을 구성하고, 각 질의에 대해 정답 텍스트, 정답 이미지, 실습 단계 라벨을 부여하였다. 비교군은 키워드 기반 검색(G1), 텍스트 기반 RAG(G2), 멀티모달 RAG(G3), 단계 추정 기반 상황 인지형 멀티모달 RAG(G4)로 구성하였다. 실험 결과, G4는 G3 대비 Image Recall@5를 70.0%에서 75.7%로, Image Recall@10을 75.7%에서 87.1%로, Image MRR을 0.485에서 0.539로 개선하였다. 이는 실습 단계 추정 기반 context-aware re-ranking이 협동 로봇 실습 매뉴얼의 관련 이미지/도식 후보를 Top-5 또는 Top-10 안으로 끌어올리는 데 기여할 수 있음을 보여준다. 그러나 Image Recall@1은 37.1%로 여전히 낮아, 제안 방식이 이미지 검색 문제를 완전히 해결했다고 보기는 어렵다. 반면 생성 응답 품질은 모든 모델에서 일관되게 향상되지 않았으므로, 본 연구의 핵심 기여는 응답 생성 품질 향상이 아니라 context-aware multimodal retrieval 성능 개선으로 제한한다. 다만 질문 기반 단계 추정 오차와 동일 page 또는 동일 section 내 유사 이미지가 많은 경우에는 여전히 정답 이미지를 세밀하게 구분하는 데 한계가 있었다.</w:t>
+        <w:t>평가를 위해 협동 로봇 실습 매뉴얼을 기반으로 70개 질의를 구성하고, 각 질의에 정답 텍스트, 정답 이미지 및 실습 단계 라벨을 부여하였다. 키워드 기반 검색(G1), 텍스트 기반 RAG(G2), 멀티모달 RAG(G3), 단계 추정 기반 상황 인지형 멀티모달 RAG(G4)를 비교한 결과, G4의 Image Recall@5는 G3의 74.3%에서 85.7%로, Image Recall@10은 84.3%에서 92.9%로 증가하였다. Image MRR은 0.534에서 0.608로, Image Recall@1은 38.6%에서 44.3%로 상승하였다. 이 결과는 단계 문맥을 반영한 재순위화가 관련 이미지와 도식의 후보 순위를 개선할 가능성을 보여준다. 그러나 G4의 Image Recall@1은 50% 미만이었으며, 생성 응답 품질도 모든 모델에서 일관되게 향상되지 않았다. 따라서 본 연구의 기여는 생성 품질의 향상보다 상황 인지형 멀티모달 검색의 후보 순위 개선에 초점을 둔다. 또한 질의 기반 단계 추정 오류와 동일 페이지 또는 동일 절에 유사 이미지가 다수 존재하는 경우에는 정답 이미지를 세밀하게 구분하기 어려웠다.</w:t>
       </w:r>
     </w:p>
     <w:p>
@@ -102,7 +102,7 @@
           <w:rFonts w:ascii="Calibri" w:hAnsi="Calibri" w:eastAsia="맑은 고딕"/>
           <w:sz w:val="22"/>
         </w:rPr>
-        <w:t>협동 로봇은 제조, 교육, 연구 환경에서 인간과 같은 공간에서 작업할 수 있는 로봇으로 활용되고 있다. 특히 공학 교육 현장에서는 협동 로봇 실습을 통해 학습자가 로봇의 설치, 좌표 설정, 안전 설정, 직접 교시, 프로그램 실행 등의 절차를 경험한다. 이러한 실습은 단순한 이론 학습과 달리 매뉴얼의 단계별 설명, 티치 펜던트 화면, 배선도, 안전 설정 이미지 등 다양한 자료를 함께 참고해야 한다.</w:t>
+        <w:t>협동 로봇은 제조, 교육 및 연구 환경에서 인간과 작업 공간을 공유하는 로봇으로 활용되고 있다. 공학 교육에서는 로봇 설치, 좌표 설정, 안전 설정, 직접 교시 및 프로그램 실행과 같은 절차를 실습할 수 있다.</w:t>
       </w:r>
     </w:p>
     <w:p>
@@ -114,7 +114,7 @@
           <w:rFonts w:ascii="Calibri" w:hAnsi="Calibri" w:eastAsia="맑은 고딕"/>
           <w:sz w:val="22"/>
         </w:rPr>
-        <w:t>그러나 협동 로봇 실습 매뉴얼은 분량이 많고, 텍스트 설명과 이미지/도식 자료가 여러 page에 분산되어 있다. 학습자가 특정 실습 상황에서 필요한 정보를 직접 찾으려면 메뉴명, 설정 항목, 화면 위치, 관련 이미지까지 함께 확인해야 하므로 시간이 오래 걸린다. 또한 초보 학습자는 현재 자신이 수행 중인 실습 단계와 매뉴얼의 어느 부분이 연결되는지 파악하기 어렵다.</w:t>
+        <w:t>본 연구에서 분석한 협동 로봇 실습 매뉴얼은 절차 설명, 티치 펜던트 화면, 배선도 및 안전 설정 이미지가 여러 페이지에 분산된 형태로 구성되어 있다. 특정 실습 상황에 필요한 정보를 확인하려면 메뉴명과 설정 항목뿐 아니라 화면 위치와 관련 이미지까지 함께 탐색해야 한다. 특히 초보 학습자는 현재 수행 중인 실습 단계와 매뉴얼의 해당 절을 연결하는 과정에서 어려움을 겪을 수 있다.</w:t>
       </w:r>
     </w:p>
     <w:p>
@@ -126,7 +126,7 @@
           <w:rFonts w:ascii="Calibri" w:hAnsi="Calibri" w:eastAsia="맑은 고딕"/>
           <w:sz w:val="22"/>
         </w:rPr>
-        <w:t>최근 검색 증강 생성(Retrieval-Augmented Generation, RAG)은 외부 문서 검색 결과를 언어 모델의 응답 생성에 활용함으로써 도메인 지식 기반 질의응답 성능을 높이는 방법으로 사용되고 있다[1]. 하지만 일반적인 텍스트 기반 RAG는 텍스트 chunk 검색에 초점을 두기 때문에, 실습 매뉴얼에서 중요한 역할을 하는 이미지, 도식, 화면 예시를 충분히 활용하지 못한다. 협동 로봇 실습처럼 시각 자료가 절차 이해에 중요한 환경에서는 텍스트 검색만으로는 학습자에게 필요한 정보를 완전하게 제공하기 어렵다.</w:t>
+        <w:t>검색 증강 생성(Retrieval-Augmented Generation, RAG)은 외부 문서에서 검색한 근거를 언어 모델의 응답 생성에 활용하는 방법이다[1]. 일반적인 텍스트 기반 RAG는 텍스트 청크 검색을 중심으로 구성되므로, 이미지, 도식 및 화면 예시가 절차 이해에 필요한 문서에서는 제공 가능한 근거의 범위가 제한될 수 있다. 특히 협동 로봇 실습 매뉴얼에서는 텍스트와 시각 자료가 상호 보완적으로 사용되므로, 텍스트 검색만으로는 관련 근거를 충분히 구성하기 어렵다.</w:t>
       </w:r>
     </w:p>
     <w:p>
@@ -138,7 +138,7 @@
           <w:rFonts w:ascii="Calibri" w:hAnsi="Calibri" w:eastAsia="맑은 고딕"/>
           <w:sz w:val="22"/>
         </w:rPr>
-        <w:t>본 연구는 이러한 한계를 완화하기 위해 협동 로봇 실습 환경을 위한 상황 인지형 멀티모달 RAG 프레임워크를 제안한다. 제안 시스템은 매뉴얼의 텍스트와 이미지/도식을 함께 검색하고, 실습 단계 정보를 이용하여 관련 자료의 순위를 재조정한다. 본 논문의 중심 기여는 최종 답변 생성 품질 자체를 향상시키는 것이 아니라, 답변 생성 이전 단계에서 필요한 텍스트 근거와 이미지/도식 자료를 더 적절한 순위로 검색하는 데 있다.</w:t>
+        <w:t>이에 본 연구는 협동 로봇 실습을 위한 상황 인지형 멀티모달 RAG 프레임워크를 제안한다. 제안 프레임워크는 매뉴얼의 텍스트와 이미지·도식을 함께 검색하고, 질의로부터 추정한 실습 단계 문맥을 이용하여 검색 결과를 재순위화한다. 연구의 주요 목적은 최종 응답 생성 성능 자체를 높이는 데 있지 않으며, 응답 생성에 앞서 관련 텍스트 근거와 이미지·도식을 보다 높은 순위에 배치하는 데 있다.</w:t>
       </w:r>
     </w:p>
     <w:p>
@@ -210,7 +210,7 @@
           <w:rFonts w:ascii="Calibri" w:hAnsi="Calibri" w:eastAsia="맑은 고딕"/>
           <w:sz w:val="22"/>
         </w:rPr>
-        <w:t>텍스트 검색, 이미지 전용 검색, page proximity, 텍스트-이미지 매핑 점수를 결합한 멀티모달 검색 구조를 구현하였다.</w:t>
+        <w:t>BBox 기반 공간 후보 필터와 SigLIP 기반 의미 유사도 순위화를 분리한 텍스트-이미지 매핑을 구성하고, 이를 텍스트 검색, 이미지 전용 검색 및 페이지 근접도와 결합하였다.</w:t>
       </w:r>
     </w:p>
     <w:p>
@@ -230,7 +230,7 @@
           <w:rFonts w:ascii="Calibri" w:hAnsi="Calibri" w:eastAsia="맑은 고딕"/>
           <w:sz w:val="22"/>
         </w:rPr>
-        <w:t>질문 기반 실습 단계 추정과 단계별 context map을 이용한 re-ranking을 통해 이미지/도식 검색 순위와 Both@k 성능을 개선하였다.</w:t>
+        <w:t>질의 기반 실습 단계 추정과 단계별 문맥 맵을 이용한 재순위화를 적용하여 이미지·도식의 검색 순위와 Both@k 성능을 비교하였다.</w:t>
       </w:r>
     </w:p>
     <w:p>
@@ -250,7 +250,7 @@
           <w:rFonts w:ascii="Calibri" w:hAnsi="Calibri" w:eastAsia="맑은 고딕"/>
           <w:sz w:val="22"/>
         </w:rPr>
-        <w:t>생성 응답 품질 평가는 보조 분석으로 분리하고, 개선 사례와 실패 사례를 통해 상황 인지형 멀티모달 검색의 효과와 한계를 제시하였다.</w:t>
+        <w:t>생성 응답 품질을 별도 평가 항목으로 분석하고, 개선 사례와 실패 사례를 통해 제안 방식의 효과와 한계를 검토하였다.</w:t>
       </w:r>
     </w:p>
     <w:p>
@@ -278,7 +278,7 @@
           <w:rFonts w:ascii="Calibri" w:hAnsi="Calibri" w:eastAsia="맑은 고딕"/>
           <w:sz w:val="22"/>
         </w:rPr>
-        <w:t>RAG는 대규모 언어 모델이 내부 파라미터에 저장된 지식만으로 응답하는 한계를 보완하기 위해 외부 문서 검색 결과를 함께 활용하는 방법이다[1]. 일반적으로 RAG 시스템은 문서를 chunk 단위로 분할하고, 각 chunk를 임베딩한 뒤 벡터 데이터베이스에 저장한다. 사용자의 질문이 입력되면 질문 임베딩과 문서 임베딩 간 유사도를 계산하여 관련 문서를 검색하고, 검색된 문서를 언어 모델의 context로 제공하여 답변을 생성한다.</w:t>
+        <w:t>RAG는 대규모 언어 모델의 파라미터에 내재된 지식만으로 응답을 생성하는 한계를 보완하기 위해 외부 문서에서 검색한 근거를 함께 활용하는 방법이다[1]. 일반적인 RAG 시스템은 문서를 청크 단위로 분할하여 임베딩한 뒤 벡터 데이터베이스에 저장한다. 질의가 입력되면 질의 임베딩과 문서 임베딩의 유사도를 기준으로 관련 문서를 검색하고, 검색 결과를 언어 모델의 문맥으로 제공하여 응답을 생성한다.</w:t>
       </w:r>
     </w:p>
     <w:p>
@@ -290,7 +290,7 @@
           <w:rFonts w:ascii="Calibri" w:hAnsi="Calibri" w:eastAsia="맑은 고딕"/>
           <w:sz w:val="22"/>
         </w:rPr>
-        <w:t>RAG의 검색 단계는 sparse retrieval과 dense retrieval로 나누어 볼 수 있다. BM25는 키워드 기반 sparse retrieval의 대표적인 기준선으로 사용되며[3], Dense Passage Retrieval(DPR)은 질문과 문서를 dense representation으로 표현하여 검색하는 방법을 제시하였다[2]. 본 연구의 G1은 키워드 기반 기준선에 해당하며, G2는 BGE-M3 임베딩을 이용한 dense retrieval 기반 RAG에 해당한다[4].</w:t>
+        <w:t>RAG의 검색 단계는 희소 검색(sparse retrieval)과 밀집 검색(dense retrieval)으로 구분할 수 있다. BM25는 키워드 기반 희소 검색의 대표적인 기준선으로 사용되며[3], Dense Passage Retrieval(DPR)은 질의와 문서를 밀집 표현으로 변환하여 검색하는 방법을 제시하였다[2]. 본 연구의 G1은 키워드 기반 기준선에 해당하고, G2는 BGE-M3 임베딩을 이용한 밀집 검색 기반 RAG에 해당한다[4].</w:t>
       </w:r>
     </w:p>
     <w:p>
@@ -302,7 +302,7 @@
           <w:rFonts w:ascii="Calibri" w:hAnsi="Calibri" w:eastAsia="맑은 고딕"/>
           <w:sz w:val="22"/>
         </w:rPr>
-        <w:t>기술 매뉴얼, 사내 문서, 교육 자료와 같이 도메인 지식이 명확한 문서에서는 RAG가 유용할 수 있다. 그러나 텍스트 기반 RAG는 주로 문장 또는 문단 단위의 텍스트 검색에 의존하므로, 이미지, 도식, 표, 화면 캡처와 같은 시각 자료가 중요한 문서에서는 한계가 있다. 협동 로봇 실습 매뉴얼도 이러한 유형에 해당한다.</w:t>
+        <w:t>RAG는 기술 매뉴얼, 사내 문서 및 교육 자료와 같이 문서에 도메인 지식이 명시된 환경에 적용될 수 있다. 그러나 텍스트 기반 RAG는 주로 문장 또는 문단 단위의 검색에 의존하므로, 이미지, 도식, 표 및 화면 캡처가 중요한 문서에서는 시각적 근거를 직접 활용하기 어렵다. 본 연구에서 사용하는 협동 로봇 실습 매뉴얼도 텍스트와 시각 자료를 함께 포함한다.</w:t>
       </w:r>
     </w:p>
     <w:p>
@@ -322,7 +322,7 @@
           <w:rFonts w:ascii="Calibri" w:hAnsi="Calibri" w:eastAsia="맑은 고딕"/>
           <w:sz w:val="22"/>
         </w:rPr>
-        <w:t>멀티모달 검색은 텍스트, 이미지, 도식, 오디오 등 서로 다른 modality의 정보를 함께 활용하여 관련 자료를 찾는 방법이다. 이미지와 텍스트를 같은 임베딩 공간에 매핑하는 비전-언어 모델을 사용하면, 텍스트 질의에 대해 관련 이미지를 검색하거나 이미지와 관련된 텍스트를 연결할 수 있다. CLIP은 자연어 supervision을 이용하여 이미지와 텍스트를 연결하는 대표적인 비전-언어 모델이며[5], SigLIP은 sigmoid loss를 사용하여 image-text pre-training을 수행하는 방식으로 제안되었다[6].</w:t>
+        <w:t>멀티모달 검색은 텍스트, 이미지, 도식 및 오디오와 같은 서로 다른 양식(modality)의 정보를 함께 활용하여 관련 자료를 검색하는 방법이다. 이미지와 텍스트를 공유 임베딩 공간에 매핑하는 비전-언어 모델을 이용하면 텍스트 질의에 대한 이미지 검색과 이미지-텍스트 연결이 가능하다. CLIP은 자연어 감독 신호를 이용하여 이미지와 텍스트를 연결하는 대표적인 비전-언어 모델이며[5], SigLIP은 시그모이드 손실을 적용한 이미지-텍스트 사전학습 방식이다[6]. 본 연구에서는 CLIP을 관련 연구로 다루고, 실제 텍스트-이미지 의미 유사도 계산에는 SigLIP을 사용하였다.</w:t>
       </w:r>
     </w:p>
     <w:p>
@@ -334,7 +334,7 @@
           <w:rFonts w:ascii="Calibri" w:hAnsi="Calibri" w:eastAsia="맑은 고딕"/>
           <w:sz w:val="22"/>
         </w:rPr>
-        <w:t>실습 매뉴얼에서는 하나의 절차가 텍스트 설명과 이미지 자료로 함께 구성되는 경우가 많다. 예를 들어 특정 메뉴 경로는 텍스트로 설명되지만, 실제 학습자는 티치 펜던트 화면 이미지나 설정 화면을 함께 확인해야 한다. 따라서 텍스트 검색 결과와 이미지 검색 결과를 독립적으로 제공하는 것만으로는 부족하며, 텍스트와 이미지가 어떤 page와 실습 단계에서 연결되는지 함께 고려해야 한다.</w:t>
+        <w:t>본 연구에서 사용한 실습 매뉴얼에서는 하나의 절차가 텍스트 설명과 이미지 자료로 함께 제시된다. 예를 들어 메뉴 경로는 텍스트로 설명되지만, 해당 조작을 확인하려면 티치 펜던트 또는 설정 화면 이미지가 필요할 수 있다. 따라서 텍스트와 이미지 검색 결과를 독립적으로 제공하는 방식보다 두 자료가 연결되는 페이지와 실습 단계 문맥을 함께 고려하는 방식이 요구된다.</w:t>
       </w:r>
     </w:p>
     <w:p>
@@ -354,7 +354,7 @@
           <w:rFonts w:ascii="Calibri" w:hAnsi="Calibri" w:eastAsia="맑은 고딕"/>
           <w:sz w:val="22"/>
         </w:rPr>
-        <w:t>실습 교육 환경에서 학습자의 질문은 독립적인 정보 검색 요청이 아니라 특정 실습 단계와 연결된다. 같은 단어가 포함된 질문이라도 설치 단계, 안전 설정 단계, 프로그램 실행 단계에 따라 필요한 답변과 관련 이미지가 달라질 수 있다. 협동 로봇 교육 관련 연구에서도 이론 설명뿐 아니라 hands-on laboratory exercise, 안전, 조작, 프로그래밍 등 실습 모듈의 중요성이 강조되어 왔다[12]. 따라서 실습 안내 시스템은 질문의 표면적 유사도뿐 아니라 현재 실습 단계와 매뉴얼 구조를 함께 고려해야 한다.</w:t>
+        <w:t>실습 환경의 질의는 특정 작업 단계와 연관될 수 있다. 동일하거나 유사한 용어를 포함한 질의라도 설치, 안전 설정 및 프로그램 실행 등 단계에 따라 필요한 근거와 관련 이미지가 달라질 수 있다. 협동 로봇 교육 연구에서도 이론 설명뿐 아니라 실험실 실습, 안전, 조작 및 프로그래밍 모듈의 중요성이 논의되어 왔다[12]. 이러한 특성을 고려할 때, 실습 안내를 위한 검색에서는 질의의 의미 유사도와 함께 실습 단계 및 매뉴얼 구조를 반영할 필요가 있다.</w:t>
       </w:r>
     </w:p>
     <w:p>
@@ -366,7 +366,7 @@
           <w:rFonts w:ascii="Calibri" w:hAnsi="Calibri" w:eastAsia="맑은 고딕"/>
           <w:sz w:val="22"/>
         </w:rPr>
-        <w:t>본 연구에서는 이러한 문제를 완화하기 위해 질문에서 실습 단계를 추정하고, 실습 단계별 page 범위, section heading, 핵심 keyword로 구성된 context map을 멀티모달 검색 결과의 re-ranking에 활용한다.</w:t>
+        <w:t>본 연구에서는 질의로부터 실습 단계를 추정하고, 단계별 페이지 범위, 절 제목 및 핵심어로 구성된 문맥 맵을 멀티모달 검색 결과의 재순위화에 활용한다.</w:t>
       </w:r>
     </w:p>
     <w:p>
@@ -394,7 +394,7 @@
           <w:rFonts w:ascii="Calibri" w:hAnsi="Calibri" w:eastAsia="맑은 고딕"/>
           <w:sz w:val="22"/>
         </w:rPr>
-        <w:t>제안 시스템은 협동 로봇 실습 매뉴얼을 기반으로 텍스트와 이미지/도식 자료를 전처리하고, 이를 검색 가능한 형태로 인덱싱한다. 사용자가 실습 관련 질문을 입력하면 시스템은 관련 텍스트 chunk와 이미지 후보를 검색한 뒤, 선택된 로컬 LLM을 이용하여 답변을 생성한다.</w:t>
+        <w:t>제안 프레임워크는 협동 로봇 실습 매뉴얼에서 텍스트와 이미지·도식을 추출하고, 각 자료를 검색 가능한 형태로 전처리하여 인덱싱한다. 실습 관련 질의가 입력되면 관련 텍스트 청크와 이미지 후보를 검색하고, 선택된 로컬 대규모 언어 모델(LLM)을 이용하여 응답을 생성한다.</w:t>
       </w:r>
     </w:p>
     <w:p>
@@ -426,7 +426,7 @@
           <w:rFonts w:ascii="Calibri" w:hAnsi="Calibri" w:eastAsia="맑은 고딕"/>
           <w:sz w:val="22"/>
         </w:rPr>
-        <w:t>매뉴얼 PDF에서 텍스트와 이미지/도식 자료를 추출한다.</w:t>
+        <w:t>매뉴얼 PDF에서 텍스트와 이미지·도식을 추출한다.</w:t>
       </w:r>
     </w:p>
     <w:p>
@@ -446,7 +446,7 @@
           <w:rFonts w:ascii="Calibri" w:hAnsi="Calibri" w:eastAsia="맑은 고딕"/>
           <w:sz w:val="22"/>
         </w:rPr>
-        <w:t>텍스트를 chunk 단위로 분할하고 page, section, 주변 문맥 정보를 함께 저장한다.</w:t>
+        <w:t>텍스트를 청크 단위로 분할하고 페이지, 절, 주변 문맥 및 텍스트 BBox를 저장한다.</w:t>
       </w:r>
     </w:p>
     <w:p>
@@ -466,7 +466,7 @@
           <w:rFonts w:ascii="Calibri" w:hAnsi="Calibri" w:eastAsia="맑은 고딕"/>
           <w:sz w:val="22"/>
         </w:rPr>
-        <w:t>이미지 파일에 page 정보와 주변 텍스트 정보를 연결한다.</w:t>
+        <w:t>추출한 이미지에는 페이지 정보와 이미지 BBox를 저장한다.</w:t>
       </w:r>
     </w:p>
     <w:p>
@@ -486,7 +486,7 @@
           <w:rFonts w:ascii="Calibri" w:hAnsi="Calibri" w:eastAsia="맑은 고딕"/>
           <w:sz w:val="22"/>
         </w:rPr>
-        <w:t>텍스트 임베딩과 이미지 관련 임베딩을 생성하여 벡터 데이터베이스에 저장한다.</w:t>
+        <w:t>동일 페이지와 다음 페이지의 텍스트-이미지 쌍을 수집한 후, BBox 거리로 공간 후보를 제한하고 SigLIP 의미 유사도에 따라 후보를 순위화하여 매핑 정보를 생성한다.</w:t>
       </w:r>
     </w:p>
     <w:p>
@@ -506,7 +506,7 @@
           <w:rFonts w:ascii="Calibri" w:hAnsi="Calibri" w:eastAsia="맑은 고딕"/>
           <w:sz w:val="22"/>
         </w:rPr>
-        <w:t>사용자의 질문에 대해 텍스트 후보와 이미지 후보를 검색한다.</w:t>
+        <w:t>텍스트 임베딩, 이미지 인덱스 및 텍스트-이미지 매핑 메타데이터를 로컬 벡터 데이터베이스에 저장한다.</w:t>
       </w:r>
     </w:p>
     <w:p>
@@ -526,7 +526,7 @@
           <w:rFonts w:ascii="Calibri" w:hAnsi="Calibri" w:eastAsia="맑은 고딕"/>
           <w:sz w:val="22"/>
         </w:rPr>
-        <w:t>G3에서는 텍스트 검색, 이미지 검색, page proximity, 텍스트-이미지 매핑 점수를 결합한다.</w:t>
+        <w:t>사용자 질의에 대해 텍스트 후보와 이미지 후보를 검색한다.</w:t>
       </w:r>
     </w:p>
     <w:p>
@@ -546,7 +546,7 @@
           <w:rFonts w:ascii="Calibri" w:hAnsi="Calibri" w:eastAsia="맑은 고딕"/>
           <w:sz w:val="22"/>
         </w:rPr>
-        <w:t>G4에서는 질문에서 실습 단계를 추정하고, 해당 단계의 context map을 반영하여 후보 순위를 재조정한다.</w:t>
+        <w:t>G3에서는 텍스트 검색, 이미지 검색, 페이지 근접도 및 사전 계산된 SigLIP 기반 텍스트-이미지 매핑 점수를 결합한다.</w:t>
       </w:r>
     </w:p>
     <w:p>
@@ -566,6 +566,26 @@
           <w:rFonts w:ascii="Calibri" w:hAnsi="Calibri" w:eastAsia="맑은 고딕"/>
           <w:sz w:val="22"/>
         </w:rPr>
+        <w:t>G4에서는 질의로부터 실습 단계를 추정하고, 해당 단계의 문맥 맵을 반영하여 후보를 재순위화한다.</w:t>
+      </w:r>
+    </w:p>
+    <w:p>
+      <w:pPr>
+        <w:spacing w:before="0" w:after="80" w:line="280" w:lineRule="auto"/>
+        <w:ind w:left="504" w:hanging="360"/>
+      </w:pPr>
+      <w:r>
+        <w:rPr>
+          <w:rFonts w:ascii="Calibri" w:hAnsi="Calibri" w:eastAsia="맑은 고딕"/>
+          <w:sz w:val="22"/>
+        </w:rPr>
+        <w:t xml:space="preserve">9. </w:t>
+      </w:r>
+      <w:r>
+        <w:rPr>
+          <w:rFonts w:ascii="Calibri" w:hAnsi="Calibri" w:eastAsia="맑은 고딕"/>
+          <w:sz w:val="22"/>
+        </w:rPr>
         <w:t>검색된 근거를 바탕으로 로컬 LLM이 실습 안내 답변을 생성한다.</w:t>
       </w:r>
     </w:p>
@@ -577,7 +597,7 @@
       <w:r>
         <w:drawing>
           <wp:inline xmlns:a="http://schemas.openxmlformats.org/drawingml/2006/main" xmlns:pic="http://schemas.openxmlformats.org/drawingml/2006/picture">
-            <wp:extent cx="5715000" cy="3766705"/>
+            <wp:extent cx="5715000" cy="3452812"/>
             <wp:docPr id="1" name="Picture 1"/>
             <wp:cNvGraphicFramePr>
               <a:graphicFrameLocks noChangeAspect="1"/>
@@ -598,7 +618,7 @@
                   <pic:spPr>
                     <a:xfrm>
                       <a:off x="0" y="0"/>
-                      <a:ext cx="5715000" cy="3766705"/>
+                      <a:ext cx="5715000" cy="3452812"/>
                     </a:xfrm>
                     <a:prstGeom prst="rect"/>
                   </pic:spPr>
@@ -634,19 +654,34 @@
           <w:rFonts w:ascii="Calibri" w:hAnsi="Calibri" w:eastAsia="맑은 고딕"/>
           <w:sz w:val="22"/>
         </w:rPr>
-        <w:t>매뉴얼에서 추출한 텍스트는 실습 절차와 의미 단위가 유지되도록 chunk로 분할하였다. 각 chunk에는 원문 텍스트, page 번호, section 관련 정보가 함께 저장된다. 텍스트 검색에는 BGE-M3 기반 임베딩을 사용하며, 벡터 데이터베이스는 ChromaDB를 사용한다.</w:t>
+        <w:t xml:space="preserve">매뉴얼에서 추출한 텍스트는 실습 절차와 의미 단위가 유지되도록 청크로 분할하였다. 각 청크에는 원문 텍스트, 페이지 번호, 절 관련 정보 및 해당 텍스트 영역의 BBox 좌표를 저장하였다. BBox는 PDF 페이지에서 텍스트가 차지하는 직사각형 영역을 </w:t>
       </w:r>
-    </w:p>
-    <w:p>
-      <w:pPr>
-        <w:spacing w:before="0" w:after="120" w:line="264" w:lineRule="auto"/>
-      </w:pPr>
+      <w:r>
+        <w:rPr>
+          <w:rFonts w:ascii="Consolas" w:hAnsi="Consolas" w:eastAsia="맑은 고딕"/>
+          <w:color w:val="464646"/>
+          <w:sz w:val="21"/>
+        </w:rPr>
+        <w:t>(x0, y0, x1, y1)</w:t>
+      </w:r>
       <w:r>
         <w:rPr>
           <w:rFonts w:ascii="Calibri" w:hAnsi="Calibri" w:eastAsia="맑은 고딕"/>
           <w:sz w:val="22"/>
         </w:rPr>
-        <w:t>텍스트 기반 RAG인 G2에서는 질문 임베딩과 텍스트 chunk 임베딩 간 유사도를 기반으로 Top-k 텍스트 후보를 검색한다. 검색된 텍스트 후보는 LLM 답변 생성의 근거로 사용된다.</w:t>
+        <w:t>로 나타낸다. 텍스트 임베딩에는 BGE-M3를 사용하였고, 벡터 데이터베이스는 ChromaDB로 구성하였다.</w:t>
+      </w:r>
+    </w:p>
+    <w:p>
+      <w:pPr>
+        <w:spacing w:before="0" w:after="120" w:line="264" w:lineRule="auto"/>
+      </w:pPr>
+      <w:r>
+        <w:rPr>
+          <w:rFonts w:ascii="Calibri" w:hAnsi="Calibri" w:eastAsia="맑은 고딕"/>
+          <w:sz w:val="22"/>
+        </w:rPr>
+        <w:t>텍스트 기반 RAG인 G2는 질의 임베딩과 텍스트 청크 임베딩 간 유사도를 기준으로 상위 k개의 텍스트 후보를 검색한다. 검색된 텍스트 후보는 LLM 응답 생성의 근거로 사용된다.</w:t>
       </w:r>
     </w:p>
     <w:p>
@@ -666,7 +701,7 @@
           <w:rFonts w:ascii="Calibri" w:hAnsi="Calibri" w:eastAsia="맑은 고딕"/>
           <w:sz w:val="22"/>
         </w:rPr>
-        <w:t>매뉴얼에서 추출한 이미지/도식 자료는 파일명과 page 정보를 기준으로 관리된다. 이미지 자료는 단독으로 의미를 갖기 어려운 경우가 많으므로, 주변 텍스트와 page 정보를 함께 활용한다. 또한 이미지 후보 검색에서는 이미지 전용 검색 결과와 텍스트 검색 결과의 page proximity를 함께 고려한다.</w:t>
+        <w:t>매뉴얼에서 추출한 이미지·도식은 파일명, 페이지 번호 및 이미지 BBox를 기준으로 관리하였다. 이미지 자료는 주변 설명과 분리될 경우 의미를 특정하기 어려울 수 있으므로, 전처리 단계에서 텍스트 청크와 이미지 간 공간적·의미적 연관성을 계산하였다. 각 텍스트 청크에 대해 동일 페이지와 다음 페이지의 이미지를 초기 후보로 수집하였다. 동일 페이지에서는 텍스트 BBox 집합과 이미지 BBox 중심점 사이의 2차원 거리를 계산하고, 대상 매뉴얼에서 이미지가 관련 텍스트 아래에 배치되는 경향을 반영하여 거리를 보정하였다. 다음 페이지의 후보에는 공간 패널티를 적용하였다.</w:t>
       </w:r>
     </w:p>
     <w:p>
@@ -678,7 +713,34 @@
           <w:rFonts w:ascii="Calibri" w:hAnsi="Calibri" w:eastAsia="맑은 고딕"/>
           <w:sz w:val="22"/>
         </w:rPr>
-        <w:t>G3에서는 이미지 검색 성능을 높이기 위해 다음 점수를 결합한다.</w:t>
+        <w:t xml:space="preserve">BBox 거리는 최종 매핑 점수에 직접 포함하지 않고 후보 게이트로만 사용하였다. 보정 거리가 300포인트 미만인 이미지는 공간 후보로 유지하였다. 한편 공간적으로 멀지만 의미적으로 관련된 이미지가 제외되는 것을 줄이기 위해, 강건 정규화(robust normalization)를 적용한 SigLIP 유사도가 0.40 이상인 후보는 유지하였다. 후보 순위와 </w:t>
+      </w:r>
+      <w:r>
+        <w:rPr>
+          <w:rFonts w:ascii="Consolas" w:hAnsi="Consolas" w:eastAsia="맑은 고딕"/>
+          <w:color w:val="464646"/>
+          <w:sz w:val="21"/>
+        </w:rPr>
+        <w:t>mapping_score</w:t>
+      </w:r>
+      <w:r>
+        <w:rPr>
+          <w:rFonts w:ascii="Calibri" w:hAnsi="Calibri" w:eastAsia="맑은 고딕"/>
+          <w:sz w:val="22"/>
+        </w:rPr>
+        <w:t>는 SigLIP 이미지-텍스트 코사인 유사도로 결정하였다. 코사인 유사도는 전처리 쌍 분포의 강건 구간을 이용하여 0과 1 사이로 정규화하였으며, 전체 데이터에 동일한 고정 경계를 적용하였다. 따라서 BBox는 공간적으로 먼 이미지를 제외하는 역할을 하고, SigLIP은 유지된 후보를 의미 유사도에 따라 순위화한다. 이 계산은 오프라인 전처리에서 한 번 수행되며, 실행 단계에서는 저장된 매핑 정보만 사용한다.</w:t>
+      </w:r>
+    </w:p>
+    <w:p>
+      <w:pPr>
+        <w:spacing w:before="0" w:after="120" w:line="264" w:lineRule="auto"/>
+      </w:pPr>
+      <w:r>
+        <w:rPr>
+          <w:rFonts w:ascii="Calibri" w:hAnsi="Calibri" w:eastAsia="맑은 고딕"/>
+          <w:sz w:val="22"/>
+        </w:rPr>
+        <w:t>G3의 이미지 후보 점수는 다음 검색 신호를 결합하여 계산하였다.</w:t>
       </w:r>
     </w:p>
     <w:p>
@@ -718,7 +780,7 @@
           <w:rFonts w:ascii="Calibri" w:hAnsi="Calibri" w:eastAsia="맑은 고딕"/>
           <w:sz w:val="22"/>
         </w:rPr>
-        <w:t>텍스트 검색 결과와 이미지 page 간 근접도</w:t>
+        <w:t>텍스트 검색 결과와 이미지 페이지 간 근접도</w:t>
       </w:r>
     </w:p>
     <w:p>
@@ -738,7 +800,7 @@
           <w:rFonts w:ascii="Calibri" w:hAnsi="Calibri" w:eastAsia="맑은 고딕"/>
           <w:sz w:val="22"/>
         </w:rPr>
-        <w:t>텍스트-이미지 매핑 점수</w:t>
+        <w:t>BBox 후보 필터를 거쳐 사전 계산된 SigLIP 텍스트-이미지 매핑 점수</w:t>
       </w:r>
     </w:p>
     <w:p>
@@ -770,7 +832,7 @@
           <w:rFonts w:ascii="Calibri" w:hAnsi="Calibri" w:eastAsia="맑은 고딕"/>
           <w:sz w:val="22"/>
         </w:rPr>
-        <w:t>이를 통해 사용자의 질문과 직접적으로 관련된 텍스트 근거뿐 아니라, 해당 텍스트와 가까운 page에 위치한 이미지/도식 자료를 함께 검색한다.</w:t>
+        <w:t>이와 같은 결합을 통해 질의와 관련된 텍스트 근거뿐 아니라 해당 근거와 공간적·의미적으로 연결된 이미지와 도식을 검색한다. 그림 1은 BBox 및 SigLIP 기반 매핑을 포함한 전체 시스템 구조를 나타내며, 그림 2는 G3 후보에 자동 추정된 단계 문맥을 적용하는 G4의 후보 확장 및 재순위화 과정을 나타낸다.</w:t>
       </w:r>
     </w:p>
     <w:p>
@@ -778,7 +840,7 @@
         <w:pStyle w:val="Heading2"/>
       </w:pPr>
       <w:r>
-        <w:t>3.4 상황 인지형 re-ranking</w:t>
+        <w:t>3.4 상황 인지형 재순위화</w:t>
       </w:r>
     </w:p>
     <w:p>
@@ -790,7 +852,7 @@
           <w:rFonts w:ascii="Calibri" w:hAnsi="Calibri" w:eastAsia="맑은 고딕"/>
           <w:sz w:val="22"/>
         </w:rPr>
-        <w:t>G4는 G3 구조에 실습 단계 추정과 context map 기반 re-ranking을 추가한 방식이다. context map은 각 실습 단계에 대해 관련 page 범위, section heading, 핵심 keyword, 매핑 근거를 포함한다. 이 매핑표는 정답 이미지 파일명이나 정답 chunk ID를 사용하지 않고, 매뉴얼의 section 구조와 실습 단계 의미를 기준으로 수동 검토하여 구성하였다.</w:t>
+        <w:t>G4는 G3에 실습 단계 추정과 문맥 맵 기반 재순위화를 추가한 구조이다. 문맥 맵은 각 실습 단계와 관련된 페이지 범위, 절 제목, 핵심어 및 매핑 근거로 구성하였다. 평가 정보의 누수를 방지하기 위해 정답 이미지 파일명과 정답 청크 식별자는 문맥 맵에 포함하지 않았다. 문맥 맵은 매뉴얼의 절 구조와 각 실습 단계의 의미를 기준으로 수동 검토하여 구축하였다.</w:t>
       </w:r>
     </w:p>
     <w:p>
@@ -802,7 +864,7 @@
           <w:rFonts w:ascii="Calibri" w:hAnsi="Calibri" w:eastAsia="맑은 고딕"/>
           <w:sz w:val="22"/>
         </w:rPr>
-        <w:t>G4의 re-ranking은 다음 방식으로 이루어진다.</w:t>
+        <w:t>G4의 재순위화 절차는 다음과 같다.</w:t>
       </w:r>
     </w:p>
     <w:p>
@@ -822,7 +884,7 @@
           <w:rFonts w:ascii="Calibri" w:hAnsi="Calibri" w:eastAsia="맑은 고딕"/>
           <w:sz w:val="22"/>
         </w:rPr>
-        <w:t>질문과 실습 단계 context profile 간 BGE-M3 의미 유사도를 비교하여 실습 단계를 추정한다.</w:t>
+        <w:t>질의와 실습 단계 문맥 프로파일 간 BGE-M3 의미 유사도를 비교하여 실습 단계를 추정한다.</w:t>
       </w:r>
     </w:p>
     <w:p>
@@ -842,7 +904,7 @@
           <w:rFonts w:ascii="Calibri" w:hAnsi="Calibri" w:eastAsia="맑은 고딕"/>
           <w:sz w:val="22"/>
         </w:rPr>
-        <w:t>분류 신뢰도가 낮거나 1위와 2위 후보가 애매하면 G4를 강제 적용하지 않고 G3 방식으로 fallback한다.</w:t>
+        <w:t>최고 단계 유사도가 0.45 미만이거나 1위와 2위 단계 후보 간 유사도 차이가 0.03 미만이면 G4를 적용하지 않고 G3 순위를 유지한다.</w:t>
       </w:r>
     </w:p>
     <w:p>
@@ -862,7 +924,7 @@
           <w:rFonts w:ascii="Calibri" w:hAnsi="Calibri" w:eastAsia="맑은 고딕"/>
           <w:sz w:val="22"/>
         </w:rPr>
-        <w:t>추정된 실습 단계와 연결된 page 범위와 keyword를 불러온다.</w:t>
+        <w:t>추정된 실습 단계와 연결된 페이지 범위와 핵심어를 불러온다.</w:t>
       </w:r>
     </w:p>
     <w:p>
@@ -882,7 +944,7 @@
           <w:rFonts w:ascii="Calibri" w:hAnsi="Calibri" w:eastAsia="맑은 고딕"/>
           <w:sz w:val="22"/>
         </w:rPr>
-        <w:t>검색 후보가 관련 page 범위에 포함되면 추가 점수를 부여한다.</w:t>
+        <w:t>검색 후보가 관련 페이지 범위에 포함되면 추가 점수를 부여한다.</w:t>
       </w:r>
     </w:p>
     <w:p>
@@ -902,7 +964,7 @@
           <w:rFonts w:ascii="Calibri" w:hAnsi="Calibri" w:eastAsia="맑은 고딕"/>
           <w:sz w:val="22"/>
         </w:rPr>
-        <w:t>후보의 주변 텍스트 또는 section 정보가 keyword와 일치하면 점수를 보정한다.</w:t>
+        <w:t>후보의 주변 텍스트 또는 절 정보가 단계별 핵심어와 일치하면 점수를 보정한다.</w:t>
       </w:r>
     </w:p>
     <w:p>
@@ -922,7 +984,7 @@
           <w:rFonts w:ascii="Calibri" w:hAnsi="Calibri" w:eastAsia="맑은 고딕"/>
           <w:sz w:val="22"/>
         </w:rPr>
-        <w:t>기존 G3 점수와 context 점수를 결합하여 최종 순위를 계산한다.</w:t>
+        <w:t>기존 G3 점수와 단계 문맥 점수를 결합하여 최종 순위를 계산한다.</w:t>
       </w:r>
     </w:p>
     <w:p>
@@ -934,18 +996,753 @@
           <w:rFonts w:ascii="Calibri" w:hAnsi="Calibri" w:eastAsia="맑은 고딕"/>
           <w:sz w:val="22"/>
         </w:rPr>
-        <w:t>이 방식은 검색 후보를 정답 라벨로 직접 선택하는 것이 아니라, 매뉴얼 구조와 실습 단계 정보를 이용하여 후보의 우선순위를 조정한다는 점에서 상황 인지형 검색 구조로 해석할 수 있다.</w:t>
+        <w:t>이 절차는 정답 라벨을 이용하여 검색 후보를 직접 선택하지 않고, 매뉴얼 구조와 추정된 실습 단계 정보를 이용하여 후보의 우선순위를 조정한다. 따라서 G4는 단계 문맥을 검색 과정에 반영하는 상황 인지형 재순위화 구조로 정의하였다.</w:t>
       </w:r>
     </w:p>
     <w:p>
       <w:pPr>
+        <w:spacing w:before="0" w:after="120" w:line="264" w:lineRule="auto"/>
+      </w:pPr>
+      <w:r>
+        <w:rPr>
+          <w:rFonts w:ascii="Calibri" w:hAnsi="Calibri" w:eastAsia="맑은 고딕"/>
+          <w:b/>
+          <w:sz w:val="22"/>
+        </w:rPr>
+        <w:t>Algorithm 1. G4의 상황 인지형 멀티모달 재순위화</w:t>
+      </w:r>
+    </w:p>
+    <w:p>
+      <w:pPr>
+        <w:spacing w:before="0" w:after="120" w:line="264" w:lineRule="auto"/>
+      </w:pPr>
+      <w:r>
+        <w:rPr>
+          <w:rFonts w:ascii="Calibri" w:hAnsi="Calibri" w:eastAsia="맑은 고딕"/>
+          <w:sz w:val="22"/>
+        </w:rPr>
+        <w:t>```text</w:t>
+      </w:r>
+    </w:p>
+    <w:p>
+      <w:pPr>
+        <w:spacing w:before="0" w:after="120" w:line="264" w:lineRule="auto"/>
+      </w:pPr>
+      <w:r>
+        <w:rPr>
+          <w:rFonts w:ascii="Calibri" w:hAnsi="Calibri" w:eastAsia="맑은 고딕"/>
+          <w:sz w:val="22"/>
+        </w:rPr>
+        <w:t>Input: 질의 q; G3 텍스트 후보 T; G3 이미지 후보 I;</w:t>
+      </w:r>
+    </w:p>
+    <w:p>
+      <w:pPr>
+        <w:spacing w:before="0" w:after="120" w:line="264" w:lineRule="auto"/>
+      </w:pPr>
+      <w:r>
+        <w:rPr>
+          <w:rFonts w:ascii="Calibri" w:hAnsi="Calibri" w:eastAsia="맑은 고딕"/>
+          <w:sz w:val="22"/>
+        </w:rPr>
+        <w:t>단계 프로파일 S; 단계 문맥 맵 C; 텍스트/이미지 반환 수 k_T, k_I</w:t>
+      </w:r>
+    </w:p>
+    <w:p>
+      <w:pPr>
+        <w:spacing w:before="0" w:after="120" w:line="264" w:lineRule="auto"/>
+      </w:pPr>
+      <w:r>
+        <w:rPr>
+          <w:rFonts w:ascii="Calibri" w:hAnsi="Calibri" w:eastAsia="맑은 고딕"/>
+          <w:sz w:val="22"/>
+        </w:rPr>
+        <w:t>Output: 재순위화된 텍스트 후보 T'와 이미지 후보 I'</w:t>
+      </w:r>
+    </w:p>
+    <w:p>
+      <w:pPr>
+        <w:spacing w:before="0" w:after="120" w:line="264" w:lineRule="auto"/>
+      </w:pPr>
+      <w:r>
+        <w:rPr>
+          <w:rFonts w:ascii="Calibri" w:hAnsi="Calibri" w:eastAsia="맑은 고딕"/>
+          <w:sz w:val="22"/>
+        </w:rPr>
+        <w:t>Parameters: tau_s=0.45, tau_m=0.03, beta_t=0.28,</w:t>
+      </w:r>
+    </w:p>
+    <w:p>
+      <w:pPr>
+        <w:spacing w:before="0" w:after="120" w:line="264" w:lineRule="auto"/>
+      </w:pPr>
+      <w:r>
+        <w:rPr>
+          <w:rFonts w:ascii="Calibri" w:hAnsi="Calibri" w:eastAsia="맑은 고딕"/>
+          <w:sz w:val="22"/>
+        </w:rPr>
+        <w:t>lambda_c=0.50, lambda_p=0.25, R=120</w:t>
+      </w:r>
+    </w:p>
+    <w:p>
+      <w:pPr>
+        <w:spacing w:before="0" w:after="120" w:line="264" w:lineRule="auto"/>
+      </w:pPr>
+      <w:r>
+        <w:rPr>
+          <w:rFonts w:ascii="Calibri" w:hAnsi="Calibri" w:eastAsia="맑은 고딕"/>
+          <w:sz w:val="22"/>
+        </w:rPr>
+        <w:t>1: e_q &lt;- BGE-M3(q)</w:t>
+      </w:r>
+    </w:p>
+    <w:p>
+      <w:pPr>
+        <w:spacing w:before="0" w:after="120" w:line="264" w:lineRule="auto"/>
+      </w:pPr>
+      <w:r>
+        <w:rPr>
+          <w:rFonts w:ascii="Calibri" w:hAnsi="Calibri" w:eastAsia="맑은 고딕"/>
+          <w:sz w:val="22"/>
+        </w:rPr>
+        <w:t>2: 각 단계 s in S에 대해 a_s &lt;- cos(e_q, e_s)를 계산한다.</w:t>
+      </w:r>
+    </w:p>
+    <w:p>
+      <w:pPr>
+        <w:spacing w:before="0" w:after="120" w:line="264" w:lineRule="auto"/>
+      </w:pPr>
+      <w:r>
+        <w:rPr>
+          <w:rFonts w:ascii="Calibri" w:hAnsi="Calibri" w:eastAsia="맑은 고딕"/>
+          <w:sz w:val="22"/>
+        </w:rPr>
+        <w:t>3: s* &lt;- argmax_s(a_s)로 두고, 상위 두 유사도를 a_1 &gt;= a_2로 둔다.</w:t>
+      </w:r>
+    </w:p>
+    <w:p>
+      <w:pPr>
+        <w:spacing w:before="0" w:after="120" w:line="264" w:lineRule="auto"/>
+      </w:pPr>
+      <w:r>
+        <w:rPr>
+          <w:rFonts w:ascii="Calibri" w:hAnsi="Calibri" w:eastAsia="맑은 고딕"/>
+          <w:sz w:val="22"/>
+        </w:rPr>
+        <w:t>4: if a_1 &lt; tau_s or (a_1-a_2) &lt; tau_m then</w:t>
+      </w:r>
+    </w:p>
+    <w:p>
+      <w:pPr>
+        <w:spacing w:before="0" w:after="120" w:line="264" w:lineRule="auto"/>
+      </w:pPr>
+      <w:r>
+        <w:rPr>
+          <w:rFonts w:ascii="Calibri" w:hAnsi="Calibri" w:eastAsia="맑은 고딕"/>
+          <w:sz w:val="22"/>
+        </w:rPr>
+        <w:t>5:   return G3-TopK(T,k_T), G3-TopK(I,k_I)</w:t>
+      </w:r>
+    </w:p>
+    <w:p>
+      <w:pPr>
+        <w:spacing w:before="0" w:after="120" w:line="264" w:lineRule="auto"/>
+      </w:pPr>
+      <w:r>
+        <w:rPr>
+          <w:rFonts w:ascii="Calibri" w:hAnsi="Calibri" w:eastAsia="맑은 고딕"/>
+          <w:sz w:val="22"/>
+        </w:rPr>
+        <w:t>6: c* &lt;- C[s*]에서 텍스트/이미지 페이지 범위, 핵심어, 절 용어,</w:t>
+      </w:r>
+    </w:p>
+    <w:p>
+      <w:pPr>
+        <w:spacing w:before="0" w:after="120" w:line="264" w:lineRule="auto"/>
+      </w:pPr>
+      <w:r>
+        <w:rPr>
+          <w:rFonts w:ascii="Calibri" w:hAnsi="Calibri" w:eastAsia="맑은 고딕"/>
+          <w:sz w:val="22"/>
+        </w:rPr>
+        <w:t>단계 가중치 w_s를 불러오고, 단계 이미지 범위의 유효 후보를 I에 추가한다.</w:t>
+      </w:r>
+    </w:p>
+    <w:p>
+      <w:pPr>
+        <w:spacing w:before="0" w:after="120" w:line="264" w:lineRule="auto"/>
+      </w:pPr>
+      <w:r>
+        <w:rPr>
+          <w:rFonts w:ascii="Calibri" w:hAnsi="Calibri" w:eastAsia="맑은 고딕"/>
+          <w:sz w:val="22"/>
+        </w:rPr>
+        <w:t>7: for each text candidate t in T do</w:t>
+      </w:r>
+    </w:p>
+    <w:p>
+      <w:pPr>
+        <w:spacing w:before="0" w:after="120" w:line="264" w:lineRule="auto"/>
+      </w:pPr>
+      <w:r>
+        <w:rPr>
+          <w:rFonts w:ascii="Calibri" w:hAnsi="Calibri" w:eastAsia="맑은 고딕"/>
+          <w:sz w:val="22"/>
+        </w:rPr>
+        <w:t>8:   (p_t,k_t,h_t) &lt;- StageMatch(t,c*)</w:t>
+      </w:r>
+    </w:p>
+    <w:p>
+      <w:pPr>
+        <w:spacing w:before="0" w:after="120" w:line="264" w:lineRule="auto"/>
+      </w:pPr>
+      <w:r>
+        <w:rPr>
+          <w:rFonts w:ascii="Calibri" w:hAnsi="Calibri" w:eastAsia="맑은 고딕"/>
+          <w:sz w:val="22"/>
+        </w:rPr>
+        <w:t>9:   c_t &lt;- w_s(0.55p_t + 0.30k_t + 0.15h_t)</w:t>
+      </w:r>
+    </w:p>
+    <w:p>
+      <w:pPr>
+        <w:spacing w:before="0" w:after="120" w:line="264" w:lineRule="auto"/>
+      </w:pPr>
+      <w:r>
+        <w:rPr>
+          <w:rFonts w:ascii="Calibri" w:hAnsi="Calibri" w:eastAsia="맑은 고딕"/>
+          <w:sz w:val="22"/>
+        </w:rPr>
+        <w:t>10:   b_t &lt;- 1-(r_G3(t)-1)/|T|; f_t &lt;- b_t + beta_t c_t</w:t>
+      </w:r>
+    </w:p>
+    <w:p>
+      <w:pPr>
+        <w:spacing w:before="0" w:after="120" w:line="264" w:lineRule="auto"/>
+      </w:pPr>
+      <w:r>
+        <w:rPr>
+          <w:rFonts w:ascii="Calibri" w:hAnsi="Calibri" w:eastAsia="맑은 고딕"/>
+          <w:sz w:val="22"/>
+        </w:rPr>
+        <w:t>11: for each image candidate i in I do</w:t>
+      </w:r>
+    </w:p>
+    <w:p>
+      <w:pPr>
+        <w:spacing w:before="0" w:after="120" w:line="264" w:lineRule="auto"/>
+      </w:pPr>
+      <w:r>
+        <w:rPr>
+          <w:rFonts w:ascii="Calibri" w:hAnsi="Calibri" w:eastAsia="맑은 고딕"/>
+          <w:sz w:val="22"/>
+        </w:rPr>
+        <w:t>12:   b_i &lt;- 0.25v_i + 0.15l_i + 0.50n_i + 0.05m_i + 0.05d_i</w:t>
+      </w:r>
+    </w:p>
+    <w:p>
+      <w:pPr>
+        <w:spacing w:before="0" w:after="120" w:line="264" w:lineRule="auto"/>
+      </w:pPr>
+      <w:r>
+        <w:rPr>
+          <w:rFonts w:ascii="Calibri" w:hAnsi="Calibri" w:eastAsia="맑은 고딕"/>
+          <w:sz w:val="22"/>
+        </w:rPr>
+        <w:t>13:   (p_i,k_i,h_i) &lt;- StageMatch(i,c*)</w:t>
+      </w:r>
+    </w:p>
+    <w:p>
+      <w:pPr>
+        <w:spacing w:before="0" w:after="120" w:line="264" w:lineRule="auto"/>
+      </w:pPr>
+      <w:r>
+        <w:rPr>
+          <w:rFonts w:ascii="Calibri" w:hAnsi="Calibri" w:eastAsia="맑은 고딕"/>
+          <w:sz w:val="22"/>
+        </w:rPr>
+        <w:t>14:   c_i &lt;- w_s(0.50p_i + 0.10k_i + 0.40h_i)</w:t>
+      </w:r>
+    </w:p>
+    <w:p>
+      <w:pPr>
+        <w:spacing w:before="0" w:after="120" w:line="264" w:lineRule="auto"/>
+      </w:pPr>
+      <w:r>
+        <w:rPr>
+          <w:rFonts w:ascii="Calibri" w:hAnsi="Calibri" w:eastAsia="맑은 고딕"/>
+          <w:sz w:val="22"/>
+        </w:rPr>
+        <w:t>15: 모든 이미지 후보를 b_i로 정렬하여 기본 순위 r_B(i)를 계산한다.</w:t>
+      </w:r>
+    </w:p>
+    <w:p>
+      <w:pPr>
+        <w:spacing w:before="0" w:after="120" w:line="264" w:lineRule="auto"/>
+      </w:pPr>
+      <w:r>
+        <w:rPr>
+          <w:rFonts w:ascii="Calibri" w:hAnsi="Calibri" w:eastAsia="맑은 고딕"/>
+          <w:sz w:val="22"/>
+        </w:rPr>
+        <w:t>16: for each image candidate i in I do</w:t>
+      </w:r>
+    </w:p>
+    <w:p>
+      <w:pPr>
+        <w:spacing w:before="0" w:after="120" w:line="264" w:lineRule="auto"/>
+      </w:pPr>
+      <w:r>
+        <w:rPr>
+          <w:rFonts w:ascii="Calibri" w:hAnsi="Calibri" w:eastAsia="맑은 고딕"/>
+          <w:sz w:val="22"/>
+        </w:rPr>
+        <w:t>17:   if r_B(i) &lt;= R: rho_i &lt;- 1-(r_B(i)-1)/R</w:t>
+      </w:r>
+    </w:p>
+    <w:p>
+      <w:pPr>
+        <w:spacing w:before="0" w:after="120" w:line="264" w:lineRule="auto"/>
+      </w:pPr>
+      <w:r>
+        <w:rPr>
+          <w:rFonts w:ascii="Calibri" w:hAnsi="Calibri" w:eastAsia="맑은 고딕"/>
+          <w:sz w:val="22"/>
+        </w:rPr>
+        <w:t>18:   else if p_i &gt; 0: rho_i &lt;- 0.35; else: rho_i &lt;- 0</w:t>
+      </w:r>
+    </w:p>
+    <w:p>
+      <w:pPr>
+        <w:spacing w:before="0" w:after="120" w:line="264" w:lineRule="auto"/>
+      </w:pPr>
+      <w:r>
+        <w:rPr>
+          <w:rFonts w:ascii="Calibri" w:hAnsi="Calibri" w:eastAsia="맑은 고딕"/>
+          <w:sz w:val="22"/>
+        </w:rPr>
+        <w:t>19:   f_i &lt;- b_i + lambda_c c_i rho_i + lambda_p p_i</w:t>
+      </w:r>
+    </w:p>
+    <w:p>
+      <w:pPr>
+        <w:spacing w:before="0" w:after="120" w:line="264" w:lineRule="auto"/>
+      </w:pPr>
+      <w:r>
+        <w:rPr>
+          <w:rFonts w:ascii="Calibri" w:hAnsi="Calibri" w:eastAsia="맑은 고딕"/>
+          <w:sz w:val="22"/>
+        </w:rPr>
+        <w:t>20: T를 f_t, I를 f_i의 내림차순으로 정렬한다.</w:t>
+      </w:r>
+    </w:p>
+    <w:p>
+      <w:pPr>
+        <w:spacing w:before="0" w:after="120" w:line="264" w:lineRule="auto"/>
+      </w:pPr>
+      <w:r>
+        <w:rPr>
+          <w:rFonts w:ascii="Calibri" w:hAnsi="Calibri" w:eastAsia="맑은 고딕"/>
+          <w:sz w:val="22"/>
+        </w:rPr>
+        <w:t>21: return TopK(T,k_T), TopK(I,k_I)</w:t>
+      </w:r>
+    </w:p>
+    <w:p>
+      <w:pPr>
+        <w:spacing w:before="0" w:after="120" w:line="264" w:lineRule="auto"/>
+      </w:pPr>
+      <w:r>
+        <w:rPr>
+          <w:rFonts w:ascii="Calibri" w:hAnsi="Calibri" w:eastAsia="맑은 고딕"/>
+          <w:sz w:val="22"/>
+        </w:rPr>
+        <w:t>```</w:t>
+      </w:r>
+    </w:p>
+    <w:p>
+      <w:pPr>
+        <w:spacing w:before="0" w:after="120" w:line="264" w:lineRule="auto"/>
+      </w:pPr>
+      <w:r>
+        <w:rPr>
+          <w:rFonts w:ascii="Calibri" w:hAnsi="Calibri" w:eastAsia="맑은 고딕"/>
+          <w:sz w:val="22"/>
+        </w:rPr>
+        <w:t xml:space="preserve">Algorithm 1에서 </w:t>
+      </w:r>
+      <w:r>
+        <w:rPr>
+          <w:rFonts w:ascii="Consolas" w:hAnsi="Consolas" w:eastAsia="맑은 고딕"/>
+          <w:color w:val="464646"/>
+          <w:sz w:val="21"/>
+        </w:rPr>
+        <w:t>T</w:t>
+      </w:r>
+      <w:r>
+        <w:rPr>
+          <w:rFonts w:ascii="Calibri" w:hAnsi="Calibri" w:eastAsia="맑은 고딕"/>
+          <w:sz w:val="22"/>
+        </w:rPr>
+        <w:t xml:space="preserve">는 G4 적용 시 최대 30개까지 확장한 G3 텍스트 후보이고, </w:t>
+      </w:r>
+      <w:r>
+        <w:rPr>
+          <w:rFonts w:ascii="Consolas" w:hAnsi="Consolas" w:eastAsia="맑은 고딕"/>
+          <w:color w:val="464646"/>
+          <w:sz w:val="21"/>
+        </w:rPr>
+        <w:t>I</w:t>
+      </w:r>
+      <w:r>
+        <w:rPr>
+          <w:rFonts w:ascii="Calibri" w:hAnsi="Calibri" w:eastAsia="맑은 고딕"/>
+          <w:sz w:val="22"/>
+        </w:rPr>
+        <w:t xml:space="preserve">는 텍스트-이미지 연결 후보, 인접 페이지 후보, 이미지 인덱스 후보 및 추정 단계의 이미지 페이지 범위 후보를 합친 집합이다. </w:t>
+      </w:r>
+      <w:r>
+        <w:rPr>
+          <w:rFonts w:ascii="Consolas" w:hAnsi="Consolas" w:eastAsia="맑은 고딕"/>
+          <w:color w:val="464646"/>
+          <w:sz w:val="21"/>
+        </w:rPr>
+        <w:t>S</w:t>
+      </w:r>
+      <w:r>
+        <w:rPr>
+          <w:rFonts w:ascii="Calibri" w:hAnsi="Calibri" w:eastAsia="맑은 고딕"/>
+          <w:sz w:val="22"/>
+        </w:rPr>
+        <w:t xml:space="preserve">는 단계명, 절 용어, 본문·동작 핵심어 및 매뉴얼 근거로 구성된 단계 프로파일 집합이며, </w:t>
+      </w:r>
+      <w:r>
+        <w:rPr>
+          <w:rFonts w:ascii="Consolas" w:hAnsi="Consolas" w:eastAsia="맑은 고딕"/>
+          <w:color w:val="464646"/>
+          <w:sz w:val="21"/>
+        </w:rPr>
+        <w:t>C</w:t>
+      </w:r>
+      <w:r>
+        <w:rPr>
+          <w:rFonts w:ascii="Calibri" w:hAnsi="Calibri" w:eastAsia="맑은 고딕"/>
+          <w:sz w:val="22"/>
+        </w:rPr>
+        <w:t xml:space="preserve">는 각 단계의 텍스트·이미지 페이지 범위와 용어 정보를 저장한 문맥 맵이다. </w:t>
+      </w:r>
+      <w:r>
+        <w:rPr>
+          <w:rFonts w:ascii="Consolas" w:hAnsi="Consolas" w:eastAsia="맑은 고딕"/>
+          <w:color w:val="464646"/>
+          <w:sz w:val="21"/>
+        </w:rPr>
+        <w:t>a_1</w:t>
+      </w:r>
+      <w:r>
+        <w:rPr>
+          <w:rFonts w:ascii="Calibri" w:hAnsi="Calibri" w:eastAsia="맑은 고딕"/>
+          <w:sz w:val="22"/>
+        </w:rPr>
+        <w:t xml:space="preserve">과 </w:t>
+      </w:r>
+      <w:r>
+        <w:rPr>
+          <w:rFonts w:ascii="Consolas" w:hAnsi="Consolas" w:eastAsia="맑은 고딕"/>
+          <w:color w:val="464646"/>
+          <w:sz w:val="21"/>
+        </w:rPr>
+        <w:t>a_2</w:t>
+      </w:r>
+      <w:r>
+        <w:rPr>
+          <w:rFonts w:ascii="Calibri" w:hAnsi="Calibri" w:eastAsia="맑은 고딕"/>
+          <w:sz w:val="22"/>
+        </w:rPr>
+        <w:t>는 질의와 단계 프로파일 간 코사인 유사도의 1위와 2위 값이다.</w:t>
+      </w:r>
+    </w:p>
+    <w:p>
+      <w:pPr>
+        <w:spacing w:before="0" w:after="120" w:line="264" w:lineRule="auto"/>
+      </w:pPr>
+      <w:r>
+        <w:rPr>
+          <w:rFonts w:ascii="Consolas" w:hAnsi="Consolas" w:eastAsia="맑은 고딕"/>
+          <w:color w:val="464646"/>
+          <w:sz w:val="21"/>
+        </w:rPr>
+        <w:t>p_x</w:t>
+      </w:r>
+      <w:r>
+        <w:rPr>
+          <w:rFonts w:ascii="Calibri" w:hAnsi="Calibri" w:eastAsia="맑은 고딕"/>
+          <w:sz w:val="22"/>
+        </w:rPr>
+        <w:t xml:space="preserve">, </w:t>
+      </w:r>
+      <w:r>
+        <w:rPr>
+          <w:rFonts w:ascii="Consolas" w:hAnsi="Consolas" w:eastAsia="맑은 고딕"/>
+          <w:color w:val="464646"/>
+          <w:sz w:val="21"/>
+        </w:rPr>
+        <w:t>k_x</w:t>
+      </w:r>
+      <w:r>
+        <w:rPr>
+          <w:rFonts w:ascii="Calibri" w:hAnsi="Calibri" w:eastAsia="맑은 고딕"/>
+          <w:sz w:val="22"/>
+        </w:rPr>
+        <w:t xml:space="preserve">, </w:t>
+      </w:r>
+      <w:r>
+        <w:rPr>
+          <w:rFonts w:ascii="Consolas" w:hAnsi="Consolas" w:eastAsia="맑은 고딕"/>
+          <w:color w:val="464646"/>
+          <w:sz w:val="21"/>
+        </w:rPr>
+        <w:t>h_x</w:t>
+      </w:r>
+      <w:r>
+        <w:rPr>
+          <w:rFonts w:ascii="Calibri" w:hAnsi="Calibri" w:eastAsia="맑은 고딕"/>
+          <w:sz w:val="22"/>
+        </w:rPr>
+        <w:t xml:space="preserve">는 각각 후보 </w:t>
+      </w:r>
+      <w:r>
+        <w:rPr>
+          <w:rFonts w:ascii="Consolas" w:hAnsi="Consolas" w:eastAsia="맑은 고딕"/>
+          <w:color w:val="464646"/>
+          <w:sz w:val="21"/>
+        </w:rPr>
+        <w:t>x</w:t>
+      </w:r>
+      <w:r>
+        <w:rPr>
+          <w:rFonts w:ascii="Calibri" w:hAnsi="Calibri" w:eastAsia="맑은 고딕"/>
+          <w:sz w:val="22"/>
+        </w:rPr>
+        <w:t xml:space="preserve">의 단계 페이지 일치도, 핵심어 일치도 및 절 제목 일치도를 나타낸다. 페이지 일치도는 단계 범위 안에서 1.0, 범위에서 한 페이지 떨어지면 0.70, 두 페이지 떨어지면 0.45, 그 밖에는 0으로 계산한다. 핵심어와 절 제목 일치도는 후보 메타데이터에서 일치한 용어 수를 이용하여 0과 1 사이로 정규화한다. 이미지 기본 점수의 </w:t>
+      </w:r>
+      <w:r>
+        <w:rPr>
+          <w:rFonts w:ascii="Consolas" w:hAnsi="Consolas" w:eastAsia="맑은 고딕"/>
+          <w:color w:val="464646"/>
+          <w:sz w:val="21"/>
+        </w:rPr>
+        <w:t>v_i</w:t>
+      </w:r>
+      <w:r>
+        <w:rPr>
+          <w:rFonts w:ascii="Calibri" w:hAnsi="Calibri" w:eastAsia="맑은 고딕"/>
+          <w:sz w:val="22"/>
+        </w:rPr>
+        <w:t xml:space="preserve">, </w:t>
+      </w:r>
+      <w:r>
+        <w:rPr>
+          <w:rFonts w:ascii="Consolas" w:hAnsi="Consolas" w:eastAsia="맑은 고딕"/>
+          <w:color w:val="464646"/>
+          <w:sz w:val="21"/>
+        </w:rPr>
+        <w:t>l_i</w:t>
+      </w:r>
+      <w:r>
+        <w:rPr>
+          <w:rFonts w:ascii="Calibri" w:hAnsi="Calibri" w:eastAsia="맑은 고딕"/>
+          <w:sz w:val="22"/>
+        </w:rPr>
+        <w:t xml:space="preserve">, </w:t>
+      </w:r>
+      <w:r>
+        <w:rPr>
+          <w:rFonts w:ascii="Consolas" w:hAnsi="Consolas" w:eastAsia="맑은 고딕"/>
+          <w:color w:val="464646"/>
+          <w:sz w:val="21"/>
+        </w:rPr>
+        <w:t>n_i</w:t>
+      </w:r>
+      <w:r>
+        <w:rPr>
+          <w:rFonts w:ascii="Calibri" w:hAnsi="Calibri" w:eastAsia="맑은 고딕"/>
+          <w:sz w:val="22"/>
+        </w:rPr>
+        <w:t xml:space="preserve">, </w:t>
+      </w:r>
+      <w:r>
+        <w:rPr>
+          <w:rFonts w:ascii="Consolas" w:hAnsi="Consolas" w:eastAsia="맑은 고딕"/>
+          <w:color w:val="464646"/>
+          <w:sz w:val="21"/>
+        </w:rPr>
+        <w:t>m_i</w:t>
+      </w:r>
+      <w:r>
+        <w:rPr>
+          <w:rFonts w:ascii="Calibri" w:hAnsi="Calibri" w:eastAsia="맑은 고딕"/>
+          <w:sz w:val="22"/>
+        </w:rPr>
+        <w:t xml:space="preserve">, </w:t>
+      </w:r>
+      <w:r>
+        <w:rPr>
+          <w:rFonts w:ascii="Consolas" w:hAnsi="Consolas" w:eastAsia="맑은 고딕"/>
+          <w:color w:val="464646"/>
+          <w:sz w:val="21"/>
+        </w:rPr>
+        <w:t>d_i</w:t>
+      </w:r>
+      <w:r>
+        <w:rPr>
+          <w:rFonts w:ascii="Calibri" w:hAnsi="Calibri" w:eastAsia="맑은 고딕"/>
+          <w:sz w:val="22"/>
+        </w:rPr>
+        <w:t xml:space="preserve">는 각각 이미지 전용 검색 점수, 연결된 텍스트 순위 점수, 페이지 근접도, BBox 후보 필터 이후 저장된 SigLIP 매핑 점수 및 도식 신뢰도를 의미한다. </w:t>
+      </w:r>
+      <w:r>
+        <w:rPr>
+          <w:rFonts w:ascii="Consolas" w:hAnsi="Consolas" w:eastAsia="맑은 고딕"/>
+          <w:color w:val="464646"/>
+          <w:sz w:val="21"/>
+        </w:rPr>
+        <w:t>b_x</w:t>
+      </w:r>
+      <w:r>
+        <w:rPr>
+          <w:rFonts w:ascii="Calibri" w:hAnsi="Calibri" w:eastAsia="맑은 고딕"/>
+          <w:sz w:val="22"/>
+        </w:rPr>
+        <w:t xml:space="preserve">, </w:t>
+      </w:r>
+      <w:r>
+        <w:rPr>
+          <w:rFonts w:ascii="Consolas" w:hAnsi="Consolas" w:eastAsia="맑은 고딕"/>
+          <w:color w:val="464646"/>
+          <w:sz w:val="21"/>
+        </w:rPr>
+        <w:t>c_x</w:t>
+      </w:r>
+      <w:r>
+        <w:rPr>
+          <w:rFonts w:ascii="Calibri" w:hAnsi="Calibri" w:eastAsia="맑은 고딕"/>
+          <w:sz w:val="22"/>
+        </w:rPr>
+        <w:t xml:space="preserve">, </w:t>
+      </w:r>
+      <w:r>
+        <w:rPr>
+          <w:rFonts w:ascii="Consolas" w:hAnsi="Consolas" w:eastAsia="맑은 고딕"/>
+          <w:color w:val="464646"/>
+          <w:sz w:val="21"/>
+        </w:rPr>
+        <w:t>f_x</w:t>
+      </w:r>
+      <w:r>
+        <w:rPr>
+          <w:rFonts w:ascii="Calibri" w:hAnsi="Calibri" w:eastAsia="맑은 고딕"/>
+          <w:sz w:val="22"/>
+        </w:rPr>
+        <w:t xml:space="preserve">는 각각 기본 점수, 단계 문맥 점수 및 최종 점수이며, </w:t>
+      </w:r>
+      <w:r>
+        <w:rPr>
+          <w:rFonts w:ascii="Consolas" w:hAnsi="Consolas" w:eastAsia="맑은 고딕"/>
+          <w:color w:val="464646"/>
+          <w:sz w:val="21"/>
+        </w:rPr>
+        <w:t>rho_i</w:t>
+      </w:r>
+      <w:r>
+        <w:rPr>
+          <w:rFonts w:ascii="Calibri" w:hAnsi="Calibri" w:eastAsia="맑은 고딕"/>
+          <w:sz w:val="22"/>
+        </w:rPr>
+        <w:t>는 기본 순위가 낮은 이미지에 문맥 점수가 과도하게 적용되지 않도록 하는 순위 감쇠 계수이다.</w:t>
+      </w:r>
+    </w:p>
+    <w:p>
+      <w:pPr>
+        <w:spacing w:before="0" w:after="120" w:line="264" w:lineRule="auto"/>
+      </w:pPr>
+      <w:r>
+        <w:rPr>
+          <w:rFonts w:ascii="Calibri" w:hAnsi="Calibri" w:eastAsia="맑은 고딕"/>
+          <w:sz w:val="22"/>
+        </w:rPr>
+        <w:t xml:space="preserve">단계 최고 유사도 </w:t>
+      </w:r>
+      <w:r>
+        <w:rPr>
+          <w:rFonts w:ascii="Consolas" w:hAnsi="Consolas" w:eastAsia="맑은 고딕"/>
+          <w:color w:val="464646"/>
+          <w:sz w:val="21"/>
+        </w:rPr>
+        <w:t>a_1</w:t>
+      </w:r>
+      <w:r>
+        <w:rPr>
+          <w:rFonts w:ascii="Calibri" w:hAnsi="Calibri" w:eastAsia="맑은 고딕"/>
+          <w:sz w:val="22"/>
+        </w:rPr>
+        <w:t xml:space="preserve">이 </w:t>
+      </w:r>
+      <w:r>
+        <w:rPr>
+          <w:rFonts w:ascii="Consolas" w:hAnsi="Consolas" w:eastAsia="맑은 고딕"/>
+          <w:color w:val="464646"/>
+          <w:sz w:val="21"/>
+        </w:rPr>
+        <w:t>tau_s</w:t>
+      </w:r>
+      <w:r>
+        <w:rPr>
+          <w:rFonts w:ascii="Calibri" w:hAnsi="Calibri" w:eastAsia="맑은 고딕"/>
+          <w:sz w:val="22"/>
+        </w:rPr>
+        <w:t xml:space="preserve">보다 낮거나 상위 두 단계의 차이가 </w:t>
+      </w:r>
+      <w:r>
+        <w:rPr>
+          <w:rFonts w:ascii="Consolas" w:hAnsi="Consolas" w:eastAsia="맑은 고딕"/>
+          <w:color w:val="464646"/>
+          <w:sz w:val="21"/>
+        </w:rPr>
+        <w:t>tau_m</w:t>
+      </w:r>
+      <w:r>
+        <w:rPr>
+          <w:rFonts w:ascii="Calibri" w:hAnsi="Calibri" w:eastAsia="맑은 고딕"/>
+          <w:sz w:val="22"/>
+        </w:rPr>
+        <w:t xml:space="preserve">보다 작으면 단계 추정의 신뢰도가 충분하지 않은 것으로 판단하고 G3 결과로 복귀한다. Algorithm 1의 임계값과 가중치는 모든 질의에 동일하게 적용되며, 선택 절차는 4.4절에 기술한다. 문맥 맵 </w:t>
+      </w:r>
+      <w:r>
+        <w:rPr>
+          <w:rFonts w:ascii="Consolas" w:hAnsi="Consolas" w:eastAsia="맑은 고딕"/>
+          <w:color w:val="464646"/>
+          <w:sz w:val="21"/>
+        </w:rPr>
+        <w:t>C</w:t>
+      </w:r>
+      <w:r>
+        <w:rPr>
+          <w:rFonts w:ascii="Calibri" w:hAnsi="Calibri" w:eastAsia="맑은 고딕"/>
+          <w:sz w:val="22"/>
+        </w:rPr>
+        <w:t>에는 질문 번호, 정답 이미지 파일명 및 정답 청크 식별자를 포함하지 않아 평가 정답이 재순위화 입력으로 사용되지 않도록 하였다.</w:t>
+      </w:r>
+    </w:p>
+    <w:p>
+      <w:pPr>
         <w:spacing w:before="80" w:after="40" w:line="264" w:lineRule="auto"/>
         <w:jc w:val="center"/>
       </w:pPr>
       <w:r>
         <w:drawing>
           <wp:inline xmlns:a="http://schemas.openxmlformats.org/drawingml/2006/main" xmlns:pic="http://schemas.openxmlformats.org/drawingml/2006/picture">
-            <wp:extent cx="5715000" cy="3247159"/>
+            <wp:extent cx="5715000" cy="3452812"/>
             <wp:docPr id="2" name="Picture 2"/>
             <wp:cNvGraphicFramePr>
               <a:graphicFrameLocks noChangeAspect="1"/>
@@ -966,7 +1763,7 @@
                   <pic:spPr>
                     <a:xfrm>
                       <a:off x="0" y="0"/>
-                      <a:ext cx="5715000" cy="3247159"/>
+                      <a:ext cx="5715000" cy="3452812"/>
                     </a:xfrm>
                     <a:prstGeom prst="rect"/>
                   </pic:spPr>
@@ -987,6 +1784,7 @@
     </w:p>
     <w:p>
       <w:pPr>
+        <w:keepNext/>
         <w:spacing w:before="160" w:after="80" w:line="264" w:lineRule="auto"/>
       </w:pPr>
       <w:r>
@@ -1033,15 +1831,17 @@
           </w:tcPr>
           <w:p>
             <w:pPr>
+              <w:keepLines/>
               <w:spacing w:after="0"/>
+              <w:jc w:val="left"/>
             </w:pPr>
             <w:r>
               <w:rPr>
                 <w:rFonts w:ascii="Consolas" w:hAnsi="Consolas" w:eastAsia="맑은 고딕"/>
                 <w:color w:val="2D2D2D"/>
-                <w:sz w:val="18"/>
+                <w:sz w:val="16"/>
               </w:rPr>
-              <w:t>Input: user query q, G3 text candidates T, G3 image candidates I, stage context map M</w:t>
+              <w:t>Input: query q; G3 text candidates T; G3 image candidates I; stage profiles and context map M</w:t>
             </w:r>
             <w:r>
               <w:br/>
@@ -1050,9 +1850,9 @@
               <w:rPr>
                 <w:rFonts w:ascii="Consolas" w:hAnsi="Consolas" w:eastAsia="맑은 고딕"/>
                 <w:color w:val="2D2D2D"/>
-                <w:sz w:val="18"/>
+                <w:sz w:val="16"/>
               </w:rPr>
-              <w:t>Output: re-ranked text and image evidence E</w:t>
+              <w:t>Output: re-ranked Top-k text candidates T' and image candidates I'</w:t>
             </w:r>
             <w:r>
               <w:br/>
@@ -1061,9 +1861,9 @@
               <w:rPr>
                 <w:rFonts w:ascii="Consolas" w:hAnsi="Consolas" w:eastAsia="맑은 고딕"/>
                 <w:color w:val="2D2D2D"/>
-                <w:sz w:val="18"/>
+                <w:sz w:val="16"/>
               </w:rPr>
-              <w:t>1: Encode q using BGE-M3.</w:t>
+              <w:t>1: e_q &lt;- BGE-M3(q); obtain the two highest cosine similarities a1 &gt;= a2 and stage s*.</w:t>
             </w:r>
             <w:r>
               <w:br/>
@@ -1072,9 +1872,9 @@
               <w:rPr>
                 <w:rFonts w:ascii="Consolas" w:hAnsi="Consolas" w:eastAsia="맑은 고딕"/>
                 <w:color w:val="2D2D2D"/>
-                <w:sz w:val="18"/>
+                <w:sz w:val="16"/>
               </w:rPr>
-              <w:t>2: Compare q with stage context profiles and estimate the most relevant stage s.</w:t>
+              <w:t>2: if a1 &lt; 0.45 or (a1 - a2) &lt; 0.03 then return Top-k(T), Top-k(I).</w:t>
             </w:r>
             <w:r>
               <w:br/>
@@ -1083,9 +1883,9 @@
               <w:rPr>
                 <w:rFonts w:ascii="Consolas" w:hAnsi="Consolas" w:eastAsia="맑은 고딕"/>
                 <w:color w:val="2D2D2D"/>
-                <w:sz w:val="18"/>
+                <w:sz w:val="16"/>
               </w:rPr>
-              <w:t>3: If the confidence score or top-1/top-2 margin is below the threshold, return the G3 ranking.</w:t>
+              <w:t>3: Load stage page ranges, section terms, keyword terms, and profile weight w_s from M[s*].</w:t>
             </w:r>
             <w:r>
               <w:br/>
@@ -1094,9 +1894,9 @@
               <w:rPr>
                 <w:rFonts w:ascii="Consolas" w:hAnsi="Consolas" w:eastAsia="맑은 고딕"/>
                 <w:color w:val="2D2D2D"/>
-                <w:sz w:val="18"/>
+                <w:sz w:val="16"/>
               </w:rPr>
-              <w:t>4: Retrieve the page ranges, section headings, and keywords associated with s from M.</w:t>
+              <w:t>4: Add valid images within the stage page ranges to I.</w:t>
             </w:r>
             <w:r>
               <w:br/>
@@ -1105,9 +1905,9 @@
               <w:rPr>
                 <w:rFonts w:ascii="Consolas" w:hAnsi="Consolas" w:eastAsia="맑은 고딕"/>
                 <w:color w:val="2D2D2D"/>
-                <w:sz w:val="18"/>
+                <w:sz w:val="16"/>
               </w:rPr>
-              <w:t>5: For each candidate c in T and I, compute page range, section, and keyword context scores.</w:t>
+              <w:t>5: for each text candidate t in T do</w:t>
             </w:r>
             <w:r>
               <w:br/>
@@ -1116,9 +1916,9 @@
               <w:rPr>
                 <w:rFonts w:ascii="Consolas" w:hAnsi="Consolas" w:eastAsia="맑은 고딕"/>
                 <w:color w:val="2D2D2D"/>
-                <w:sz w:val="18"/>
+                <w:sz w:val="16"/>
               </w:rPr>
-              <w:t>6: Combine the G3 retrieval score and the stage context score.</w:t>
+              <w:t>6:     C_t &lt;- w_s(0.55 P_t + 0.30 K_t + 0.15 H_t).</w:t>
             </w:r>
             <w:r>
               <w:br/>
@@ -1127,9 +1927,9 @@
               <w:rPr>
                 <w:rFonts w:ascii="Consolas" w:hAnsi="Consolas" w:eastAsia="맑은 고딕"/>
                 <w:color w:val="2D2D2D"/>
-                <w:sz w:val="18"/>
+                <w:sz w:val="16"/>
               </w:rPr>
-              <w:t>7: Sort candidates by the final score and return Top-k text evidence and image evidence.</w:t>
+              <w:t>7:     F_t &lt;- [1 - (rank_G3(t) - 1) / |T|] + 0.28 C_t.</w:t>
             </w:r>
             <w:r>
               <w:br/>
@@ -1138,9 +1938,119 @@
               <w:rPr>
                 <w:rFonts w:ascii="Consolas" w:hAnsi="Consolas" w:eastAsia="맑은 고딕"/>
                 <w:color w:val="2D2D2D"/>
-                <w:sz w:val="18"/>
+                <w:sz w:val="16"/>
               </w:rPr>
-              <w:t>Constraint: question IDs, correct image filenames, and correct chunk IDs are not used in M.</w:t>
+              <w:t>8: for each image candidate i in I do</w:t>
+            </w:r>
+            <w:r>
+              <w:br/>
+            </w:r>
+            <w:r>
+              <w:rPr>
+                <w:rFonts w:ascii="Consolas" w:hAnsi="Consolas" w:eastAsia="맑은 고딕"/>
+                <w:color w:val="2D2D2D"/>
+                <w:sz w:val="16"/>
+              </w:rPr>
+              <w:t>9:     B_i &lt;- 0.25 V_i + 0.15 L_i + 0.50 N_i + 0.05 M_i + 0.05 D_i.</w:t>
+            </w:r>
+            <w:r>
+              <w:br/>
+            </w:r>
+            <w:r>
+              <w:rPr>
+                <w:rFonts w:ascii="Consolas" w:hAnsi="Consolas" w:eastAsia="맑은 고딕"/>
+                <w:color w:val="2D2D2D"/>
+                <w:sz w:val="16"/>
+              </w:rPr>
+              <w:t>10:    C_i &lt;- w_s(0.50 P_i + 0.10 K_i + 0.40 H_i).</w:t>
+            </w:r>
+            <w:r>
+              <w:br/>
+            </w:r>
+            <w:r>
+              <w:rPr>
+                <w:rFonts w:ascii="Consolas" w:hAnsi="Consolas" w:eastAsia="맑은 고딕"/>
+                <w:color w:val="2D2D2D"/>
+                <w:sz w:val="16"/>
+              </w:rPr>
+              <w:t>11:    Let rank_B(i) be the rank obtained by sorting all expanded image candidates by B_i.</w:t>
+            </w:r>
+            <w:r>
+              <w:br/>
+            </w:r>
+            <w:r>
+              <w:rPr>
+                <w:rFonts w:ascii="Consolas" w:hAnsi="Consolas" w:eastAsia="맑은 고딕"/>
+                <w:color w:val="2D2D2D"/>
+                <w:sz w:val="16"/>
+              </w:rPr>
+              <w:t>12:    rho_i &lt;- 1 - (rank_B(i) - 1) / 120 when rank_B(i) &lt;= 120;</w:t>
+            </w:r>
+            <w:r>
+              <w:br/>
+            </w:r>
+            <w:r>
+              <w:rPr>
+                <w:rFonts w:ascii="Consolas" w:hAnsi="Consolas" w:eastAsia="맑은 고딕"/>
+                <w:color w:val="2D2D2D"/>
+                <w:sz w:val="16"/>
+              </w:rPr>
+              <w:t xml:space="preserve">           otherwise rho_i &lt;- 0.35 if P_i &gt; 0, and 0 otherwise.</w:t>
+            </w:r>
+            <w:r>
+              <w:br/>
+            </w:r>
+            <w:r>
+              <w:rPr>
+                <w:rFonts w:ascii="Consolas" w:hAnsi="Consolas" w:eastAsia="맑은 고딕"/>
+                <w:color w:val="2D2D2D"/>
+                <w:sz w:val="16"/>
+              </w:rPr>
+              <w:t>13:    F_i &lt;- B_i + 0.50 C_i rho_i + 0.25 P_i.</w:t>
+            </w:r>
+            <w:r>
+              <w:br/>
+            </w:r>
+            <w:r>
+              <w:rPr>
+                <w:rFonts w:ascii="Consolas" w:hAnsi="Consolas" w:eastAsia="맑은 고딕"/>
+                <w:color w:val="2D2D2D"/>
+                <w:sz w:val="16"/>
+              </w:rPr>
+              <w:t>14: Sort T by F_t and I by F_i in descending order; return their Top-k candidates.</w:t>
+            </w:r>
+            <w:r>
+              <w:br/>
+            </w:r>
+            <w:r>
+              <w:rPr>
+                <w:rFonts w:ascii="Consolas" w:hAnsi="Consolas" w:eastAsia="맑은 고딕"/>
+                <w:color w:val="2D2D2D"/>
+                <w:sz w:val="16"/>
+              </w:rPr>
+              <w:t>P, K, and H denote normalized stage-page, keyword, and section-heading match scores.</w:t>
+            </w:r>
+            <w:r>
+              <w:br/>
+            </w:r>
+            <w:r>
+              <w:rPr>
+                <w:rFonts w:ascii="Consolas" w:hAnsi="Consolas" w:eastAsia="맑은 고딕"/>
+                <w:color w:val="2D2D2D"/>
+                <w:sz w:val="16"/>
+              </w:rPr>
+              <w:t>V, L, N, M, and D denote image-only, text-rank, page-proximity, SigLIP-mapping, and diagram scores.</w:t>
+            </w:r>
+            <w:r>
+              <w:br/>
+            </w:r>
+            <w:r>
+              <w:rPr>
+                <w:rFonts w:ascii="Consolas" w:hAnsi="Consolas" w:eastAsia="맑은 고딕"/>
+                <w:color w:val="2D2D2D"/>
+                <w:sz w:val="16"/>
+              </w:rPr>
+              <w:t>Leakage control: M contains no question IDs, correct image filenames, or correct chunk IDs.</w:t>
             </w:r>
           </w:p>
         </w:tc>
@@ -1164,7 +2074,7 @@
           <w:rFonts w:ascii="Calibri" w:hAnsi="Calibri" w:eastAsia="맑은 고딕"/>
           <w:sz w:val="22"/>
         </w:rPr>
-        <w:t>본 시스템은 제한된 환경에서의 활용 가능성을 고려하여 로컬 LLM 기반 응답 생성을 목표로 한다. 실험 및 앱 구동에서는 Qwen, Gemma, Llama 계열의 로컬 모델을 비교할 수 있도록 구성하였다. 응답 생성 단계에서는 검색된 텍스트 근거와 이미지 후보 정보를 context로 제공하고, 사용자의 질문에 대한 실습 안내 답변을 생성한다.</w:t>
+        <w:t>제안 시스템은 제한 자원 환경을 고려하여 로컬 LLM 기반 응답 생성 구조로 설계하였다. Qwen, Gemma 및 Llama 계열 모델을 동일한 검색 조건에서 비교할 수 있도록 구성하였으며, 검색된 텍스트 근거와 이미지 후보 정보를 문맥으로 제공하여 실습 안내 응답을 생성하였다.</w:t>
       </w:r>
     </w:p>
     <w:p>
@@ -1176,7 +2086,7 @@
           <w:rFonts w:ascii="Calibri" w:hAnsi="Calibri" w:eastAsia="맑은 고딕"/>
           <w:sz w:val="22"/>
         </w:rPr>
-        <w:t>오프라인 구동을 위해 앱 실행 단계는 외부 LLM API를 호출하지 않고 Ollama 기반 로컬 모델을 사용한다. 모델은 7B~9B급 Q4 양자화 모델을 중심으로 구성하여 저장 용량과 메모리 사용량을 줄였다. 또한 SigLIP 기반 텍스트-이미지 유사도 계산과 같은 무거운 멀티모달 처리는 전처리 단계에서 수행하고, 앱 실행 단계에서는 저장된 인덱스와 매핑 정보를 활용하도록 설계하였다. 따라서 본 시스템의 설계 목표는 고성능 클라우드 모델이 없는 환경에서도 협동 로봇 실습 질의에 대해 텍스트 근거와 관련 이미지를 함께 제공하는 것이다.</w:t>
+        <w:t>오프라인 실행을 위해 외부 LLM API를 호출하지 않고 Ollama 기반 로컬 모델을 사용하였다. 모델은 7B~9B급 Q4 양자화 모델로 구성하여 저장 공간과 메모리 요구량을 줄였다. BBox 거리와 SigLIP 기반 텍스트-이미지 유사도는 전처리 단계에서 계산하고, 실행 단계에서는 저장된 인덱스와 매핑 정보를 사용하도록 설계하였다. 이러한 구성은 클라우드 기반 모델 없이도 텍스트 근거와 관련 이미지를 함께 제공하는 것을 목표로 한다.</w:t>
       </w:r>
     </w:p>
     <w:p>
@@ -1188,7 +2098,7 @@
           <w:rFonts w:ascii="Calibri" w:hAnsi="Calibri" w:eastAsia="맑은 고딕"/>
           <w:sz w:val="22"/>
         </w:rPr>
-        <w:t>이 절은 시스템의 배포 가능성과 구현 방향을 설명하기 위한 설계 절이다. 본 논문의 중심 정량 결과는 오프라인 실행 속도나 8GB RAM 환경의 벤치마크가 아니라, G1/G2/G3/G4 비교를 통한 검색 성능 평가이다. 따라서 제한 자원 관련 서술은 “검증된 최소 사양”이 아니라 “오프라인 및 제한 자원 환경을 고려한 설계 목표”로 제한한다.</w:t>
+        <w:t>다만 본 연구의 정량 평가는 G1~G4의 검색 성능 비교에 초점을 두며, 오프라인 실행 속도와 8GB RAM 환경의 시스템 성능은 측정하지 않았다. 따라서 제한 자원 관련 내용은 검증된 최소 사양이 아니라 시스템의 설계 목표로 해석해야 한다.</w:t>
       </w:r>
     </w:p>
     <w:p>
@@ -1200,7 +2110,7 @@
           <w:rFonts w:ascii="Calibri" w:hAnsi="Calibri" w:eastAsia="맑은 고딕"/>
           <w:sz w:val="22"/>
         </w:rPr>
-        <w:t>다만 본 초안의 정량 결과는 우선 검색 성능 중심으로 정리하였다. 응답 품질 평가는 별도 기준에 따라 rubric 기반 1차 평가를 수행하고, G4 오류 및 애매 사례 중심의 우선 검토 대상에 대해 연구자 수동 검토를 보완하였다.</w:t>
+        <w:t>응답 품질은 검색 성능과 구분된 평가 항목으로 분석하였다. 전체 응답에는 정확성, 구체성, 실습 단계 적합성, 안전성 및 이해 용이성을 기준으로 한 규칙 기반 루브릭 평가를 적용하였다. 구체적인 평가 기준과 절차는 6절에 제시한다.</w:t>
       </w:r>
     </w:p>
     <w:p>
@@ -1228,7 +2138,7 @@
           <w:rFonts w:ascii="Calibri" w:hAnsi="Calibri" w:eastAsia="맑은 고딕"/>
           <w:sz w:val="22"/>
         </w:rPr>
-        <w:t>실험 데이터는 협동 로봇 실습 매뉴얼에서 구성하였다. 총 70개의 질의를 만들었고, 각 질의에는 정답 텍스트, 정답 이미지, 실습 단계 라벨을 부여하였다. 질의는 설치, 전원, 티치 펜던트 조작, 직접 교시, 좌표 설정, 안전 설정, I/O 배선, 시스템 관리 등 협동 로봇 실습에서 자주 등장하는 절차를 포함한다.</w:t>
+        <w:t>실험 데이터는 협동 로봇 실습 매뉴얼을 기반으로 구성하였다. 총 70개의 평가 질의를 작성하고, 각 질의에 정답 텍스트, 정답 이미지 및 실습 단계 라벨을 부여하였다. 질의 범주는 설치, 전원, 티치 펜던트 조작, 직접 교시, 좌표 설정, 안전 설정, I/O 배선 및 시스템 관리를 포함한다.</w:t>
       </w:r>
     </w:p>
     <w:p>
@@ -1240,7 +2150,7 @@
           <w:rFonts w:ascii="Calibri" w:hAnsi="Calibri" w:eastAsia="맑은 고딕"/>
           <w:sz w:val="22"/>
         </w:rPr>
-        <w:t>질의셋은 정답 이미지가 명확히 특정될 수 있는 질문을 중심으로 구성하였다. 이는 멀티모달 RAG의 이미지 검색 성능을 정량적으로 평가하기 위한 것이다.</w:t>
+        <w:t>질의셋은 정답 이미지를 명확하게 특정할 수 있는 질의를 중심으로 구성하였다. 이는 이미지 검색 성능을 파일 단위로 정량 평가하기 위한 설계이다.</w:t>
       </w:r>
     </w:p>
     <w:p>
@@ -1260,7 +2170,7 @@
           <w:rFonts w:ascii="Calibri" w:hAnsi="Calibri" w:eastAsia="맑은 고딕"/>
           <w:sz w:val="22"/>
         </w:rPr>
-        <w:t>실험 비교군은 다음 네 가지로 구성하였다.</w:t>
+        <w:t>비교군은 다음 네 가지로 구성하였다.</w:t>
       </w:r>
     </w:p>
     <w:tbl>
@@ -1443,7 +2353,7 @@
                 <w:b w:val="0"/>
                 <w:sz w:val="20"/>
               </w:rPr>
-              <w:t>질문과 텍스트 chunk의 키워드 일치도를 기반으로 검색</w:t>
+              <w:t>질의와 텍스트 청크 간 핵심어 일치도를 기반으로 검색</w:t>
             </w:r>
           </w:p>
         </w:tc>
@@ -1523,7 +2433,7 @@
                 <w:b w:val="0"/>
                 <w:sz w:val="20"/>
               </w:rPr>
-              <w:t>BGE-M3 텍스트 임베딩 기반 텍스트 chunk 검색</w:t>
+              <w:t>BGE-M3 텍스트 임베딩을 이용한 텍스트 청크 검색</w:t>
             </w:r>
           </w:p>
         </w:tc>
@@ -1603,7 +2513,7 @@
                 <w:b w:val="0"/>
                 <w:sz w:val="20"/>
               </w:rPr>
-              <w:t>텍스트 검색, 이미지 검색, page proximity, 텍스트-이미지 매핑 점수 결합</w:t>
+              <w:t>텍스트 검색, 이미지 검색, 페이지 근접도 및 BBox 필터 기반 SigLIP 텍스트-이미지 매핑 결합</w:t>
             </w:r>
           </w:p>
         </w:tc>
@@ -1683,7 +2593,7 @@
                 <w:b w:val="0"/>
                 <w:sz w:val="20"/>
               </w:rPr>
-              <w:t>질문에서 실습 단계를 추정하고 G3 후보에 context map 기반 re-ranking 추가</w:t>
+              <w:t>질의로부터 실습 단계를 추정하고 G3 후보에 문맥 맵 기반 재순위화 적용</w:t>
             </w:r>
           </w:p>
         </w:tc>
@@ -1699,7 +2609,7 @@
           <w:rFonts w:ascii="Calibri" w:hAnsi="Calibri" w:eastAsia="맑은 고딕"/>
           <w:sz w:val="22"/>
         </w:rPr>
-        <w:t>G1과 G2는 텍스트 검색 성능을 비교하기 위한 baseline이다. G3는 이미지/도식 정보를 추가한 멀티모달 검색 구조이며, G4는 실습 단계 정보를 반영하여 멀티모달 검색 후보를 재순위화하는 제안 방식이다.</w:t>
+        <w:t>G1과 G2는 텍스트 검색 성능을 비교하기 위한 기준선이다. G3는 G2의 텍스트 검색 결과에 이미지·도식 검색 신호를 결합한 멀티모달 구조이며, G4는 추정된 실습 단계 정보를 이용하여 G3의 후보를 재순위화한 제안 방식이다.</w:t>
       </w:r>
     </w:p>
     <w:p>
@@ -1719,7 +2629,7 @@
           <w:rFonts w:ascii="Calibri" w:hAnsi="Calibri" w:eastAsia="맑은 고딕"/>
           <w:sz w:val="22"/>
         </w:rPr>
-        <w:t>검색 성능은 Recall@k와 MRR을 사용하여 평가하였다.</w:t>
+        <w:t>검색 성능은 Recall@k와 평균 역순위(Mean Reciprocal Rank, MRR)를 이용하여 평가하였다.</w:t>
       </w:r>
     </w:p>
     <w:p>
@@ -1731,7 +2641,7 @@
           <w:rFonts w:ascii="Calibri" w:hAnsi="Calibri" w:eastAsia="맑은 고딕"/>
           <w:sz w:val="22"/>
         </w:rPr>
-        <w:t>Text Recall@k는 Top-k 텍스트 후보 안에 정답 텍스트 또는 정답과 동등한 관련 정보가 포함되는 비율이다. Image Recall@k는 Top-k 이미지 후보 안에 정답 이미지가 포함되는 비율이다. MRR은 정답 후보가 검색 결과에서 얼마나 높은 순위에 위치하는지를 평가한다. 또한 멀티모달 검색의 관점에서 Top-k 안에 정답 텍스트와 정답 이미지가 모두 포함되는지를 Both@k로 평가하였다.</w:t>
+        <w:t>Text Recall@k는 상위 k개의 텍스트 후보에 정답 텍스트 또는 동등한 관련 정보가 포함된 질의의 비율이다. Image Recall@k는 상위 k개의 이미지 후보에 정답 이미지가 포함된 질의의 비율이다. MRR은 최초 정답 후보의 순위를 역수로 변환한 후 전체 질의에 대해 평균한 값이다. Both@k는 상위 k개 결과에서 정답 텍스트와 정답 이미지가 모두 검색된 질의의 비율로 정의하였다.</w:t>
       </w:r>
     </w:p>
     <w:p>
@@ -1743,7 +2653,7 @@
           <w:rFonts w:ascii="Calibri" w:hAnsi="Calibri" w:eastAsia="맑은 고딕"/>
           <w:sz w:val="22"/>
         </w:rPr>
-        <w:t>본 연구의 텍스트 검색 평가는 relaxed relevance criterion을 사용하였다. 즉, 정답 문장과 완전히 동일하지 않더라도 같은 page 또는 section에 해당하거나, 기준 답변의 핵심 keyword를 포함하거나, 의미적으로 동일한 절차 및 설정 정보를 포함하면 정답으로 인정하였다. 이는 협동 로봇 매뉴얼의 절차 정보가 하나의 문장에만 고정되지 않고 인접 chunk 또는 같은 page에 분산되어 나타날 수 있기 때문이다.</w:t>
+        <w:t>텍스트 검색에는 완화된 관련성 기준(relaxed relevance criterion)을 적용하였다. 검색된 텍스트가 정답 문장과 완전히 일치하지 않더라도 동일 페이지 또는 절에 속하거나, 기준 답변의 핵심어를 포함하거나, 의미상 동일한 절차·설정 정보를 포함하면 정답으로 판정하였다. 이 기준은 대상 매뉴얼의 절차 정보가 인접 청크 또는 동일 페이지의 여러 문장에 분산된 특성을 반영한다.</w:t>
       </w:r>
     </w:p>
     <w:p>
@@ -1755,7 +2665,7 @@
           <w:rFonts w:ascii="Calibri" w:hAnsi="Calibri" w:eastAsia="맑은 고딕"/>
           <w:sz w:val="22"/>
         </w:rPr>
-        <w:t>반면 이미지 검색 평가는 strict filename matching 기준을 사용하였다. 정답 이미지 파일명이 검색 이미지 Top-k 후보 안에 포함된 경우에만 정답으로 인정하였으며, 같은 page의 유사 이미지가 검색되더라도 파일명이 다르면 오답으로 처리하였다. 따라서 본문의 Text Recall@k와 Text MRR은 relaxed text retrieval 성능으로, Image Recall@k와 Image MRR은 strict image retrieval 성능으로 해석해야 한다. Both@k는 relaxed text hit와 strict image hit가 동시에 만족된 비율이다.</w:t>
+        <w:t>이미지 검색에는 엄격한 파일명 일치(strict filename matching) 기준을 적용하였다. 정답 이미지의 파일명이 상위 k개 후보에 포함된 경우에만 정답으로 판정하였으며, 동일 페이지의 유사 이미지라도 파일명이 다르면 오답으로 처리하였다. 따라서 Text Recall@k와 Text MRR은 완화된 기준의 텍스트 검색 성능을, Image Recall@k와 Image MRR은 엄격한 기준의 이미지 검색 성능을 나타낸다. Both@k는 완화된 텍스트 정답과 엄격한 이미지 정답이 동시에 충족된 비율이다. 두 양식에 서로 다른 판정 기준을 적용했으므로 텍스트 지표와 이미지 지표의 절대값을 직접 비교할 때에는 주의가 필요하다.</w:t>
       </w:r>
     </w:p>
     <w:tbl>
@@ -1884,7 +2794,7 @@
                 <w:b w:val="0"/>
                 <w:sz w:val="20"/>
               </w:rPr>
-              <w:t>relaxed 기준: page/section 일치, 핵심 keyword 포함, 의미 유사성 중 하나를 만족하면 정답</w:t>
+              <w:t>완화 기준: 페이지·절 일치, 핵심어 포함 또는 의미적 동등성 중 하나를 충족하면 정답</w:t>
             </w:r>
           </w:p>
         </w:tc>
@@ -1938,7 +2848,7 @@
                 <w:b w:val="0"/>
                 <w:sz w:val="20"/>
               </w:rPr>
-              <w:t>strict 기준: 정답 이미지 파일명이 Top-k 안에 포함되어야 정답</w:t>
+              <w:t>엄격 기준: 정답 이미지 파일명이 상위 k개 후보에 포함되어야 정답</w:t>
             </w:r>
           </w:p>
         </w:tc>
@@ -1992,7 +2902,7 @@
                 <w:b w:val="0"/>
                 <w:sz w:val="20"/>
               </w:rPr>
-              <w:t>relaxed text hit와 strict image hit가 모두 만족되어야 정답</w:t>
+              <w:t>완화된 텍스트 정답과 엄격한 이미지 정답을 모두 충족해야 정답</w:t>
             </w:r>
           </w:p>
         </w:tc>
@@ -2004,7 +2914,7 @@
         <w:pStyle w:val="Heading2"/>
       </w:pPr>
       <w:r>
-        <w:t>4.4 실험 환경</w:t>
+        <w:t>4.4 검색 점수 구성과 가중치 선택</w:t>
       </w:r>
     </w:p>
     <w:p>
@@ -2016,7 +2926,712 @@
           <w:rFonts w:ascii="Calibri" w:hAnsi="Calibri" w:eastAsia="맑은 고딕"/>
           <w:sz w:val="22"/>
         </w:rPr>
-        <w:t>실험은 로컬 노트북 환경에서 수행하였다. 본 연구는 제한된 환경에서 구동 가능한 오프라인 RAG 시스템을 지향하지만, 현재 정량 실험은 개발 및 평가용 노트북에서 수행한 결과이다. 따라서 본 논문에서의 8GB RAM급 환경은 시스템 설계 목표와 모델 선택 기준으로 제시하고, 실제 8GB 이하 장비에서의 속도, 메모리 사용량, 동시 실행 안정성 측정은 후속 재현성 검증 항목으로 남겨둔다. 즉, 본문의 검색 성능 표와 응답 품질 표는 8GB RAM 환경에서 측정한 시스템 벤치마크가 아니라 동일 개발 환경에서 비교군 간 검색 성능 차이를 확인한 결과이다.</w:t>
+        <w:t>G3 이미지 후보의 기본 점수는 이미지 전용 검색 점수 0.25, 텍스트 후보 순위 점수 0.15, 검색 텍스트와 이미지 간 페이지 근접도 0.50, 사전 계산된 SigLIP 매핑 점수 0.05 및 도식 신뢰도 0.05를 가중합하여 계산하였다. BBox 거리는 점수식에 포함하지 않고 전처리 후보 필터로만 사용하였다. G4의 이미지 문맥 점수는 페이지 0.50, 핵심어 0.10 및 절 0.40의 가중합으로 구성하였다. 최종 이미지 점수에는 문맥 점수에 0.50의 가중치를 적용하고 단계-페이지 사전 점수에 0.25의 가중치를 적용하였다. 문맥 점수에는 G3 기본 순위가 낮아질수록 감소하는 순위 계수를 함께 적용하였다. 기본 순위 120위 밖에 있으나 추정 단계의 페이지 범위에 포함된 후보에는 순위 계수 0.35를 적용하였다. 텍스트 재순위화에서는 기존 검색 순위 점수에 단계 문맥 점수의 0.28배를 더하였다.</w:t>
+      </w:r>
+    </w:p>
+    <w:p>
+      <w:pPr>
+        <w:spacing w:before="0" w:after="120" w:line="264" w:lineRule="auto"/>
+      </w:pPr>
+      <w:r>
+        <w:rPr>
+          <w:rFonts w:ascii="Calibri" w:hAnsi="Calibri" w:eastAsia="맑은 고딕"/>
+          <w:sz w:val="22"/>
+        </w:rPr>
+        <w:t xml:space="preserve">Algorithm 1의 기호로 나타내면 단계 적용 최소 유사도 </w:t>
+      </w:r>
+      <w:r>
+        <w:rPr>
+          <w:rFonts w:ascii="Consolas" w:hAnsi="Consolas" w:eastAsia="맑은 고딕"/>
+          <w:color w:val="464646"/>
+          <w:sz w:val="21"/>
+        </w:rPr>
+        <w:t>tau_s</w:t>
+      </w:r>
+      <w:r>
+        <w:rPr>
+          <w:rFonts w:ascii="Calibri" w:hAnsi="Calibri" w:eastAsia="맑은 고딕"/>
+          <w:sz w:val="22"/>
+        </w:rPr>
+        <w:t xml:space="preserve">는 0.45, 상위 단계 간 최소 차이 </w:t>
+      </w:r>
+      <w:r>
+        <w:rPr>
+          <w:rFonts w:ascii="Consolas" w:hAnsi="Consolas" w:eastAsia="맑은 고딕"/>
+          <w:color w:val="464646"/>
+          <w:sz w:val="21"/>
+        </w:rPr>
+        <w:t>tau_m</w:t>
+      </w:r>
+      <w:r>
+        <w:rPr>
+          <w:rFonts w:ascii="Calibri" w:hAnsi="Calibri" w:eastAsia="맑은 고딕"/>
+          <w:sz w:val="22"/>
+        </w:rPr>
+        <w:t xml:space="preserve">은 0.03, 텍스트 문맥 계수 </w:t>
+      </w:r>
+      <w:r>
+        <w:rPr>
+          <w:rFonts w:ascii="Consolas" w:hAnsi="Consolas" w:eastAsia="맑은 고딕"/>
+          <w:color w:val="464646"/>
+          <w:sz w:val="21"/>
+        </w:rPr>
+        <w:t>beta_t</w:t>
+      </w:r>
+      <w:r>
+        <w:rPr>
+          <w:rFonts w:ascii="Calibri" w:hAnsi="Calibri" w:eastAsia="맑은 고딕"/>
+          <w:sz w:val="22"/>
+        </w:rPr>
+        <w:t xml:space="preserve">는 0.28, 이미지 문맥 계수 </w:t>
+      </w:r>
+      <w:r>
+        <w:rPr>
+          <w:rFonts w:ascii="Consolas" w:hAnsi="Consolas" w:eastAsia="맑은 고딕"/>
+          <w:color w:val="464646"/>
+          <w:sz w:val="21"/>
+        </w:rPr>
+        <w:t>lambda_c</w:t>
+      </w:r>
+      <w:r>
+        <w:rPr>
+          <w:rFonts w:ascii="Calibri" w:hAnsi="Calibri" w:eastAsia="맑은 고딕"/>
+          <w:sz w:val="22"/>
+        </w:rPr>
+        <w:t xml:space="preserve">는 0.50, 단계 페이지 사전 계수 </w:t>
+      </w:r>
+      <w:r>
+        <w:rPr>
+          <w:rFonts w:ascii="Consolas" w:hAnsi="Consolas" w:eastAsia="맑은 고딕"/>
+          <w:color w:val="464646"/>
+          <w:sz w:val="21"/>
+        </w:rPr>
+        <w:t>lambda_p</w:t>
+      </w:r>
+      <w:r>
+        <w:rPr>
+          <w:rFonts w:ascii="Calibri" w:hAnsi="Calibri" w:eastAsia="맑은 고딕"/>
+          <w:sz w:val="22"/>
+        </w:rPr>
+        <w:t xml:space="preserve">는 0.25, 기본 순위 감쇠 구간 </w:t>
+      </w:r>
+      <w:r>
+        <w:rPr>
+          <w:rFonts w:ascii="Consolas" w:hAnsi="Consolas" w:eastAsia="맑은 고딕"/>
+          <w:color w:val="464646"/>
+          <w:sz w:val="21"/>
+        </w:rPr>
+        <w:t>R</w:t>
+      </w:r>
+      <w:r>
+        <w:rPr>
+          <w:rFonts w:ascii="Calibri" w:hAnsi="Calibri" w:eastAsia="맑은 고딕"/>
+          <w:sz w:val="22"/>
+        </w:rPr>
+        <w:t>은 120으로 설정하였다. 이 값들은 특정 질의마다 달라지는 값이 아니라 전체 평가에 고정하여 적용한 구현 파라미터이다.</w:t>
+      </w:r>
+    </w:p>
+    <w:p>
+      <w:pPr>
+        <w:spacing w:before="0" w:after="120" w:line="264" w:lineRule="auto"/>
+      </w:pPr>
+      <w:r>
+        <w:rPr>
+          <w:rFonts w:ascii="Calibri" w:hAnsi="Calibri" w:eastAsia="맑은 고딕"/>
+          <w:sz w:val="22"/>
+        </w:rPr>
+        <w:t>가중치 후보는 70개 질의에서 생성한 후보별 특징 캐시를 이용한 제한적 격자 탐색으로 비교하였다. 엄격한 기준의 Image MRR을 우선 선택 지표로 사용하고, Recall@5와 Recall@10을 보조 지표로 적용하였다. 또한 5-fold 교차검증을 수행하여 fold별 안정성을 확인하였다. 민감도 분석에서는 BBox 0.1과 SigLIP 0.9를 결합한 구성이 가장 높은 MRR을 보였으나, 순수 BBox 구성은 Recall@5와 Recall@10이 낮았고 BBox 비율에 따른 개선도 모든 지표에서 일관되지 않았다. 이에 최종 구조에서는 두 신호의 역할을 분리하기 위해 BBox를 공간 후보 필터로 사용하고 SigLIP으로 의미 순위를 결정하였다. 이 선택을 독립 데이터에서 확인된 최적값으로 해석해서는 안 된다. 가중치 탐색과 최종 평가는 동일한 70개 질의를 사용한 내부 파일럿 결과이므로, 별도의 홀드아웃 데이터 또는 추가 매뉴얼을 이용한 검증이 필요하다.</w:t>
+      </w:r>
+    </w:p>
+    <w:p>
+      <w:pPr>
+        <w:spacing w:before="0" w:after="120" w:line="264" w:lineRule="auto"/>
+      </w:pPr>
+      <w:r>
+        <w:rPr>
+          <w:rFonts w:ascii="Calibri" w:hAnsi="Calibri" w:eastAsia="맑은 고딕"/>
+          <w:sz w:val="22"/>
+        </w:rPr>
+        <w:t>다른 G3 검색 구성은 고정하고 텍스트-이미지 매핑 방식만 비교한 결과는 다음과 같다. 이 비교는 BBox와 SigLIP 자체를 독립적으로 평가하기 위한 것이 아니라, 두 요소의 역할을 분리한 설계 근거를 확인하기 위한 보조 분석이다.</w:t>
+      </w:r>
+    </w:p>
+    <w:tbl>
+      <w:tblPr>
+        <w:tblStyle w:val="TableGrid"/>
+        <w:tblW w:type="dxa" w:w="9360"/>
+        <w:jc w:val="left"/>
+        <w:tblLayout w:type="fixed"/>
+        <w:tblLook w:firstColumn="1" w:firstRow="1" w:lastColumn="0" w:lastRow="0" w:noHBand="0" w:noVBand="1" w:val="04A0"/>
+        <w:tblInd w:w="120" w:type="dxa"/>
+        <w:tblBorders>
+          <w:top w:val="single" w:sz="4" w:space="0" w:color="B8C2CC"/>
+          <w:left w:val="single" w:sz="4" w:space="0" w:color="B8C2CC"/>
+          <w:bottom w:val="single" w:sz="4" w:space="0" w:color="B8C2CC"/>
+          <w:right w:val="single" w:sz="4" w:space="0" w:color="B8C2CC"/>
+          <w:insideH w:val="single" w:sz="4" w:space="0" w:color="B8C2CC"/>
+          <w:insideV w:val="single" w:sz="4" w:space="0" w:color="B8C2CC"/>
+        </w:tblBorders>
+      </w:tblPr>
+      <w:tblGrid>
+        <w:gridCol w:w="1872"/>
+        <w:gridCol w:w="1872"/>
+        <w:gridCol w:w="1872"/>
+        <w:gridCol w:w="1872"/>
+        <w:gridCol w:w="1872"/>
+      </w:tblGrid>
+      <w:tr>
+        <w:tc>
+          <w:tcPr>
+            <w:tcW w:type="dxa" w:w="3024"/>
+            <w:vAlign w:val="center"/>
+            <w:tcMar>
+              <w:top w:w="80" w:type="dxa"/>
+              <w:start w:w="120" w:type="dxa"/>
+              <w:bottom w:w="80" w:type="dxa"/>
+              <w:end w:w="120" w:type="dxa"/>
+            </w:tcMar>
+            <w:shd w:fill="F2F4F7"/>
+          </w:tcPr>
+          <w:p>
+            <w:pPr>
+              <w:spacing w:before="0" w:after="0" w:line="264" w:lineRule="auto"/>
+              <w:jc w:val="left"/>
+            </w:pPr>
+            <w:r>
+              <w:rPr>
+                <w:rFonts w:ascii="Calibri" w:hAnsi="Calibri" w:eastAsia="맑은 고딕"/>
+                <w:b/>
+                <w:sz w:val="20"/>
+              </w:rPr>
+              <w:t>텍스트-이미지 매핑 구성</w:t>
+            </w:r>
+          </w:p>
+        </w:tc>
+        <w:tc>
+          <w:tcPr>
+            <w:tcW w:type="dxa" w:w="1584"/>
+            <w:vAlign w:val="center"/>
+            <w:tcMar>
+              <w:top w:w="80" w:type="dxa"/>
+              <w:start w:w="120" w:type="dxa"/>
+              <w:bottom w:w="80" w:type="dxa"/>
+              <w:end w:w="120" w:type="dxa"/>
+            </w:tcMar>
+            <w:shd w:fill="F2F4F7"/>
+          </w:tcPr>
+          <w:p>
+            <w:pPr>
+              <w:spacing w:before="0" w:after="0" w:line="264" w:lineRule="auto"/>
+              <w:jc w:val="center"/>
+            </w:pPr>
+            <w:r>
+              <w:rPr>
+                <w:rFonts w:ascii="Calibri" w:hAnsi="Calibri" w:eastAsia="맑은 고딕"/>
+                <w:b/>
+                <w:sz w:val="20"/>
+              </w:rPr>
+              <w:t>Image R@1</w:t>
+            </w:r>
+          </w:p>
+        </w:tc>
+        <w:tc>
+          <w:tcPr>
+            <w:tcW w:type="dxa" w:w="1584"/>
+            <w:vAlign w:val="center"/>
+            <w:tcMar>
+              <w:top w:w="80" w:type="dxa"/>
+              <w:start w:w="120" w:type="dxa"/>
+              <w:bottom w:w="80" w:type="dxa"/>
+              <w:end w:w="120" w:type="dxa"/>
+            </w:tcMar>
+            <w:shd w:fill="F2F4F7"/>
+          </w:tcPr>
+          <w:p>
+            <w:pPr>
+              <w:spacing w:before="0" w:after="0" w:line="264" w:lineRule="auto"/>
+              <w:jc w:val="center"/>
+            </w:pPr>
+            <w:r>
+              <w:rPr>
+                <w:rFonts w:ascii="Calibri" w:hAnsi="Calibri" w:eastAsia="맑은 고딕"/>
+                <w:b/>
+                <w:sz w:val="20"/>
+              </w:rPr>
+              <w:t>Image R@5</w:t>
+            </w:r>
+          </w:p>
+        </w:tc>
+        <w:tc>
+          <w:tcPr>
+            <w:tcW w:type="dxa" w:w="1584"/>
+            <w:vAlign w:val="center"/>
+            <w:tcMar>
+              <w:top w:w="80" w:type="dxa"/>
+              <w:start w:w="120" w:type="dxa"/>
+              <w:bottom w:w="80" w:type="dxa"/>
+              <w:end w:w="120" w:type="dxa"/>
+            </w:tcMar>
+            <w:shd w:fill="F2F4F7"/>
+          </w:tcPr>
+          <w:p>
+            <w:pPr>
+              <w:spacing w:before="0" w:after="0" w:line="264" w:lineRule="auto"/>
+              <w:jc w:val="center"/>
+            </w:pPr>
+            <w:r>
+              <w:rPr>
+                <w:rFonts w:ascii="Calibri" w:hAnsi="Calibri" w:eastAsia="맑은 고딕"/>
+                <w:b/>
+                <w:sz w:val="20"/>
+              </w:rPr>
+              <w:t>Image R@10</w:t>
+            </w:r>
+          </w:p>
+        </w:tc>
+        <w:tc>
+          <w:tcPr>
+            <w:tcW w:type="dxa" w:w="1584"/>
+            <w:vAlign w:val="center"/>
+            <w:tcMar>
+              <w:top w:w="80" w:type="dxa"/>
+              <w:start w:w="120" w:type="dxa"/>
+              <w:bottom w:w="80" w:type="dxa"/>
+              <w:end w:w="120" w:type="dxa"/>
+            </w:tcMar>
+            <w:shd w:fill="F2F4F7"/>
+          </w:tcPr>
+          <w:p>
+            <w:pPr>
+              <w:spacing w:before="0" w:after="0" w:line="264" w:lineRule="auto"/>
+              <w:jc w:val="center"/>
+            </w:pPr>
+            <w:r>
+              <w:rPr>
+                <w:rFonts w:ascii="Calibri" w:hAnsi="Calibri" w:eastAsia="맑은 고딕"/>
+                <w:b/>
+                <w:sz w:val="20"/>
+              </w:rPr>
+              <w:t>Image MRR</w:t>
+            </w:r>
+          </w:p>
+        </w:tc>
+      </w:tr>
+      <w:tr>
+        <w:tc>
+          <w:tcPr>
+            <w:tcW w:type="dxa" w:w="3024"/>
+            <w:vAlign w:val="center"/>
+            <w:tcMar>
+              <w:top w:w="80" w:type="dxa"/>
+              <w:start w:w="120" w:type="dxa"/>
+              <w:bottom w:w="80" w:type="dxa"/>
+              <w:end w:w="120" w:type="dxa"/>
+            </w:tcMar>
+          </w:tcPr>
+          <w:p>
+            <w:pPr>
+              <w:spacing w:before="0" w:after="0" w:line="264" w:lineRule="auto"/>
+              <w:jc w:val="left"/>
+            </w:pPr>
+            <w:r>
+              <w:rPr>
+                <w:rFonts w:ascii="Calibri" w:hAnsi="Calibri" w:eastAsia="맑은 고딕"/>
+                <w:b w:val="0"/>
+                <w:sz w:val="20"/>
+              </w:rPr>
+              <w:t>BBox 0.0 + SigLIP 1.0</w:t>
+            </w:r>
+          </w:p>
+        </w:tc>
+        <w:tc>
+          <w:tcPr>
+            <w:tcW w:type="dxa" w:w="1584"/>
+            <w:vAlign w:val="center"/>
+            <w:tcMar>
+              <w:top w:w="80" w:type="dxa"/>
+              <w:start w:w="120" w:type="dxa"/>
+              <w:bottom w:w="80" w:type="dxa"/>
+              <w:end w:w="120" w:type="dxa"/>
+            </w:tcMar>
+          </w:tcPr>
+          <w:p>
+            <w:pPr>
+              <w:spacing w:before="0" w:after="0" w:line="264" w:lineRule="auto"/>
+              <w:jc w:val="center"/>
+            </w:pPr>
+            <w:r>
+              <w:rPr>
+                <w:rFonts w:ascii="Calibri" w:hAnsi="Calibri" w:eastAsia="맑은 고딕"/>
+                <w:b w:val="0"/>
+                <w:sz w:val="20"/>
+              </w:rPr>
+              <w:t>34.3%</w:t>
+            </w:r>
+          </w:p>
+        </w:tc>
+        <w:tc>
+          <w:tcPr>
+            <w:tcW w:type="dxa" w:w="1584"/>
+            <w:vAlign w:val="center"/>
+            <w:tcMar>
+              <w:top w:w="80" w:type="dxa"/>
+              <w:start w:w="120" w:type="dxa"/>
+              <w:bottom w:w="80" w:type="dxa"/>
+              <w:end w:w="120" w:type="dxa"/>
+            </w:tcMar>
+          </w:tcPr>
+          <w:p>
+            <w:pPr>
+              <w:spacing w:before="0" w:after="0" w:line="264" w:lineRule="auto"/>
+              <w:jc w:val="center"/>
+            </w:pPr>
+            <w:r>
+              <w:rPr>
+                <w:rFonts w:ascii="Calibri" w:hAnsi="Calibri" w:eastAsia="맑은 고딕"/>
+                <w:b w:val="0"/>
+                <w:sz w:val="20"/>
+              </w:rPr>
+              <w:t>77.1%</w:t>
+            </w:r>
+          </w:p>
+        </w:tc>
+        <w:tc>
+          <w:tcPr>
+            <w:tcW w:type="dxa" w:w="1584"/>
+            <w:vAlign w:val="center"/>
+            <w:tcMar>
+              <w:top w:w="80" w:type="dxa"/>
+              <w:start w:w="120" w:type="dxa"/>
+              <w:bottom w:w="80" w:type="dxa"/>
+              <w:end w:w="120" w:type="dxa"/>
+            </w:tcMar>
+          </w:tcPr>
+          <w:p>
+            <w:pPr>
+              <w:spacing w:before="0" w:after="0" w:line="264" w:lineRule="auto"/>
+              <w:jc w:val="center"/>
+            </w:pPr>
+            <w:r>
+              <w:rPr>
+                <w:rFonts w:ascii="Calibri" w:hAnsi="Calibri" w:eastAsia="맑은 고딕"/>
+                <w:b w:val="0"/>
+                <w:sz w:val="20"/>
+              </w:rPr>
+              <w:t>**87.1%**</w:t>
+            </w:r>
+          </w:p>
+        </w:tc>
+        <w:tc>
+          <w:tcPr>
+            <w:tcW w:type="dxa" w:w="1584"/>
+            <w:vAlign w:val="center"/>
+            <w:tcMar>
+              <w:top w:w="80" w:type="dxa"/>
+              <w:start w:w="120" w:type="dxa"/>
+              <w:bottom w:w="80" w:type="dxa"/>
+              <w:end w:w="120" w:type="dxa"/>
+            </w:tcMar>
+          </w:tcPr>
+          <w:p>
+            <w:pPr>
+              <w:spacing w:before="0" w:after="0" w:line="264" w:lineRule="auto"/>
+              <w:jc w:val="center"/>
+            </w:pPr>
+            <w:r>
+              <w:rPr>
+                <w:rFonts w:ascii="Calibri" w:hAnsi="Calibri" w:eastAsia="맑은 고딕"/>
+                <w:b w:val="0"/>
+                <w:sz w:val="20"/>
+              </w:rPr>
+              <w:t>0.521</w:t>
+            </w:r>
+          </w:p>
+        </w:tc>
+      </w:tr>
+      <w:tr>
+        <w:tc>
+          <w:tcPr>
+            <w:tcW w:type="dxa" w:w="3024"/>
+            <w:vAlign w:val="center"/>
+            <w:tcMar>
+              <w:top w:w="80" w:type="dxa"/>
+              <w:start w:w="120" w:type="dxa"/>
+              <w:bottom w:w="80" w:type="dxa"/>
+              <w:end w:w="120" w:type="dxa"/>
+            </w:tcMar>
+          </w:tcPr>
+          <w:p>
+            <w:pPr>
+              <w:spacing w:before="0" w:after="0" w:line="264" w:lineRule="auto"/>
+              <w:jc w:val="left"/>
+            </w:pPr>
+            <w:r>
+              <w:rPr>
+                <w:rFonts w:ascii="Calibri" w:hAnsi="Calibri" w:eastAsia="맑은 고딕"/>
+                <w:b w:val="0"/>
+                <w:sz w:val="20"/>
+              </w:rPr>
+              <w:t>BBox 0.1 + SigLIP 0.9</w:t>
+            </w:r>
+          </w:p>
+        </w:tc>
+        <w:tc>
+          <w:tcPr>
+            <w:tcW w:type="dxa" w:w="1584"/>
+            <w:vAlign w:val="center"/>
+            <w:tcMar>
+              <w:top w:w="80" w:type="dxa"/>
+              <w:start w:w="120" w:type="dxa"/>
+              <w:bottom w:w="80" w:type="dxa"/>
+              <w:end w:w="120" w:type="dxa"/>
+            </w:tcMar>
+          </w:tcPr>
+          <w:p>
+            <w:pPr>
+              <w:spacing w:before="0" w:after="0" w:line="264" w:lineRule="auto"/>
+              <w:jc w:val="center"/>
+            </w:pPr>
+            <w:r>
+              <w:rPr>
+                <w:rFonts w:ascii="Calibri" w:hAnsi="Calibri" w:eastAsia="맑은 고딕"/>
+                <w:b w:val="0"/>
+                <w:sz w:val="20"/>
+              </w:rPr>
+              <w:t>**38.6%**</w:t>
+            </w:r>
+          </w:p>
+        </w:tc>
+        <w:tc>
+          <w:tcPr>
+            <w:tcW w:type="dxa" w:w="1584"/>
+            <w:vAlign w:val="center"/>
+            <w:tcMar>
+              <w:top w:w="80" w:type="dxa"/>
+              <w:start w:w="120" w:type="dxa"/>
+              <w:bottom w:w="80" w:type="dxa"/>
+              <w:end w:w="120" w:type="dxa"/>
+            </w:tcMar>
+          </w:tcPr>
+          <w:p>
+            <w:pPr>
+              <w:spacing w:before="0" w:after="0" w:line="264" w:lineRule="auto"/>
+              <w:jc w:val="center"/>
+            </w:pPr>
+            <w:r>
+              <w:rPr>
+                <w:rFonts w:ascii="Calibri" w:hAnsi="Calibri" w:eastAsia="맑은 고딕"/>
+                <w:b w:val="0"/>
+                <w:sz w:val="20"/>
+              </w:rPr>
+              <w:t>**77.1%**</w:t>
+            </w:r>
+          </w:p>
+        </w:tc>
+        <w:tc>
+          <w:tcPr>
+            <w:tcW w:type="dxa" w:w="1584"/>
+            <w:vAlign w:val="center"/>
+            <w:tcMar>
+              <w:top w:w="80" w:type="dxa"/>
+              <w:start w:w="120" w:type="dxa"/>
+              <w:bottom w:w="80" w:type="dxa"/>
+              <w:end w:w="120" w:type="dxa"/>
+            </w:tcMar>
+          </w:tcPr>
+          <w:p>
+            <w:pPr>
+              <w:spacing w:before="0" w:after="0" w:line="264" w:lineRule="auto"/>
+              <w:jc w:val="center"/>
+            </w:pPr>
+            <w:r>
+              <w:rPr>
+                <w:rFonts w:ascii="Calibri" w:hAnsi="Calibri" w:eastAsia="맑은 고딕"/>
+                <w:b w:val="0"/>
+                <w:sz w:val="20"/>
+              </w:rPr>
+              <w:t>85.7%</w:t>
+            </w:r>
+          </w:p>
+        </w:tc>
+        <w:tc>
+          <w:tcPr>
+            <w:tcW w:type="dxa" w:w="1584"/>
+            <w:vAlign w:val="center"/>
+            <w:tcMar>
+              <w:top w:w="80" w:type="dxa"/>
+              <w:start w:w="120" w:type="dxa"/>
+              <w:bottom w:w="80" w:type="dxa"/>
+              <w:end w:w="120" w:type="dxa"/>
+            </w:tcMar>
+          </w:tcPr>
+          <w:p>
+            <w:pPr>
+              <w:spacing w:before="0" w:after="0" w:line="264" w:lineRule="auto"/>
+              <w:jc w:val="center"/>
+            </w:pPr>
+            <w:r>
+              <w:rPr>
+                <w:rFonts w:ascii="Calibri" w:hAnsi="Calibri" w:eastAsia="맑은 고딕"/>
+                <w:b w:val="0"/>
+                <w:sz w:val="20"/>
+              </w:rPr>
+              <w:t>**0.546**</w:t>
+            </w:r>
+          </w:p>
+        </w:tc>
+      </w:tr>
+      <w:tr>
+        <w:tc>
+          <w:tcPr>
+            <w:tcW w:type="dxa" w:w="3024"/>
+            <w:vAlign w:val="center"/>
+            <w:tcMar>
+              <w:top w:w="80" w:type="dxa"/>
+              <w:start w:w="120" w:type="dxa"/>
+              <w:bottom w:w="80" w:type="dxa"/>
+              <w:end w:w="120" w:type="dxa"/>
+            </w:tcMar>
+          </w:tcPr>
+          <w:p>
+            <w:pPr>
+              <w:spacing w:before="0" w:after="0" w:line="264" w:lineRule="auto"/>
+              <w:jc w:val="left"/>
+            </w:pPr>
+            <w:r>
+              <w:rPr>
+                <w:rFonts w:ascii="Calibri" w:hAnsi="Calibri" w:eastAsia="맑은 고딕"/>
+                <w:b w:val="0"/>
+                <w:sz w:val="20"/>
+              </w:rPr>
+              <w:t>BBox 1.0 + SigLIP 0.0</w:t>
+            </w:r>
+          </w:p>
+        </w:tc>
+        <w:tc>
+          <w:tcPr>
+            <w:tcW w:type="dxa" w:w="1584"/>
+            <w:vAlign w:val="center"/>
+            <w:tcMar>
+              <w:top w:w="80" w:type="dxa"/>
+              <w:start w:w="120" w:type="dxa"/>
+              <w:bottom w:w="80" w:type="dxa"/>
+              <w:end w:w="120" w:type="dxa"/>
+            </w:tcMar>
+          </w:tcPr>
+          <w:p>
+            <w:pPr>
+              <w:spacing w:before="0" w:after="0" w:line="264" w:lineRule="auto"/>
+              <w:jc w:val="center"/>
+            </w:pPr>
+            <w:r>
+              <w:rPr>
+                <w:rFonts w:ascii="Calibri" w:hAnsi="Calibri" w:eastAsia="맑은 고딕"/>
+                <w:b w:val="0"/>
+                <w:sz w:val="20"/>
+              </w:rPr>
+              <w:t>37.1%</w:t>
+            </w:r>
+          </w:p>
+        </w:tc>
+        <w:tc>
+          <w:tcPr>
+            <w:tcW w:type="dxa" w:w="1584"/>
+            <w:vAlign w:val="center"/>
+            <w:tcMar>
+              <w:top w:w="80" w:type="dxa"/>
+              <w:start w:w="120" w:type="dxa"/>
+              <w:bottom w:w="80" w:type="dxa"/>
+              <w:end w:w="120" w:type="dxa"/>
+            </w:tcMar>
+          </w:tcPr>
+          <w:p>
+            <w:pPr>
+              <w:spacing w:before="0" w:after="0" w:line="264" w:lineRule="auto"/>
+              <w:jc w:val="center"/>
+            </w:pPr>
+            <w:r>
+              <w:rPr>
+                <w:rFonts w:ascii="Calibri" w:hAnsi="Calibri" w:eastAsia="맑은 고딕"/>
+                <w:b w:val="0"/>
+                <w:sz w:val="20"/>
+              </w:rPr>
+              <w:t>72.9%</w:t>
+            </w:r>
+          </w:p>
+        </w:tc>
+        <w:tc>
+          <w:tcPr>
+            <w:tcW w:type="dxa" w:w="1584"/>
+            <w:vAlign w:val="center"/>
+            <w:tcMar>
+              <w:top w:w="80" w:type="dxa"/>
+              <w:start w:w="120" w:type="dxa"/>
+              <w:bottom w:w="80" w:type="dxa"/>
+              <w:end w:w="120" w:type="dxa"/>
+            </w:tcMar>
+          </w:tcPr>
+          <w:p>
+            <w:pPr>
+              <w:spacing w:before="0" w:after="0" w:line="264" w:lineRule="auto"/>
+              <w:jc w:val="center"/>
+            </w:pPr>
+            <w:r>
+              <w:rPr>
+                <w:rFonts w:ascii="Calibri" w:hAnsi="Calibri" w:eastAsia="맑은 고딕"/>
+                <w:b w:val="0"/>
+                <w:sz w:val="20"/>
+              </w:rPr>
+              <w:t>81.4%</w:t>
+            </w:r>
+          </w:p>
+        </w:tc>
+        <w:tc>
+          <w:tcPr>
+            <w:tcW w:type="dxa" w:w="1584"/>
+            <w:vAlign w:val="center"/>
+            <w:tcMar>
+              <w:top w:w="80" w:type="dxa"/>
+              <w:start w:w="120" w:type="dxa"/>
+              <w:bottom w:w="80" w:type="dxa"/>
+              <w:end w:w="120" w:type="dxa"/>
+            </w:tcMar>
+          </w:tcPr>
+          <w:p>
+            <w:pPr>
+              <w:spacing w:before="0" w:after="0" w:line="264" w:lineRule="auto"/>
+              <w:jc w:val="center"/>
+            </w:pPr>
+            <w:r>
+              <w:rPr>
+                <w:rFonts w:ascii="Calibri" w:hAnsi="Calibri" w:eastAsia="맑은 고딕"/>
+                <w:b w:val="0"/>
+                <w:sz w:val="20"/>
+              </w:rPr>
+              <w:t>0.515</w:t>
+            </w:r>
+          </w:p>
+        </w:tc>
+      </w:tr>
+    </w:tbl>
+    <w:p/>
+    <w:p>
+      <w:pPr>
+        <w:pStyle w:val="Heading2"/>
+      </w:pPr>
+      <w:r>
+        <w:t>4.5 실험 환경</w:t>
+      </w:r>
+    </w:p>
+    <w:p>
+      <w:pPr>
+        <w:spacing w:before="0" w:after="120" w:line="264" w:lineRule="auto"/>
+      </w:pPr>
+      <w:r>
+        <w:rPr>
+          <w:rFonts w:ascii="Calibri" w:hAnsi="Calibri" w:eastAsia="맑은 고딕"/>
+          <w:sz w:val="22"/>
+        </w:rPr>
+        <w:t>실험은 로컬 노트북에서 수행하였다. 제한 자원 환경에서의 오프라인 실행은 시스템 설계 목표이지만, 본 연구의 정량 실험은 아래의 개발·평가 환경에서 수행하였다. 따라서 8GB RAM급 환경은 모델 선택과 시스템 설계의 목표로만 제시하며, 해당 장비에서의 실행 시간, 메모리 사용량 및 동시 실행 안정성은 검증되지 않았다. 본 연구의 검색 성능 및 응답 품질 결과는 동일한 개발 환경에서 비교군 간 차이를 측정한 값이다.</w:t>
       </w:r>
     </w:p>
     <w:tbl>
@@ -2415,7 +4030,7 @@
                 <w:b w:val="0"/>
                 <w:sz w:val="20"/>
               </w:rPr>
-              <w:t>3.12.10 (`.venv`)</w:t>
+              <w:t>3.12.10 (.venv)</w:t>
             </w:r>
           </w:p>
         </w:tc>
@@ -2647,7 +4262,7 @@
           <w:rFonts w:ascii="Calibri" w:hAnsi="Calibri" w:eastAsia="맑은 고딕"/>
           <w:sz w:val="22"/>
         </w:rPr>
-        <w:t>로컬 LLM은 Ollama 기반으로 실행하도록 구성하였다. 현재 프로젝트에는 다음 모델이 포함되어 있다.</w:t>
+        <w:t>로컬 LLM은 Ollama를 이용하여 실행하였다. 응답 생성 비교에 사용한 모델 구성은 다음과 같다.</w:t>
       </w:r>
     </w:p>
     <w:tbl>
@@ -2832,7 +4447,7 @@
                 <w:b w:val="0"/>
                 <w:sz w:val="20"/>
               </w:rPr>
-              <w:t>`qwen2.5:7b`</w:t>
+              <w:t>qwen2.5:7b</w:t>
             </w:r>
           </w:p>
         </w:tc>
@@ -2858,7 +4473,7 @@
                 <w:b w:val="0"/>
                 <w:sz w:val="20"/>
               </w:rPr>
-              <w:t>`src/app_qwen.py`</w:t>
+              <w:t>src/app_qwen.py</w:t>
             </w:r>
           </w:p>
         </w:tc>
@@ -2938,7 +4553,7 @@
                 <w:b w:val="0"/>
                 <w:sz w:val="20"/>
               </w:rPr>
-              <w:t>`gemma2:9b`</w:t>
+              <w:t>gemma2:9b</w:t>
             </w:r>
           </w:p>
         </w:tc>
@@ -2956,7 +4571,7 @@
           <w:p>
             <w:pPr>
               <w:spacing w:before="0" w:after="0" w:line="264" w:lineRule="auto"/>
-              <w:jc w:val="left"/>
+              <w:jc w:val="center"/>
             </w:pPr>
             <w:r>
               <w:rPr>
@@ -2964,7 +4579,7 @@
                 <w:b w:val="0"/>
                 <w:sz w:val="20"/>
               </w:rPr>
-              <w:t>`src/app_gemma.py`</w:t>
+              <w:t>src/app_gemma.py</w:t>
             </w:r>
           </w:p>
         </w:tc>
@@ -3044,7 +4659,7 @@
                 <w:b w:val="0"/>
                 <w:sz w:val="20"/>
               </w:rPr>
-              <w:t>`llama3.1:8b`</w:t>
+              <w:t>llama3.1:8b</w:t>
             </w:r>
           </w:p>
         </w:tc>
@@ -3062,7 +4677,7 @@
           <w:p>
             <w:pPr>
               <w:spacing w:before="0" w:after="0" w:line="264" w:lineRule="auto"/>
-              <w:jc w:val="left"/>
+              <w:jc w:val="center"/>
             </w:pPr>
             <w:r>
               <w:rPr>
@@ -3070,7 +4685,7 @@
                 <w:b w:val="0"/>
                 <w:sz w:val="20"/>
               </w:rPr>
-              <w:t>`src/app_llama.py`</w:t>
+              <w:t>src/app_llama.py</w:t>
             </w:r>
           </w:p>
         </w:tc>
@@ -3112,80 +4727,35 @@
           <w:rFonts w:ascii="Calibri" w:hAnsi="Calibri" w:eastAsia="맑은 고딕"/>
           <w:sz w:val="22"/>
         </w:rPr>
-        <w:t xml:space="preserve">추가로 </w:t>
+        <w:t>그 밖의 로컬 저장 모델은 비교 대상에서 제외하였으며, 기본 비교 범위는 Qwen 2.5 7B, Gemma 2 9B 및 Llama 3.1 8B로 한정하였다.</w:t>
       </w:r>
+    </w:p>
+    <w:p>
+      <w:pPr>
+        <w:pStyle w:val="Heading1"/>
+      </w:pPr>
       <w:r>
-        <w:rPr>
-          <w:rFonts w:ascii="Consolas" w:hAnsi="Consolas" w:eastAsia="맑은 고딕"/>
-          <w:color w:val="464646"/>
-          <w:sz w:val="21"/>
-        </w:rPr>
-        <w:t>qwen2.5:1.5b</w:t>
+        <w:t>5. 실험 결과</w:t>
       </w:r>
+    </w:p>
+    <w:p>
+      <w:pPr>
+        <w:pStyle w:val="Heading2"/>
+      </w:pPr>
+      <w:r>
+        <w:t>5.1 전체 검색 성능</w:t>
+      </w:r>
+    </w:p>
+    <w:p>
+      <w:pPr>
+        <w:spacing w:before="0" w:after="120" w:line="264" w:lineRule="auto"/>
+      </w:pPr>
       <w:r>
         <w:rPr>
           <w:rFonts w:ascii="Calibri" w:hAnsi="Calibri" w:eastAsia="맑은 고딕"/>
           <w:sz w:val="22"/>
         </w:rPr>
-        <w:t xml:space="preserve">, </w:t>
-      </w:r>
-      <w:r>
-        <w:rPr>
-          <w:rFonts w:ascii="Consolas" w:hAnsi="Consolas" w:eastAsia="맑은 고딕"/>
-          <w:color w:val="464646"/>
-          <w:sz w:val="21"/>
-        </w:rPr>
-        <w:t>gemma2:2b</w:t>
-      </w:r>
-      <w:r>
-        <w:rPr>
-          <w:rFonts w:ascii="Calibri" w:hAnsi="Calibri" w:eastAsia="맑은 고딕"/>
-          <w:sz w:val="22"/>
-        </w:rPr>
-        <w:t xml:space="preserve">, </w:t>
-      </w:r>
-      <w:r>
-        <w:rPr>
-          <w:rFonts w:ascii="Consolas" w:hAnsi="Consolas" w:eastAsia="맑은 고딕"/>
-          <w:color w:val="464646"/>
-          <w:sz w:val="21"/>
-        </w:rPr>
-        <w:t>exaone3.5:7.8b</w:t>
-      </w:r>
-      <w:r>
-        <w:rPr>
-          <w:rFonts w:ascii="Calibri" w:hAnsi="Calibri" w:eastAsia="맑은 고딕"/>
-          <w:sz w:val="22"/>
-        </w:rPr>
-        <w:t xml:space="preserve"> 모델도 로컬 저장소에 존재하지만, 현재 비교 앱의 기본 대상은 Qwen 2.5 7B, Gemma 2 9B, Llama 3.1 8B이다.</w:t>
-      </w:r>
-    </w:p>
-    <w:p>
-      <w:pPr>
-        <w:pStyle w:val="Heading1"/>
-      </w:pPr>
-      <w:r>
-        <w:t>5. 실험 결과</w:t>
-      </w:r>
-    </w:p>
-    <w:p>
-      <w:pPr>
-        <w:pStyle w:val="Heading2"/>
-      </w:pPr>
-      <w:r>
-        <w:t>5.1 전체 검색 성능</w:t>
-      </w:r>
-    </w:p>
-    <w:p>
-      <w:pPr>
-        <w:spacing w:before="0" w:after="120" w:line="264" w:lineRule="auto"/>
-      </w:pPr>
-      <w:r>
-        <w:rPr>
-          <w:rFonts w:ascii="Calibri" w:hAnsi="Calibri" w:eastAsia="맑은 고딕"/>
-          <w:sz w:val="22"/>
-        </w:rPr>
-        <w:t>다음 표는 G1, G2, G3, G4의 최종 검색 성능을 나타낸다.</w:t>
+        <w:t>표는 최종 구현을 기준으로 G1~G4의 텍스트, 이미지 및 결합 검색 성능을 비교한 결과이다.</w:t>
       </w:r>
     </w:p>
     <w:p>
@@ -3436,7 +5006,7 @@
                 <w:b w:val="0"/>
                 <w:sz w:val="20"/>
               </w:rPr>
-              <w:t>95.7%</w:t>
+              <w:t>92.9%</w:t>
             </w:r>
           </w:p>
         </w:tc>
@@ -3488,7 +5058,7 @@
                 <w:b w:val="0"/>
                 <w:sz w:val="20"/>
               </w:rPr>
-              <w:t>0.837</w:t>
+              <w:t>0.827</w:t>
             </w:r>
           </w:p>
         </w:tc>
@@ -3542,7 +5112,271 @@
                 <w:b w:val="0"/>
                 <w:sz w:val="20"/>
               </w:rPr>
-              <w:t>81.4%</w:t>
+              <w:t>78.6%</w:t>
+            </w:r>
+          </w:p>
+        </w:tc>
+        <w:tc>
+          <w:tcPr>
+            <w:tcW w:type="dxa" w:w="1584"/>
+            <w:vAlign w:val="center"/>
+            <w:tcMar>
+              <w:top w:w="80" w:type="dxa"/>
+              <w:start w:w="120" w:type="dxa"/>
+              <w:bottom w:w="80" w:type="dxa"/>
+              <w:end w:w="120" w:type="dxa"/>
+            </w:tcMar>
+          </w:tcPr>
+          <w:p>
+            <w:pPr>
+              <w:spacing w:before="0" w:after="0" w:line="264" w:lineRule="auto"/>
+              <w:jc w:val="center"/>
+            </w:pPr>
+            <w:r>
+              <w:rPr>
+                <w:rFonts w:ascii="Calibri" w:hAnsi="Calibri" w:eastAsia="맑은 고딕"/>
+                <w:b w:val="0"/>
+                <w:sz w:val="20"/>
+              </w:rPr>
+              <w:t>94.3%</w:t>
+            </w:r>
+          </w:p>
+        </w:tc>
+        <w:tc>
+          <w:tcPr>
+            <w:tcW w:type="dxa" w:w="1584"/>
+            <w:vAlign w:val="center"/>
+            <w:tcMar>
+              <w:top w:w="80" w:type="dxa"/>
+              <w:start w:w="120" w:type="dxa"/>
+              <w:bottom w:w="80" w:type="dxa"/>
+              <w:end w:w="120" w:type="dxa"/>
+            </w:tcMar>
+          </w:tcPr>
+          <w:p>
+            <w:pPr>
+              <w:spacing w:before="0" w:after="0" w:line="264" w:lineRule="auto"/>
+              <w:jc w:val="center"/>
+            </w:pPr>
+            <w:r>
+              <w:rPr>
+                <w:rFonts w:ascii="Calibri" w:hAnsi="Calibri" w:eastAsia="맑은 고딕"/>
+                <w:b w:val="0"/>
+                <w:sz w:val="20"/>
+              </w:rPr>
+              <w:t>100.0%</w:t>
+            </w:r>
+          </w:p>
+        </w:tc>
+        <w:tc>
+          <w:tcPr>
+            <w:tcW w:type="dxa" w:w="1584"/>
+            <w:vAlign w:val="center"/>
+            <w:tcMar>
+              <w:top w:w="80" w:type="dxa"/>
+              <w:start w:w="120" w:type="dxa"/>
+              <w:bottom w:w="80" w:type="dxa"/>
+              <w:end w:w="120" w:type="dxa"/>
+            </w:tcMar>
+          </w:tcPr>
+          <w:p>
+            <w:pPr>
+              <w:spacing w:before="0" w:after="0" w:line="264" w:lineRule="auto"/>
+              <w:jc w:val="center"/>
+            </w:pPr>
+            <w:r>
+              <w:rPr>
+                <w:rFonts w:ascii="Calibri" w:hAnsi="Calibri" w:eastAsia="맑은 고딕"/>
+                <w:b w:val="0"/>
+                <w:sz w:val="20"/>
+              </w:rPr>
+              <w:t>0.859</w:t>
+            </w:r>
+          </w:p>
+        </w:tc>
+      </w:tr>
+      <w:tr>
+        <w:tc>
+          <w:tcPr>
+            <w:tcW w:type="dxa" w:w="3024"/>
+            <w:vAlign w:val="center"/>
+            <w:tcMar>
+              <w:top w:w="80" w:type="dxa"/>
+              <w:start w:w="120" w:type="dxa"/>
+              <w:bottom w:w="80" w:type="dxa"/>
+              <w:end w:w="120" w:type="dxa"/>
+            </w:tcMar>
+          </w:tcPr>
+          <w:p>
+            <w:pPr>
+              <w:spacing w:before="0" w:after="0" w:line="264" w:lineRule="auto"/>
+              <w:jc w:val="left"/>
+            </w:pPr>
+            <w:r>
+              <w:rPr>
+                <w:rFonts w:ascii="Calibri" w:hAnsi="Calibri" w:eastAsia="맑은 고딕"/>
+                <w:b w:val="0"/>
+                <w:sz w:val="20"/>
+              </w:rPr>
+              <w:t>G3 Multimodal RAG</w:t>
+            </w:r>
+          </w:p>
+        </w:tc>
+        <w:tc>
+          <w:tcPr>
+            <w:tcW w:type="dxa" w:w="1584"/>
+            <w:vAlign w:val="center"/>
+            <w:tcMar>
+              <w:top w:w="80" w:type="dxa"/>
+              <w:start w:w="120" w:type="dxa"/>
+              <w:bottom w:w="80" w:type="dxa"/>
+              <w:end w:w="120" w:type="dxa"/>
+            </w:tcMar>
+          </w:tcPr>
+          <w:p>
+            <w:pPr>
+              <w:spacing w:before="0" w:after="0" w:line="264" w:lineRule="auto"/>
+              <w:jc w:val="center"/>
+            </w:pPr>
+            <w:r>
+              <w:rPr>
+                <w:rFonts w:ascii="Calibri" w:hAnsi="Calibri" w:eastAsia="맑은 고딕"/>
+                <w:b w:val="0"/>
+                <w:sz w:val="20"/>
+              </w:rPr>
+              <w:t>78.6%</w:t>
+            </w:r>
+          </w:p>
+        </w:tc>
+        <w:tc>
+          <w:tcPr>
+            <w:tcW w:type="dxa" w:w="1584"/>
+            <w:vAlign w:val="center"/>
+            <w:tcMar>
+              <w:top w:w="80" w:type="dxa"/>
+              <w:start w:w="120" w:type="dxa"/>
+              <w:bottom w:w="80" w:type="dxa"/>
+              <w:end w:w="120" w:type="dxa"/>
+            </w:tcMar>
+          </w:tcPr>
+          <w:p>
+            <w:pPr>
+              <w:spacing w:before="0" w:after="0" w:line="264" w:lineRule="auto"/>
+              <w:jc w:val="center"/>
+            </w:pPr>
+            <w:r>
+              <w:rPr>
+                <w:rFonts w:ascii="Calibri" w:hAnsi="Calibri" w:eastAsia="맑은 고딕"/>
+                <w:b w:val="0"/>
+                <w:sz w:val="20"/>
+              </w:rPr>
+              <w:t>94.3%</w:t>
+            </w:r>
+          </w:p>
+        </w:tc>
+        <w:tc>
+          <w:tcPr>
+            <w:tcW w:type="dxa" w:w="1584"/>
+            <w:vAlign w:val="center"/>
+            <w:tcMar>
+              <w:top w:w="80" w:type="dxa"/>
+              <w:start w:w="120" w:type="dxa"/>
+              <w:bottom w:w="80" w:type="dxa"/>
+              <w:end w:w="120" w:type="dxa"/>
+            </w:tcMar>
+          </w:tcPr>
+          <w:p>
+            <w:pPr>
+              <w:spacing w:before="0" w:after="0" w:line="264" w:lineRule="auto"/>
+              <w:jc w:val="center"/>
+            </w:pPr>
+            <w:r>
+              <w:rPr>
+                <w:rFonts w:ascii="Calibri" w:hAnsi="Calibri" w:eastAsia="맑은 고딕"/>
+                <w:b w:val="0"/>
+                <w:sz w:val="20"/>
+              </w:rPr>
+              <w:t>100.0%</w:t>
+            </w:r>
+          </w:p>
+        </w:tc>
+        <w:tc>
+          <w:tcPr>
+            <w:tcW w:type="dxa" w:w="1584"/>
+            <w:vAlign w:val="center"/>
+            <w:tcMar>
+              <w:top w:w="80" w:type="dxa"/>
+              <w:start w:w="120" w:type="dxa"/>
+              <w:bottom w:w="80" w:type="dxa"/>
+              <w:end w:w="120" w:type="dxa"/>
+            </w:tcMar>
+          </w:tcPr>
+          <w:p>
+            <w:pPr>
+              <w:spacing w:before="0" w:after="0" w:line="264" w:lineRule="auto"/>
+              <w:jc w:val="center"/>
+            </w:pPr>
+            <w:r>
+              <w:rPr>
+                <w:rFonts w:ascii="Calibri" w:hAnsi="Calibri" w:eastAsia="맑은 고딕"/>
+                <w:b w:val="0"/>
+                <w:sz w:val="20"/>
+              </w:rPr>
+              <w:t>0.859</w:t>
+            </w:r>
+          </w:p>
+        </w:tc>
+      </w:tr>
+      <w:tr>
+        <w:tc>
+          <w:tcPr>
+            <w:tcW w:type="dxa" w:w="3024"/>
+            <w:vAlign w:val="center"/>
+            <w:tcMar>
+              <w:top w:w="80" w:type="dxa"/>
+              <w:start w:w="120" w:type="dxa"/>
+              <w:bottom w:w="80" w:type="dxa"/>
+              <w:end w:w="120" w:type="dxa"/>
+            </w:tcMar>
+          </w:tcPr>
+          <w:p>
+            <w:pPr>
+              <w:spacing w:before="0" w:after="0" w:line="264" w:lineRule="auto"/>
+              <w:jc w:val="left"/>
+            </w:pPr>
+            <w:r>
+              <w:rPr>
+                <w:rFonts w:ascii="Calibri" w:hAnsi="Calibri" w:eastAsia="맑은 고딕"/>
+                <w:b w:val="0"/>
+                <w:sz w:val="20"/>
+              </w:rPr>
+              <w:t>G4 Context-aware Multimodal RAG</w:t>
+            </w:r>
+          </w:p>
+        </w:tc>
+        <w:tc>
+          <w:tcPr>
+            <w:tcW w:type="dxa" w:w="1584"/>
+            <w:vAlign w:val="center"/>
+            <w:tcMar>
+              <w:top w:w="80" w:type="dxa"/>
+              <w:start w:w="120" w:type="dxa"/>
+              <w:bottom w:w="80" w:type="dxa"/>
+              <w:end w:w="120" w:type="dxa"/>
+            </w:tcMar>
+          </w:tcPr>
+          <w:p>
+            <w:pPr>
+              <w:spacing w:before="0" w:after="0" w:line="264" w:lineRule="auto"/>
+              <w:jc w:val="center"/>
+            </w:pPr>
+            <w:r>
+              <w:rPr>
+                <w:rFonts w:ascii="Calibri" w:hAnsi="Calibri" w:eastAsia="맑은 고딕"/>
+                <w:b w:val="0"/>
+                <w:sz w:val="20"/>
+              </w:rPr>
+              <w:t>84.3%</w:t>
             </w:r>
           </w:p>
         </w:tc>
@@ -3620,271 +5454,7 @@
                 <w:b w:val="0"/>
                 <w:sz w:val="20"/>
               </w:rPr>
-              <w:t>0.879</w:t>
-            </w:r>
-          </w:p>
-        </w:tc>
-      </w:tr>
-      <w:tr>
-        <w:tc>
-          <w:tcPr>
-            <w:tcW w:type="dxa" w:w="3024"/>
-            <w:vAlign w:val="center"/>
-            <w:tcMar>
-              <w:top w:w="80" w:type="dxa"/>
-              <w:start w:w="120" w:type="dxa"/>
-              <w:bottom w:w="80" w:type="dxa"/>
-              <w:end w:w="120" w:type="dxa"/>
-            </w:tcMar>
-          </w:tcPr>
-          <w:p>
-            <w:pPr>
-              <w:spacing w:before="0" w:after="0" w:line="264" w:lineRule="auto"/>
-              <w:jc w:val="left"/>
-            </w:pPr>
-            <w:r>
-              <w:rPr>
-                <w:rFonts w:ascii="Calibri" w:hAnsi="Calibri" w:eastAsia="맑은 고딕"/>
-                <w:b w:val="0"/>
-                <w:sz w:val="20"/>
-              </w:rPr>
-              <w:t>G3 Multimodal RAG</w:t>
-            </w:r>
-          </w:p>
-        </w:tc>
-        <w:tc>
-          <w:tcPr>
-            <w:tcW w:type="dxa" w:w="1584"/>
-            <w:vAlign w:val="center"/>
-            <w:tcMar>
-              <w:top w:w="80" w:type="dxa"/>
-              <w:start w:w="120" w:type="dxa"/>
-              <w:bottom w:w="80" w:type="dxa"/>
-              <w:end w:w="120" w:type="dxa"/>
-            </w:tcMar>
-          </w:tcPr>
-          <w:p>
-            <w:pPr>
-              <w:spacing w:before="0" w:after="0" w:line="264" w:lineRule="auto"/>
-              <w:jc w:val="center"/>
-            </w:pPr>
-            <w:r>
-              <w:rPr>
-                <w:rFonts w:ascii="Calibri" w:hAnsi="Calibri" w:eastAsia="맑은 고딕"/>
-                <w:b w:val="0"/>
-                <w:sz w:val="20"/>
-              </w:rPr>
-              <w:t>81.4%</w:t>
-            </w:r>
-          </w:p>
-        </w:tc>
-        <w:tc>
-          <w:tcPr>
-            <w:tcW w:type="dxa" w:w="1584"/>
-            <w:vAlign w:val="center"/>
-            <w:tcMar>
-              <w:top w:w="80" w:type="dxa"/>
-              <w:start w:w="120" w:type="dxa"/>
-              <w:bottom w:w="80" w:type="dxa"/>
-              <w:end w:w="120" w:type="dxa"/>
-            </w:tcMar>
-          </w:tcPr>
-          <w:p>
-            <w:pPr>
-              <w:spacing w:before="0" w:after="0" w:line="264" w:lineRule="auto"/>
-              <w:jc w:val="center"/>
-            </w:pPr>
-            <w:r>
-              <w:rPr>
-                <w:rFonts w:ascii="Calibri" w:hAnsi="Calibri" w:eastAsia="맑은 고딕"/>
-                <w:b w:val="0"/>
-                <w:sz w:val="20"/>
-              </w:rPr>
-              <w:t>95.7%</w:t>
-            </w:r>
-          </w:p>
-        </w:tc>
-        <w:tc>
-          <w:tcPr>
-            <w:tcW w:type="dxa" w:w="1584"/>
-            <w:vAlign w:val="center"/>
-            <w:tcMar>
-              <w:top w:w="80" w:type="dxa"/>
-              <w:start w:w="120" w:type="dxa"/>
-              <w:bottom w:w="80" w:type="dxa"/>
-              <w:end w:w="120" w:type="dxa"/>
-            </w:tcMar>
-          </w:tcPr>
-          <w:p>
-            <w:pPr>
-              <w:spacing w:before="0" w:after="0" w:line="264" w:lineRule="auto"/>
-              <w:jc w:val="center"/>
-            </w:pPr>
-            <w:r>
-              <w:rPr>
-                <w:rFonts w:ascii="Calibri" w:hAnsi="Calibri" w:eastAsia="맑은 고딕"/>
-                <w:b w:val="0"/>
-                <w:sz w:val="20"/>
-              </w:rPr>
-              <w:t>100.0%</w:t>
-            </w:r>
-          </w:p>
-        </w:tc>
-        <w:tc>
-          <w:tcPr>
-            <w:tcW w:type="dxa" w:w="1584"/>
-            <w:vAlign w:val="center"/>
-            <w:tcMar>
-              <w:top w:w="80" w:type="dxa"/>
-              <w:start w:w="120" w:type="dxa"/>
-              <w:bottom w:w="80" w:type="dxa"/>
-              <w:end w:w="120" w:type="dxa"/>
-            </w:tcMar>
-          </w:tcPr>
-          <w:p>
-            <w:pPr>
-              <w:spacing w:before="0" w:after="0" w:line="264" w:lineRule="auto"/>
-              <w:jc w:val="center"/>
-            </w:pPr>
-            <w:r>
-              <w:rPr>
-                <w:rFonts w:ascii="Calibri" w:hAnsi="Calibri" w:eastAsia="맑은 고딕"/>
-                <w:b w:val="0"/>
-                <w:sz w:val="20"/>
-              </w:rPr>
-              <w:t>0.879</w:t>
-            </w:r>
-          </w:p>
-        </w:tc>
-      </w:tr>
-      <w:tr>
-        <w:tc>
-          <w:tcPr>
-            <w:tcW w:type="dxa" w:w="3024"/>
-            <w:vAlign w:val="center"/>
-            <w:tcMar>
-              <w:top w:w="80" w:type="dxa"/>
-              <w:start w:w="120" w:type="dxa"/>
-              <w:bottom w:w="80" w:type="dxa"/>
-              <w:end w:w="120" w:type="dxa"/>
-            </w:tcMar>
-          </w:tcPr>
-          <w:p>
-            <w:pPr>
-              <w:spacing w:before="0" w:after="0" w:line="264" w:lineRule="auto"/>
-              <w:jc w:val="left"/>
-            </w:pPr>
-            <w:r>
-              <w:rPr>
-                <w:rFonts w:ascii="Calibri" w:hAnsi="Calibri" w:eastAsia="맑은 고딕"/>
-                <w:b w:val="0"/>
-                <w:sz w:val="20"/>
-              </w:rPr>
-              <w:t>G4 Context-aware Multimodal RAG</w:t>
-            </w:r>
-          </w:p>
-        </w:tc>
-        <w:tc>
-          <w:tcPr>
-            <w:tcW w:type="dxa" w:w="1584"/>
-            <w:vAlign w:val="center"/>
-            <w:tcMar>
-              <w:top w:w="80" w:type="dxa"/>
-              <w:start w:w="120" w:type="dxa"/>
-              <w:bottom w:w="80" w:type="dxa"/>
-              <w:end w:w="120" w:type="dxa"/>
-            </w:tcMar>
-          </w:tcPr>
-          <w:p>
-            <w:pPr>
-              <w:spacing w:before="0" w:after="0" w:line="264" w:lineRule="auto"/>
-              <w:jc w:val="center"/>
-            </w:pPr>
-            <w:r>
-              <w:rPr>
-                <w:rFonts w:ascii="Calibri" w:hAnsi="Calibri" w:eastAsia="맑은 고딕"/>
-                <w:b w:val="0"/>
-                <w:sz w:val="20"/>
-              </w:rPr>
-              <w:t>85.7%</w:t>
-            </w:r>
-          </w:p>
-        </w:tc>
-        <w:tc>
-          <w:tcPr>
-            <w:tcW w:type="dxa" w:w="1584"/>
-            <w:vAlign w:val="center"/>
-            <w:tcMar>
-              <w:top w:w="80" w:type="dxa"/>
-              <w:start w:w="120" w:type="dxa"/>
-              <w:bottom w:w="80" w:type="dxa"/>
-              <w:end w:w="120" w:type="dxa"/>
-            </w:tcMar>
-          </w:tcPr>
-          <w:p>
-            <w:pPr>
-              <w:spacing w:before="0" w:after="0" w:line="264" w:lineRule="auto"/>
-              <w:jc w:val="center"/>
-            </w:pPr>
-            <w:r>
-              <w:rPr>
-                <w:rFonts w:ascii="Calibri" w:hAnsi="Calibri" w:eastAsia="맑은 고딕"/>
-                <w:b w:val="0"/>
-                <w:sz w:val="20"/>
-              </w:rPr>
-              <w:t>95.7%</w:t>
-            </w:r>
-          </w:p>
-        </w:tc>
-        <w:tc>
-          <w:tcPr>
-            <w:tcW w:type="dxa" w:w="1584"/>
-            <w:vAlign w:val="center"/>
-            <w:tcMar>
-              <w:top w:w="80" w:type="dxa"/>
-              <w:start w:w="120" w:type="dxa"/>
-              <w:bottom w:w="80" w:type="dxa"/>
-              <w:end w:w="120" w:type="dxa"/>
-            </w:tcMar>
-          </w:tcPr>
-          <w:p>
-            <w:pPr>
-              <w:spacing w:before="0" w:after="0" w:line="264" w:lineRule="auto"/>
-              <w:jc w:val="center"/>
-            </w:pPr>
-            <w:r>
-              <w:rPr>
-                <w:rFonts w:ascii="Calibri" w:hAnsi="Calibri" w:eastAsia="맑은 고딕"/>
-                <w:b w:val="0"/>
-                <w:sz w:val="20"/>
-              </w:rPr>
-              <w:t>100.0%</w:t>
-            </w:r>
-          </w:p>
-        </w:tc>
-        <w:tc>
-          <w:tcPr>
-            <w:tcW w:type="dxa" w:w="1584"/>
-            <w:vAlign w:val="center"/>
-            <w:tcMar>
-              <w:top w:w="80" w:type="dxa"/>
-              <w:start w:w="120" w:type="dxa"/>
-              <w:bottom w:w="80" w:type="dxa"/>
-              <w:end w:w="120" w:type="dxa"/>
-            </w:tcMar>
-          </w:tcPr>
-          <w:p>
-            <w:pPr>
-              <w:spacing w:before="0" w:after="0" w:line="264" w:lineRule="auto"/>
-              <w:jc w:val="center"/>
-            </w:pPr>
-            <w:r>
-              <w:rPr>
-                <w:rFonts w:ascii="Calibri" w:hAnsi="Calibri" w:eastAsia="맑은 고딕"/>
-                <w:b w:val="0"/>
-                <w:sz w:val="20"/>
-              </w:rPr>
-              <w:t>0.903</w:t>
+              <w:t>0.894</w:t>
             </w:r>
           </w:p>
         </w:tc>
@@ -4174,7 +5744,7 @@
                 <w:b w:val="0"/>
                 <w:sz w:val="19"/>
               </w:rPr>
-              <w:t>32.9%</w:t>
+              <w:t>38.6%</w:t>
             </w:r>
           </w:p>
         </w:tc>
@@ -4200,7 +5770,7 @@
                 <w:b w:val="0"/>
                 <w:sz w:val="19"/>
               </w:rPr>
-              <w:t>70.0%</w:t>
+              <w:t>74.3%</w:t>
             </w:r>
           </w:p>
         </w:tc>
@@ -4226,7 +5796,7 @@
                 <w:b w:val="0"/>
                 <w:sz w:val="19"/>
               </w:rPr>
-              <w:t>75.7%</w:t>
+              <w:t>84.3%</w:t>
             </w:r>
           </w:p>
         </w:tc>
@@ -4252,7 +5822,7 @@
                 <w:b w:val="0"/>
                 <w:sz w:val="19"/>
               </w:rPr>
-              <w:t>0.485</w:t>
+              <w:t>0.534</w:t>
             </w:r>
           </w:p>
         </w:tc>
@@ -4278,7 +5848,7 @@
                 <w:b w:val="0"/>
                 <w:sz w:val="19"/>
               </w:rPr>
-              <w:t>70.0%</w:t>
+              <w:t>74.3%</w:t>
             </w:r>
           </w:p>
         </w:tc>
@@ -4304,7 +5874,7 @@
                 <w:b w:val="0"/>
                 <w:sz w:val="19"/>
               </w:rPr>
-              <w:t>75.7%</w:t>
+              <w:t>84.3%</w:t>
             </w:r>
           </w:p>
         </w:tc>
@@ -4358,7 +5928,7 @@
                 <w:b w:val="0"/>
                 <w:sz w:val="19"/>
               </w:rPr>
-              <w:t>37.1%</w:t>
+              <w:t>44.3%</w:t>
             </w:r>
           </w:p>
         </w:tc>
@@ -4384,7 +5954,7 @@
                 <w:b w:val="0"/>
                 <w:sz w:val="19"/>
               </w:rPr>
-              <w:t>75.7%</w:t>
+              <w:t>85.7%</w:t>
             </w:r>
           </w:p>
         </w:tc>
@@ -4410,7 +5980,7 @@
                 <w:b w:val="0"/>
                 <w:sz w:val="19"/>
               </w:rPr>
-              <w:t>87.1%</w:t>
+              <w:t>92.9%</w:t>
             </w:r>
           </w:p>
         </w:tc>
@@ -4436,7 +6006,7 @@
                 <w:b w:val="0"/>
                 <w:sz w:val="19"/>
               </w:rPr>
-              <w:t>0.539</w:t>
+              <w:t>0.608</w:t>
             </w:r>
           </w:p>
         </w:tc>
@@ -4462,7 +6032,7 @@
                 <w:b w:val="0"/>
                 <w:sz w:val="19"/>
               </w:rPr>
-              <w:t>75.7%</w:t>
+              <w:t>84.3%</w:t>
             </w:r>
           </w:p>
         </w:tc>
@@ -4488,7 +6058,7 @@
                 <w:b w:val="0"/>
                 <w:sz w:val="19"/>
               </w:rPr>
-              <w:t>87.1%</w:t>
+              <w:t>92.9%</w:t>
             </w:r>
           </w:p>
         </w:tc>
@@ -4504,7 +6074,7 @@
           <w:rFonts w:ascii="Calibri" w:hAnsi="Calibri" w:eastAsia="맑은 고딕"/>
           <w:sz w:val="22"/>
         </w:rPr>
-        <w:t>G1은 단순 키워드 검색임에도 Text Recall@5가 95.7%로 높게 나타났다. 이는 협동 로봇 매뉴얼 질의가 메뉴명, 설정값, 기능명 등 명시적인 기술 용어를 포함하기 때문으로 볼 수 있다. 그러나 Text Recall@1과 Text MRR에서는 G2가 G1보다 높은 성능을 보였다. 이는 임베딩 기반 텍스트 검색이 키워드 기반 검색보다 정답 텍스트를 더 상위에 배치하는 데 효과가 있음을 의미한다.</w:t>
+        <w:t>G1의 Text Recall@5는 92.9%로 나타났다. 평가 질의에 메뉴명, 설정값 및 기능명과 같은 명시적 기술 용어가 포함된 점이 키워드 검색 결과에 영향을 준 것으로 해석할 수 있다. G2는 Text Recall@1과 Text MRR에서 G1보다 높은 값을 보였다. 이는 본 질의셋에서 임베딩 기반 검색이 키워드 기반 검색보다 정답 텍스트를 상위에 배치하는 데 상대적으로 유리했음을 나타낸다.</w:t>
       </w:r>
     </w:p>
     <w:p>
@@ -4516,7 +6086,7 @@
           <w:rFonts w:ascii="Calibri" w:hAnsi="Calibri" w:eastAsia="맑은 고딕"/>
           <w:sz w:val="22"/>
         </w:rPr>
-        <w:t>G2와 G3의 텍스트 검색 성능은 동일하게 나타났다. 이는 두 비교군이 동일한 BGE-M3 텍스트 임베딩 모델, 동일한 ChromaDB 텍스트 collection, 동일한 텍스트 chunk, 동일한 Top-k 검색 방식을 사용했기 때문이다. 즉, G3는 G2의 텍스트 검색기를 변경하거나 개선한 방식이 아니라, G2의 텍스트 검색 결과 위에 이미지 전용 검색, page proximity, 텍스트-이미지 매핑 점수를 추가한 멀티모달 확장 구조이다. 따라서 G2와 G3의 Text Recall@k 및 Text MRR이 동일하게 나타나는 것은 구현 오류가 아니라 실험 설계상 의도된 결과이다. G3의 기여는 텍스트 검색 성능 향상이 아니라, 정답 이미지/도식 후보를 함께 검색할 수 있는지를 확인하는 데 있다.</w:t>
+        <w:t>G2와 G3의 텍스트 검색 성능은 동일하였다. 두 비교군은 BGE-M3 임베딩 모델, ChromaDB 텍스트 컬렉션, 텍스트 청크 및 상위 k개 검색 절차를 공유한다. G3는 G2의 텍스트 검색기를 변경하지 않고, 해당 검색 결과에 이미지 전용 검색, 페이지 근접도 및 텍스트-이미지 매핑 점수를 추가한 확장 구조이다. 따라서 두 비교군의 Text Recall@k와 Text MRR이 동일한 것은 실험 설계에 따른 결과이다. G3의 목적은 텍스트 검색기의 성능 향상이 아니라 텍스트 근거와 함께 관련 이미지·도식을 검색하는 데 있다.</w:t>
       </w:r>
     </w:p>
     <w:p>
@@ -4528,7 +6098,7 @@
           <w:rFonts w:ascii="Calibri" w:hAnsi="Calibri" w:eastAsia="맑은 고딕"/>
           <w:sz w:val="22"/>
         </w:rPr>
-        <w:t>G3는 Image Recall@5 70.0%, Image Recall@10 75.7%를 보였으나, Image Recall@1은 32.9%, Image MRR은 0.485로 낮았다. 이는 정답 이미지가 후보군 안에 포함되는 경우는 많지만, 상위 순위에 안정적으로 배치되지는 못했음을 보여준다.</w:t>
+        <w:t>G3의 Image Recall@5와 Image Recall@10은 각각 74.3%와 84.3%였으며, Image Recall@1과 Image MRR은 각각 38.6%와 0.534였다. BBox를 후보 필터로 사용하고 SigLIP 매핑과 페이지 근접도를 반영한 최종 G3에서도 정답 이미지를 1위에 배치한 비율은 절반 미만이었다.</w:t>
       </w:r>
     </w:p>
     <w:p>
@@ -4540,7 +6110,7 @@
           <w:rFonts w:ascii="Calibri" w:hAnsi="Calibri" w:eastAsia="맑은 고딕"/>
           <w:sz w:val="22"/>
         </w:rPr>
-        <w:t>G4는 G3 대비 이미지 후보 포함률과 평균 순위를 개선하였다. Image Recall@5는 70.0%에서 75.7%로, Image Recall@10은 75.7%에서 87.1%로 상승하였다. Image MRR도 0.485에서 0.539로 증가하였다. 또한 Both@5는 70.0%에서 75.7%로, Both@10은 75.7%에서 87.1%로 개선되었다. 다만 Image Recall@1은 32.9%에서 37.1%로 소폭 상승하는 데 그쳤으므로, G4는 정답 이미지를 항상 최상위에 배치하는 방법이라기보다 관련 후보를 Top-5 또는 Top-10 안으로 올리는 데 더 효과적인 방법으로 해석해야 한다.</w:t>
+        <w:t>G4에서는 G3보다 이미지 검색 지표가 수치적으로 증가하였다. Image Recall@5는 74.3%에서 85.7%로, Image Recall@10은 84.3%에서 92.9%로 상승하였고, Image MRR은 0.534에서 0.608로 증가하였다. Both@5와 Both@10도 각각 74.3%에서 84.3%, 84.3%에서 92.9%로 상승하였다. Image Recall@1은 38.6%에서 44.3%로 5.7%p 증가하였다. 이러한 결과는 G4가 모든 질의에서 정답 이미지를 최상위에 배치한 것이 아니라, 일부 정답 후보를 상위 5개 또는 10개 범위로 이동시키고 평균 순위를 높였음을 의미한다. 다만 본 결과에는 통계적 유의성 검정이 포함되지 않았으므로, 수치 증가를 일반적인 우월성으로 해석해서는 안 된다.</w:t>
       </w:r>
     </w:p>
     <w:p>
@@ -4560,7 +6130,7 @@
           <w:rFonts w:ascii="Calibri" w:hAnsi="Calibri" w:eastAsia="맑은 고딕"/>
           <w:sz w:val="22"/>
         </w:rPr>
-        <w:t>정량 지표만으로는 G4가 어떤 방식으로 순위를 개선했는지 설명하기 어렵기 때문에, 본 절에서는 G3 대비 정답 이미지 순위가 개선된 사례를 제시한다. 개선 사례는 G4가 질문 기반 실습 단계 추정, page 범위, section heading, keyword context를 이용해 관련 이미지 후보를 더 높은 순위로 조정할 수 있음을 보여준다.</w:t>
+        <w:t>정량 지표만으로는 재순위화 과정이 개별 질의에 미친 영향을 확인하기 어렵다. 이에 G3보다 정답 이미지의 순위가 상승한 세 사례를 분석하였다. 이 사례들은 질의 기반 실습 단계 추정과 단계별 페이지·절·핵심어 문맥이 후보 순위에 어떻게 반영되었는지를 보여준다.</w:t>
       </w:r>
     </w:p>
     <w:p>
@@ -4572,19 +6142,7 @@
           <w:rFonts w:ascii="Calibri" w:hAnsi="Calibri" w:eastAsia="맑은 고딕"/>
           <w:sz w:val="22"/>
         </w:rPr>
-        <w:t>G4의 후보 순위 개선 효과는 개별 사례에서도 확인된다.</w:t>
-      </w:r>
-    </w:p>
-    <w:p>
-      <w:pPr>
-        <w:spacing w:before="0" w:after="120" w:line="264" w:lineRule="auto"/>
-      </w:pPr>
-      <w:r>
-        <w:rPr>
-          <w:rFonts w:ascii="Calibri" w:hAnsi="Calibri" w:eastAsia="맑은 고딕"/>
-          <w:sz w:val="22"/>
-        </w:rPr>
-        <w:t xml:space="preserve">첫째, Q31은 티치 펜던트에 위치한 USB 포트의 주된 용도를 묻는 질문이다. G3에서는 정답 이미지 </w:t>
+        <w:t xml:space="preserve">Q31은 티치 펜던트의 USB 포트 용도를 묻는 질의이다. 정답 이미지 </w:t>
       </w:r>
       <w:r>
         <w:rPr>
@@ -4599,7 +6157,7 @@
           <w:rFonts w:ascii="Calibri" w:hAnsi="Calibri" w:eastAsia="맑은 고딕"/>
           <w:sz w:val="22"/>
         </w:rPr>
-        <w:t xml:space="preserve">가 Top-10 밖에 있었으나, G4에서는 3위로 상승하였다. 이는 질문이 </w:t>
+        <w:t xml:space="preserve">는 G3의 8위에서 G4의 3위로 상승하였다. 이 질의는 </w:t>
       </w:r>
       <w:r>
         <w:rPr>
@@ -4614,7 +6172,7 @@
           <w:rFonts w:ascii="Calibri" w:hAnsi="Calibri" w:eastAsia="맑은 고딕"/>
           <w:sz w:val="22"/>
         </w:rPr>
-        <w:t xml:space="preserve"> 단계로 추정되었고, USB port, pendant, data import/export 관련 context가 반영되었기 때문이다.</w:t>
+        <w:t xml:space="preserve"> 단계로 추정되었으며, USB 포트, 펜던트 및 데이터 가져오기·내보내기 관련 문맥이 재순위화에 반영되었다. 이러한 문맥 점수가 순위 상승에 기여한 것으로 해석할 수 있다.</w:t>
       </w:r>
     </w:p>
     <w:p>
@@ -4626,7 +6184,7 @@
           <w:rFonts w:ascii="Calibri" w:hAnsi="Calibri" w:eastAsia="맑은 고딕"/>
           <w:sz w:val="22"/>
         </w:rPr>
-        <w:t xml:space="preserve">둘째, Q23은 로봇 시스템의 시간 기능을 확인하는 화면 영역을 묻는 질문이다. G3에서는 정답 이미지 </w:t>
+        <w:t xml:space="preserve">Q23은 로봇 시스템의 시간을 확인하는 화면 영역을 묻는 질의이다. 정답 이미지 </w:t>
       </w:r>
       <w:r>
         <w:rPr>
@@ -4641,7 +6199,7 @@
           <w:rFonts w:ascii="Calibri" w:hAnsi="Calibri" w:eastAsia="맑은 고딕"/>
           <w:sz w:val="22"/>
         </w:rPr>
-        <w:t xml:space="preserve">가 Top-10 밖에 있었으나, G4에서는 5위로 상승하였다. 이는 질문이 </w:t>
+        <w:t xml:space="preserve">는 G3의 상위 10개에 포함되지 않았으나 G4에서는 4위에 배치되었다. 질의가 </w:t>
       </w:r>
       <w:r>
         <w:rPr>
@@ -4656,7 +6214,7 @@
           <w:rFonts w:ascii="Calibri" w:hAnsi="Calibri" w:eastAsia="맑은 고딕"/>
           <w:sz w:val="22"/>
         </w:rPr>
-        <w:t xml:space="preserve"> 단계로 추정되었고, system information, time, screen area 관련 context가 이미지 후보 재순위화에 반영되었기 때문이다.</w:t>
+        <w:t xml:space="preserve"> 단계로 추정되면서 시스템 정보, 시간 및 화면 영역 관련 문맥이 후보 점수에 반영된 결과로 볼 수 있다.</w:t>
       </w:r>
     </w:p>
     <w:p>
@@ -4668,7 +6226,7 @@
           <w:rFonts w:ascii="Calibri" w:hAnsi="Calibri" w:eastAsia="맑은 고딕"/>
           <w:sz w:val="22"/>
         </w:rPr>
-        <w:t xml:space="preserve">셋째, Q02는 제어기의 전원 공급을 위해 필요한 접지 조건을 묻는 질문이다. G3에서는 정답 이미지 </w:t>
+        <w:t xml:space="preserve">Q02는 제어기 전원 공급에 필요한 접지 조건을 묻는 질의이다. 정답 이미지 </w:t>
       </w:r>
       <w:r>
         <w:rPr>
@@ -4683,7 +6241,7 @@
           <w:rFonts w:ascii="Calibri" w:hAnsi="Calibri" w:eastAsia="맑은 고딕"/>
           <w:sz w:val="22"/>
         </w:rPr>
-        <w:t xml:space="preserve">가 Top-10 밖에 있었으나, G4에서는 5위로 상승하였다. 이는 질문이 </w:t>
+        <w:t xml:space="preserve">는 G3의 2위에서 G4의 1위로 상승하였다. 이 질의는 </w:t>
       </w:r>
       <w:r>
         <w:rPr>
@@ -4698,7 +6256,7 @@
           <w:rFonts w:ascii="Calibri" w:hAnsi="Calibri" w:eastAsia="맑은 고딕"/>
           <w:sz w:val="22"/>
         </w:rPr>
-        <w:t xml:space="preserve"> 단계로 추정되었고, grounding, power supply, controller, safety 관련 context가 반영되어 정답 이미지가 Top-5 안으로 이동한 사례이다.</w:t>
+        <w:t xml:space="preserve"> 단계로 추정되었으며, 접지, 전원 공급, 제어기 및 안전 관련 문맥이 반영되었다.</w:t>
       </w:r>
     </w:p>
     <w:p>
@@ -4710,7 +6268,7 @@
           <w:rFonts w:ascii="Calibri" w:hAnsi="Calibri" w:eastAsia="맑은 고딕"/>
           <w:sz w:val="22"/>
         </w:rPr>
-        <w:t>이러한 사례는 G4가 일부 질의에서 실습 단계 정보를 이용하여 정답 이미지의 순위를 개선했음을 보여준다. 다만 이는 모든 질의에서의 Top-1 정답 검색 성공을 의미하지는 않는다.</w:t>
+        <w:t>세 사례에서는 단계 문맥을 적용한 이후 정답 이미지의 순위가 상승하였다. 그러나 사례 분석은 재순위화가 작동한 양상을 설명하기 위한 것이며, 전체 질의에서의 일관된 상위 1위 검색을 의미하지 않는다.</w:t>
       </w:r>
     </w:p>
     <w:p>
@@ -4730,7 +6288,7 @@
           <w:rFonts w:ascii="Calibri" w:hAnsi="Calibri" w:eastAsia="맑은 고딕"/>
           <w:sz w:val="22"/>
         </w:rPr>
-        <w:t>개선 사례만으로는 G4의 성능을 과대 해석할 수 있으므로, 실패 사례도 함께 분석하였다. 실패 사례는 G4가 page-level 및 section-level context에는 도움을 받지만, 같은 page 안의 유사 이미지 구분, 세부 화면 단서 부족, 질문 기반 단계 추정 오류에는 여전히 취약하다는 점을 보여준다.</w:t>
+        <w:t>개선 사례와 함께 G4에서 정답 이미지가 상위 10개에 포함되지 않은 사례도 분석하였다. 이 사례들은 페이지 및 절 수준의 문맥만으로는 동일 페이지의 유사 이미지, 세부 화면 단서 및 단계 추정 오류를 충분히 처리하기 어렵다는 점을 보여준다.</w:t>
       </w:r>
     </w:p>
     <w:p>
@@ -4742,19 +6300,7 @@
           <w:rFonts w:ascii="Calibri" w:hAnsi="Calibri" w:eastAsia="맑은 고딕"/>
           <w:sz w:val="22"/>
         </w:rPr>
-        <w:t>G4는 전체적으로 G3보다 개선되었지만, 일부 질의에서는 여전히 한계를 보였다.</w:t>
-      </w:r>
-    </w:p>
-    <w:p>
-      <w:pPr>
-        <w:spacing w:before="0" w:after="120" w:line="264" w:lineRule="auto"/>
-      </w:pPr>
-      <w:r>
-        <w:rPr>
-          <w:rFonts w:ascii="Calibri" w:hAnsi="Calibri" w:eastAsia="맑은 고딕"/>
-          <w:sz w:val="22"/>
-        </w:rPr>
-        <w:t xml:space="preserve">Q10은 티치 펜던트 화면에서 로봇의 현재 각 관절 각도를 확인하는 메뉴 경로를 묻는 질문이다. G4는 Status 관련 page와 keyword를 반영했지만, 정답 이미지 </w:t>
+        <w:t xml:space="preserve">Q10은 티치 펜던트에서 현재 관절 각도를 확인하는 메뉴 경로를 묻는 질의이다. G4는 상태 관련 페이지와 핵심어를 반영하였으나, 정답 이미지 </w:t>
       </w:r>
       <w:r>
         <w:rPr>
@@ -4769,7 +6315,7 @@
           <w:rFonts w:ascii="Calibri" w:hAnsi="Calibri" w:eastAsia="맑은 고딕"/>
           <w:sz w:val="22"/>
         </w:rPr>
-        <w:t xml:space="preserve">를 Top-10 안에 포함하지 못했다. 이는 </w:t>
+        <w:t xml:space="preserve">를 상위 10개에 포함하지 못했다. </w:t>
       </w:r>
       <w:r>
         <w:rPr>
@@ -4799,7 +6345,7 @@
           <w:rFonts w:ascii="Calibri" w:hAnsi="Calibri" w:eastAsia="맑은 고딕"/>
           <w:sz w:val="22"/>
         </w:rPr>
-        <w:t xml:space="preserve">, </w:t>
+        <w:t xml:space="preserve"> 및 </w:t>
       </w:r>
       <w:r>
         <w:rPr>
@@ -4814,7 +6360,7 @@
           <w:rFonts w:ascii="Calibri" w:hAnsi="Calibri" w:eastAsia="맑은 고딕"/>
           <w:sz w:val="22"/>
         </w:rPr>
-        <w:t>과 같은 keyword가 후보 수집 단계에서 충분히 강하게 작동하지 못했기 때문으로 해석된다.</w:t>
+        <w:t>과 같은 핵심어가 초기 후보 수집 단계에서 정답 이미지를 확보하는 데 충분하지 않았을 가능성이 있다.</w:t>
       </w:r>
     </w:p>
     <w:p>
@@ -4826,7 +6372,7 @@
           <w:rFonts w:ascii="Calibri" w:hAnsi="Calibri" w:eastAsia="맑은 고딕"/>
           <w:sz w:val="22"/>
         </w:rPr>
-        <w:t xml:space="preserve">Q28은 로봇 cube module cable의 방수 등급 강화를 위한 cable 결합 부품을 묻는 질문이다. G4는 page 405 주변의 관련 이미지를 여러 개 상위 후보로 올렸지만, 정확한 정답 이미지 </w:t>
+        <w:t xml:space="preserve">Q28은 로봇 큐브 모듈 케이블의 방수 등급을 강화하기 위한 케이블 결합 부품을 묻는 질의이다. G4는 405페이지 주변의 관련 이미지를 상위 후보로 배치하였으나, 정답 이미지 </w:t>
       </w:r>
       <w:r>
         <w:rPr>
@@ -4841,7 +6387,7 @@
           <w:rFonts w:ascii="Calibri" w:hAnsi="Calibri" w:eastAsia="맑은 고딕"/>
           <w:sz w:val="22"/>
         </w:rPr>
-        <w:t>는 Top-10 안에 포함하지 못했다. 이는 같은 page 내 여러 이미지 중 정확한 세부 이미지를 구분하는 image-level distinction이 부족함을 보여준다.</w:t>
+        <w:t>는 상위 10개에 포함되지 않았다. 이는 동일 페이지의 여러 이미지 가운데 세부 대상을 구분하는 이미지 단위 변별력이 충분하지 않았음을 나타낸다.</w:t>
       </w:r>
     </w:p>
     <w:p>
@@ -4853,7 +6399,7 @@
           <w:rFonts w:ascii="Calibri" w:hAnsi="Calibri" w:eastAsia="맑은 고딕"/>
           <w:sz w:val="22"/>
         </w:rPr>
-        <w:t xml:space="preserve">Q15는 시스템의 과거 오류 로그를 추출하는 메뉴 경로를 묻는 질문이다. 이 경우 질문 기반 단계 추정이 </w:t>
+        <w:t xml:space="preserve">Q15는 과거 오류 로그를 추출하는 메뉴 경로를 묻는 질의이다. 이 질의는 </w:t>
       </w:r>
       <w:r>
         <w:rPr>
@@ -4868,7 +6414,7 @@
           <w:rFonts w:ascii="Calibri" w:hAnsi="Calibri" w:eastAsia="맑은 고딕"/>
           <w:sz w:val="22"/>
         </w:rPr>
-        <w:t xml:space="preserve">가 아니라 </w:t>
+        <w:t xml:space="preserve">가 아닌 </w:t>
       </w:r>
       <w:r>
         <w:rPr>
@@ -4883,7 +6429,7 @@
           <w:rFonts w:ascii="Calibri" w:hAnsi="Calibri" w:eastAsia="맑은 고딕"/>
           <w:sz w:val="22"/>
         </w:rPr>
-        <w:t xml:space="preserve">으로 치우쳤고, 정답 이미지 </w:t>
+        <w:t xml:space="preserve"> 단계로 추정되었고, 정답 이미지 </w:t>
       </w:r>
       <w:r>
         <w:rPr>
@@ -4898,7 +6444,7 @@
           <w:rFonts w:ascii="Calibri" w:hAnsi="Calibri" w:eastAsia="맑은 고딕"/>
           <w:sz w:val="22"/>
         </w:rPr>
-        <w:t>는 Top-10 안에 포함되지 못했다. 이는 G4의 성능이 단계 추정 정확도에 영향을 받는다는 점을 보여준다.</w:t>
+        <w:t>는 상위 10개에 포함되지 않았다. 이 사례는 단계 추정 오류가 후속 재순위화 결과에 영향을 줄 수 있음을 보여준다.</w:t>
       </w:r>
     </w:p>
     <w:p>
@@ -4910,7 +6456,7 @@
           <w:rFonts w:ascii="Calibri" w:hAnsi="Calibri" w:eastAsia="맑은 고딕"/>
           <w:sz w:val="22"/>
         </w:rPr>
-        <w:t>이러한 실패 사례는 향후 이미지 caption, bbox 주변 텍스트, 이미지 순서, 세부 단계 라벨을 추가로 활용해야 함을 시사한다. 따라서 사례 분석은 G4의 개선 효과를 설명하는 동시에, 현재 방법의 한계와 후속 연구 방향을 구체화하는 역할을 한다.</w:t>
+        <w:t>실패 사례를 종합하면, BBox 후보 필터는 공간적으로 먼 이미지를 제외하지만 필터를 통과한 동일 페이지의 유사 이미지를 직접 구분하지는 않는다. 현재 후보 순위는 SigLIP 의미 유사도와 페이지·절 문맥에 주로 의존하므로 화면 내부의 작은 차이와 이미지 순서를 충분히 반영하지 못한다. 향후에는 이미지 캡션, BBox 주변의 국소 텍스트, 이미지 순서 및 세분화된 단계 라벨을 추가로 검토할 필요가 있다.</w:t>
       </w:r>
     </w:p>
     <w:p>
@@ -4918,7 +6464,7 @@
         <w:pStyle w:val="Heading1"/>
       </w:pPr>
       <w:r>
-        <w:t>6. 보조 응답 품질 평가 결과</w:t>
+        <w:t>6. 응답 품질 평가 결과</w:t>
       </w:r>
     </w:p>
     <w:p>
@@ -4930,7 +6476,7 @@
           <w:rFonts w:ascii="Calibri" w:hAnsi="Calibri" w:eastAsia="맑은 고딕"/>
           <w:sz w:val="22"/>
         </w:rPr>
-        <w:t>검색 성능은 본 논문의 중심 결과이며, 응답 품질 평가는 로컬 LLM 기반 실습 안내의 가능성과 한계를 확인하기 위한 보조 분석으로 수행하였다. 본 연구에서는 G2, G3, G4 조건에서 Qwen, Gemma, Llama 모델의 응답을 생성하고, 70개 질의에 대해 총 630개 응답을 평가하였다.</w:t>
+        <w:t>검색 성능과 로컬 LLM 기반 응답 품질을 서로 구분하여 평가하였다. G2, G3 및 G4 조건에서 Qwen, Gemma 및 Llama의 응답을 생성하였으며, 70개 질의에 대한 총 630개 응답을 평가하였다.</w:t>
       </w:r>
     </w:p>
     <w:p>
@@ -4942,7 +6488,7 @@
           <w:rFonts w:ascii="Calibri" w:hAnsi="Calibri" w:eastAsia="맑은 고딕"/>
           <w:sz w:val="22"/>
         </w:rPr>
-        <w:t>응답 품질 평가는 다음 다섯 가지 기준으로 수행한다.</w:t>
+        <w:t>응답 품질은 다음 다섯 기준으로 평가하였다.</w:t>
       </w:r>
     </w:p>
     <w:p>
@@ -5002,7 +6548,7 @@
           <w:rFonts w:ascii="Calibri" w:hAnsi="Calibri" w:eastAsia="맑은 고딕"/>
           <w:sz w:val="22"/>
         </w:rPr>
-        <w:t>실습 단계 적합성: 질문의 실습 단계와 맞는 안내를 제공하는가?</w:t>
+        <w:t>실습 단계 적합성: 질의의 실습 단계에 부합하는 안내를 제공하는가?</w:t>
       </w:r>
     </w:p>
     <w:p>
@@ -5054,7 +6600,7 @@
           <w:rFonts w:ascii="Calibri" w:hAnsi="Calibri" w:eastAsia="맑은 고딕"/>
           <w:sz w:val="22"/>
         </w:rPr>
-        <w:t>각 항목은 1점에서 5점까지 평가하고, 평균 점수를 기준으로 모델 및 비교군별 응답 품질을 분석하였다. 전체 630개 응답에 대해서는 rubric 기반 1차 평가를 수행하였다. 추가로 1차 평가 결과 중 G4 응답의 오류 및 애매 사례, 그리고 G4 개선/실패 대표 사례를 포함한 54개 우선 검토 대상에 대해 연구자 수동 검토를 수행하였다.</w:t>
+        <w:t>각 항목을 1점에서 5점으로 산정하고, 평균 점수를 기준으로 모델 및 비교군별 응답 품질을 분석하였다. 전체 630개 응답은 정답 핵심어 일치, 의미 유사도 및 안전성·가독성 관련 규칙을 이용한 규칙 기반 루브릭 평가로 처리하였다.</w:t>
       </w:r>
     </w:p>
     <w:tbl>
@@ -6941,304 +8487,9 @@
           <w:rFonts w:ascii="Calibri" w:hAnsi="Calibri" w:eastAsia="맑은 고딕"/>
           <w:sz w:val="22"/>
         </w:rPr>
-        <w:t>연구자 수동 검토는 전체 630개 응답을 모두 재채점한 것이 아니라, G4 결과 중 논문 해석에 영향을 줄 수 있는 54개 우선 검토 대상을 확인하는 방식으로 수행하였다. 검토 대상은 G4 응답 중 X 판정 전체, G4-Qwen 응답 중 △ 판정, G4 개선 사례 3개, G4 실패 사례 3개로 구성하였다.</w:t>
+        <w:t>Qwen의 평균 점수는 세 비교군에서 다른 두 모델보다 높았다. 그러나 생성 응답 품질에서 G4의 일관된 향상은 관찰되지 않았다. Qwen의 평균 점수는 G2 4.05점, G3 4.01점, G4 3.99점으로 소폭 감소하였다. Gemma는 G3의 3.56점에서 G4의 3.59점으로, Llama는 3.60점에서 3.62점으로 소폭 증가하였다.</w:t>
       </w:r>
     </w:p>
-    <w:tbl>
-      <w:tblPr>
-        <w:tblStyle w:val="TableGrid"/>
-        <w:tblW w:type="dxa" w:w="9360"/>
-        <w:jc w:val="left"/>
-        <w:tblLayout w:type="fixed"/>
-        <w:tblLook w:firstColumn="1" w:firstRow="1" w:lastColumn="0" w:lastRow="0" w:noHBand="0" w:noVBand="1" w:val="04A0"/>
-        <w:tblInd w:w="120" w:type="dxa"/>
-        <w:tblBorders>
-          <w:top w:val="single" w:sz="4" w:space="0" w:color="B8C2CC"/>
-          <w:left w:val="single" w:sz="4" w:space="0" w:color="B8C2CC"/>
-          <w:bottom w:val="single" w:sz="4" w:space="0" w:color="B8C2CC"/>
-          <w:right w:val="single" w:sz="4" w:space="0" w:color="B8C2CC"/>
-          <w:insideH w:val="single" w:sz="4" w:space="0" w:color="B8C2CC"/>
-          <w:insideV w:val="single" w:sz="4" w:space="0" w:color="B8C2CC"/>
-        </w:tblBorders>
-      </w:tblPr>
-      <w:tblGrid>
-        <w:gridCol w:w="1872"/>
-        <w:gridCol w:w="1872"/>
-        <w:gridCol w:w="1872"/>
-        <w:gridCol w:w="1872"/>
-        <w:gridCol w:w="1872"/>
-      </w:tblGrid>
-      <w:tr>
-        <w:tc>
-          <w:tcPr>
-            <w:tcW w:type="dxa" w:w="3024"/>
-            <w:vAlign w:val="center"/>
-            <w:tcMar>
-              <w:top w:w="80" w:type="dxa"/>
-              <w:start w:w="120" w:type="dxa"/>
-              <w:bottom w:w="80" w:type="dxa"/>
-              <w:end w:w="120" w:type="dxa"/>
-            </w:tcMar>
-            <w:shd w:fill="F2F4F7"/>
-          </w:tcPr>
-          <w:p>
-            <w:pPr>
-              <w:spacing w:before="0" w:after="0" w:line="264" w:lineRule="auto"/>
-              <w:jc w:val="left"/>
-            </w:pPr>
-            <w:r>
-              <w:rPr>
-                <w:rFonts w:ascii="Calibri" w:hAnsi="Calibri" w:eastAsia="맑은 고딕"/>
-                <w:b/>
-                <w:sz w:val="20"/>
-              </w:rPr>
-              <w:t>연구자 검토 대상</w:t>
-            </w:r>
-          </w:p>
-        </w:tc>
-        <w:tc>
-          <w:tcPr>
-            <w:tcW w:type="dxa" w:w="1584"/>
-            <w:vAlign w:val="center"/>
-            <w:tcMar>
-              <w:top w:w="80" w:type="dxa"/>
-              <w:start w:w="120" w:type="dxa"/>
-              <w:bottom w:w="80" w:type="dxa"/>
-              <w:end w:w="120" w:type="dxa"/>
-            </w:tcMar>
-            <w:shd w:fill="F2F4F7"/>
-          </w:tcPr>
-          <w:p>
-            <w:pPr>
-              <w:spacing w:before="0" w:after="0" w:line="264" w:lineRule="auto"/>
-              <w:jc w:val="center"/>
-            </w:pPr>
-            <w:r>
-              <w:rPr>
-                <w:rFonts w:ascii="Calibri" w:hAnsi="Calibri" w:eastAsia="맑은 고딕"/>
-                <w:b/>
-                <w:sz w:val="20"/>
-              </w:rPr>
-              <w:t>검토 수</w:t>
-            </w:r>
-          </w:p>
-        </w:tc>
-        <w:tc>
-          <w:tcPr>
-            <w:tcW w:type="dxa" w:w="1584"/>
-            <w:vAlign w:val="center"/>
-            <w:tcMar>
-              <w:top w:w="80" w:type="dxa"/>
-              <w:start w:w="120" w:type="dxa"/>
-              <w:bottom w:w="80" w:type="dxa"/>
-              <w:end w:w="120" w:type="dxa"/>
-            </w:tcMar>
-            <w:shd w:fill="F2F4F7"/>
-          </w:tcPr>
-          <w:p>
-            <w:pPr>
-              <w:spacing w:before="0" w:after="0" w:line="264" w:lineRule="auto"/>
-              <w:jc w:val="center"/>
-            </w:pPr>
-            <w:r>
-              <w:rPr>
-                <w:rFonts w:ascii="Calibri" w:hAnsi="Calibri" w:eastAsia="맑은 고딕"/>
-                <w:b/>
-                <w:sz w:val="20"/>
-              </w:rPr>
-              <w:t>O</w:t>
-            </w:r>
-          </w:p>
-        </w:tc>
-        <w:tc>
-          <w:tcPr>
-            <w:tcW w:type="dxa" w:w="1584"/>
-            <w:vAlign w:val="center"/>
-            <w:tcMar>
-              <w:top w:w="80" w:type="dxa"/>
-              <w:start w:w="120" w:type="dxa"/>
-              <w:bottom w:w="80" w:type="dxa"/>
-              <w:end w:w="120" w:type="dxa"/>
-            </w:tcMar>
-            <w:shd w:fill="F2F4F7"/>
-          </w:tcPr>
-          <w:p>
-            <w:pPr>
-              <w:spacing w:before="0" w:after="0" w:line="264" w:lineRule="auto"/>
-              <w:jc w:val="center"/>
-            </w:pPr>
-            <w:r>
-              <w:rPr>
-                <w:rFonts w:ascii="Calibri" w:hAnsi="Calibri" w:eastAsia="맑은 고딕"/>
-                <w:b/>
-                <w:sz w:val="20"/>
-              </w:rPr>
-              <w:t>△</w:t>
-            </w:r>
-          </w:p>
-        </w:tc>
-        <w:tc>
-          <w:tcPr>
-            <w:tcW w:type="dxa" w:w="1584"/>
-            <w:vAlign w:val="center"/>
-            <w:tcMar>
-              <w:top w:w="80" w:type="dxa"/>
-              <w:start w:w="120" w:type="dxa"/>
-              <w:bottom w:w="80" w:type="dxa"/>
-              <w:end w:w="120" w:type="dxa"/>
-            </w:tcMar>
-            <w:shd w:fill="F2F4F7"/>
-          </w:tcPr>
-          <w:p>
-            <w:pPr>
-              <w:spacing w:before="0" w:after="0" w:line="264" w:lineRule="auto"/>
-              <w:jc w:val="center"/>
-            </w:pPr>
-            <w:r>
-              <w:rPr>
-                <w:rFonts w:ascii="Calibri" w:hAnsi="Calibri" w:eastAsia="맑은 고딕"/>
-                <w:b/>
-                <w:sz w:val="20"/>
-              </w:rPr>
-              <w:t>X</w:t>
-            </w:r>
-          </w:p>
-        </w:tc>
-      </w:tr>
-      <w:tr>
-        <w:tc>
-          <w:tcPr>
-            <w:tcW w:type="dxa" w:w="3024"/>
-            <w:vAlign w:val="center"/>
-            <w:tcMar>
-              <w:top w:w="80" w:type="dxa"/>
-              <w:start w:w="120" w:type="dxa"/>
-              <w:bottom w:w="80" w:type="dxa"/>
-              <w:end w:w="120" w:type="dxa"/>
-            </w:tcMar>
-          </w:tcPr>
-          <w:p>
-            <w:pPr>
-              <w:spacing w:before="0" w:after="0" w:line="264" w:lineRule="auto"/>
-              <w:jc w:val="left"/>
-            </w:pPr>
-            <w:r>
-              <w:rPr>
-                <w:rFonts w:ascii="Calibri" w:hAnsi="Calibri" w:eastAsia="맑은 고딕"/>
-                <w:b w:val="0"/>
-                <w:sz w:val="20"/>
-              </w:rPr>
-              <w:t>G4 우선 검토 대상</w:t>
-            </w:r>
-          </w:p>
-        </w:tc>
-        <w:tc>
-          <w:tcPr>
-            <w:tcW w:type="dxa" w:w="1584"/>
-            <w:vAlign w:val="center"/>
-            <w:tcMar>
-              <w:top w:w="80" w:type="dxa"/>
-              <w:start w:w="120" w:type="dxa"/>
-              <w:bottom w:w="80" w:type="dxa"/>
-              <w:end w:w="120" w:type="dxa"/>
-            </w:tcMar>
-          </w:tcPr>
-          <w:p>
-            <w:pPr>
-              <w:spacing w:before="0" w:after="0" w:line="264" w:lineRule="auto"/>
-              <w:jc w:val="center"/>
-            </w:pPr>
-            <w:r>
-              <w:rPr>
-                <w:rFonts w:ascii="Calibri" w:hAnsi="Calibri" w:eastAsia="맑은 고딕"/>
-                <w:b w:val="0"/>
-                <w:sz w:val="20"/>
-              </w:rPr>
-              <w:t>54</w:t>
-            </w:r>
-          </w:p>
-        </w:tc>
-        <w:tc>
-          <w:tcPr>
-            <w:tcW w:type="dxa" w:w="1584"/>
-            <w:vAlign w:val="center"/>
-            <w:tcMar>
-              <w:top w:w="80" w:type="dxa"/>
-              <w:start w:w="120" w:type="dxa"/>
-              <w:bottom w:w="80" w:type="dxa"/>
-              <w:end w:w="120" w:type="dxa"/>
-            </w:tcMar>
-          </w:tcPr>
-          <w:p>
-            <w:pPr>
-              <w:spacing w:before="0" w:after="0" w:line="264" w:lineRule="auto"/>
-              <w:jc w:val="center"/>
-            </w:pPr>
-            <w:r>
-              <w:rPr>
-                <w:rFonts w:ascii="Calibri" w:hAnsi="Calibri" w:eastAsia="맑은 고딕"/>
-                <w:b w:val="0"/>
-                <w:sz w:val="20"/>
-              </w:rPr>
-              <w:t>13</w:t>
-            </w:r>
-          </w:p>
-        </w:tc>
-        <w:tc>
-          <w:tcPr>
-            <w:tcW w:type="dxa" w:w="1584"/>
-            <w:vAlign w:val="center"/>
-            <w:tcMar>
-              <w:top w:w="80" w:type="dxa"/>
-              <w:start w:w="120" w:type="dxa"/>
-              <w:bottom w:w="80" w:type="dxa"/>
-              <w:end w:w="120" w:type="dxa"/>
-            </w:tcMar>
-          </w:tcPr>
-          <w:p>
-            <w:pPr>
-              <w:spacing w:before="0" w:after="0" w:line="264" w:lineRule="auto"/>
-              <w:jc w:val="center"/>
-            </w:pPr>
-            <w:r>
-              <w:rPr>
-                <w:rFonts w:ascii="Calibri" w:hAnsi="Calibri" w:eastAsia="맑은 고딕"/>
-                <w:b w:val="0"/>
-                <w:sz w:val="20"/>
-              </w:rPr>
-              <w:t>6</w:t>
-            </w:r>
-          </w:p>
-        </w:tc>
-        <w:tc>
-          <w:tcPr>
-            <w:tcW w:type="dxa" w:w="1584"/>
-            <w:vAlign w:val="center"/>
-            <w:tcMar>
-              <w:top w:w="80" w:type="dxa"/>
-              <w:start w:w="120" w:type="dxa"/>
-              <w:bottom w:w="80" w:type="dxa"/>
-              <w:end w:w="120" w:type="dxa"/>
-            </w:tcMar>
-          </w:tcPr>
-          <w:p>
-            <w:pPr>
-              <w:spacing w:before="0" w:after="0" w:line="264" w:lineRule="auto"/>
-              <w:jc w:val="center"/>
-            </w:pPr>
-            <w:r>
-              <w:rPr>
-                <w:rFonts w:ascii="Calibri" w:hAnsi="Calibri" w:eastAsia="맑은 고딕"/>
-                <w:b w:val="0"/>
-                <w:sz w:val="20"/>
-              </w:rPr>
-              <w:t>35</w:t>
-            </w:r>
-          </w:p>
-        </w:tc>
-      </w:tr>
-    </w:tbl>
-    <w:p/>
     <w:p>
       <w:pPr>
         <w:spacing w:before="0" w:after="120" w:line="264" w:lineRule="auto"/>
@@ -7248,7 +8499,15 @@
           <w:rFonts w:ascii="Calibri" w:hAnsi="Calibri" w:eastAsia="맑은 고딕"/>
           <w:sz w:val="22"/>
         </w:rPr>
-        <w:t>이 연구자 검토 결과는 전체 응답 품질의 평균 성능을 대체하는 지표가 아니라, G4 결과 중 논문 해석에 민감한 오류 및 애매 사례를 확인하기 위한 보완 지표이다. 따라서 논문에서는 응답 품질 결과를 검색 성능 개선의 직접 증거로 과도하게 사용하지 않고, 로컬 LLM 기반 실습 안내 응답의 가능성과 한계를 설명하는 보조 결과로 제시한다.</w:t>
+        <w:t>이 결과는 검색 지표의 수치 증가가 생성 응답 품질의 향상으로 직접 이어지지 않았음을 보여준다. 생성 응답은 검색 근거의 변화, 질의 기반 단계 추정 및 로컬 LLM의 생성 특성에 함께 영향을 받는다. 이에 따라 본 연구의 기여는 검색 단계의 제한적 개선으로 해석하는 것이 타당하다. 본 응답 품질 평가는 규칙 기반 결과이므로 실제 사용자 또는 전문가의 판단을 대체하지 않으며, 교육적 효과를 주장하는 근거로 사용하지 않는다.</w:t>
+      </w:r>
+    </w:p>
+    <w:p>
+      <w:pPr>
+        <w:pStyle w:val="Heading1"/>
+      </w:pPr>
+      <w:r>
+        <w:t>7. 논의</w:t>
       </w:r>
     </w:p>
     <w:p>
@@ -7260,7 +8519,7 @@
           <w:rFonts w:ascii="Calibri" w:hAnsi="Calibri" w:eastAsia="맑은 고딕"/>
           <w:sz w:val="22"/>
         </w:rPr>
-        <w:t>응답 품질 평가에서는 Qwen 기반 응답이 전반적으로 가장 안정적인 결과를 보였다. 다만 검색 성능과 달리 생성 응답 품질에서는 G4가 모든 모델에서 일관된 개선을 보이지는 않았다. Qwen은 G2에서 4.05점, G3에서 4.01점, G4에서 3.99점으로 모두 4점 내외의 안정적인 성능을 보였으나, G4에서 평균 점수는 소폭 낮아졌다. Gemma는 G3 3.56점에서 G4 3.59점으로 거의 유지되었고, Llama도 G3 3.60점에서 G4 3.62점으로 소폭 상승하였다.</w:t>
+        <w:t>텍스트 검색은 G1에서도 높은 Text Recall@5를 보였고, G2와 G3의 Text Recall@10은 100.0%였다. 반면 G3의 Image Recall@1은 38.6%였다. 다만 텍스트에는 완화된 관련성 기준을, 이미지에는 엄격한 파일명 일치 기준을 적용하였으므로 두 지표의 절대값을 직접 비교하여 이미지 검색이 더 어렵다고 단정할 수는 없다. 그럼에도 엄격한 기준에서 정답 이미지를 상위 1위에 배치한 비율이 절반 미만이라는 결과는 이미지 순위화가 여전히 주요한 개선 대상임을 보여준다.</w:t>
       </w:r>
     </w:p>
     <w:p>
@@ -7272,15 +8531,7 @@
           <w:rFonts w:ascii="Calibri" w:hAnsi="Calibri" w:eastAsia="맑은 고딕"/>
           <w:sz w:val="22"/>
         </w:rPr>
-        <w:t>이 결과는 검색 성능과 응답 품질이 항상 동일하게 움직이지는 않음을 보여준다. G4는 이미지 검색에서 Top-5/Top-10 후보 포함률과 MRR을 개선했지만, 텍스트 응답 품질에서는 검색 근거의 변화, 질문 기반 단계 추정 결과, 로컬 LLM의 생성 안정성이 함께 작용하였다. 연구자 검토에서도 G4 우선 검토 대상 54개 중 X가 35개로 가장 많았기 때문에, 본 연구의 핵심 기여는 우선 검색 단계의 제한적 개선으로 해석하는 것이 타당하다. 응답 품질 개선은 후속 prompt 조정, 근거 구성 방식 개선, 사용자 또는 전문가 평가를 통해 추가 검증할 필요가 있다.</w:t>
-      </w:r>
-    </w:p>
-    <w:p>
-      <w:pPr>
-        <w:pStyle w:val="Heading1"/>
-      </w:pPr>
-      <w:r>
-        <w:t>7. 논의</w:t>
+        <w:t>G4의 상황 인지형 재순위화는 G3보다 높은 Image Recall@5, Image Recall@10 및 Image MRR을 보였다. 단계와 관련된 페이지 범위 및 핵심어가 명확한 일부 사례에서는 정답 이미지 순위가 상승하였다. 그러나 Image Recall@1은 44.3%였으며, 통계적 유의성 및 외부 데이터 일반화도 검증되지 않았다. 따라서 G4는 하나의 정답 이미지를 안정적으로 선택하는 방법보다 관련 후보군의 순위를 조정하는 내부 파일럿 방법으로 해석하는 것이 적절하다.</w:t>
       </w:r>
     </w:p>
     <w:p>
@@ -7292,7 +8543,7 @@
           <w:rFonts w:ascii="Calibri" w:hAnsi="Calibri" w:eastAsia="맑은 고딕"/>
           <w:sz w:val="22"/>
         </w:rPr>
-        <w:t>실험 결과는 협동 로봇 실습 매뉴얼 기반 RAG에서 텍스트 검색보다 이미지 검색이 더 어려운 문제임을 보여준다. 텍스트 검색은 G1에서도 높은 Recall@5를 보였고, G2와 G3에서는 Text Recall@10이 100.0%에 도달하였다. 반면 이미지 검색은 G3에서 Image Recall@1이 32.9%에 그쳤다. 이는 텍스트 질의와 매뉴얼 이미지 사이의 의미적 연결이 직접적이지 않고, 이미지가 page 및 주변 텍스트에 의존하는 경우가 많기 때문이다.</w:t>
+        <w:t>G4는 페이지 및 절 수준의 문맥을 반영하지만, 동일 페이지에 여러 이미지가 존재하거나 동일 절에 유사한 설정 화면이 포함된 경우에는 정확한 이미지를 구분하지 못하였다. BBox는 전처리 단계의 후보 게이트이므로 필터를 통과한 유사 이미지를 직접 구별하지 않는다. 향후 연구에서는 BBox 주변의 국소 텍스트 연결, 이미지 단위 캡션, 이미지 순서 및 세분화된 실습 단계 분류를 검토할 필요가 있다.</w:t>
       </w:r>
     </w:p>
     <w:p>
@@ -7304,7 +8555,15 @@
           <w:rFonts w:ascii="Calibri" w:hAnsi="Calibri" w:eastAsia="맑은 고딕"/>
           <w:sz w:val="22"/>
         </w:rPr>
-        <w:t>G4의 context-aware re-ranking은 이러한 문제를 완전히 해결하지는 못했지만, 정답 이미지 후보를 Top-5 또는 Top-10 안으로 끌어올리는 데 일부 효과가 있었다. 특히 실습 단계와 관련된 page 범위 및 keyword가 명확한 경우에는 정답 이미지 순위가 상승하였다. 그러나 Image Recall@1이 37.1%에 머물렀다는 점에서, 현재 G4는 정확한 이미지 하나를 즉시 선택하는 방법이라기보다 관련 이미지 후보군의 순위를 개선하는 방법으로 해석하는 것이 적절하다.</w:t>
+        <w:t>응답 품질 평가에서 G4-Qwen의 평균 점수는 3.99점으로 G4 조건의 세 모델 중 가장 높았으나, G2-Qwen과 G3-Qwen보다는 낮았다. 이는 7B급 양자화 모델을 이용한 응답 생성의 가능성을 제한적으로 보여주지만, 검색 지표의 향상이 생성 품질의 향상으로 일관되게 연결되지는 않았음을 의미한다. 따라서 본 연구의 핵심 기여는 생성 품질보다 검색 근거와 이미지 후보 순위의 개선에 두어야 한다.</w:t>
+      </w:r>
+    </w:p>
+    <w:p>
+      <w:pPr>
+        <w:pStyle w:val="Heading1"/>
+      </w:pPr>
+      <w:r>
+        <w:t>8. 결론</w:t>
       </w:r>
     </w:p>
     <w:p>
@@ -7316,7 +8575,7 @@
           <w:rFonts w:ascii="Calibri" w:hAnsi="Calibri" w:eastAsia="맑은 고딕"/>
           <w:sz w:val="22"/>
         </w:rPr>
-        <w:t>다만 G4의 한계도 분명하다. 현재 G4는 page-level 및 section-level context에 강하지만, 같은 page 안에 여러 이미지가 존재하거나 같은 section 안에 유사한 설정 화면이 많은 경우에는 정확한 이미지를 선택하지 못한다. 따라서 향후 연구에서는 이미지 단위 caption 생성, bbox 주변 텍스트 연결, 이미지 순서 정보, 세부 실습 단계 분류를 추가하여 image-level retrieval을 강화할 필요가 있다.</w:t>
+        <w:t>본 연구는 협동 로봇 실습을 위한 상황 인지형 멀티모달 RAG 프레임워크를 제안하고, 협동 로봇 실습 매뉴얼에서 구성한 70개 질의를 이용하여 검색 성능을 평가하였다. 텍스트 기반 RAG는 대상 매뉴얼의 텍스트 검색에서 높은 Recall@k를 보였으며, G3는 텍스트 검색 결과에 이미지·도식 검색 신호를 결합하였다.</w:t>
       </w:r>
     </w:p>
     <w:p>
@@ -7328,15 +8587,7 @@
           <w:rFonts w:ascii="Calibri" w:hAnsi="Calibri" w:eastAsia="맑은 고딕"/>
           <w:sz w:val="22"/>
         </w:rPr>
-        <w:t>보조 응답 품질 평가에서는 Qwen이 세 비교군 전반에서 가장 안정적인 평균 점수를 보였다. G4-Qwen의 평균 점수는 3.99점으로 G2-Qwen 및 G3-Qwen보다 소폭 낮았지만, 여전히 세 모델 중 가장 높은 G4 응답 품질을 보였다. 이는 제한된 로컬 환경에서 7B급 양자화 모델을 사용하더라도, 적절한 검색 근거가 제공될 경우 실습 안내 응답을 생성할 수 있음을 시사한다. 다만 G4의 검색 성능 개선이 생성 응답 품질 향상으로 항상 직접 연결되지는 않았고, G4 오류 및 애매 사례에 대한 연구자 검토에서도 여전히 보완이 필요한 응답이 확인되었다. 따라서 최종 논문에서는 G4의 기여를 응답 생성 품질의 대폭 향상이 아니라, 검색 근거와 이미지 검색 순위 개선으로 중심화한다.</w:t>
-      </w:r>
-    </w:p>
-    <w:p>
-      <w:pPr>
-        <w:pStyle w:val="Heading1"/>
-      </w:pPr>
-      <w:r>
-        <w:t>8. 결론</w:t>
+        <w:t>G4는 질의 기반 실습 단계 추정과 단계별 문맥 맵을 이용하여 G3의 후보를 재순위화하였다. 그 결과 Image Recall@5는 74.3%에서 85.7%로, Image Recall@10은 84.3%에서 92.9%로, Image MRR은 0.534에서 0.608로 증가하였다. 그러나 Image Recall@1은 44.3%로 절반 미만이었으며, 동일 데이터에서 가중치 선택과 최종 평가가 수행되었다. 따라서 본 연구의 결과는 이미지 검색 문제의 해결이 아니라 내부 파일럿 데이터에서 관련 이미지 후보의 순위가 개선된 것으로 제한하여 해석해야 한다.</w:t>
       </w:r>
     </w:p>
     <w:p>
@@ -7348,31 +8599,7 @@
           <w:rFonts w:ascii="Calibri" w:hAnsi="Calibri" w:eastAsia="맑은 고딕"/>
           <w:sz w:val="22"/>
         </w:rPr>
-        <w:t>본 연구는 협동 로봇 실습 환경을 위한 상황 인지형 멀티모달 RAG 프레임워크를 제안하고, 협동 로봇 실습 매뉴얼 기반 70개 질의셋을 이용해 검색 성능을 평가하였다. 실험 결과, 텍스트 기반 RAG는 매뉴얼 텍스트 검색에서 안정적인 성능을 보였으나, 이미지/도식 자료 검색에서는 추가적인 멀티모달 검색 구조가 필요함을 확인하였다.</w:t>
-      </w:r>
-    </w:p>
-    <w:p>
-      <w:pPr>
-        <w:spacing w:before="0" w:after="120" w:line="264" w:lineRule="auto"/>
-      </w:pPr>
-      <w:r>
-        <w:rPr>
-          <w:rFonts w:ascii="Calibri" w:hAnsi="Calibri" w:eastAsia="맑은 고딕"/>
-          <w:sz w:val="22"/>
-        </w:rPr>
-        <w:t>멀티모달 RAG인 G3는 이미지 검색 기능을 제공했지만, 정답 이미지를 상위 순위로 배치하는 데 한계가 있었다. 이에 비해 G4는 질문 기반 실습 단계 추정과 단계별 context map을 활용하여 이미지 후보를 재순위화함으로써 G3 대비 Image Recall@5, Image Recall@10, Image MRR을 개선하였다. 특히 Image Recall@5는 70.0%에서 75.7%로, Image MRR은 0.485에서 0.539로 향상되었다. 그러나 Image Recall@1은 37.1%로 여전히 낮기 때문에, 본 연구의 결론은 이미지 검색 문제의 해결이 아니라 관련 이미지 후보 순위 개선으로 제한한다.</w:t>
-      </w:r>
-    </w:p>
-    <w:p>
-      <w:pPr>
-        <w:spacing w:before="0" w:after="120" w:line="264" w:lineRule="auto"/>
-      </w:pPr>
-      <w:r>
-        <w:rPr>
-          <w:rFonts w:ascii="Calibri" w:hAnsi="Calibri" w:eastAsia="맑은 고딕"/>
-          <w:sz w:val="22"/>
-        </w:rPr>
-        <w:t>이 결과는 협동 로봇 실습 매뉴얼처럼 텍스트, 이미지, 절차 정보가 함께 사용되는 교육 환경에서 context-aware multimodal RAG가 검색 성능을 개선할 가능성이 있음을 보여준다. 특히 본 연구의 주된 성과는 관련 이미지/도식 자료와 멀티모달 근거를 더 높은 순위로 검색한 점이다. 응답 품질 평가는 보조 분석으로 수행되었으며, Qwen이 G2, G3, G4 전반에서 가장 안정적인 결과를 보였지만 G4가 생성 응답 품질을 일관되게 향상시키지는 않았다. 따라서 향후 연구에서는 이미지 단위 구분 능력 강화와 함께 prompt, 근거 구성 방식, 실제 학습자 또는 전문가 평가를 추가로 검증할 계획이다.</w:t>
+        <w:t>이 결과는 텍스트, 이미지 및 절차 정보가 함께 사용되는 협동 로봇 실습 매뉴얼에서 단계 문맥을 반영한 멀티모달 재순위화의 적용 가능성을 보여준다. 다만 응답 품질은 일관되게 향상되지 않았고, 독립 데이터와 실제 8GB RAM급 장비에서의 검증도 수행되지 않았다. 향후에는 이미지 단위 변별력을 보완하고, 프롬프트와 근거 구성 방식을 개선하며, 별도 데이터와 실제 학습자 또는 전문가를 대상으로 추가 검증할 필요가 있다.</w:t>
       </w:r>
     </w:p>
     <w:p>
@@ -7967,6 +9194,7 @@
     <w:qFormat/>
     <w:rsid w:val="00FC693F"/>
     <w:pPr>
+      <w:widowControl/>
       <w:spacing w:after="120" w:line="264" w:lineRule="auto"/>
     </w:pPr>
     <w:rPr>
@@ -8030,6 +9258,7 @@
     <w:pPr>
       <w:keepNext/>
       <w:keepLines/>
+      <w:widowControl/>
       <w:spacing w:before="320" w:after="160" w:line="264" w:lineRule="auto"/>
       <w:outlineLvl w:val="0"/>
     </w:pPr>
@@ -8054,6 +9283,7 @@
     <w:pPr>
       <w:keepNext/>
       <w:keepLines/>
+      <w:widowControl/>
       <w:spacing w:before="240" w:after="120" w:line="264" w:lineRule="auto"/>
       <w:outlineLvl w:val="1"/>
     </w:pPr>
@@ -8078,6 +9308,7 @@
     <w:pPr>
       <w:keepNext/>
       <w:keepLines/>
+      <w:widowControl/>
       <w:spacing w:before="160" w:after="80" w:line="264" w:lineRule="auto"/>
       <w:outlineLvl w:val="2"/>
     </w:pPr>

--- a/SCIE용/논문/원문 초안.docx
+++ b/SCIE용/논문/원문 초안.docx
@@ -21,7 +21,7 @@
     </w:p>
     <w:p>
       <w:pPr>
-        <w:spacing w:after="280"/>
+        <w:spacing w:after="120"/>
         <w:jc w:val="center"/>
       </w:pPr>
       <w:r>
@@ -35,6 +35,51 @@
     </w:p>
     <w:p>
       <w:pPr>
+        <w:spacing w:after="40"/>
+        <w:jc w:val="center"/>
+      </w:pPr>
+      <w:r>
+        <w:rPr>
+          <w:rFonts w:ascii="Arial" w:hAnsi="Arial" w:eastAsia="Arial" w:cs="Arial"/>
+          <w:b/>
+          <w:color w:val="141414"/>
+          <w:sz w:val="21"/>
+        </w:rPr>
+        <w:t>Jimin Lee</w:t>
+      </w:r>
+    </w:p>
+    <w:p>
+      <w:pPr>
+        <w:spacing w:after="20"/>
+        <w:jc w:val="center"/>
+      </w:pPr>
+      <w:r>
+        <w:rPr>
+          <w:rFonts w:ascii="Arial" w:hAnsi="Arial" w:eastAsia="Arial" w:cs="Arial"/>
+          <w:b w:val="0"/>
+          <w:color w:val="5F5F5F"/>
+          <w:sz w:val="19"/>
+        </w:rPr>
+        <w:t>Artificial Intelligence, Graduate School of Information and Telecommunications, Konkuk University, Seoul 05029, Republic of Korea</w:t>
+      </w:r>
+    </w:p>
+    <w:p>
+      <w:pPr>
+        <w:spacing w:after="240"/>
+        <w:jc w:val="center"/>
+      </w:pPr>
+      <w:r>
+        <w:rPr>
+          <w:rFonts w:ascii="Arial" w:hAnsi="Arial" w:eastAsia="Arial" w:cs="Arial"/>
+          <w:b w:val="0"/>
+          <w:color w:val="5F5F5F"/>
+          <w:sz w:val="19"/>
+        </w:rPr>
+        <w:t>Email: jiminlee0508@naver.com | ORCID: 0009-0009-3159-6517</w:t>
+      </w:r>
+    </w:p>
+    <w:p>
+      <w:pPr>
         <w:pStyle w:val="Heading1"/>
       </w:pPr>
       <w:r>
@@ -62,7 +107,7 @@
           <w:rFonts w:ascii="Calibri" w:hAnsi="Calibri" w:eastAsia="맑은 고딕"/>
           <w:sz w:val="22"/>
         </w:rPr>
-        <w:t>평가를 위해 협동 로봇 실습 매뉴얼을 기반으로 70개 질의를 구성하고, 각 질의에 정답 텍스트, 정답 이미지 및 실습 단계 라벨을 부여하였다. 키워드 기반 검색(G1), 텍스트 기반 RAG(G2), 멀티모달 RAG(G3), 단계 추정 기반 상황 인지형 멀티모달 RAG(G4)를 비교한 결과, G4의 Image Recall@5는 G3의 74.3%에서 85.7%로, Image Recall@10은 84.3%에서 92.9%로 증가하였다. Image MRR은 0.534에서 0.608로, Image Recall@1은 38.6%에서 44.3%로 상승하였다. 이 결과는 단계 문맥을 반영한 재순위화가 관련 이미지와 도식의 후보 순위를 개선할 가능성을 보여준다. 그러나 G4의 Image Recall@1은 50% 미만이었으며, 생성 응답 품질도 모든 모델에서 일관되게 향상되지 않았다. 따라서 본 연구의 기여는 생성 품질의 향상보다 상황 인지형 멀티모달 검색의 후보 순위 개선에 초점을 둔다. 또한 질의 기반 단계 추정 오류와 동일 페이지 또는 동일 절에 유사 이미지가 다수 존재하는 경우에는 정답 이미지를 세밀하게 구분하기 어려웠다.</w:t>
+        <w:t>평가를 위해 협동 로봇 실습 매뉴얼을 기반으로 70개 질의를 구성하고, 각 질의에 정답 텍스트, 정답 이미지 및 실습 단계 라벨을 부여하였다. 키워드 기반 검색(G1), 텍스트 기반 RAG(G2), 멀티모달 RAG(G3), 단계 추정 기반 상황 인지형 멀티모달 RAG(G4)를 비교한 결과, G4의 Image Recall@5는 G3의 71.4%에서 77.1%로, Image Recall@10은 80.0%에서 87.1%로 증가하였다. Image MRR은 0.572에서 0.620으로, Image Recall@1은 45.7%에서 48.6%로 상승하였다. 이 결과는 단계 문맥을 반영한 재순위화가 관련 이미지와 도식의 후보 순위를 개선할 가능성을 보여준다. 그러나 G4의 Image Recall@1은 50% 미만이었으며, 생성 응답 품질도 모든 모델에서 일관되게 향상되지 않았다. 따라서 본 연구의 기여는 생성 품질의 향상보다 상황 인지형 멀티모달 검색의 후보 순위 개선에 초점을 둔다. 또한 질의 기반 단계 추정 오류와 동일 페이지 또는 동일 절에 유사 이미지가 다수 존재하는 경우에는 정답 이미지를 세밀하게 구분하기 어려웠다.</w:t>
       </w:r>
     </w:p>
     <w:p>
@@ -102,7 +147,7 @@
           <w:rFonts w:ascii="Calibri" w:hAnsi="Calibri" w:eastAsia="맑은 고딕"/>
           <w:sz w:val="22"/>
         </w:rPr>
-        <w:t>협동 로봇은 제조, 교육 및 연구 환경에서 인간과 작업 공간을 공유하는 로봇으로 활용되고 있다. 공학 교육에서는 로봇 설치, 좌표 설정, 안전 설정, 직접 교시 및 프로그램 실행과 같은 절차를 실습할 수 있다.</w:t>
+        <w:t>협동 로봇은 제조, 교육 및 연구 환경에서 인간과 작업 공간을 공유하는 로봇으로 활용되고 있다. 선행 연구에서는 협동 로봇의 개념, 안전, 조작 및 프로그래밍을 결합한 실습형 교육과정의 필요성이 제시되었다[1]. 또한 협동 작업에는 안전하고 직관적인 인간-로봇 상호작용이 요구되므로[2], [3], 학습자는 절차 지식과 기술 매뉴얼의 시각적 근거를 함께 이해할 필요가 있다.</w:t>
       </w:r>
     </w:p>
     <w:p>
@@ -114,7 +159,7 @@
           <w:rFonts w:ascii="Calibri" w:hAnsi="Calibri" w:eastAsia="맑은 고딕"/>
           <w:sz w:val="22"/>
         </w:rPr>
-        <w:t>본 연구에서 분석한 협동 로봇 실습 매뉴얼은 절차 설명, 티치 펜던트 화면, 배선도 및 안전 설정 이미지가 여러 페이지에 분산된 형태로 구성되어 있다. 특정 실습 상황에 필요한 정보를 확인하려면 메뉴명과 설정 항목뿐 아니라 화면 위치와 관련 이미지까지 함께 탐색해야 한다. 특히 초보 학습자는 현재 수행 중인 실습 단계와 매뉴얼의 해당 절을 연결하는 과정에서 어려움을 겪을 수 있다.</w:t>
+        <w:t>본 연구에서 분석한 협동 로봇 실습 매뉴얼은 절차 설명, 티치 펜던트 화면, 배선도 및 안전 설정 이미지가 여러 페이지에 분산된 형태로 구성되어 있다[30]. 특정 실습 상황에 필요한 정보를 확인하려면 메뉴명과 설정 항목뿐 아니라 화면 위치와 관련 이미지까지 함께 탐색해야 한다. 특히 초보 학습자는 현재 수행 중인 실습 단계와 매뉴얼의 해당 절을 연결하는 과정에서 어려움을 겪을 수 있다.</w:t>
       </w:r>
     </w:p>
     <w:p>
@@ -126,7 +171,7 @@
           <w:rFonts w:ascii="Calibri" w:hAnsi="Calibri" w:eastAsia="맑은 고딕"/>
           <w:sz w:val="22"/>
         </w:rPr>
-        <w:t>검색 증강 생성(Retrieval-Augmented Generation, RAG)은 외부 문서에서 검색한 근거를 언어 모델의 응답 생성에 활용하는 방법이다[1]. 일반적인 텍스트 기반 RAG는 텍스트 청크 검색을 중심으로 구성되므로, 이미지, 도식 및 화면 예시가 절차 이해에 필요한 문서에서는 제공 가능한 근거의 범위가 제한될 수 있다. 특히 협동 로봇 실습 매뉴얼에서는 텍스트와 시각 자료가 상호 보완적으로 사용되므로, 텍스트 검색만으로는 관련 근거를 충분히 구성하기 어렵다.</w:t>
+        <w:t>검색 증강 생성(Retrieval-Augmented Generation, RAG)은 외부 문서에서 검색한 근거를 언어 모델의 응답 생성에 활용하는 방법이다[4]. 일반적인 텍스트 기반 RAG는 텍스트 청크 검색을 중심으로 구성되므로, 이미지, 도식 및 화면 예시가 절차 이해에 필요한 문서에서는 제공 가능한 근거의 범위가 제한될 수 있다. 특히 협동 로봇 실습 매뉴얼에서는 텍스트와 시각 자료가 상호 보완적으로 사용되므로, 텍스트 검색만으로는 관련 근거를 충분히 구성하기 어렵다.</w:t>
       </w:r>
     </w:p>
     <w:p>
@@ -278,7 +323,7 @@
           <w:rFonts w:ascii="Calibri" w:hAnsi="Calibri" w:eastAsia="맑은 고딕"/>
           <w:sz w:val="22"/>
         </w:rPr>
-        <w:t>RAG는 대규모 언어 모델의 파라미터에 내재된 지식만으로 응답을 생성하는 한계를 보완하기 위해 외부 문서에서 검색한 근거를 함께 활용하는 방법이다[1]. 일반적인 RAG 시스템은 문서를 청크 단위로 분할하여 임베딩한 뒤 벡터 데이터베이스에 저장한다. 질의가 입력되면 질의 임베딩과 문서 임베딩의 유사도를 기준으로 관련 문서를 검색하고, 검색 결과를 언어 모델의 문맥으로 제공하여 응답을 생성한다.</w:t>
+        <w:t>RAG는 대규모 언어 모델의 파라미터에 내재된 지식만으로 응답을 생성하는 한계를 보완하기 위해 외부 문서에서 검색한 근거를 함께 활용하는 방법이다[4]. 이후 연구에서는 다수의 검색 문서를 생성 모델에서 결합하는 구조[5]와 대규모 외부 메모리를 언어 모델 학습에 활용하는 구조[6]가 제안되었다. 일반적인 RAG 시스템은 문서를 청크 단위로 분할하여 임베딩하고, 질의와 관련된 근거를 검색한 뒤 이를 언어 모델의 문맥으로 제공한다. 이에 따라 RAG 연구에서는 검색, 증강, 생성 및 평가를 서로 연관되지만 구분 가능한 구성요소로 다룬다[11].</w:t>
       </w:r>
     </w:p>
     <w:p>
@@ -290,7 +335,7 @@
           <w:rFonts w:ascii="Calibri" w:hAnsi="Calibri" w:eastAsia="맑은 고딕"/>
           <w:sz w:val="22"/>
         </w:rPr>
-        <w:t>RAG의 검색 단계는 희소 검색(sparse retrieval)과 밀집 검색(dense retrieval)으로 구분할 수 있다. BM25는 키워드 기반 희소 검색의 대표적인 기준선으로 사용되며[3], Dense Passage Retrieval(DPR)은 질의와 문서를 밀집 표현으로 변환하여 검색하는 방법을 제시하였다[2]. 본 연구의 G1은 키워드 기반 기준선에 해당하고, G2는 BGE-M3 임베딩을 이용한 밀집 검색 기반 RAG에 해당한다[4].</w:t>
+        <w:t>RAG의 검색 단계는 희소 검색(sparse retrieval)과 밀집 검색(dense retrieval)으로 구분할 수 있다. BM25는 키워드 기반 희소 검색의 대표적인 기준선으로 사용되며[8], Dense Passage Retrieval(DPR)은 질의와 문서를 밀집 표현으로 변환하여 검색하는 방법을 제시하였다[7]. Sentence-BERT는 문장 임베딩을 이용한 효율적인 의미 유사도 검색 가능성을 제시하였다[9]. 본 연구의 G1은 키워드 기반 기준선에 해당하고, G2는 BGE-M3 임베딩을 이용한 다국어 밀집 검색 기반 RAG에 해당한다[10].</w:t>
       </w:r>
     </w:p>
     <w:p>
@@ -322,7 +367,7 @@
           <w:rFonts w:ascii="Calibri" w:hAnsi="Calibri" w:eastAsia="맑은 고딕"/>
           <w:sz w:val="22"/>
         </w:rPr>
-        <w:t>멀티모달 검색은 텍스트, 이미지, 도식 및 오디오와 같은 서로 다른 양식(modality)의 정보를 함께 활용하여 관련 자료를 검색하는 방법이다. 이미지와 텍스트를 공유 임베딩 공간에 매핑하는 비전-언어 모델을 이용하면 텍스트 질의에 대한 이미지 검색과 이미지-텍스트 연결이 가능하다. CLIP은 자연어 감독 신호를 이용하여 이미지와 텍스트를 연결하는 대표적인 비전-언어 모델이며[5], SigLIP은 시그모이드 손실을 적용한 이미지-텍스트 사전학습 방식이다[6]. 본 연구에서는 CLIP을 관련 연구로 다루고, 실제 텍스트-이미지 의미 유사도 계산에는 SigLIP을 사용하였다.</w:t>
+        <w:t>멀티모달 검색은 텍스트, 이미지, 도식 및 오디오와 같은 서로 다른 양식(modality)의 정보를 함께 활용하여 관련 자료를 검색하는 방법이다. 이미지와 텍스트를 공유 임베딩 공간에 매핑하는 비전-언어 모델을 이용하면 텍스트 질의에 대한 이미지 검색과 이미지-텍스트 연결이 가능하다. CLIP은 대조 학습 기반 이미지-텍스트 표현을 제시하였고[12], ALIGN은 대규모의 잡음이 포함된 이미지-텍스트 쌍을 이용한 이중 인코더 학습을 제안하였다[13]. BLIP은 비전-언어 사전학습을 이해와 생성 과제로 확장하였다[14]. SigLIP은 이미지-텍스트 사전학습에서 전역 softmax 정규화 대신 쌍별 sigmoid 손실을 적용한다[15]. 본 연구에서는 CLIP, ALIGN 및 BLIP을 관련 비전-언어 연구로 다루고, 실제 텍스트-이미지 의미 유사도 계산에는 SigLIP을 사용하였다.</w:t>
       </w:r>
     </w:p>
     <w:p>
@@ -334,15 +379,7 @@
           <w:rFonts w:ascii="Calibri" w:hAnsi="Calibri" w:eastAsia="맑은 고딕"/>
           <w:sz w:val="22"/>
         </w:rPr>
-        <w:t>본 연구에서 사용한 실습 매뉴얼에서는 하나의 절차가 텍스트 설명과 이미지 자료로 함께 제시된다. 예를 들어 메뉴 경로는 텍스트로 설명되지만, 해당 조작을 확인하려면 티치 펜던트 또는 설정 화면 이미지가 필요할 수 있다. 따라서 텍스트와 이미지 검색 결과를 독립적으로 제공하는 방식보다 두 자료가 연결되는 페이지와 실습 단계 문맥을 함께 고려하는 방식이 요구된다.</w:t>
-      </w:r>
-    </w:p>
-    <w:p>
-      <w:pPr>
-        <w:pStyle w:val="Heading2"/>
-      </w:pPr>
-      <w:r>
-        <w:t>2.3 Context-Aware Retrieval for Training Guidance</w:t>
+        <w:t>멀티모달 RAG 연구는 외부 메모리의 텍스트와 이미지를 함께 활용하는 방향으로 확장되었다. MuRAG는 멀티모달 메모리에서 근거를 검색하여 질의응답에 활용하였고[16], REVEAL은 여러 종류의 멀티모달 지식원을 통합하였다[17]. RA-CM3는 텍스트와 이미지를 모두 검색하고 생성하는 구조를 제안하였다[18]. 이러한 연구는 멀티모달 외부 근거의 활용 가능성을 제시하지만, 소규모 기술 실습 매뉴얼의 단계 문맥 기반 검색을 직접 다루지는 않는다.</w:t>
       </w:r>
     </w:p>
     <w:p>
@@ -354,7 +391,27 @@
           <w:rFonts w:ascii="Calibri" w:hAnsi="Calibri" w:eastAsia="맑은 고딕"/>
           <w:sz w:val="22"/>
         </w:rPr>
-        <w:t>실습 환경의 질의는 특정 작업 단계와 연관될 수 있다. 동일하거나 유사한 용어를 포함한 질의라도 설치, 안전 설정 및 프로그램 실행 등 단계에 따라 필요한 근거와 관련 이미지가 달라질 수 있다. 협동 로봇 교육 연구에서도 이론 설명뿐 아니라 실험실 실습, 안전, 조작 및 프로그래밍 모듈의 중요성이 논의되어 왔다[12]. 이러한 특성을 고려할 때, 실습 안내를 위한 검색에서는 질의의 의미 유사도와 함께 실습 단계 및 매뉴얼 구조를 반영할 필요가 있다.</w:t>
+        <w:t>본 연구에서 사용한 실습 매뉴얼에서는 하나의 절차가 텍스트 설명과 이미지 자료로 함께 제시된다. 예를 들어 메뉴 경로는 텍스트로 설명되지만, 해당 조작을 확인하려면 티치 펜던트 또는 설정 화면 이미지가 필요할 수 있다. 문서 이해 연구에서도 텍스트 내용과 2차원 배치 정보가 상호 보완적임이 제시되었다[19]. 따라서 본 연구 환경에서는 텍스트와 이미지 검색 결과를 독립적으로 제공하는 것만으로 충분하지 않으며, 두 자료가 연결되는 페이지 배치와 실습 단계 문맥을 함께 고려할 필요가 있다.</w:t>
+      </w:r>
+    </w:p>
+    <w:p>
+      <w:pPr>
+        <w:pStyle w:val="Heading2"/>
+      </w:pPr>
+      <w:r>
+        <w:t>2.3 Context-Aware Retrieval for Training Guidance</w:t>
+      </w:r>
+    </w:p>
+    <w:p>
+      <w:pPr>
+        <w:spacing w:before="0" w:after="120" w:line="264" w:lineRule="auto"/>
+      </w:pPr>
+      <w:r>
+        <w:rPr>
+          <w:rFonts w:ascii="Calibri" w:hAnsi="Calibri" w:eastAsia="맑은 고딕"/>
+          <w:sz w:val="22"/>
+        </w:rPr>
+        <w:t>실습 환경의 질의는 특정 작업 단계와 연관될 수 있다. 동일하거나 유사한 용어를 포함한 질의라도 설치, 안전 설정 및 프로그램 실행 등 단계에 따라 필요한 근거와 관련 이미지가 달라질 수 있다. 협동 로봇 교육 연구에서는 이론 설명뿐 아니라 실험실 실습, 안전, 조작 및 프로그래밍 모듈의 중요성이 논의되어 왔다[1]. 산업용 인간-로봇 협업 연구와 ISO 안전 지침도 안전하고 이해 가능한 조작의 중요성을 제시한다[2], [3]. 이러한 특성을 고려할 때, 실습 안내를 위한 검색에서는 질의의 의미 유사도와 함께 실습 단계 및 매뉴얼 구조를 반영할 필요가 있다.</w:t>
       </w:r>
     </w:p>
     <w:p>
@@ -669,7 +726,7 @@
           <w:rFonts w:ascii="Calibri" w:hAnsi="Calibri" w:eastAsia="맑은 고딕"/>
           <w:sz w:val="22"/>
         </w:rPr>
-        <w:t>로 나타낸다. 텍스트 임베딩에는 BGE-M3를 사용하였고, 벡터 데이터베이스는 ChromaDB로 구성하였다.</w:t>
+        <w:t>로 나타낸다. 다국어 텍스트 임베딩에는 BGE-M3를 사용하였고[10], 임베딩·문서·메타데이터의 영구 저장에는 ChromaDB를 사용하였다[28].</w:t>
       </w:r>
     </w:p>
     <w:p>
@@ -681,7 +738,7 @@
           <w:rFonts w:ascii="Calibri" w:hAnsi="Calibri" w:eastAsia="맑은 고딕"/>
           <w:sz w:val="22"/>
         </w:rPr>
-        <w:t>텍스트 기반 RAG인 G2는 질의 임베딩과 텍스트 청크 임베딩 간 유사도를 기준으로 상위 k개의 텍스트 후보를 검색한다. 검색된 텍스트 후보는 LLM 응답 생성의 근거로 사용된다.</w:t>
+        <w:t>텍스트 기반 RAG인 G2는 질의 임베딩과 텍스트 청크 임베딩 간 유사도를 기준으로 상위 k개의 텍스트 후보를 검색한다. 고정된 소규모 코퍼스에서 순위의 재현성을 확보하기 위해, 구현에서는 저장된 벡터를 불러온 뒤 질의와 모든 텍스트 벡터의 제곱 유클리드 거리를 계산하여 정렬한다. G3와 G4의 이미지 벡터에도 동일한 전수 순위화 절차를 적용한다. 따라서 ChromaDB는 영구 벡터 저장소로 사용되고, 최종 실험 순위는 근사 최근접 이웃 탐색을 거치지 않는다. 검색된 텍스트 후보는 LLM 응답 생성의 근거로 사용된다.</w:t>
       </w:r>
     </w:p>
     <w:p>
@@ -701,7 +758,7 @@
           <w:rFonts w:ascii="Calibri" w:hAnsi="Calibri" w:eastAsia="맑은 고딕"/>
           <w:sz w:val="22"/>
         </w:rPr>
-        <w:t>매뉴얼에서 추출한 이미지·도식은 파일명, 페이지 번호 및 이미지 BBox를 기준으로 관리하였다. 이미지 자료는 주변 설명과 분리될 경우 의미를 특정하기 어려울 수 있으므로, 전처리 단계에서 텍스트 청크와 이미지 간 공간적·의미적 연관성을 계산하였다. 각 텍스트 청크에 대해 동일 페이지와 다음 페이지의 이미지를 초기 후보로 수집하였다. 동일 페이지에서는 텍스트 BBox 집합과 이미지 BBox 중심점 사이의 2차원 거리를 계산하고, 대상 매뉴얼에서 이미지가 관련 텍스트 아래에 배치되는 경향을 반영하여 거리를 보정하였다. 다음 페이지의 후보에는 공간 패널티를 적용하였다.</w:t>
+        <w:t>매뉴얼에서 추출한 이미지·도식은 파일명, 페이지 번호 및 이미지 BBox를 기준으로 관리하였다. 이미지 자료는 주변 설명과 분리될 경우 의미를 특정하기 어려울 수 있으므로, 전처리 단계에서 텍스트 청크와 이미지 간 공간적·의미적 연관성을 계산하였다. 공간 메타데이터의 활용은 문서 배치가 텍스트 외의 정보를 제공한다는 선행 연구의 관찰과도 관련된다[19]. 각 텍스트 청크에 대해 동일 페이지와 다음 페이지의 이미지를 초기 후보로 수집하였다. 동일 페이지에서는 텍스트 BBox 집합과 이미지 BBox 중심점 사이의 2차원 거리를 계산하고, 대상 매뉴얼에서 이미지가 관련 텍스트 아래에 배치되는 경향을 반영하여 거리를 보정하였다. 다음 페이지의 후보에는 공간 패널티를 적용하였다.</w:t>
       </w:r>
     </w:p>
     <w:p>
@@ -728,7 +785,7 @@
           <w:rFonts w:ascii="Calibri" w:hAnsi="Calibri" w:eastAsia="맑은 고딕"/>
           <w:sz w:val="22"/>
         </w:rPr>
-        <w:t>는 SigLIP 이미지-텍스트 코사인 유사도로 결정하였다. 코사인 유사도는 전처리 쌍 분포의 강건 구간을 이용하여 0과 1 사이로 정규화하였으며, 전체 데이터에 동일한 고정 경계를 적용하였다. 따라서 BBox는 공간적으로 먼 이미지를 제외하는 역할을 하고, SigLIP은 유지된 후보를 의미 유사도에 따라 순위화한다. 이 계산은 오프라인 전처리에서 한 번 수행되며, 실행 단계에서는 저장된 매핑 정보만 사용한다.</w:t>
+        <w:t>는 SigLIP 이미지-텍스트 코사인 유사도로 결정하였다[15]. 코사인 유사도는 전처리 쌍 분포의 강건 구간을 이용하여 0과 1 사이로 정규화하였으며, 전체 데이터에 동일한 고정 경계를 적용하였다. 따라서 BBox는 공간적으로 먼 이미지를 제외하는 역할을 하고, SigLIP은 유지된 후보를 의미 유사도에 따라 순위화한다. 이 계산은 오프라인 전처리에서 한 번 수행되며, 실행 단계에서는 저장된 매핑 정보만 사용한다.</w:t>
       </w:r>
     </w:p>
     <w:p>
@@ -1784,7 +1841,6 @@
     </w:p>
     <w:p>
       <w:pPr>
-        <w:keepNext/>
         <w:spacing w:before="160" w:after="80" w:line="264" w:lineRule="auto"/>
       </w:pPr>
       <w:r>
@@ -1831,7 +1887,6 @@
           </w:tcPr>
           <w:p>
             <w:pPr>
-              <w:keepLines/>
               <w:spacing w:after="0"/>
               <w:jc w:val="left"/>
             </w:pPr>
@@ -2056,10 +2111,15 @@
         </w:tc>
       </w:tr>
     </w:tbl>
-    <w:p/>
     <w:p>
       <w:pPr>
+        <w:spacing w:after="2000"/>
+      </w:pPr>
+    </w:p>
+    <w:p>
+      <w:pPr>
         <w:pStyle w:val="Heading2"/>
+        <w:spacing/>
       </w:pPr>
       <w:r>
         <w:t>3.5 로컬 LLM 기반 응답 생성과 제한 자원 설계</w:t>
@@ -2074,7 +2134,7 @@
           <w:rFonts w:ascii="Calibri" w:hAnsi="Calibri" w:eastAsia="맑은 고딕"/>
           <w:sz w:val="22"/>
         </w:rPr>
-        <w:t>제안 시스템은 제한 자원 환경을 고려하여 로컬 LLM 기반 응답 생성 구조로 설계하였다. Qwen, Gemma 및 Llama 계열 모델을 동일한 검색 조건에서 비교할 수 있도록 구성하였으며, 검색된 텍스트 근거와 이미지 후보 정보를 문맥으로 제공하여 실습 안내 응답을 생성하였다.</w:t>
+        <w:t>제안 시스템은 제한 자원 환경을 고려하여 로컬 LLM 기반 응답 생성 구조로 설계하였다. Qwen 2.5[22], Gemma 2[23] 및 Llama 3.1 계열[24] 모델을 동일한 검색 조건에서 비교할 수 있도록 구성하였으며, 검색된 텍스트 근거와 이미지 후보 정보를 문맥으로 제공하여 실습 안내 응답을 생성하였다.</w:t>
       </w:r>
     </w:p>
     <w:p>
@@ -2086,7 +2146,7 @@
           <w:rFonts w:ascii="Calibri" w:hAnsi="Calibri" w:eastAsia="맑은 고딕"/>
           <w:sz w:val="22"/>
         </w:rPr>
-        <w:t>오프라인 실행을 위해 외부 LLM API를 호출하지 않고 Ollama 기반 로컬 모델을 사용하였다. 모델은 7B~9B급 Q4 양자화 모델로 구성하여 저장 공간과 메모리 요구량을 줄였다. BBox 거리와 SigLIP 기반 텍스트-이미지 유사도는 전처리 단계에서 계산하고, 실행 단계에서는 저장된 인덱스와 매핑 정보를 사용하도록 설계하였다. 이러한 구성은 클라우드 기반 모델 없이도 텍스트 근거와 관련 이미지를 함께 제공하는 것을 목표로 한다.</w:t>
+        <w:t>오프라인 실행을 위해 외부 LLM API를 호출하지 않고 Ollama 기반 로컬 모델을 사용하였다. 모델은 7B~9B급 Q4 양자화 모델로 구성하였으며, 이는 모델 메모리와 추론 요구량을 낮추기 위한 저비트 양자화 연구의 일반적 방향과 관련된다[25], [26], [27]. 다만 이 인용은 양자화 배경을 설명하기 위한 것이며, 본 시스템은 QLoRA, GPTQ 또는 AWQ를 새로운 기여로 구현한 것이 아니라 로컬 런타임에서 제공되는 Q4 모델 패키지를 사용한다. BBox 거리와 SigLIP 기반 텍스트-이미지 유사도는 전처리 단계에서 계산하고, 실행 단계에서는 저장된 인덱스와 매핑 정보를 사용하도록 설계하였다. 이러한 구성은 클라우드 기반 모델 없이도 텍스트 근거와 관련 이미지를 함께 제공하는 것을 목표로 한다.</w:t>
       </w:r>
     </w:p>
     <w:p>
@@ -2138,7 +2198,7 @@
           <w:rFonts w:ascii="Calibri" w:hAnsi="Calibri" w:eastAsia="맑은 고딕"/>
           <w:sz w:val="22"/>
         </w:rPr>
-        <w:t>실험 데이터는 협동 로봇 실습 매뉴얼을 기반으로 구성하였다. 총 70개의 평가 질의를 작성하고, 각 질의에 정답 텍스트, 정답 이미지 및 실습 단계 라벨을 부여하였다. 질의 범주는 설치, 전원, 티치 펜던트 조작, 직접 교시, 좌표 설정, 안전 설정, I/O 배선 및 시스템 관리를 포함한다.</w:t>
+        <w:t>실험 데이터는 두산로보틱스 DART-Platform 매뉴얼을 기반으로 구성하였다[30]. 해당 매뉴얼과 수록 시각 자료는 두산로보틱스의 확인에 따라 본 연구에 활용하였으며, 원 출처는 참고문헌 [30]에 명시하였다. 총 70개의 평가 질의를 작성하고, 각 질의에 정답 텍스트, 정답 이미지 및 실습 단계 라벨을 부여하였다. 질의 범주는 설치, 전원, 티치 펜던트 조작, 직접 교시, 좌표 설정, 안전 설정, I/O 배선 및 시스템 관리를 포함한다.</w:t>
       </w:r>
     </w:p>
     <w:p>
@@ -2173,51 +2233,65 @@
         <w:t>비교군은 다음 네 가지로 구성하였다.</w:t>
       </w:r>
     </w:p>
+    <w:p>
+      <w:pPr>
+        <w:spacing w:before="0" w:after="0" w:line="240" w:lineRule="auto"/>
+      </w:pPr>
+      <w:r>
+        <w:rPr>
+          <w:rFonts w:ascii="Calibri" w:hAnsi="Calibri" w:eastAsia="?? ??"/>
+          <w:sz w:val="19"/>
+        </w:rPr>
+        <w:t xml:space="preserve"> </w:t>
+      </w:r>
+    </w:p>
     <w:tbl>
       <w:tblPr>
-        <w:tblStyle w:val="TableGrid"/>
         <w:tblW w:type="dxa" w:w="9360"/>
-        <w:jc w:val="left"/>
         <w:tblLayout w:type="fixed"/>
         <w:tblLook w:firstColumn="1" w:firstRow="1" w:lastColumn="0" w:lastRow="0" w:noHBand="0" w:noVBand="1" w:val="04A0"/>
+        <w:jc w:val="left"/>
         <w:tblInd w:w="120" w:type="dxa"/>
         <w:tblBorders>
-          <w:top w:val="single" w:sz="4" w:space="0" w:color="B8C2CC"/>
-          <w:left w:val="single" w:sz="4" w:space="0" w:color="B8C2CC"/>
-          <w:bottom w:val="single" w:sz="4" w:space="0" w:color="B8C2CC"/>
-          <w:right w:val="single" w:sz="4" w:space="0" w:color="B8C2CC"/>
-          <w:insideH w:val="single" w:sz="4" w:space="0" w:color="B8C2CC"/>
-          <w:insideV w:val="single" w:sz="4" w:space="0" w:color="B8C2CC"/>
+          <w:top w:val="single" w:sz="8" w:space="0" w:color="000000"/>
+          <w:left w:val="nil" w:sz="0" w:space="0" w:color="000000"/>
+          <w:bottom w:val="single" w:sz="8" w:space="0" w:color="000000"/>
+          <w:right w:val="nil" w:sz="0" w:space="0" w:color="000000"/>
+          <w:insideH w:val="nil" w:sz="0" w:space="0" w:color="000000"/>
+          <w:insideV w:val="nil" w:sz="0" w:space="0" w:color="000000"/>
         </w:tblBorders>
       </w:tblPr>
       <w:tblGrid>
-        <w:gridCol w:w="3120"/>
-        <w:gridCol w:w="3120"/>
-        <w:gridCol w:w="3120"/>
+        <w:gridCol w:w="1080"/>
+        <w:gridCol w:w="2520"/>
+        <w:gridCol w:w="5760"/>
       </w:tblGrid>
       <w:tr>
         <w:tc>
           <w:tcPr>
-            <w:tcW w:type="dxa" w:w="2448"/>
+            <w:tcW w:type="dxa" w:w="1080"/>
             <w:vAlign w:val="center"/>
             <w:tcMar>
-              <w:top w:w="80" w:type="dxa"/>
+              <w:top w:w="40" w:type="dxa"/>
               <w:start w:w="120" w:type="dxa"/>
-              <w:bottom w:w="80" w:type="dxa"/>
+              <w:bottom w:w="40" w:type="dxa"/>
               <w:end w:w="120" w:type="dxa"/>
             </w:tcMar>
-            <w:shd w:fill="F2F4F7"/>
+            <w:shd w:fill="auto" w:val="clear"/>
+            <w:tcBorders>
+              <w:bottom w:val="single" w:sz="6" w:space="0" w:color="000000"/>
+            </w:tcBorders>
           </w:tcPr>
           <w:p>
             <w:pPr>
-              <w:spacing w:before="0" w:after="0" w:line="264" w:lineRule="auto"/>
+              <w:spacing w:before="0" w:after="0" w:line="240" w:lineRule="auto"/>
               <w:jc w:val="left"/>
             </w:pPr>
             <w:r>
               <w:rPr>
                 <w:rFonts w:ascii="Calibri" w:hAnsi="Calibri" w:eastAsia="맑은 고딕"/>
                 <w:b/>
-                <w:sz w:val="20"/>
+                <w:sz w:val="18"/>
               </w:rPr>
               <w:t>비교군</w:t>
             </w:r>
@@ -2225,26 +2299,29 @@
         </w:tc>
         <w:tc>
           <w:tcPr>
-            <w:tcW w:type="dxa" w:w="3456"/>
+            <w:tcW w:type="dxa" w:w="2520"/>
             <w:vAlign w:val="center"/>
             <w:tcMar>
-              <w:top w:w="80" w:type="dxa"/>
+              <w:top w:w="40" w:type="dxa"/>
               <w:start w:w="120" w:type="dxa"/>
-              <w:bottom w:w="80" w:type="dxa"/>
+              <w:bottom w:w="40" w:type="dxa"/>
               <w:end w:w="120" w:type="dxa"/>
             </w:tcMar>
-            <w:shd w:fill="F2F4F7"/>
+            <w:shd w:fill="auto" w:val="clear"/>
+            <w:tcBorders>
+              <w:bottom w:val="single" w:sz="6" w:space="0" w:color="000000"/>
+            </w:tcBorders>
           </w:tcPr>
           <w:p>
             <w:pPr>
-              <w:spacing w:before="0" w:after="0" w:line="264" w:lineRule="auto"/>
+              <w:spacing w:before="0" w:after="0" w:line="240" w:lineRule="auto"/>
               <w:jc w:val="center"/>
             </w:pPr>
             <w:r>
               <w:rPr>
                 <w:rFonts w:ascii="Calibri" w:hAnsi="Calibri" w:eastAsia="맑은 고딕"/>
                 <w:b/>
-                <w:sz w:val="20"/>
+                <w:sz w:val="18"/>
               </w:rPr>
               <w:t>이름</w:t>
             </w:r>
@@ -2252,26 +2329,29 @@
         </w:tc>
         <w:tc>
           <w:tcPr>
-            <w:tcW w:type="dxa" w:w="3456"/>
+            <w:tcW w:type="dxa" w:w="5760"/>
             <w:vAlign w:val="center"/>
             <w:tcMar>
-              <w:top w:w="80" w:type="dxa"/>
+              <w:top w:w="40" w:type="dxa"/>
               <w:start w:w="120" w:type="dxa"/>
-              <w:bottom w:w="80" w:type="dxa"/>
+              <w:bottom w:w="40" w:type="dxa"/>
               <w:end w:w="120" w:type="dxa"/>
             </w:tcMar>
-            <w:shd w:fill="F2F4F7"/>
+            <w:shd w:fill="auto" w:val="clear"/>
+            <w:tcBorders>
+              <w:bottom w:val="single" w:sz="6" w:space="0" w:color="000000"/>
+            </w:tcBorders>
           </w:tcPr>
           <w:p>
             <w:pPr>
-              <w:spacing w:before="0" w:after="0" w:line="264" w:lineRule="auto"/>
+              <w:spacing w:before="0" w:after="0" w:line="240" w:lineRule="auto"/>
               <w:jc w:val="center"/>
             </w:pPr>
             <w:r>
               <w:rPr>
                 <w:rFonts w:ascii="Calibri" w:hAnsi="Calibri" w:eastAsia="맑은 고딕"/>
                 <w:b/>
-                <w:sz w:val="20"/>
+                <w:sz w:val="18"/>
               </w:rPr>
               <w:t>설명</w:t>
             </w:r>
@@ -2281,25 +2361,25 @@
       <w:tr>
         <w:tc>
           <w:tcPr>
-            <w:tcW w:type="dxa" w:w="2448"/>
+            <w:tcW w:type="dxa" w:w="1080"/>
             <w:vAlign w:val="center"/>
             <w:tcMar>
-              <w:top w:w="80" w:type="dxa"/>
+              <w:top w:w="40" w:type="dxa"/>
               <w:start w:w="120" w:type="dxa"/>
-              <w:bottom w:w="80" w:type="dxa"/>
+              <w:bottom w:w="40" w:type="dxa"/>
               <w:end w:w="120" w:type="dxa"/>
             </w:tcMar>
           </w:tcPr>
           <w:p>
             <w:pPr>
-              <w:spacing w:before="0" w:after="0" w:line="264" w:lineRule="auto"/>
+              <w:spacing w:before="0" w:after="0" w:line="240" w:lineRule="auto"/>
               <w:jc w:val="left"/>
             </w:pPr>
             <w:r>
               <w:rPr>
                 <w:rFonts w:ascii="Calibri" w:hAnsi="Calibri" w:eastAsia="맑은 고딕"/>
                 <w:b w:val="0"/>
-                <w:sz w:val="20"/>
+                <w:sz w:val="18"/>
               </w:rPr>
               <w:t>G1</w:t>
             </w:r>
@@ -2307,25 +2387,25 @@
         </w:tc>
         <w:tc>
           <w:tcPr>
-            <w:tcW w:type="dxa" w:w="3456"/>
+            <w:tcW w:type="dxa" w:w="2520"/>
             <w:vAlign w:val="center"/>
             <w:tcMar>
-              <w:top w:w="80" w:type="dxa"/>
+              <w:top w:w="40" w:type="dxa"/>
               <w:start w:w="120" w:type="dxa"/>
-              <w:bottom w:w="80" w:type="dxa"/>
+              <w:bottom w:w="40" w:type="dxa"/>
               <w:end w:w="120" w:type="dxa"/>
             </w:tcMar>
           </w:tcPr>
           <w:p>
             <w:pPr>
-              <w:spacing w:before="0" w:after="0" w:line="264" w:lineRule="auto"/>
+              <w:spacing w:before="0" w:after="0" w:line="240" w:lineRule="auto"/>
               <w:jc w:val="center"/>
             </w:pPr>
             <w:r>
               <w:rPr>
                 <w:rFonts w:ascii="Calibri" w:hAnsi="Calibri" w:eastAsia="맑은 고딕"/>
                 <w:b w:val="0"/>
-                <w:sz w:val="20"/>
+                <w:sz w:val="18"/>
               </w:rPr>
               <w:t>Keyword Search</w:t>
             </w:r>
@@ -2333,25 +2413,25 @@
         </w:tc>
         <w:tc>
           <w:tcPr>
-            <w:tcW w:type="dxa" w:w="3456"/>
+            <w:tcW w:type="dxa" w:w="5760"/>
             <w:vAlign w:val="center"/>
             <w:tcMar>
-              <w:top w:w="80" w:type="dxa"/>
+              <w:top w:w="40" w:type="dxa"/>
               <w:start w:w="120" w:type="dxa"/>
-              <w:bottom w:w="80" w:type="dxa"/>
+              <w:bottom w:w="40" w:type="dxa"/>
               <w:end w:w="120" w:type="dxa"/>
             </w:tcMar>
           </w:tcPr>
           <w:p>
             <w:pPr>
-              <w:spacing w:before="0" w:after="0" w:line="264" w:lineRule="auto"/>
+              <w:spacing w:before="0" w:after="0" w:line="240" w:lineRule="auto"/>
               <w:jc w:val="left"/>
             </w:pPr>
             <w:r>
               <w:rPr>
                 <w:rFonts w:ascii="Calibri" w:hAnsi="Calibri" w:eastAsia="맑은 고딕"/>
                 <w:b w:val="0"/>
-                <w:sz w:val="20"/>
+                <w:sz w:val="18"/>
               </w:rPr>
               <w:t>질의와 텍스트 청크 간 핵심어 일치도를 기반으로 검색</w:t>
             </w:r>
@@ -2361,25 +2441,25 @@
       <w:tr>
         <w:tc>
           <w:tcPr>
-            <w:tcW w:type="dxa" w:w="2448"/>
+            <w:tcW w:type="dxa" w:w="1080"/>
             <w:vAlign w:val="center"/>
             <w:tcMar>
-              <w:top w:w="80" w:type="dxa"/>
+              <w:top w:w="40" w:type="dxa"/>
               <w:start w:w="120" w:type="dxa"/>
-              <w:bottom w:w="80" w:type="dxa"/>
+              <w:bottom w:w="40" w:type="dxa"/>
               <w:end w:w="120" w:type="dxa"/>
             </w:tcMar>
           </w:tcPr>
           <w:p>
             <w:pPr>
-              <w:spacing w:before="0" w:after="0" w:line="264" w:lineRule="auto"/>
+              <w:spacing w:before="0" w:after="0" w:line="240" w:lineRule="auto"/>
               <w:jc w:val="left"/>
             </w:pPr>
             <w:r>
               <w:rPr>
                 <w:rFonts w:ascii="Calibri" w:hAnsi="Calibri" w:eastAsia="맑은 고딕"/>
                 <w:b w:val="0"/>
-                <w:sz w:val="20"/>
+                <w:sz w:val="18"/>
               </w:rPr>
               <w:t>G2</w:t>
             </w:r>
@@ -2387,25 +2467,25 @@
         </w:tc>
         <w:tc>
           <w:tcPr>
-            <w:tcW w:type="dxa" w:w="3456"/>
+            <w:tcW w:type="dxa" w:w="2520"/>
             <w:vAlign w:val="center"/>
             <w:tcMar>
-              <w:top w:w="80" w:type="dxa"/>
+              <w:top w:w="40" w:type="dxa"/>
               <w:start w:w="120" w:type="dxa"/>
-              <w:bottom w:w="80" w:type="dxa"/>
+              <w:bottom w:w="40" w:type="dxa"/>
               <w:end w:w="120" w:type="dxa"/>
             </w:tcMar>
           </w:tcPr>
           <w:p>
             <w:pPr>
-              <w:spacing w:before="0" w:after="0" w:line="264" w:lineRule="auto"/>
+              <w:spacing w:before="0" w:after="0" w:line="240" w:lineRule="auto"/>
               <w:jc w:val="center"/>
             </w:pPr>
             <w:r>
               <w:rPr>
                 <w:rFonts w:ascii="Calibri" w:hAnsi="Calibri" w:eastAsia="맑은 고딕"/>
                 <w:b w:val="0"/>
-                <w:sz w:val="20"/>
+                <w:sz w:val="18"/>
               </w:rPr>
               <w:t>Text-only RAG</w:t>
             </w:r>
@@ -2413,25 +2493,25 @@
         </w:tc>
         <w:tc>
           <w:tcPr>
-            <w:tcW w:type="dxa" w:w="3456"/>
+            <w:tcW w:type="dxa" w:w="5760"/>
             <w:vAlign w:val="center"/>
             <w:tcMar>
-              <w:top w:w="80" w:type="dxa"/>
+              <w:top w:w="40" w:type="dxa"/>
               <w:start w:w="120" w:type="dxa"/>
-              <w:bottom w:w="80" w:type="dxa"/>
+              <w:bottom w:w="40" w:type="dxa"/>
               <w:end w:w="120" w:type="dxa"/>
             </w:tcMar>
           </w:tcPr>
           <w:p>
             <w:pPr>
-              <w:spacing w:before="0" w:after="0" w:line="264" w:lineRule="auto"/>
+              <w:spacing w:before="0" w:after="0" w:line="240" w:lineRule="auto"/>
               <w:jc w:val="left"/>
             </w:pPr>
             <w:r>
               <w:rPr>
                 <w:rFonts w:ascii="Calibri" w:hAnsi="Calibri" w:eastAsia="맑은 고딕"/>
                 <w:b w:val="0"/>
-                <w:sz w:val="20"/>
+                <w:sz w:val="18"/>
               </w:rPr>
               <w:t>BGE-M3 텍스트 임베딩을 이용한 텍스트 청크 검색</w:t>
             </w:r>
@@ -2441,25 +2521,25 @@
       <w:tr>
         <w:tc>
           <w:tcPr>
-            <w:tcW w:type="dxa" w:w="2448"/>
+            <w:tcW w:type="dxa" w:w="1080"/>
             <w:vAlign w:val="center"/>
             <w:tcMar>
-              <w:top w:w="80" w:type="dxa"/>
+              <w:top w:w="40" w:type="dxa"/>
               <w:start w:w="120" w:type="dxa"/>
-              <w:bottom w:w="80" w:type="dxa"/>
+              <w:bottom w:w="40" w:type="dxa"/>
               <w:end w:w="120" w:type="dxa"/>
             </w:tcMar>
           </w:tcPr>
           <w:p>
             <w:pPr>
-              <w:spacing w:before="0" w:after="0" w:line="264" w:lineRule="auto"/>
+              <w:spacing w:before="0" w:after="0" w:line="240" w:lineRule="auto"/>
               <w:jc w:val="left"/>
             </w:pPr>
             <w:r>
               <w:rPr>
                 <w:rFonts w:ascii="Calibri" w:hAnsi="Calibri" w:eastAsia="맑은 고딕"/>
                 <w:b w:val="0"/>
-                <w:sz w:val="20"/>
+                <w:sz w:val="18"/>
               </w:rPr>
               <w:t>G3</w:t>
             </w:r>
@@ -2467,25 +2547,25 @@
         </w:tc>
         <w:tc>
           <w:tcPr>
-            <w:tcW w:type="dxa" w:w="3456"/>
+            <w:tcW w:type="dxa" w:w="2520"/>
             <w:vAlign w:val="center"/>
             <w:tcMar>
-              <w:top w:w="80" w:type="dxa"/>
+              <w:top w:w="40" w:type="dxa"/>
               <w:start w:w="120" w:type="dxa"/>
-              <w:bottom w:w="80" w:type="dxa"/>
+              <w:bottom w:w="40" w:type="dxa"/>
               <w:end w:w="120" w:type="dxa"/>
             </w:tcMar>
           </w:tcPr>
           <w:p>
             <w:pPr>
-              <w:spacing w:before="0" w:after="0" w:line="264" w:lineRule="auto"/>
+              <w:spacing w:before="0" w:after="0" w:line="240" w:lineRule="auto"/>
               <w:jc w:val="center"/>
             </w:pPr>
             <w:r>
               <w:rPr>
                 <w:rFonts w:ascii="Calibri" w:hAnsi="Calibri" w:eastAsia="맑은 고딕"/>
                 <w:b w:val="0"/>
-                <w:sz w:val="20"/>
+                <w:sz w:val="18"/>
               </w:rPr>
               <w:t>Multimodal RAG</w:t>
             </w:r>
@@ -2493,25 +2573,25 @@
         </w:tc>
         <w:tc>
           <w:tcPr>
-            <w:tcW w:type="dxa" w:w="3456"/>
+            <w:tcW w:type="dxa" w:w="5760"/>
             <w:vAlign w:val="center"/>
             <w:tcMar>
-              <w:top w:w="80" w:type="dxa"/>
+              <w:top w:w="40" w:type="dxa"/>
               <w:start w:w="120" w:type="dxa"/>
-              <w:bottom w:w="80" w:type="dxa"/>
+              <w:bottom w:w="40" w:type="dxa"/>
               <w:end w:w="120" w:type="dxa"/>
             </w:tcMar>
           </w:tcPr>
           <w:p>
             <w:pPr>
-              <w:spacing w:before="0" w:after="0" w:line="264" w:lineRule="auto"/>
+              <w:spacing w:before="0" w:after="0" w:line="240" w:lineRule="auto"/>
               <w:jc w:val="left"/>
             </w:pPr>
             <w:r>
               <w:rPr>
                 <w:rFonts w:ascii="Calibri" w:hAnsi="Calibri" w:eastAsia="맑은 고딕"/>
                 <w:b w:val="0"/>
-                <w:sz w:val="20"/>
+                <w:sz w:val="18"/>
               </w:rPr>
               <w:t>텍스트 검색, 이미지 검색, 페이지 근접도 및 BBox 필터 기반 SigLIP 텍스트-이미지 매핑 결합</w:t>
             </w:r>
@@ -2521,25 +2601,25 @@
       <w:tr>
         <w:tc>
           <w:tcPr>
-            <w:tcW w:type="dxa" w:w="2448"/>
+            <w:tcW w:type="dxa" w:w="1080"/>
             <w:vAlign w:val="center"/>
             <w:tcMar>
-              <w:top w:w="80" w:type="dxa"/>
+              <w:top w:w="40" w:type="dxa"/>
               <w:start w:w="120" w:type="dxa"/>
-              <w:bottom w:w="80" w:type="dxa"/>
+              <w:bottom w:w="40" w:type="dxa"/>
               <w:end w:w="120" w:type="dxa"/>
             </w:tcMar>
           </w:tcPr>
           <w:p>
             <w:pPr>
-              <w:spacing w:before="0" w:after="0" w:line="264" w:lineRule="auto"/>
+              <w:spacing w:before="0" w:after="0" w:line="240" w:lineRule="auto"/>
               <w:jc w:val="left"/>
             </w:pPr>
             <w:r>
               <w:rPr>
                 <w:rFonts w:ascii="Calibri" w:hAnsi="Calibri" w:eastAsia="맑은 고딕"/>
                 <w:b w:val="0"/>
-                <w:sz w:val="20"/>
+                <w:sz w:val="18"/>
               </w:rPr>
               <w:t>G4</w:t>
             </w:r>
@@ -2547,25 +2627,25 @@
         </w:tc>
         <w:tc>
           <w:tcPr>
-            <w:tcW w:type="dxa" w:w="3456"/>
+            <w:tcW w:type="dxa" w:w="2520"/>
             <w:vAlign w:val="center"/>
             <w:tcMar>
-              <w:top w:w="80" w:type="dxa"/>
+              <w:top w:w="40" w:type="dxa"/>
               <w:start w:w="120" w:type="dxa"/>
-              <w:bottom w:w="80" w:type="dxa"/>
+              <w:bottom w:w="40" w:type="dxa"/>
               <w:end w:w="120" w:type="dxa"/>
             </w:tcMar>
           </w:tcPr>
           <w:p>
             <w:pPr>
-              <w:spacing w:before="0" w:after="0" w:line="264" w:lineRule="auto"/>
+              <w:spacing w:before="0" w:after="0" w:line="240" w:lineRule="auto"/>
               <w:jc w:val="left"/>
             </w:pPr>
             <w:r>
               <w:rPr>
                 <w:rFonts w:ascii="Calibri" w:hAnsi="Calibri" w:eastAsia="맑은 고딕"/>
                 <w:b w:val="0"/>
-                <w:sz w:val="20"/>
+                <w:sz w:val="18"/>
               </w:rPr>
               <w:t>Context-aware Multimodal RAG</w:t>
             </w:r>
@@ -2573,25 +2653,25 @@
         </w:tc>
         <w:tc>
           <w:tcPr>
-            <w:tcW w:type="dxa" w:w="3456"/>
+            <w:tcW w:type="dxa" w:w="5760"/>
             <w:vAlign w:val="center"/>
             <w:tcMar>
-              <w:top w:w="80" w:type="dxa"/>
+              <w:top w:w="40" w:type="dxa"/>
               <w:start w:w="120" w:type="dxa"/>
-              <w:bottom w:w="80" w:type="dxa"/>
+              <w:bottom w:w="40" w:type="dxa"/>
               <w:end w:w="120" w:type="dxa"/>
             </w:tcMar>
           </w:tcPr>
           <w:p>
             <w:pPr>
-              <w:spacing w:before="0" w:after="0" w:line="264" w:lineRule="auto"/>
+              <w:spacing w:before="0" w:after="0" w:line="240" w:lineRule="auto"/>
               <w:jc w:val="left"/>
             </w:pPr>
             <w:r>
               <w:rPr>
                 <w:rFonts w:ascii="Calibri" w:hAnsi="Calibri" w:eastAsia="맑은 고딕"/>
                 <w:b w:val="0"/>
-                <w:sz w:val="20"/>
+                <w:sz w:val="18"/>
               </w:rPr>
               <w:t>질의로부터 실습 단계를 추정하고 G3 후보에 문맥 맵 기반 재순위화 적용</w:t>
             </w:r>
@@ -2599,7 +2679,18 @@
         </w:tc>
       </w:tr>
     </w:tbl>
-    <w:p/>
+    <w:p>
+      <w:pPr>
+        <w:spacing w:before="0" w:after="0" w:line="240" w:lineRule="auto"/>
+      </w:pPr>
+      <w:r>
+        <w:rPr>
+          <w:rFonts w:ascii="Calibri" w:hAnsi="Calibri" w:eastAsia="Calibri"/>
+          <w:sz w:val="19"/>
+        </w:rPr>
+        <w:t xml:space="preserve"> </w:t>
+      </w:r>
+    </w:p>
     <w:p>
       <w:pPr>
         <w:spacing w:before="0" w:after="120" w:line="264" w:lineRule="auto"/>
@@ -2629,7 +2720,7 @@
           <w:rFonts w:ascii="Calibri" w:hAnsi="Calibri" w:eastAsia="맑은 고딕"/>
           <w:sz w:val="22"/>
         </w:rPr>
-        <w:t>검색 성능은 Recall@k와 평균 역순위(Mean Reciprocal Rank, MRR)를 이용하여 평가하였다.</w:t>
+        <w:t>검색 성능은 Recall@k와 평균 역순위(Mean Reciprocal Rank, MRR)를 이용하여 평가하였다. MRR은 각 질의에서 최초 정답의 순위 역수를 계산한 뒤 전체 질의에 대해 평균하며, 기존 순위 기반 질의응답 평가 방식에 근거한다[29].</w:t>
       </w:r>
     </w:p>
     <w:p>
@@ -2668,26 +2759,37 @@
         <w:t>이미지 검색에는 엄격한 파일명 일치(strict filename matching) 기준을 적용하였다. 정답 이미지의 파일명이 상위 k개 후보에 포함된 경우에만 정답으로 판정하였으며, 동일 페이지의 유사 이미지라도 파일명이 다르면 오답으로 처리하였다. 따라서 Text Recall@k와 Text MRR은 완화된 기준의 텍스트 검색 성능을, Image Recall@k와 Image MRR은 엄격한 기준의 이미지 검색 성능을 나타낸다. Both@k는 완화된 텍스트 정답과 엄격한 이미지 정답이 동시에 충족된 비율이다. 두 양식에 서로 다른 판정 기준을 적용했으므로 텍스트 지표와 이미지 지표의 절대값을 직접 비교할 때에는 주의가 필요하다.</w:t>
       </w:r>
     </w:p>
+    <w:p>
+      <w:pPr>
+        <w:spacing w:before="0" w:after="0" w:line="240" w:lineRule="auto"/>
+      </w:pPr>
+      <w:r>
+        <w:rPr>
+          <w:rFonts w:ascii="Calibri" w:hAnsi="Calibri" w:eastAsia="?? ??"/>
+          <w:sz w:val="19"/>
+        </w:rPr>
+        <w:t xml:space="preserve"> </w:t>
+      </w:r>
+    </w:p>
     <w:tbl>
       <w:tblPr>
-        <w:tblStyle w:val="TableGrid"/>
         <w:tblW w:type="dxa" w:w="9360"/>
-        <w:jc w:val="left"/>
         <w:tblLayout w:type="fixed"/>
         <w:tblLook w:firstColumn="1" w:firstRow="1" w:lastColumn="0" w:lastRow="0" w:noHBand="0" w:noVBand="1" w:val="04A0"/>
+        <w:jc w:val="left"/>
         <w:tblInd w:w="120" w:type="dxa"/>
         <w:tblBorders>
-          <w:top w:val="single" w:sz="4" w:space="0" w:color="B8C2CC"/>
-          <w:left w:val="single" w:sz="4" w:space="0" w:color="B8C2CC"/>
-          <w:bottom w:val="single" w:sz="4" w:space="0" w:color="B8C2CC"/>
-          <w:right w:val="single" w:sz="4" w:space="0" w:color="B8C2CC"/>
-          <w:insideH w:val="single" w:sz="4" w:space="0" w:color="B8C2CC"/>
-          <w:insideV w:val="single" w:sz="4" w:space="0" w:color="B8C2CC"/>
+          <w:top w:val="single" w:sz="8" w:space="0" w:color="000000"/>
+          <w:left w:val="nil" w:sz="0" w:space="0" w:color="000000"/>
+          <w:bottom w:val="single" w:sz="8" w:space="0" w:color="000000"/>
+          <w:right w:val="nil" w:sz="0" w:space="0" w:color="000000"/>
+          <w:insideH w:val="nil" w:sz="0" w:space="0" w:color="000000"/>
+          <w:insideV w:val="nil" w:sz="0" w:space="0" w:color="000000"/>
         </w:tblBorders>
       </w:tblPr>
       <w:tblGrid>
-        <w:gridCol w:w="4680"/>
-        <w:gridCol w:w="4680"/>
+        <w:gridCol w:w="3024"/>
+        <w:gridCol w:w="6336"/>
       </w:tblGrid>
       <w:tr>
         <w:tc>
@@ -2700,7 +2802,10 @@
               <w:bottom w:w="80" w:type="dxa"/>
               <w:end w:w="120" w:type="dxa"/>
             </w:tcMar>
-            <w:shd w:fill="F2F4F7"/>
+            <w:shd w:fill="auto" w:val="clear"/>
+            <w:tcBorders>
+              <w:bottom w:val="single" w:sz="6" w:space="0" w:color="000000"/>
+            </w:tcBorders>
           </w:tcPr>
           <w:p>
             <w:pPr>
@@ -2727,7 +2832,10 @@
               <w:bottom w:w="80" w:type="dxa"/>
               <w:end w:w="120" w:type="dxa"/>
             </w:tcMar>
-            <w:shd w:fill="F2F4F7"/>
+            <w:shd w:fill="auto" w:val="clear"/>
+            <w:tcBorders>
+              <w:bottom w:val="single" w:sz="6" w:space="0" w:color="000000"/>
+            </w:tcBorders>
           </w:tcPr>
           <w:p>
             <w:pPr>
@@ -2908,7 +3016,18 @@
         </w:tc>
       </w:tr>
     </w:tbl>
-    <w:p/>
+    <w:p>
+      <w:pPr>
+        <w:spacing w:before="0" w:after="0" w:line="240" w:lineRule="auto"/>
+      </w:pPr>
+      <w:r>
+        <w:rPr>
+          <w:rFonts w:ascii="Calibri" w:hAnsi="Calibri" w:eastAsia="Calibri"/>
+          <w:sz w:val="19"/>
+        </w:rPr>
+        <w:t xml:space="preserve"> </w:t>
+      </w:r>
+    </w:p>
     <w:p>
       <w:pPr>
         <w:pStyle w:val="Heading2"/>
@@ -3040,7 +3159,7 @@
           <w:rFonts w:ascii="Calibri" w:hAnsi="Calibri" w:eastAsia="맑은 고딕"/>
           <w:sz w:val="22"/>
         </w:rPr>
-        <w:t>가중치 후보는 70개 질의에서 생성한 후보별 특징 캐시를 이용한 제한적 격자 탐색으로 비교하였다. 엄격한 기준의 Image MRR을 우선 선택 지표로 사용하고, Recall@5와 Recall@10을 보조 지표로 적용하였다. 또한 5-fold 교차검증을 수행하여 fold별 안정성을 확인하였다. 민감도 분석에서는 BBox 0.1과 SigLIP 0.9를 결합한 구성이 가장 높은 MRR을 보였으나, 순수 BBox 구성은 Recall@5와 Recall@10이 낮았고 BBox 비율에 따른 개선도 모든 지표에서 일관되지 않았다. 이에 최종 구조에서는 두 신호의 역할을 분리하기 위해 BBox를 공간 후보 필터로 사용하고 SigLIP으로 의미 순위를 결정하였다. 이 선택을 독립 데이터에서 확인된 최적값으로 해석해서는 안 된다. 가중치 탐색과 최종 평가는 동일한 70개 질의를 사용한 내부 파일럿 결과이므로, 별도의 홀드아웃 데이터 또는 추가 매뉴얼을 이용한 검증이 필요하다.</w:t>
+        <w:t>가중치 후보는 70개 질의에서 생성한 후보별 특징 캐시를 이용한 제한적 격자 탐색으로 비교하였다. 엄격한 기준의 Image MRR을 우선 선택 지표로 사용하고, Recall@5와 Recall@10을 보조 지표로 적용하였다. 또한 5-fold 교차검증을 수행하여 fold별 안정성을 확인하였다. 비교 결과, BBox 근접도를 매핑 점수에 직접 가산하는 구성보다 BBox를 후보 필터로만 사용하고 SigLIP으로 매핑 순위를 결정하는 구성이 더 높은 평균 성능을 보였다. 다만 가중치 탐색과 최종 평가는 동일한 70개 질의를 사용한 내부 파일럿 결과이다. 따라서 이 결과는 독립적인 외부 테스트셋에 대한 일반화 성능을 입증하지 않으며, 별도의 홀드아웃 데이터 또는 추가 매뉴얼을 이용한 검증이 필요하다.</w:t>
       </w:r>
     </w:p>
     <w:p>
@@ -3055,29 +3174,40 @@
         <w:t>다른 G3 검색 구성은 고정하고 텍스트-이미지 매핑 방식만 비교한 결과는 다음과 같다. 이 비교는 BBox와 SigLIP 자체를 독립적으로 평가하기 위한 것이 아니라, 두 요소의 역할을 분리한 설계 근거를 확인하기 위한 보조 분석이다.</w:t>
       </w:r>
     </w:p>
+    <w:p>
+      <w:pPr>
+        <w:spacing w:before="0" w:after="0" w:line="240" w:lineRule="auto"/>
+      </w:pPr>
+      <w:r>
+        <w:rPr>
+          <w:rFonts w:ascii="Calibri" w:hAnsi="Calibri" w:eastAsia="?? ??"/>
+          <w:sz w:val="19"/>
+        </w:rPr>
+        <w:t xml:space="preserve"> </w:t>
+      </w:r>
+    </w:p>
     <w:tbl>
       <w:tblPr>
-        <w:tblStyle w:val="TableGrid"/>
         <w:tblW w:type="dxa" w:w="9360"/>
-        <w:jc w:val="left"/>
         <w:tblLayout w:type="fixed"/>
         <w:tblLook w:firstColumn="1" w:firstRow="1" w:lastColumn="0" w:lastRow="0" w:noHBand="0" w:noVBand="1" w:val="04A0"/>
+        <w:jc w:val="left"/>
         <w:tblInd w:w="120" w:type="dxa"/>
         <w:tblBorders>
-          <w:top w:val="single" w:sz="4" w:space="0" w:color="B8C2CC"/>
-          <w:left w:val="single" w:sz="4" w:space="0" w:color="B8C2CC"/>
-          <w:bottom w:val="single" w:sz="4" w:space="0" w:color="B8C2CC"/>
-          <w:right w:val="single" w:sz="4" w:space="0" w:color="B8C2CC"/>
-          <w:insideH w:val="single" w:sz="4" w:space="0" w:color="B8C2CC"/>
-          <w:insideV w:val="single" w:sz="4" w:space="0" w:color="B8C2CC"/>
+          <w:top w:val="single" w:sz="8" w:space="0" w:color="000000"/>
+          <w:left w:val="nil" w:sz="0" w:space="0" w:color="000000"/>
+          <w:bottom w:val="single" w:sz="8" w:space="0" w:color="000000"/>
+          <w:right w:val="nil" w:sz="0" w:space="0" w:color="000000"/>
+          <w:insideH w:val="nil" w:sz="0" w:space="0" w:color="000000"/>
+          <w:insideV w:val="nil" w:sz="0" w:space="0" w:color="000000"/>
         </w:tblBorders>
       </w:tblPr>
       <w:tblGrid>
-        <w:gridCol w:w="1872"/>
-        <w:gridCol w:w="1872"/>
-        <w:gridCol w:w="1872"/>
-        <w:gridCol w:w="1872"/>
-        <w:gridCol w:w="1872"/>
+        <w:gridCol w:w="3024"/>
+        <w:gridCol w:w="1584"/>
+        <w:gridCol w:w="1584"/>
+        <w:gridCol w:w="1584"/>
+        <w:gridCol w:w="1584"/>
       </w:tblGrid>
       <w:tr>
         <w:tc>
@@ -3090,7 +3220,10 @@
               <w:bottom w:w="80" w:type="dxa"/>
               <w:end w:w="120" w:type="dxa"/>
             </w:tcMar>
-            <w:shd w:fill="F2F4F7"/>
+            <w:shd w:fill="auto" w:val="clear"/>
+            <w:tcBorders>
+              <w:bottom w:val="single" w:sz="6" w:space="0" w:color="000000"/>
+            </w:tcBorders>
           </w:tcPr>
           <w:p>
             <w:pPr>
@@ -3117,7 +3250,10 @@
               <w:bottom w:w="80" w:type="dxa"/>
               <w:end w:w="120" w:type="dxa"/>
             </w:tcMar>
-            <w:shd w:fill="F2F4F7"/>
+            <w:shd w:fill="auto" w:val="clear"/>
+            <w:tcBorders>
+              <w:bottom w:val="single" w:sz="6" w:space="0" w:color="000000"/>
+            </w:tcBorders>
           </w:tcPr>
           <w:p>
             <w:pPr>
@@ -3144,7 +3280,10 @@
               <w:bottom w:w="80" w:type="dxa"/>
               <w:end w:w="120" w:type="dxa"/>
             </w:tcMar>
-            <w:shd w:fill="F2F4F7"/>
+            <w:shd w:fill="auto" w:val="clear"/>
+            <w:tcBorders>
+              <w:bottom w:val="single" w:sz="6" w:space="0" w:color="000000"/>
+            </w:tcBorders>
           </w:tcPr>
           <w:p>
             <w:pPr>
@@ -3171,7 +3310,10 @@
               <w:bottom w:w="80" w:type="dxa"/>
               <w:end w:w="120" w:type="dxa"/>
             </w:tcMar>
-            <w:shd w:fill="F2F4F7"/>
+            <w:shd w:fill="auto" w:val="clear"/>
+            <w:tcBorders>
+              <w:bottom w:val="single" w:sz="6" w:space="0" w:color="000000"/>
+            </w:tcBorders>
           </w:tcPr>
           <w:p>
             <w:pPr>
@@ -3198,7 +3340,10 @@
               <w:bottom w:w="80" w:type="dxa"/>
               <w:end w:w="120" w:type="dxa"/>
             </w:tcMar>
-            <w:shd w:fill="F2F4F7"/>
+            <w:shd w:fill="auto" w:val="clear"/>
+            <w:tcBorders>
+              <w:bottom w:val="single" w:sz="6" w:space="0" w:color="000000"/>
+            </w:tcBorders>
           </w:tcPr>
           <w:p>
             <w:pPr>
@@ -3239,271 +3384,7 @@
                 <w:b w:val="0"/>
                 <w:sz w:val="20"/>
               </w:rPr>
-              <w:t>BBox 0.0 + SigLIP 1.0</w:t>
-            </w:r>
-          </w:p>
-        </w:tc>
-        <w:tc>
-          <w:tcPr>
-            <w:tcW w:type="dxa" w:w="1584"/>
-            <w:vAlign w:val="center"/>
-            <w:tcMar>
-              <w:top w:w="80" w:type="dxa"/>
-              <w:start w:w="120" w:type="dxa"/>
-              <w:bottom w:w="80" w:type="dxa"/>
-              <w:end w:w="120" w:type="dxa"/>
-            </w:tcMar>
-          </w:tcPr>
-          <w:p>
-            <w:pPr>
-              <w:spacing w:before="0" w:after="0" w:line="264" w:lineRule="auto"/>
-              <w:jc w:val="center"/>
-            </w:pPr>
-            <w:r>
-              <w:rPr>
-                <w:rFonts w:ascii="Calibri" w:hAnsi="Calibri" w:eastAsia="맑은 고딕"/>
-                <w:b w:val="0"/>
-                <w:sz w:val="20"/>
-              </w:rPr>
-              <w:t>34.3%</w:t>
-            </w:r>
-          </w:p>
-        </w:tc>
-        <w:tc>
-          <w:tcPr>
-            <w:tcW w:type="dxa" w:w="1584"/>
-            <w:vAlign w:val="center"/>
-            <w:tcMar>
-              <w:top w:w="80" w:type="dxa"/>
-              <w:start w:w="120" w:type="dxa"/>
-              <w:bottom w:w="80" w:type="dxa"/>
-              <w:end w:w="120" w:type="dxa"/>
-            </w:tcMar>
-          </w:tcPr>
-          <w:p>
-            <w:pPr>
-              <w:spacing w:before="0" w:after="0" w:line="264" w:lineRule="auto"/>
-              <w:jc w:val="center"/>
-            </w:pPr>
-            <w:r>
-              <w:rPr>
-                <w:rFonts w:ascii="Calibri" w:hAnsi="Calibri" w:eastAsia="맑은 고딕"/>
-                <w:b w:val="0"/>
-                <w:sz w:val="20"/>
-              </w:rPr>
-              <w:t>77.1%</w:t>
-            </w:r>
-          </w:p>
-        </w:tc>
-        <w:tc>
-          <w:tcPr>
-            <w:tcW w:type="dxa" w:w="1584"/>
-            <w:vAlign w:val="center"/>
-            <w:tcMar>
-              <w:top w:w="80" w:type="dxa"/>
-              <w:start w:w="120" w:type="dxa"/>
-              <w:bottom w:w="80" w:type="dxa"/>
-              <w:end w:w="120" w:type="dxa"/>
-            </w:tcMar>
-          </w:tcPr>
-          <w:p>
-            <w:pPr>
-              <w:spacing w:before="0" w:after="0" w:line="264" w:lineRule="auto"/>
-              <w:jc w:val="center"/>
-            </w:pPr>
-            <w:r>
-              <w:rPr>
-                <w:rFonts w:ascii="Calibri" w:hAnsi="Calibri" w:eastAsia="맑은 고딕"/>
-                <w:b w:val="0"/>
-                <w:sz w:val="20"/>
-              </w:rPr>
-              <w:t>**87.1%**</w:t>
-            </w:r>
-          </w:p>
-        </w:tc>
-        <w:tc>
-          <w:tcPr>
-            <w:tcW w:type="dxa" w:w="1584"/>
-            <w:vAlign w:val="center"/>
-            <w:tcMar>
-              <w:top w:w="80" w:type="dxa"/>
-              <w:start w:w="120" w:type="dxa"/>
-              <w:bottom w:w="80" w:type="dxa"/>
-              <w:end w:w="120" w:type="dxa"/>
-            </w:tcMar>
-          </w:tcPr>
-          <w:p>
-            <w:pPr>
-              <w:spacing w:before="0" w:after="0" w:line="264" w:lineRule="auto"/>
-              <w:jc w:val="center"/>
-            </w:pPr>
-            <w:r>
-              <w:rPr>
-                <w:rFonts w:ascii="Calibri" w:hAnsi="Calibri" w:eastAsia="맑은 고딕"/>
-                <w:b w:val="0"/>
-                <w:sz w:val="20"/>
-              </w:rPr>
-              <w:t>0.521</w:t>
-            </w:r>
-          </w:p>
-        </w:tc>
-      </w:tr>
-      <w:tr>
-        <w:tc>
-          <w:tcPr>
-            <w:tcW w:type="dxa" w:w="3024"/>
-            <w:vAlign w:val="center"/>
-            <w:tcMar>
-              <w:top w:w="80" w:type="dxa"/>
-              <w:start w:w="120" w:type="dxa"/>
-              <w:bottom w:w="80" w:type="dxa"/>
-              <w:end w:w="120" w:type="dxa"/>
-            </w:tcMar>
-          </w:tcPr>
-          <w:p>
-            <w:pPr>
-              <w:spacing w:before="0" w:after="0" w:line="264" w:lineRule="auto"/>
-              <w:jc w:val="left"/>
-            </w:pPr>
-            <w:r>
-              <w:rPr>
-                <w:rFonts w:ascii="Calibri" w:hAnsi="Calibri" w:eastAsia="맑은 고딕"/>
-                <w:b w:val="0"/>
-                <w:sz w:val="20"/>
-              </w:rPr>
-              <w:t>BBox 0.1 + SigLIP 0.9</w:t>
-            </w:r>
-          </w:p>
-        </w:tc>
-        <w:tc>
-          <w:tcPr>
-            <w:tcW w:type="dxa" w:w="1584"/>
-            <w:vAlign w:val="center"/>
-            <w:tcMar>
-              <w:top w:w="80" w:type="dxa"/>
-              <w:start w:w="120" w:type="dxa"/>
-              <w:bottom w:w="80" w:type="dxa"/>
-              <w:end w:w="120" w:type="dxa"/>
-            </w:tcMar>
-          </w:tcPr>
-          <w:p>
-            <w:pPr>
-              <w:spacing w:before="0" w:after="0" w:line="264" w:lineRule="auto"/>
-              <w:jc w:val="center"/>
-            </w:pPr>
-            <w:r>
-              <w:rPr>
-                <w:rFonts w:ascii="Calibri" w:hAnsi="Calibri" w:eastAsia="맑은 고딕"/>
-                <w:b w:val="0"/>
-                <w:sz w:val="20"/>
-              </w:rPr>
-              <w:t>**38.6%**</w:t>
-            </w:r>
-          </w:p>
-        </w:tc>
-        <w:tc>
-          <w:tcPr>
-            <w:tcW w:type="dxa" w:w="1584"/>
-            <w:vAlign w:val="center"/>
-            <w:tcMar>
-              <w:top w:w="80" w:type="dxa"/>
-              <w:start w:w="120" w:type="dxa"/>
-              <w:bottom w:w="80" w:type="dxa"/>
-              <w:end w:w="120" w:type="dxa"/>
-            </w:tcMar>
-          </w:tcPr>
-          <w:p>
-            <w:pPr>
-              <w:spacing w:before="0" w:after="0" w:line="264" w:lineRule="auto"/>
-              <w:jc w:val="center"/>
-            </w:pPr>
-            <w:r>
-              <w:rPr>
-                <w:rFonts w:ascii="Calibri" w:hAnsi="Calibri" w:eastAsia="맑은 고딕"/>
-                <w:b w:val="0"/>
-                <w:sz w:val="20"/>
-              </w:rPr>
-              <w:t>**77.1%**</w:t>
-            </w:r>
-          </w:p>
-        </w:tc>
-        <w:tc>
-          <w:tcPr>
-            <w:tcW w:type="dxa" w:w="1584"/>
-            <w:vAlign w:val="center"/>
-            <w:tcMar>
-              <w:top w:w="80" w:type="dxa"/>
-              <w:start w:w="120" w:type="dxa"/>
-              <w:bottom w:w="80" w:type="dxa"/>
-              <w:end w:w="120" w:type="dxa"/>
-            </w:tcMar>
-          </w:tcPr>
-          <w:p>
-            <w:pPr>
-              <w:spacing w:before="0" w:after="0" w:line="264" w:lineRule="auto"/>
-              <w:jc w:val="center"/>
-            </w:pPr>
-            <w:r>
-              <w:rPr>
-                <w:rFonts w:ascii="Calibri" w:hAnsi="Calibri" w:eastAsia="맑은 고딕"/>
-                <w:b w:val="0"/>
-                <w:sz w:val="20"/>
-              </w:rPr>
-              <w:t>85.7%</w:t>
-            </w:r>
-          </w:p>
-        </w:tc>
-        <w:tc>
-          <w:tcPr>
-            <w:tcW w:type="dxa" w:w="1584"/>
-            <w:vAlign w:val="center"/>
-            <w:tcMar>
-              <w:top w:w="80" w:type="dxa"/>
-              <w:start w:w="120" w:type="dxa"/>
-              <w:bottom w:w="80" w:type="dxa"/>
-              <w:end w:w="120" w:type="dxa"/>
-            </w:tcMar>
-          </w:tcPr>
-          <w:p>
-            <w:pPr>
-              <w:spacing w:before="0" w:after="0" w:line="264" w:lineRule="auto"/>
-              <w:jc w:val="center"/>
-            </w:pPr>
-            <w:r>
-              <w:rPr>
-                <w:rFonts w:ascii="Calibri" w:hAnsi="Calibri" w:eastAsia="맑은 고딕"/>
-                <w:b w:val="0"/>
-                <w:sz w:val="20"/>
-              </w:rPr>
-              <w:t>**0.546**</w:t>
-            </w:r>
-          </w:p>
-        </w:tc>
-      </w:tr>
-      <w:tr>
-        <w:tc>
-          <w:tcPr>
-            <w:tcW w:type="dxa" w:w="3024"/>
-            <w:vAlign w:val="center"/>
-            <w:tcMar>
-              <w:top w:w="80" w:type="dxa"/>
-              <w:start w:w="120" w:type="dxa"/>
-              <w:bottom w:w="80" w:type="dxa"/>
-              <w:end w:w="120" w:type="dxa"/>
-            </w:tcMar>
-          </w:tcPr>
-          <w:p>
-            <w:pPr>
-              <w:spacing w:before="0" w:after="0" w:line="264" w:lineRule="auto"/>
-              <w:jc w:val="left"/>
-            </w:pPr>
-            <w:r>
-              <w:rPr>
-                <w:rFonts w:ascii="Calibri" w:hAnsi="Calibri" w:eastAsia="맑은 고딕"/>
-                <w:b w:val="0"/>
-                <w:sz w:val="20"/>
-              </w:rPr>
-              <w:t>BBox 1.0 + SigLIP 0.0</w:t>
+              <w:t>BBox 기반 매핑 점수</w:t>
             </w:r>
           </w:p>
         </w:tc>
@@ -3555,7 +3436,7 @@
                 <w:b w:val="0"/>
                 <w:sz w:val="20"/>
               </w:rPr>
-              <w:t>72.9%</w:t>
+              <w:t>68.6%</w:t>
             </w:r>
           </w:p>
         </w:tc>
@@ -3581,7 +3462,7 @@
                 <w:b w:val="0"/>
                 <w:sz w:val="20"/>
               </w:rPr>
-              <w:t>81.4%</w:t>
+              <w:t>80.0%</w:t>
             </w:r>
           </w:p>
         </w:tc>
@@ -3607,13 +3488,156 @@
                 <w:b w:val="0"/>
                 <w:sz w:val="20"/>
               </w:rPr>
-              <w:t>0.515</w:t>
+              <w:t>0.518</w:t>
+            </w:r>
+          </w:p>
+        </w:tc>
+      </w:tr>
+      <w:tr>
+        <w:tc>
+          <w:tcPr>
+            <w:tcW w:type="dxa" w:w="3024"/>
+            <w:vAlign w:val="center"/>
+            <w:tcMar>
+              <w:top w:w="80" w:type="dxa"/>
+              <w:start w:w="120" w:type="dxa"/>
+              <w:bottom w:w="80" w:type="dxa"/>
+              <w:end w:w="120" w:type="dxa"/>
+            </w:tcMar>
+          </w:tcPr>
+          <w:p>
+            <w:pPr>
+              <w:spacing w:before="0" w:after="0" w:line="264" w:lineRule="auto"/>
+              <w:jc w:val="left"/>
+            </w:pPr>
+            <w:r>
+              <w:rPr>
+                <w:rFonts w:ascii="Calibri" w:hAnsi="Calibri" w:eastAsia="맑은 고딕"/>
+                <w:b w:val="0"/>
+                <w:sz w:val="20"/>
+              </w:rPr>
+              <w:t>BBox 후보 필터 + SigLIP 순위화(최종)</w:t>
+            </w:r>
+          </w:p>
+        </w:tc>
+        <w:tc>
+          <w:tcPr>
+            <w:tcW w:type="dxa" w:w="1584"/>
+            <w:vAlign w:val="center"/>
+            <w:tcMar>
+              <w:top w:w="80" w:type="dxa"/>
+              <w:start w:w="120" w:type="dxa"/>
+              <w:bottom w:w="80" w:type="dxa"/>
+              <w:end w:w="120" w:type="dxa"/>
+            </w:tcMar>
+          </w:tcPr>
+          <w:p>
+            <w:pPr>
+              <w:spacing w:before="0" w:after="0" w:line="264" w:lineRule="auto"/>
+              <w:jc w:val="center"/>
+            </w:pPr>
+            <w:r>
+              <w:rPr>
+                <w:rFonts w:ascii="Calibri" w:hAnsi="Calibri" w:eastAsia="맑은 고딕"/>
+                <w:b w:val="0"/>
+                <w:sz w:val="20"/>
+              </w:rPr>
+              <w:t>45.7%</w:t>
+            </w:r>
+          </w:p>
+        </w:tc>
+        <w:tc>
+          <w:tcPr>
+            <w:tcW w:type="dxa" w:w="1584"/>
+            <w:vAlign w:val="center"/>
+            <w:tcMar>
+              <w:top w:w="80" w:type="dxa"/>
+              <w:start w:w="120" w:type="dxa"/>
+              <w:bottom w:w="80" w:type="dxa"/>
+              <w:end w:w="120" w:type="dxa"/>
+            </w:tcMar>
+          </w:tcPr>
+          <w:p>
+            <w:pPr>
+              <w:spacing w:before="0" w:after="0" w:line="264" w:lineRule="auto"/>
+              <w:jc w:val="center"/>
+            </w:pPr>
+            <w:r>
+              <w:rPr>
+                <w:rFonts w:ascii="Calibri" w:hAnsi="Calibri" w:eastAsia="맑은 고딕"/>
+                <w:b w:val="0"/>
+                <w:sz w:val="20"/>
+              </w:rPr>
+              <w:t>71.4%</w:t>
+            </w:r>
+          </w:p>
+        </w:tc>
+        <w:tc>
+          <w:tcPr>
+            <w:tcW w:type="dxa" w:w="1584"/>
+            <w:vAlign w:val="center"/>
+            <w:tcMar>
+              <w:top w:w="80" w:type="dxa"/>
+              <w:start w:w="120" w:type="dxa"/>
+              <w:bottom w:w="80" w:type="dxa"/>
+              <w:end w:w="120" w:type="dxa"/>
+            </w:tcMar>
+          </w:tcPr>
+          <w:p>
+            <w:pPr>
+              <w:spacing w:before="0" w:after="0" w:line="264" w:lineRule="auto"/>
+              <w:jc w:val="center"/>
+            </w:pPr>
+            <w:r>
+              <w:rPr>
+                <w:rFonts w:ascii="Calibri" w:hAnsi="Calibri" w:eastAsia="맑은 고딕"/>
+                <w:b w:val="0"/>
+                <w:sz w:val="20"/>
+              </w:rPr>
+              <w:t>80.0%</w:t>
+            </w:r>
+          </w:p>
+        </w:tc>
+        <w:tc>
+          <w:tcPr>
+            <w:tcW w:type="dxa" w:w="1584"/>
+            <w:vAlign w:val="center"/>
+            <w:tcMar>
+              <w:top w:w="80" w:type="dxa"/>
+              <w:start w:w="120" w:type="dxa"/>
+              <w:bottom w:w="80" w:type="dxa"/>
+              <w:end w:w="120" w:type="dxa"/>
+            </w:tcMar>
+          </w:tcPr>
+          <w:p>
+            <w:pPr>
+              <w:spacing w:before="0" w:after="0" w:line="264" w:lineRule="auto"/>
+              <w:jc w:val="center"/>
+            </w:pPr>
+            <w:r>
+              <w:rPr>
+                <w:rFonts w:ascii="Calibri" w:hAnsi="Calibri" w:eastAsia="맑은 고딕"/>
+                <w:b w:val="0"/>
+                <w:sz w:val="20"/>
+              </w:rPr>
+              <w:t>0.572</w:t>
             </w:r>
           </w:p>
         </w:tc>
       </w:tr>
     </w:tbl>
-    <w:p/>
+    <w:p>
+      <w:pPr>
+        <w:spacing w:before="0" w:after="0" w:line="240" w:lineRule="auto"/>
+      </w:pPr>
+      <w:r>
+        <w:rPr>
+          <w:rFonts w:ascii="Calibri" w:hAnsi="Calibri" w:eastAsia="Calibri"/>
+          <w:sz w:val="19"/>
+        </w:rPr>
+        <w:t xml:space="preserve"> </w:t>
+      </w:r>
+    </w:p>
     <w:p>
       <w:pPr>
         <w:pStyle w:val="Heading2"/>
@@ -3634,26 +3658,42 @@
         <w:t>실험은 로컬 노트북에서 수행하였다. 제한 자원 환경에서의 오프라인 실행은 시스템 설계 목표이지만, 본 연구의 정량 실험은 아래의 개발·평가 환경에서 수행하였다. 따라서 8GB RAM급 환경은 모델 선택과 시스템 설계의 목표로만 제시하며, 해당 장비에서의 실행 시간, 메모리 사용량 및 동시 실행 안정성은 검증되지 않았다. 본 연구의 검색 성능 및 응답 품질 결과는 동일한 개발 환경에서 비교군 간 차이를 측정한 값이다.</w:t>
       </w:r>
     </w:p>
+    <w:p>
+      <w:r>
+        <w:br w:type="page"/>
+      </w:r>
+    </w:p>
+    <w:p>
+      <w:pPr>
+        <w:spacing w:before="0" w:after="0" w:line="240" w:lineRule="auto"/>
+      </w:pPr>
+      <w:r>
+        <w:rPr>
+          <w:rFonts w:ascii="Calibri" w:hAnsi="Calibri" w:eastAsia="?? ??"/>
+          <w:sz w:val="19"/>
+        </w:rPr>
+        <w:t xml:space="preserve"> </w:t>
+      </w:r>
+    </w:p>
     <w:tbl>
       <w:tblPr>
-        <w:tblStyle w:val="TableGrid"/>
         <w:tblW w:type="dxa" w:w="9360"/>
-        <w:jc w:val="left"/>
         <w:tblLayout w:type="fixed"/>
         <w:tblLook w:firstColumn="1" w:firstRow="1" w:lastColumn="0" w:lastRow="0" w:noHBand="0" w:noVBand="1" w:val="04A0"/>
+        <w:jc w:val="left"/>
         <w:tblInd w:w="120" w:type="dxa"/>
         <w:tblBorders>
-          <w:top w:val="single" w:sz="4" w:space="0" w:color="B8C2CC"/>
-          <w:left w:val="single" w:sz="4" w:space="0" w:color="B8C2CC"/>
-          <w:bottom w:val="single" w:sz="4" w:space="0" w:color="B8C2CC"/>
-          <w:right w:val="single" w:sz="4" w:space="0" w:color="B8C2CC"/>
-          <w:insideH w:val="single" w:sz="4" w:space="0" w:color="B8C2CC"/>
-          <w:insideV w:val="single" w:sz="4" w:space="0" w:color="B8C2CC"/>
+          <w:top w:val="single" w:sz="8" w:space="0" w:color="000000"/>
+          <w:left w:val="nil" w:sz="0" w:space="0" w:color="000000"/>
+          <w:bottom w:val="single" w:sz="8" w:space="0" w:color="000000"/>
+          <w:right w:val="nil" w:sz="0" w:space="0" w:color="000000"/>
+          <w:insideH w:val="nil" w:sz="0" w:space="0" w:color="000000"/>
+          <w:insideV w:val="nil" w:sz="0" w:space="0" w:color="000000"/>
         </w:tblBorders>
       </w:tblPr>
       <w:tblGrid>
-        <w:gridCol w:w="4680"/>
-        <w:gridCol w:w="4680"/>
+        <w:gridCol w:w="3024"/>
+        <w:gridCol w:w="6336"/>
       </w:tblGrid>
       <w:tr>
         <w:tc>
@@ -3666,7 +3706,10 @@
               <w:bottom w:w="80" w:type="dxa"/>
               <w:end w:w="120" w:type="dxa"/>
             </w:tcMar>
-            <w:shd w:fill="F2F4F7"/>
+            <w:shd w:fill="auto" w:val="clear"/>
+            <w:tcBorders>
+              <w:bottom w:val="single" w:sz="6" w:space="0" w:color="000000"/>
+            </w:tcBorders>
           </w:tcPr>
           <w:p>
             <w:pPr>
@@ -3693,7 +3736,10 @@
               <w:bottom w:w="80" w:type="dxa"/>
               <w:end w:w="120" w:type="dxa"/>
             </w:tcMar>
-            <w:shd w:fill="F2F4F7"/>
+            <w:shd w:fill="auto" w:val="clear"/>
+            <w:tcBorders>
+              <w:bottom w:val="single" w:sz="6" w:space="0" w:color="000000"/>
+            </w:tcBorders>
           </w:tcPr>
           <w:p>
             <w:pPr>
@@ -4252,7 +4298,18 @@
         </w:tc>
       </w:tr>
     </w:tbl>
-    <w:p/>
+    <w:p>
+      <w:pPr>
+        <w:spacing w:before="0" w:after="0" w:line="240" w:lineRule="auto"/>
+      </w:pPr>
+      <w:r>
+        <w:rPr>
+          <w:rFonts w:ascii="Calibri" w:hAnsi="Calibri" w:eastAsia="Calibri"/>
+          <w:sz w:val="19"/>
+        </w:rPr>
+        <w:t xml:space="preserve"> </w:t>
+      </w:r>
+    </w:p>
     <w:p>
       <w:pPr>
         <w:spacing w:before="0" w:after="120" w:line="264" w:lineRule="auto"/>
@@ -4265,28 +4322,39 @@
         <w:t>로컬 LLM은 Ollama를 이용하여 실행하였다. 응답 생성 비교에 사용한 모델 구성은 다음과 같다.</w:t>
       </w:r>
     </w:p>
+    <w:p>
+      <w:pPr>
+        <w:spacing w:before="0" w:after="0" w:line="240" w:lineRule="auto"/>
+      </w:pPr>
+      <w:r>
+        <w:rPr>
+          <w:rFonts w:ascii="Calibri" w:hAnsi="Calibri" w:eastAsia="?? ??"/>
+          <w:sz w:val="19"/>
+        </w:rPr>
+        <w:t xml:space="preserve"> </w:t>
+      </w:r>
+    </w:p>
     <w:tbl>
       <w:tblPr>
-        <w:tblStyle w:val="TableGrid"/>
         <w:tblW w:type="dxa" w:w="9360"/>
-        <w:jc w:val="left"/>
         <w:tblLayout w:type="fixed"/>
         <w:tblLook w:firstColumn="1" w:firstRow="1" w:lastColumn="0" w:lastRow="0" w:noHBand="0" w:noVBand="1" w:val="04A0"/>
+        <w:jc w:val="left"/>
         <w:tblInd w:w="120" w:type="dxa"/>
         <w:tblBorders>
-          <w:top w:val="single" w:sz="4" w:space="0" w:color="B8C2CC"/>
-          <w:left w:val="single" w:sz="4" w:space="0" w:color="B8C2CC"/>
-          <w:bottom w:val="single" w:sz="4" w:space="0" w:color="B8C2CC"/>
-          <w:right w:val="single" w:sz="4" w:space="0" w:color="B8C2CC"/>
-          <w:insideH w:val="single" w:sz="4" w:space="0" w:color="B8C2CC"/>
-          <w:insideV w:val="single" w:sz="4" w:space="0" w:color="B8C2CC"/>
+          <w:top w:val="single" w:sz="8" w:space="0" w:color="000000"/>
+          <w:left w:val="nil" w:sz="0" w:space="0" w:color="000000"/>
+          <w:bottom w:val="single" w:sz="8" w:space="0" w:color="000000"/>
+          <w:right w:val="nil" w:sz="0" w:space="0" w:color="000000"/>
+          <w:insideH w:val="nil" w:sz="0" w:space="0" w:color="000000"/>
+          <w:insideV w:val="nil" w:sz="0" w:space="0" w:color="000000"/>
         </w:tblBorders>
       </w:tblPr>
       <w:tblGrid>
-        <w:gridCol w:w="2340"/>
-        <w:gridCol w:w="2340"/>
-        <w:gridCol w:w="2340"/>
-        <w:gridCol w:w="2340"/>
+        <w:gridCol w:w="1872"/>
+        <w:gridCol w:w="2448"/>
+        <w:gridCol w:w="2448"/>
+        <w:gridCol w:w="2592"/>
       </w:tblGrid>
       <w:tr>
         <w:tc>
@@ -4299,7 +4367,10 @@
               <w:bottom w:w="80" w:type="dxa"/>
               <w:end w:w="120" w:type="dxa"/>
             </w:tcMar>
-            <w:shd w:fill="F2F4F7"/>
+            <w:shd w:fill="auto" w:val="clear"/>
+            <w:tcBorders>
+              <w:bottom w:val="single" w:sz="6" w:space="0" w:color="000000"/>
+            </w:tcBorders>
           </w:tcPr>
           <w:p>
             <w:pPr>
@@ -4326,7 +4397,10 @@
               <w:bottom w:w="80" w:type="dxa"/>
               <w:end w:w="120" w:type="dxa"/>
             </w:tcMar>
-            <w:shd w:fill="F2F4F7"/>
+            <w:shd w:fill="auto" w:val="clear"/>
+            <w:tcBorders>
+              <w:bottom w:val="single" w:sz="6" w:space="0" w:color="000000"/>
+            </w:tcBorders>
           </w:tcPr>
           <w:p>
             <w:pPr>
@@ -4353,7 +4427,10 @@
               <w:bottom w:w="80" w:type="dxa"/>
               <w:end w:w="120" w:type="dxa"/>
             </w:tcMar>
-            <w:shd w:fill="F2F4F7"/>
+            <w:shd w:fill="auto" w:val="clear"/>
+            <w:tcBorders>
+              <w:bottom w:val="single" w:sz="6" w:space="0" w:color="000000"/>
+            </w:tcBorders>
           </w:tcPr>
           <w:p>
             <w:pPr>
@@ -4380,7 +4457,10 @@
               <w:bottom w:w="80" w:type="dxa"/>
               <w:end w:w="120" w:type="dxa"/>
             </w:tcMar>
-            <w:shd w:fill="F2F4F7"/>
+            <w:shd w:fill="auto" w:val="clear"/>
+            <w:tcBorders>
+              <w:bottom w:val="single" w:sz="6" w:space="0" w:color="000000"/>
+            </w:tcBorders>
           </w:tcPr>
           <w:p>
             <w:pPr>
@@ -4717,7 +4797,18 @@
         </w:tc>
       </w:tr>
     </w:tbl>
-    <w:p/>
+    <w:p>
+      <w:pPr>
+        <w:spacing w:before="0" w:after="0" w:line="240" w:lineRule="auto"/>
+      </w:pPr>
+      <w:r>
+        <w:rPr>
+          <w:rFonts w:ascii="Calibri" w:hAnsi="Calibri" w:eastAsia="Calibri"/>
+          <w:sz w:val="19"/>
+        </w:rPr>
+        <w:t xml:space="preserve"> </w:t>
+      </w:r>
+    </w:p>
     <w:p>
       <w:pPr>
         <w:spacing w:before="0" w:after="120" w:line="264" w:lineRule="auto"/>
@@ -4770,29 +4861,40 @@
         <w:t>Text retrieval performance</w:t>
       </w:r>
     </w:p>
+    <w:p>
+      <w:pPr>
+        <w:spacing w:before="0" w:after="0" w:line="240" w:lineRule="auto"/>
+      </w:pPr>
+      <w:r>
+        <w:rPr>
+          <w:rFonts w:ascii="Calibri" w:hAnsi="Calibri" w:eastAsia="?? ??"/>
+          <w:sz w:val="19"/>
+        </w:rPr>
+        <w:t xml:space="preserve"> </w:t>
+      </w:r>
+    </w:p>
     <w:tbl>
       <w:tblPr>
-        <w:tblStyle w:val="TableGrid"/>
         <w:tblW w:type="dxa" w:w="9360"/>
-        <w:jc w:val="left"/>
         <w:tblLayout w:type="fixed"/>
         <w:tblLook w:firstColumn="1" w:firstRow="1" w:lastColumn="0" w:lastRow="0" w:noHBand="0" w:noVBand="1" w:val="04A0"/>
+        <w:jc w:val="left"/>
         <w:tblInd w:w="120" w:type="dxa"/>
         <w:tblBorders>
-          <w:top w:val="single" w:sz="4" w:space="0" w:color="B8C2CC"/>
-          <w:left w:val="single" w:sz="4" w:space="0" w:color="B8C2CC"/>
-          <w:bottom w:val="single" w:sz="4" w:space="0" w:color="B8C2CC"/>
-          <w:right w:val="single" w:sz="4" w:space="0" w:color="B8C2CC"/>
-          <w:insideH w:val="single" w:sz="4" w:space="0" w:color="B8C2CC"/>
-          <w:insideV w:val="single" w:sz="4" w:space="0" w:color="B8C2CC"/>
+          <w:top w:val="single" w:sz="8" w:space="0" w:color="000000"/>
+          <w:left w:val="nil" w:sz="0" w:space="0" w:color="000000"/>
+          <w:bottom w:val="single" w:sz="8" w:space="0" w:color="000000"/>
+          <w:right w:val="nil" w:sz="0" w:space="0" w:color="000000"/>
+          <w:insideH w:val="nil" w:sz="0" w:space="0" w:color="000000"/>
+          <w:insideV w:val="nil" w:sz="0" w:space="0" w:color="000000"/>
         </w:tblBorders>
       </w:tblPr>
       <w:tblGrid>
-        <w:gridCol w:w="1872"/>
-        <w:gridCol w:w="1872"/>
-        <w:gridCol w:w="1872"/>
-        <w:gridCol w:w="1872"/>
-        <w:gridCol w:w="1872"/>
+        <w:gridCol w:w="3024"/>
+        <w:gridCol w:w="1584"/>
+        <w:gridCol w:w="1584"/>
+        <w:gridCol w:w="1584"/>
+        <w:gridCol w:w="1584"/>
       </w:tblGrid>
       <w:tr>
         <w:tc>
@@ -4805,7 +4907,10 @@
               <w:bottom w:w="80" w:type="dxa"/>
               <w:end w:w="120" w:type="dxa"/>
             </w:tcMar>
-            <w:shd w:fill="F2F4F7"/>
+            <w:shd w:fill="auto" w:val="clear"/>
+            <w:tcBorders>
+              <w:bottom w:val="single" w:sz="6" w:space="0" w:color="000000"/>
+            </w:tcBorders>
           </w:tcPr>
           <w:p>
             <w:pPr>
@@ -4832,7 +4937,10 @@
               <w:bottom w:w="80" w:type="dxa"/>
               <w:end w:w="120" w:type="dxa"/>
             </w:tcMar>
-            <w:shd w:fill="F2F4F7"/>
+            <w:shd w:fill="auto" w:val="clear"/>
+            <w:tcBorders>
+              <w:bottom w:val="single" w:sz="6" w:space="0" w:color="000000"/>
+            </w:tcBorders>
           </w:tcPr>
           <w:p>
             <w:pPr>
@@ -4859,7 +4967,10 @@
               <w:bottom w:w="80" w:type="dxa"/>
               <w:end w:w="120" w:type="dxa"/>
             </w:tcMar>
-            <w:shd w:fill="F2F4F7"/>
+            <w:shd w:fill="auto" w:val="clear"/>
+            <w:tcBorders>
+              <w:bottom w:val="single" w:sz="6" w:space="0" w:color="000000"/>
+            </w:tcBorders>
           </w:tcPr>
           <w:p>
             <w:pPr>
@@ -4886,7 +4997,10 @@
               <w:bottom w:w="80" w:type="dxa"/>
               <w:end w:w="120" w:type="dxa"/>
             </w:tcMar>
-            <w:shd w:fill="F2F4F7"/>
+            <w:shd w:fill="auto" w:val="clear"/>
+            <w:tcBorders>
+              <w:bottom w:val="single" w:sz="6" w:space="0" w:color="000000"/>
+            </w:tcBorders>
           </w:tcPr>
           <w:p>
             <w:pPr>
@@ -4913,7 +5027,10 @@
               <w:bottom w:w="80" w:type="dxa"/>
               <w:end w:w="120" w:type="dxa"/>
             </w:tcMar>
-            <w:shd w:fill="F2F4F7"/>
+            <w:shd w:fill="auto" w:val="clear"/>
+            <w:tcBorders>
+              <w:bottom w:val="single" w:sz="6" w:space="0" w:color="000000"/>
+            </w:tcBorders>
           </w:tcPr>
           <w:p>
             <w:pPr>
@@ -5006,7 +5123,7 @@
                 <w:b w:val="0"/>
                 <w:sz w:val="20"/>
               </w:rPr>
-              <w:t>92.9%</w:t>
+              <w:t>95.7%</w:t>
             </w:r>
           </w:p>
         </w:tc>
@@ -5058,7 +5175,7 @@
                 <w:b w:val="0"/>
                 <w:sz w:val="20"/>
               </w:rPr>
-              <w:t>0.827</w:t>
+              <w:t>0.837</w:t>
             </w:r>
           </w:p>
         </w:tc>
@@ -5112,271 +5229,7 @@
                 <w:b w:val="0"/>
                 <w:sz w:val="20"/>
               </w:rPr>
-              <w:t>78.6%</w:t>
-            </w:r>
-          </w:p>
-        </w:tc>
-        <w:tc>
-          <w:tcPr>
-            <w:tcW w:type="dxa" w:w="1584"/>
-            <w:vAlign w:val="center"/>
-            <w:tcMar>
-              <w:top w:w="80" w:type="dxa"/>
-              <w:start w:w="120" w:type="dxa"/>
-              <w:bottom w:w="80" w:type="dxa"/>
-              <w:end w:w="120" w:type="dxa"/>
-            </w:tcMar>
-          </w:tcPr>
-          <w:p>
-            <w:pPr>
-              <w:spacing w:before="0" w:after="0" w:line="264" w:lineRule="auto"/>
-              <w:jc w:val="center"/>
-            </w:pPr>
-            <w:r>
-              <w:rPr>
-                <w:rFonts w:ascii="Calibri" w:hAnsi="Calibri" w:eastAsia="맑은 고딕"/>
-                <w:b w:val="0"/>
-                <w:sz w:val="20"/>
-              </w:rPr>
-              <w:t>94.3%</w:t>
-            </w:r>
-          </w:p>
-        </w:tc>
-        <w:tc>
-          <w:tcPr>
-            <w:tcW w:type="dxa" w:w="1584"/>
-            <w:vAlign w:val="center"/>
-            <w:tcMar>
-              <w:top w:w="80" w:type="dxa"/>
-              <w:start w:w="120" w:type="dxa"/>
-              <w:bottom w:w="80" w:type="dxa"/>
-              <w:end w:w="120" w:type="dxa"/>
-            </w:tcMar>
-          </w:tcPr>
-          <w:p>
-            <w:pPr>
-              <w:spacing w:before="0" w:after="0" w:line="264" w:lineRule="auto"/>
-              <w:jc w:val="center"/>
-            </w:pPr>
-            <w:r>
-              <w:rPr>
-                <w:rFonts w:ascii="Calibri" w:hAnsi="Calibri" w:eastAsia="맑은 고딕"/>
-                <w:b w:val="0"/>
-                <w:sz w:val="20"/>
-              </w:rPr>
-              <w:t>100.0%</w:t>
-            </w:r>
-          </w:p>
-        </w:tc>
-        <w:tc>
-          <w:tcPr>
-            <w:tcW w:type="dxa" w:w="1584"/>
-            <w:vAlign w:val="center"/>
-            <w:tcMar>
-              <w:top w:w="80" w:type="dxa"/>
-              <w:start w:w="120" w:type="dxa"/>
-              <w:bottom w:w="80" w:type="dxa"/>
-              <w:end w:w="120" w:type="dxa"/>
-            </w:tcMar>
-          </w:tcPr>
-          <w:p>
-            <w:pPr>
-              <w:spacing w:before="0" w:after="0" w:line="264" w:lineRule="auto"/>
-              <w:jc w:val="center"/>
-            </w:pPr>
-            <w:r>
-              <w:rPr>
-                <w:rFonts w:ascii="Calibri" w:hAnsi="Calibri" w:eastAsia="맑은 고딕"/>
-                <w:b w:val="0"/>
-                <w:sz w:val="20"/>
-              </w:rPr>
-              <w:t>0.859</w:t>
-            </w:r>
-          </w:p>
-        </w:tc>
-      </w:tr>
-      <w:tr>
-        <w:tc>
-          <w:tcPr>
-            <w:tcW w:type="dxa" w:w="3024"/>
-            <w:vAlign w:val="center"/>
-            <w:tcMar>
-              <w:top w:w="80" w:type="dxa"/>
-              <w:start w:w="120" w:type="dxa"/>
-              <w:bottom w:w="80" w:type="dxa"/>
-              <w:end w:w="120" w:type="dxa"/>
-            </w:tcMar>
-          </w:tcPr>
-          <w:p>
-            <w:pPr>
-              <w:spacing w:before="0" w:after="0" w:line="264" w:lineRule="auto"/>
-              <w:jc w:val="left"/>
-            </w:pPr>
-            <w:r>
-              <w:rPr>
-                <w:rFonts w:ascii="Calibri" w:hAnsi="Calibri" w:eastAsia="맑은 고딕"/>
-                <w:b w:val="0"/>
-                <w:sz w:val="20"/>
-              </w:rPr>
-              <w:t>G3 Multimodal RAG</w:t>
-            </w:r>
-          </w:p>
-        </w:tc>
-        <w:tc>
-          <w:tcPr>
-            <w:tcW w:type="dxa" w:w="1584"/>
-            <w:vAlign w:val="center"/>
-            <w:tcMar>
-              <w:top w:w="80" w:type="dxa"/>
-              <w:start w:w="120" w:type="dxa"/>
-              <w:bottom w:w="80" w:type="dxa"/>
-              <w:end w:w="120" w:type="dxa"/>
-            </w:tcMar>
-          </w:tcPr>
-          <w:p>
-            <w:pPr>
-              <w:spacing w:before="0" w:after="0" w:line="264" w:lineRule="auto"/>
-              <w:jc w:val="center"/>
-            </w:pPr>
-            <w:r>
-              <w:rPr>
-                <w:rFonts w:ascii="Calibri" w:hAnsi="Calibri" w:eastAsia="맑은 고딕"/>
-                <w:b w:val="0"/>
-                <w:sz w:val="20"/>
-              </w:rPr>
-              <w:t>78.6%</w:t>
-            </w:r>
-          </w:p>
-        </w:tc>
-        <w:tc>
-          <w:tcPr>
-            <w:tcW w:type="dxa" w:w="1584"/>
-            <w:vAlign w:val="center"/>
-            <w:tcMar>
-              <w:top w:w="80" w:type="dxa"/>
-              <w:start w:w="120" w:type="dxa"/>
-              <w:bottom w:w="80" w:type="dxa"/>
-              <w:end w:w="120" w:type="dxa"/>
-            </w:tcMar>
-          </w:tcPr>
-          <w:p>
-            <w:pPr>
-              <w:spacing w:before="0" w:after="0" w:line="264" w:lineRule="auto"/>
-              <w:jc w:val="center"/>
-            </w:pPr>
-            <w:r>
-              <w:rPr>
-                <w:rFonts w:ascii="Calibri" w:hAnsi="Calibri" w:eastAsia="맑은 고딕"/>
-                <w:b w:val="0"/>
-                <w:sz w:val="20"/>
-              </w:rPr>
-              <w:t>94.3%</w:t>
-            </w:r>
-          </w:p>
-        </w:tc>
-        <w:tc>
-          <w:tcPr>
-            <w:tcW w:type="dxa" w:w="1584"/>
-            <w:vAlign w:val="center"/>
-            <w:tcMar>
-              <w:top w:w="80" w:type="dxa"/>
-              <w:start w:w="120" w:type="dxa"/>
-              <w:bottom w:w="80" w:type="dxa"/>
-              <w:end w:w="120" w:type="dxa"/>
-            </w:tcMar>
-          </w:tcPr>
-          <w:p>
-            <w:pPr>
-              <w:spacing w:before="0" w:after="0" w:line="264" w:lineRule="auto"/>
-              <w:jc w:val="center"/>
-            </w:pPr>
-            <w:r>
-              <w:rPr>
-                <w:rFonts w:ascii="Calibri" w:hAnsi="Calibri" w:eastAsia="맑은 고딕"/>
-                <w:b w:val="0"/>
-                <w:sz w:val="20"/>
-              </w:rPr>
-              <w:t>100.0%</w:t>
-            </w:r>
-          </w:p>
-        </w:tc>
-        <w:tc>
-          <w:tcPr>
-            <w:tcW w:type="dxa" w:w="1584"/>
-            <w:vAlign w:val="center"/>
-            <w:tcMar>
-              <w:top w:w="80" w:type="dxa"/>
-              <w:start w:w="120" w:type="dxa"/>
-              <w:bottom w:w="80" w:type="dxa"/>
-              <w:end w:w="120" w:type="dxa"/>
-            </w:tcMar>
-          </w:tcPr>
-          <w:p>
-            <w:pPr>
-              <w:spacing w:before="0" w:after="0" w:line="264" w:lineRule="auto"/>
-              <w:jc w:val="center"/>
-            </w:pPr>
-            <w:r>
-              <w:rPr>
-                <w:rFonts w:ascii="Calibri" w:hAnsi="Calibri" w:eastAsia="맑은 고딕"/>
-                <w:b w:val="0"/>
-                <w:sz w:val="20"/>
-              </w:rPr>
-              <w:t>0.859</w:t>
-            </w:r>
-          </w:p>
-        </w:tc>
-      </w:tr>
-      <w:tr>
-        <w:tc>
-          <w:tcPr>
-            <w:tcW w:type="dxa" w:w="3024"/>
-            <w:vAlign w:val="center"/>
-            <w:tcMar>
-              <w:top w:w="80" w:type="dxa"/>
-              <w:start w:w="120" w:type="dxa"/>
-              <w:bottom w:w="80" w:type="dxa"/>
-              <w:end w:w="120" w:type="dxa"/>
-            </w:tcMar>
-          </w:tcPr>
-          <w:p>
-            <w:pPr>
-              <w:spacing w:before="0" w:after="0" w:line="264" w:lineRule="auto"/>
-              <w:jc w:val="left"/>
-            </w:pPr>
-            <w:r>
-              <w:rPr>
-                <w:rFonts w:ascii="Calibri" w:hAnsi="Calibri" w:eastAsia="맑은 고딕"/>
-                <w:b w:val="0"/>
-                <w:sz w:val="20"/>
-              </w:rPr>
-              <w:t>G4 Context-aware Multimodal RAG</w:t>
-            </w:r>
-          </w:p>
-        </w:tc>
-        <w:tc>
-          <w:tcPr>
-            <w:tcW w:type="dxa" w:w="1584"/>
-            <w:vAlign w:val="center"/>
-            <w:tcMar>
-              <w:top w:w="80" w:type="dxa"/>
-              <w:start w:w="120" w:type="dxa"/>
-              <w:bottom w:w="80" w:type="dxa"/>
-              <w:end w:w="120" w:type="dxa"/>
-            </w:tcMar>
-          </w:tcPr>
-          <w:p>
-            <w:pPr>
-              <w:spacing w:before="0" w:after="0" w:line="264" w:lineRule="auto"/>
-              <w:jc w:val="center"/>
-            </w:pPr>
-            <w:r>
-              <w:rPr>
-                <w:rFonts w:ascii="Calibri" w:hAnsi="Calibri" w:eastAsia="맑은 고딕"/>
-                <w:b w:val="0"/>
-                <w:sz w:val="20"/>
-              </w:rPr>
-              <w:t>84.3%</w:t>
+              <w:t>81.4%</w:t>
             </w:r>
           </w:p>
         </w:tc>
@@ -5454,60 +5307,15 @@
                 <w:b w:val="0"/>
                 <w:sz w:val="20"/>
               </w:rPr>
-              <w:t>0.894</w:t>
+              <w:t>0.879</w:t>
             </w:r>
           </w:p>
         </w:tc>
       </w:tr>
-    </w:tbl>
-    <w:p/>
-    <w:p>
-      <w:r>
-        <w:br w:type="page"/>
-      </w:r>
-    </w:p>
-    <w:p>
-      <w:pPr>
-        <w:spacing w:before="0" w:after="120" w:line="264" w:lineRule="auto"/>
-      </w:pPr>
-      <w:r>
-        <w:rPr>
-          <w:rFonts w:ascii="Calibri" w:hAnsi="Calibri" w:eastAsia="맑은 고딕"/>
-          <w:sz w:val="22"/>
-        </w:rPr>
-        <w:t>Image and multimodal retrieval performance</w:t>
-      </w:r>
-    </w:p>
-    <w:tbl>
-      <w:tblPr>
-        <w:tblStyle w:val="TableGrid"/>
-        <w:tblW w:type="dxa" w:w="9360"/>
-        <w:jc w:val="left"/>
-        <w:tblLayout w:type="fixed"/>
-        <w:tblLook w:firstColumn="1" w:firstRow="1" w:lastColumn="0" w:lastRow="0" w:noHBand="0" w:noVBand="1" w:val="04A0"/>
-        <w:tblInd w:w="120" w:type="dxa"/>
-        <w:tblBorders>
-          <w:top w:val="single" w:sz="4" w:space="0" w:color="B8C2CC"/>
-          <w:left w:val="single" w:sz="4" w:space="0" w:color="B8C2CC"/>
-          <w:bottom w:val="single" w:sz="4" w:space="0" w:color="B8C2CC"/>
-          <w:right w:val="single" w:sz="4" w:space="0" w:color="B8C2CC"/>
-          <w:insideH w:val="single" w:sz="4" w:space="0" w:color="B8C2CC"/>
-          <w:insideV w:val="single" w:sz="4" w:space="0" w:color="B8C2CC"/>
-        </w:tblBorders>
-      </w:tblPr>
-      <w:tblGrid>
-        <w:gridCol w:w="1337"/>
-        <w:gridCol w:w="1337"/>
-        <w:gridCol w:w="1337"/>
-        <w:gridCol w:w="1337"/>
-        <w:gridCol w:w="1337"/>
-        <w:gridCol w:w="1337"/>
-        <w:gridCol w:w="1337"/>
-      </w:tblGrid>
       <w:tr>
         <w:tc>
           <w:tcPr>
-            <w:tcW w:type="dxa" w:w="2880"/>
+            <w:tcW w:type="dxa" w:w="3024"/>
             <w:vAlign w:val="center"/>
             <w:tcMar>
               <w:top w:w="80" w:type="dxa"/>
@@ -5515,7 +5323,341 @@
               <w:bottom w:w="80" w:type="dxa"/>
               <w:end w:w="120" w:type="dxa"/>
             </w:tcMar>
-            <w:shd w:fill="F2F4F7"/>
+          </w:tcPr>
+          <w:p>
+            <w:pPr>
+              <w:spacing w:before="0" w:after="0" w:line="264" w:lineRule="auto"/>
+              <w:jc w:val="left"/>
+            </w:pPr>
+            <w:r>
+              <w:rPr>
+                <w:rFonts w:ascii="Calibri" w:hAnsi="Calibri" w:eastAsia="맑은 고딕"/>
+                <w:b w:val="0"/>
+                <w:sz w:val="20"/>
+              </w:rPr>
+              <w:t>G3 Multimodal RAG</w:t>
+            </w:r>
+          </w:p>
+        </w:tc>
+        <w:tc>
+          <w:tcPr>
+            <w:tcW w:type="dxa" w:w="1584"/>
+            <w:vAlign w:val="center"/>
+            <w:tcMar>
+              <w:top w:w="80" w:type="dxa"/>
+              <w:start w:w="120" w:type="dxa"/>
+              <w:bottom w:w="80" w:type="dxa"/>
+              <w:end w:w="120" w:type="dxa"/>
+            </w:tcMar>
+          </w:tcPr>
+          <w:p>
+            <w:pPr>
+              <w:spacing w:before="0" w:after="0" w:line="264" w:lineRule="auto"/>
+              <w:jc w:val="center"/>
+            </w:pPr>
+            <w:r>
+              <w:rPr>
+                <w:rFonts w:ascii="Calibri" w:hAnsi="Calibri" w:eastAsia="맑은 고딕"/>
+                <w:b w:val="0"/>
+                <w:sz w:val="20"/>
+              </w:rPr>
+              <w:t>81.4%</w:t>
+            </w:r>
+          </w:p>
+        </w:tc>
+        <w:tc>
+          <w:tcPr>
+            <w:tcW w:type="dxa" w:w="1584"/>
+            <w:vAlign w:val="center"/>
+            <w:tcMar>
+              <w:top w:w="80" w:type="dxa"/>
+              <w:start w:w="120" w:type="dxa"/>
+              <w:bottom w:w="80" w:type="dxa"/>
+              <w:end w:w="120" w:type="dxa"/>
+            </w:tcMar>
+          </w:tcPr>
+          <w:p>
+            <w:pPr>
+              <w:spacing w:before="0" w:after="0" w:line="264" w:lineRule="auto"/>
+              <w:jc w:val="center"/>
+            </w:pPr>
+            <w:r>
+              <w:rPr>
+                <w:rFonts w:ascii="Calibri" w:hAnsi="Calibri" w:eastAsia="맑은 고딕"/>
+                <w:b w:val="0"/>
+                <w:sz w:val="20"/>
+              </w:rPr>
+              <w:t>95.7%</w:t>
+            </w:r>
+          </w:p>
+        </w:tc>
+        <w:tc>
+          <w:tcPr>
+            <w:tcW w:type="dxa" w:w="1584"/>
+            <w:vAlign w:val="center"/>
+            <w:tcMar>
+              <w:top w:w="80" w:type="dxa"/>
+              <w:start w:w="120" w:type="dxa"/>
+              <w:bottom w:w="80" w:type="dxa"/>
+              <w:end w:w="120" w:type="dxa"/>
+            </w:tcMar>
+          </w:tcPr>
+          <w:p>
+            <w:pPr>
+              <w:spacing w:before="0" w:after="0" w:line="264" w:lineRule="auto"/>
+              <w:jc w:val="center"/>
+            </w:pPr>
+            <w:r>
+              <w:rPr>
+                <w:rFonts w:ascii="Calibri" w:hAnsi="Calibri" w:eastAsia="맑은 고딕"/>
+                <w:b w:val="0"/>
+                <w:sz w:val="20"/>
+              </w:rPr>
+              <w:t>100.0%</w:t>
+            </w:r>
+          </w:p>
+        </w:tc>
+        <w:tc>
+          <w:tcPr>
+            <w:tcW w:type="dxa" w:w="1584"/>
+            <w:vAlign w:val="center"/>
+            <w:tcMar>
+              <w:top w:w="80" w:type="dxa"/>
+              <w:start w:w="120" w:type="dxa"/>
+              <w:bottom w:w="80" w:type="dxa"/>
+              <w:end w:w="120" w:type="dxa"/>
+            </w:tcMar>
+          </w:tcPr>
+          <w:p>
+            <w:pPr>
+              <w:spacing w:before="0" w:after="0" w:line="264" w:lineRule="auto"/>
+              <w:jc w:val="center"/>
+            </w:pPr>
+            <w:r>
+              <w:rPr>
+                <w:rFonts w:ascii="Calibri" w:hAnsi="Calibri" w:eastAsia="맑은 고딕"/>
+                <w:b w:val="0"/>
+                <w:sz w:val="20"/>
+              </w:rPr>
+              <w:t>0.879</w:t>
+            </w:r>
+          </w:p>
+        </w:tc>
+      </w:tr>
+      <w:tr>
+        <w:tc>
+          <w:tcPr>
+            <w:tcW w:type="dxa" w:w="3024"/>
+            <w:vAlign w:val="center"/>
+            <w:tcMar>
+              <w:top w:w="80" w:type="dxa"/>
+              <w:start w:w="120" w:type="dxa"/>
+              <w:bottom w:w="80" w:type="dxa"/>
+              <w:end w:w="120" w:type="dxa"/>
+            </w:tcMar>
+          </w:tcPr>
+          <w:p>
+            <w:pPr>
+              <w:spacing w:before="0" w:after="0" w:line="264" w:lineRule="auto"/>
+              <w:jc w:val="left"/>
+            </w:pPr>
+            <w:r>
+              <w:rPr>
+                <w:rFonts w:ascii="Calibri" w:hAnsi="Calibri" w:eastAsia="맑은 고딕"/>
+                <w:b w:val="0"/>
+                <w:sz w:val="20"/>
+              </w:rPr>
+              <w:t>G4 Context-aware Multimodal RAG</w:t>
+            </w:r>
+          </w:p>
+        </w:tc>
+        <w:tc>
+          <w:tcPr>
+            <w:tcW w:type="dxa" w:w="1584"/>
+            <w:vAlign w:val="center"/>
+            <w:tcMar>
+              <w:top w:w="80" w:type="dxa"/>
+              <w:start w:w="120" w:type="dxa"/>
+              <w:bottom w:w="80" w:type="dxa"/>
+              <w:end w:w="120" w:type="dxa"/>
+            </w:tcMar>
+          </w:tcPr>
+          <w:p>
+            <w:pPr>
+              <w:spacing w:before="0" w:after="0" w:line="264" w:lineRule="auto"/>
+              <w:jc w:val="center"/>
+            </w:pPr>
+            <w:r>
+              <w:rPr>
+                <w:rFonts w:ascii="Calibri" w:hAnsi="Calibri" w:eastAsia="맑은 고딕"/>
+                <w:b w:val="0"/>
+                <w:sz w:val="20"/>
+              </w:rPr>
+              <w:t>85.7%</w:t>
+            </w:r>
+          </w:p>
+        </w:tc>
+        <w:tc>
+          <w:tcPr>
+            <w:tcW w:type="dxa" w:w="1584"/>
+            <w:vAlign w:val="center"/>
+            <w:tcMar>
+              <w:top w:w="80" w:type="dxa"/>
+              <w:start w:w="120" w:type="dxa"/>
+              <w:bottom w:w="80" w:type="dxa"/>
+              <w:end w:w="120" w:type="dxa"/>
+            </w:tcMar>
+          </w:tcPr>
+          <w:p>
+            <w:pPr>
+              <w:spacing w:before="0" w:after="0" w:line="264" w:lineRule="auto"/>
+              <w:jc w:val="center"/>
+            </w:pPr>
+            <w:r>
+              <w:rPr>
+                <w:rFonts w:ascii="Calibri" w:hAnsi="Calibri" w:eastAsia="맑은 고딕"/>
+                <w:b w:val="0"/>
+                <w:sz w:val="20"/>
+              </w:rPr>
+              <w:t>95.7%</w:t>
+            </w:r>
+          </w:p>
+        </w:tc>
+        <w:tc>
+          <w:tcPr>
+            <w:tcW w:type="dxa" w:w="1584"/>
+            <w:vAlign w:val="center"/>
+            <w:tcMar>
+              <w:top w:w="80" w:type="dxa"/>
+              <w:start w:w="120" w:type="dxa"/>
+              <w:bottom w:w="80" w:type="dxa"/>
+              <w:end w:w="120" w:type="dxa"/>
+            </w:tcMar>
+          </w:tcPr>
+          <w:p>
+            <w:pPr>
+              <w:spacing w:before="0" w:after="0" w:line="264" w:lineRule="auto"/>
+              <w:jc w:val="center"/>
+            </w:pPr>
+            <w:r>
+              <w:rPr>
+                <w:rFonts w:ascii="Calibri" w:hAnsi="Calibri" w:eastAsia="맑은 고딕"/>
+                <w:b w:val="0"/>
+                <w:sz w:val="20"/>
+              </w:rPr>
+              <w:t>100.0%</w:t>
+            </w:r>
+          </w:p>
+        </w:tc>
+        <w:tc>
+          <w:tcPr>
+            <w:tcW w:type="dxa" w:w="1584"/>
+            <w:vAlign w:val="center"/>
+            <w:tcMar>
+              <w:top w:w="80" w:type="dxa"/>
+              <w:start w:w="120" w:type="dxa"/>
+              <w:bottom w:w="80" w:type="dxa"/>
+              <w:end w:w="120" w:type="dxa"/>
+            </w:tcMar>
+          </w:tcPr>
+          <w:p>
+            <w:pPr>
+              <w:spacing w:before="0" w:after="0" w:line="264" w:lineRule="auto"/>
+              <w:jc w:val="center"/>
+            </w:pPr>
+            <w:r>
+              <w:rPr>
+                <w:rFonts w:ascii="Calibri" w:hAnsi="Calibri" w:eastAsia="맑은 고딕"/>
+                <w:b w:val="0"/>
+                <w:sz w:val="20"/>
+              </w:rPr>
+              <w:t>0.903</w:t>
+            </w:r>
+          </w:p>
+        </w:tc>
+      </w:tr>
+    </w:tbl>
+    <w:p>
+      <w:pPr>
+        <w:spacing w:before="0" w:after="0" w:line="240" w:lineRule="auto"/>
+      </w:pPr>
+      <w:r>
+        <w:rPr>
+          <w:rFonts w:ascii="Calibri" w:hAnsi="Calibri" w:eastAsia="Calibri"/>
+          <w:sz w:val="19"/>
+        </w:rPr>
+        <w:t xml:space="preserve"> </w:t>
+      </w:r>
+    </w:p>
+    <w:p>
+      <w:r>
+        <w:br w:type="page"/>
+      </w:r>
+    </w:p>
+    <w:p>
+      <w:pPr>
+        <w:spacing w:before="0" w:after="120" w:line="264" w:lineRule="auto"/>
+      </w:pPr>
+      <w:r>
+        <w:rPr>
+          <w:rFonts w:ascii="Calibri" w:hAnsi="Calibri" w:eastAsia="맑은 고딕"/>
+          <w:sz w:val="22"/>
+        </w:rPr>
+        <w:t>Image and multimodal retrieval performance</w:t>
+      </w:r>
+    </w:p>
+    <w:p>
+      <w:pPr>
+        <w:spacing w:before="0" w:after="0" w:line="240" w:lineRule="auto"/>
+      </w:pPr>
+      <w:r>
+        <w:rPr>
+          <w:rFonts w:ascii="Calibri" w:hAnsi="Calibri" w:eastAsia="?? ??"/>
+          <w:sz w:val="19"/>
+        </w:rPr>
+        <w:t xml:space="preserve"> </w:t>
+      </w:r>
+    </w:p>
+    <w:tbl>
+      <w:tblPr>
+        <w:tblW w:type="dxa" w:w="9360"/>
+        <w:tblLayout w:type="fixed"/>
+        <w:tblLook w:firstColumn="1" w:firstRow="1" w:lastColumn="0" w:lastRow="0" w:noHBand="0" w:noVBand="1" w:val="04A0"/>
+        <w:jc w:val="left"/>
+        <w:tblInd w:w="120" w:type="dxa"/>
+        <w:tblBorders>
+          <w:top w:val="single" w:sz="8" w:space="0" w:color="000000"/>
+          <w:left w:val="nil" w:sz="0" w:space="0" w:color="000000"/>
+          <w:bottom w:val="single" w:sz="8" w:space="0" w:color="000000"/>
+          <w:right w:val="nil" w:sz="0" w:space="0" w:color="000000"/>
+          <w:insideH w:val="nil" w:sz="0" w:space="0" w:color="000000"/>
+          <w:insideV w:val="nil" w:sz="0" w:space="0" w:color="000000"/>
+        </w:tblBorders>
+      </w:tblPr>
+      <w:tblGrid>
+        <w:gridCol w:w="2736"/>
+        <w:gridCol w:w="1296"/>
+        <w:gridCol w:w="648"/>
+        <w:gridCol w:w="1440"/>
+        <w:gridCol w:w="1080"/>
+        <w:gridCol w:w="1224"/>
+        <w:gridCol w:w="936"/>
+      </w:tblGrid>
+      <w:tr>
+        <w:tc>
+          <w:tcPr>
+            <w:tcW w:type="dxa" w:w="2736"/>
+            <w:vAlign w:val="center"/>
+            <w:tcMar>
+              <w:top w:w="80" w:type="dxa"/>
+              <w:start w:w="120" w:type="dxa"/>
+              <w:bottom w:w="80" w:type="dxa"/>
+              <w:end w:w="120" w:type="dxa"/>
+            </w:tcMar>
+            <w:shd w:fill="auto" w:val="clear"/>
+            <w:tcBorders>
+              <w:bottom w:val="single" w:sz="6" w:space="0" w:color="000000"/>
+            </w:tcBorders>
           </w:tcPr>
           <w:p>
             <w:pPr>
@@ -5534,7 +5676,7 @@
         </w:tc>
         <w:tc>
           <w:tcPr>
-            <w:tcW w:type="dxa" w:w="1080"/>
+            <w:tcW w:type="dxa" w:w="1296"/>
             <w:vAlign w:val="center"/>
             <w:tcMar>
               <w:top w:w="80" w:type="dxa"/>
@@ -5542,7 +5684,10 @@
               <w:bottom w:w="80" w:type="dxa"/>
               <w:end w:w="120" w:type="dxa"/>
             </w:tcMar>
-            <w:shd w:fill="F2F4F7"/>
+            <w:shd w:fill="auto" w:val="clear"/>
+            <w:tcBorders>
+              <w:bottom w:val="single" w:sz="6" w:space="0" w:color="000000"/>
+            </w:tcBorders>
           </w:tcPr>
           <w:p>
             <w:pPr>
@@ -5561,7 +5706,7 @@
         </w:tc>
         <w:tc>
           <w:tcPr>
-            <w:tcW w:type="dxa" w:w="1080"/>
+            <w:tcW w:type="dxa" w:w="648"/>
             <w:vAlign w:val="center"/>
             <w:tcMar>
               <w:top w:w="80" w:type="dxa"/>
@@ -5569,7 +5714,10 @@
               <w:bottom w:w="80" w:type="dxa"/>
               <w:end w:w="120" w:type="dxa"/>
             </w:tcMar>
-            <w:shd w:fill="F2F4F7"/>
+            <w:shd w:fill="auto" w:val="clear"/>
+            <w:tcBorders>
+              <w:bottom w:val="single" w:sz="6" w:space="0" w:color="000000"/>
+            </w:tcBorders>
           </w:tcPr>
           <w:p>
             <w:pPr>
@@ -5588,7 +5736,7 @@
         </w:tc>
         <w:tc>
           <w:tcPr>
-            <w:tcW w:type="dxa" w:w="1080"/>
+            <w:tcW w:type="dxa" w:w="1440"/>
             <w:vAlign w:val="center"/>
             <w:tcMar>
               <w:top w:w="80" w:type="dxa"/>
@@ -5596,7 +5744,10 @@
               <w:bottom w:w="80" w:type="dxa"/>
               <w:end w:w="120" w:type="dxa"/>
             </w:tcMar>
-            <w:shd w:fill="F2F4F7"/>
+            <w:shd w:fill="auto" w:val="clear"/>
+            <w:tcBorders>
+              <w:bottom w:val="single" w:sz="6" w:space="0" w:color="000000"/>
+            </w:tcBorders>
           </w:tcPr>
           <w:p>
             <w:pPr>
@@ -5615,7 +5766,7 @@
         </w:tc>
         <w:tc>
           <w:tcPr>
-            <w:tcW w:type="dxa" w:w="1224"/>
+            <w:tcW w:type="dxa" w:w="1080"/>
             <w:vAlign w:val="center"/>
             <w:tcMar>
               <w:top w:w="80" w:type="dxa"/>
@@ -5623,7 +5774,10 @@
               <w:bottom w:w="80" w:type="dxa"/>
               <w:end w:w="120" w:type="dxa"/>
             </w:tcMar>
-            <w:shd w:fill="F2F4F7"/>
+            <w:shd w:fill="auto" w:val="clear"/>
+            <w:tcBorders>
+              <w:bottom w:val="single" w:sz="6" w:space="0" w:color="000000"/>
+            </w:tcBorders>
           </w:tcPr>
           <w:p>
             <w:pPr>
@@ -5642,7 +5796,7 @@
         </w:tc>
         <w:tc>
           <w:tcPr>
-            <w:tcW w:type="dxa" w:w="1080"/>
+            <w:tcW w:type="dxa" w:w="1224"/>
             <w:vAlign w:val="center"/>
             <w:tcMar>
               <w:top w:w="80" w:type="dxa"/>
@@ -5650,7 +5804,10 @@
               <w:bottom w:w="80" w:type="dxa"/>
               <w:end w:w="120" w:type="dxa"/>
             </w:tcMar>
-            <w:shd w:fill="F2F4F7"/>
+            <w:shd w:fill="auto" w:val="clear"/>
+            <w:tcBorders>
+              <w:bottom w:val="single" w:sz="6" w:space="0" w:color="000000"/>
+            </w:tcBorders>
           </w:tcPr>
           <w:p>
             <w:pPr>
@@ -5669,7 +5826,7 @@
         </w:tc>
         <w:tc>
           <w:tcPr>
-            <w:tcW w:type="dxa" w:w="1080"/>
+            <w:tcW w:type="dxa" w:w="936"/>
             <w:vAlign w:val="center"/>
             <w:tcMar>
               <w:top w:w="80" w:type="dxa"/>
@@ -5677,7 +5834,10 @@
               <w:bottom w:w="80" w:type="dxa"/>
               <w:end w:w="120" w:type="dxa"/>
             </w:tcMar>
-            <w:shd w:fill="F2F4F7"/>
+            <w:shd w:fill="auto" w:val="clear"/>
+            <w:tcBorders>
+              <w:bottom w:val="single" w:sz="6" w:space="0" w:color="000000"/>
+            </w:tcBorders>
           </w:tcPr>
           <w:p>
             <w:pPr>
@@ -5698,7 +5858,7 @@
       <w:tr>
         <w:tc>
           <w:tcPr>
-            <w:tcW w:type="dxa" w:w="2880"/>
+            <w:tcW w:type="dxa" w:w="2736"/>
             <w:vAlign w:val="center"/>
             <w:tcMar>
               <w:top w:w="80" w:type="dxa"/>
@@ -5724,7 +5884,7 @@
         </w:tc>
         <w:tc>
           <w:tcPr>
-            <w:tcW w:type="dxa" w:w="1080"/>
+            <w:tcW w:type="dxa" w:w="1296"/>
             <w:vAlign w:val="center"/>
             <w:tcMar>
               <w:top w:w="80" w:type="dxa"/>
@@ -5744,7 +5904,59 @@
                 <w:b w:val="0"/>
                 <w:sz w:val="19"/>
               </w:rPr>
-              <w:t>38.6%</w:t>
+              <w:t>45.7%</w:t>
+            </w:r>
+          </w:p>
+        </w:tc>
+        <w:tc>
+          <w:tcPr>
+            <w:tcW w:type="dxa" w:w="648"/>
+            <w:vAlign w:val="center"/>
+            <w:tcMar>
+              <w:top w:w="80" w:type="dxa"/>
+              <w:start w:w="120" w:type="dxa"/>
+              <w:bottom w:w="80" w:type="dxa"/>
+              <w:end w:w="120" w:type="dxa"/>
+            </w:tcMar>
+          </w:tcPr>
+          <w:p>
+            <w:pPr>
+              <w:spacing w:before="0" w:after="0" w:line="264" w:lineRule="auto"/>
+              <w:jc w:val="center"/>
+            </w:pPr>
+            <w:r>
+              <w:rPr>
+                <w:rFonts w:ascii="Calibri" w:hAnsi="Calibri" w:eastAsia="맑은 고딕"/>
+                <w:b w:val="0"/>
+                <w:sz w:val="19"/>
+              </w:rPr>
+              <w:t>71.4%</w:t>
+            </w:r>
+          </w:p>
+        </w:tc>
+        <w:tc>
+          <w:tcPr>
+            <w:tcW w:type="dxa" w:w="1440"/>
+            <w:vAlign w:val="center"/>
+            <w:tcMar>
+              <w:top w:w="80" w:type="dxa"/>
+              <w:start w:w="120" w:type="dxa"/>
+              <w:bottom w:w="80" w:type="dxa"/>
+              <w:end w:w="120" w:type="dxa"/>
+            </w:tcMar>
+          </w:tcPr>
+          <w:p>
+            <w:pPr>
+              <w:spacing w:before="0" w:after="0" w:line="264" w:lineRule="auto"/>
+              <w:jc w:val="center"/>
+            </w:pPr>
+            <w:r>
+              <w:rPr>
+                <w:rFonts w:ascii="Calibri" w:hAnsi="Calibri" w:eastAsia="맑은 고딕"/>
+                <w:b w:val="0"/>
+                <w:sz w:val="19"/>
+              </w:rPr>
+              <w:t>80.0%</w:t>
             </w:r>
           </w:p>
         </w:tc>
@@ -5770,7 +5982,165 @@
                 <w:b w:val="0"/>
                 <w:sz w:val="19"/>
               </w:rPr>
-              <w:t>74.3%</w:t>
+              <w:t>0.572</w:t>
+            </w:r>
+          </w:p>
+        </w:tc>
+        <w:tc>
+          <w:tcPr>
+            <w:tcW w:type="dxa" w:w="1224"/>
+            <w:vAlign w:val="center"/>
+            <w:tcMar>
+              <w:top w:w="80" w:type="dxa"/>
+              <w:start w:w="120" w:type="dxa"/>
+              <w:bottom w:w="80" w:type="dxa"/>
+              <w:end w:w="120" w:type="dxa"/>
+            </w:tcMar>
+          </w:tcPr>
+          <w:p>
+            <w:pPr>
+              <w:spacing w:before="0" w:after="0" w:line="264" w:lineRule="auto"/>
+              <w:jc w:val="center"/>
+            </w:pPr>
+            <w:r>
+              <w:rPr>
+                <w:rFonts w:ascii="Calibri" w:hAnsi="Calibri" w:eastAsia="맑은 고딕"/>
+                <w:b w:val="0"/>
+                <w:sz w:val="19"/>
+              </w:rPr>
+              <w:t>71.4%</w:t>
+            </w:r>
+          </w:p>
+        </w:tc>
+        <w:tc>
+          <w:tcPr>
+            <w:tcW w:type="dxa" w:w="936"/>
+            <w:vAlign w:val="center"/>
+            <w:tcMar>
+              <w:top w:w="80" w:type="dxa"/>
+              <w:start w:w="120" w:type="dxa"/>
+              <w:bottom w:w="80" w:type="dxa"/>
+              <w:end w:w="120" w:type="dxa"/>
+            </w:tcMar>
+          </w:tcPr>
+          <w:p>
+            <w:pPr>
+              <w:spacing w:before="0" w:after="0" w:line="264" w:lineRule="auto"/>
+              <w:jc w:val="center"/>
+            </w:pPr>
+            <w:r>
+              <w:rPr>
+                <w:rFonts w:ascii="Calibri" w:hAnsi="Calibri" w:eastAsia="맑은 고딕"/>
+                <w:b w:val="0"/>
+                <w:sz w:val="19"/>
+              </w:rPr>
+              <w:t>80.0%</w:t>
+            </w:r>
+          </w:p>
+        </w:tc>
+      </w:tr>
+      <w:tr>
+        <w:tc>
+          <w:tcPr>
+            <w:tcW w:type="dxa" w:w="2736"/>
+            <w:vAlign w:val="center"/>
+            <w:tcMar>
+              <w:top w:w="80" w:type="dxa"/>
+              <w:start w:w="120" w:type="dxa"/>
+              <w:bottom w:w="80" w:type="dxa"/>
+              <w:end w:w="120" w:type="dxa"/>
+            </w:tcMar>
+          </w:tcPr>
+          <w:p>
+            <w:pPr>
+              <w:spacing w:before="0" w:after="0" w:line="264" w:lineRule="auto"/>
+              <w:jc w:val="left"/>
+            </w:pPr>
+            <w:r>
+              <w:rPr>
+                <w:rFonts w:ascii="Calibri" w:hAnsi="Calibri" w:eastAsia="맑은 고딕"/>
+                <w:b w:val="0"/>
+                <w:sz w:val="19"/>
+              </w:rPr>
+              <w:t>G4 Context-aware Multimodal RAG</w:t>
+            </w:r>
+          </w:p>
+        </w:tc>
+        <w:tc>
+          <w:tcPr>
+            <w:tcW w:type="dxa" w:w="1296"/>
+            <w:vAlign w:val="center"/>
+            <w:tcMar>
+              <w:top w:w="80" w:type="dxa"/>
+              <w:start w:w="120" w:type="dxa"/>
+              <w:bottom w:w="80" w:type="dxa"/>
+              <w:end w:w="120" w:type="dxa"/>
+            </w:tcMar>
+          </w:tcPr>
+          <w:p>
+            <w:pPr>
+              <w:spacing w:before="0" w:after="0" w:line="264" w:lineRule="auto"/>
+              <w:jc w:val="center"/>
+            </w:pPr>
+            <w:r>
+              <w:rPr>
+                <w:rFonts w:ascii="Calibri" w:hAnsi="Calibri" w:eastAsia="맑은 고딕"/>
+                <w:b w:val="0"/>
+                <w:sz w:val="19"/>
+              </w:rPr>
+              <w:t>48.6%</w:t>
+            </w:r>
+          </w:p>
+        </w:tc>
+        <w:tc>
+          <w:tcPr>
+            <w:tcW w:type="dxa" w:w="648"/>
+            <w:vAlign w:val="center"/>
+            <w:tcMar>
+              <w:top w:w="80" w:type="dxa"/>
+              <w:start w:w="120" w:type="dxa"/>
+              <w:bottom w:w="80" w:type="dxa"/>
+              <w:end w:w="120" w:type="dxa"/>
+            </w:tcMar>
+          </w:tcPr>
+          <w:p>
+            <w:pPr>
+              <w:spacing w:before="0" w:after="0" w:line="264" w:lineRule="auto"/>
+              <w:jc w:val="center"/>
+            </w:pPr>
+            <w:r>
+              <w:rPr>
+                <w:rFonts w:ascii="Calibri" w:hAnsi="Calibri" w:eastAsia="맑은 고딕"/>
+                <w:b w:val="0"/>
+                <w:sz w:val="19"/>
+              </w:rPr>
+              <w:t>77.1%</w:t>
+            </w:r>
+          </w:p>
+        </w:tc>
+        <w:tc>
+          <w:tcPr>
+            <w:tcW w:type="dxa" w:w="1440"/>
+            <w:vAlign w:val="center"/>
+            <w:tcMar>
+              <w:top w:w="80" w:type="dxa"/>
+              <w:start w:w="120" w:type="dxa"/>
+              <w:bottom w:w="80" w:type="dxa"/>
+              <w:end w:w="120" w:type="dxa"/>
+            </w:tcMar>
+          </w:tcPr>
+          <w:p>
+            <w:pPr>
+              <w:spacing w:before="0" w:after="0" w:line="264" w:lineRule="auto"/>
+              <w:jc w:val="center"/>
+            </w:pPr>
+            <w:r>
+              <w:rPr>
+                <w:rFonts w:ascii="Calibri" w:hAnsi="Calibri" w:eastAsia="맑은 고딕"/>
+                <w:b w:val="0"/>
+                <w:sz w:val="19"/>
+              </w:rPr>
+              <w:t>87.1%</w:t>
             </w:r>
           </w:p>
         </w:tc>
@@ -5796,7 +6166,7 @@
                 <w:b w:val="0"/>
                 <w:sz w:val="19"/>
               </w:rPr>
-              <w:t>84.3%</w:t>
+              <w:t>0.620</w:t>
             </w:r>
           </w:p>
         </w:tc>
@@ -5822,7 +6192,944 @@
                 <w:b w:val="0"/>
                 <w:sz w:val="19"/>
               </w:rPr>
-              <w:t>0.534</w:t>
+              <w:t>77.1%</w:t>
+            </w:r>
+          </w:p>
+        </w:tc>
+        <w:tc>
+          <w:tcPr>
+            <w:tcW w:type="dxa" w:w="936"/>
+            <w:vAlign w:val="center"/>
+            <w:tcMar>
+              <w:top w:w="80" w:type="dxa"/>
+              <w:start w:w="120" w:type="dxa"/>
+              <w:bottom w:w="80" w:type="dxa"/>
+              <w:end w:w="120" w:type="dxa"/>
+            </w:tcMar>
+          </w:tcPr>
+          <w:p>
+            <w:pPr>
+              <w:spacing w:before="0" w:after="0" w:line="264" w:lineRule="auto"/>
+              <w:jc w:val="center"/>
+            </w:pPr>
+            <w:r>
+              <w:rPr>
+                <w:rFonts w:ascii="Calibri" w:hAnsi="Calibri" w:eastAsia="맑은 고딕"/>
+                <w:b w:val="0"/>
+                <w:sz w:val="19"/>
+              </w:rPr>
+              <w:t>87.1%</w:t>
+            </w:r>
+          </w:p>
+        </w:tc>
+      </w:tr>
+    </w:tbl>
+    <w:p>
+      <w:pPr>
+        <w:spacing w:before="0" w:after="0" w:line="240" w:lineRule="auto"/>
+      </w:pPr>
+      <w:r>
+        <w:rPr>
+          <w:rFonts w:ascii="Calibri" w:hAnsi="Calibri" w:eastAsia="Calibri"/>
+          <w:sz w:val="19"/>
+        </w:rPr>
+        <w:t xml:space="preserve"> </w:t>
+      </w:r>
+    </w:p>
+    <w:p>
+      <w:pPr>
+        <w:spacing w:before="0" w:after="120" w:line="264" w:lineRule="auto"/>
+      </w:pPr>
+      <w:r>
+        <w:rPr>
+          <w:rFonts w:ascii="Calibri" w:hAnsi="Calibri" w:eastAsia="맑은 고딕"/>
+          <w:sz w:val="22"/>
+        </w:rPr>
+        <w:t>G1의 Text Recall@5는 95.7%로 나타났다. 평가 질의에 메뉴명, 설정값 및 기능명과 같은 명시적 기술 용어가 포함된 점이 키워드 검색 결과에 영향을 준 것으로 해석할 수 있다. G2는 Text Recall@1과 Text MRR에서 G1보다 높은 값을 보였다. 이는 본 질의셋에서 임베딩 기반 검색이 키워드 기반 검색보다 정답 텍스트를 상위에 배치하는 데 상대적으로 유리했음을 나타낸다.</w:t>
+      </w:r>
+    </w:p>
+    <w:p>
+      <w:pPr>
+        <w:spacing w:before="0" w:after="120" w:line="264" w:lineRule="auto"/>
+      </w:pPr>
+      <w:r>
+        <w:rPr>
+          <w:rFonts w:ascii="Calibri" w:hAnsi="Calibri" w:eastAsia="맑은 고딕"/>
+          <w:sz w:val="22"/>
+        </w:rPr>
+        <w:t>G2와 G3의 텍스트 검색 성능은 동일하였다. 두 비교군은 BGE-M3 임베딩 모델, ChromaDB 텍스트 컬렉션, 텍스트 청크 및 상위 k개 검색 절차를 공유한다. G3는 G2의 텍스트 검색기를 변경하지 않고, 해당 검색 결과에 이미지 전용 검색, 페이지 근접도 및 텍스트-이미지 매핑 점수를 추가한 확장 구조이다. 따라서 두 비교군의 Text Recall@k와 Text MRR이 동일한 것은 실험 설계에 따른 결과이다. G3의 목적은 텍스트 검색기의 성능 향상이 아니라 텍스트 근거와 함께 관련 이미지·도식을 검색하는 데 있다.</w:t>
+      </w:r>
+    </w:p>
+    <w:p>
+      <w:pPr>
+        <w:spacing w:before="0" w:after="120" w:line="264" w:lineRule="auto"/>
+      </w:pPr>
+      <w:r>
+        <w:rPr>
+          <w:rFonts w:ascii="Calibri" w:hAnsi="Calibri" w:eastAsia="맑은 고딕"/>
+          <w:sz w:val="22"/>
+        </w:rPr>
+        <w:t>G3의 Image Recall@5와 Image Recall@10은 각각 71.4%와 80.0%였으며, Image Recall@1과 Image MRR은 각각 45.7%와 0.572였다. BBox를 가중합 요소가 아닌 후보 필터로 사용하고 SigLIP 매핑과 페이지 근접도를 반영한 구성은 이전 파일럿 구성보다 높은 상위 순위 성능을 보였다. 최종 G3에서도 정답 이미지를 1위에 배치한 비율은 절반 미만이었다.</w:t>
+      </w:r>
+    </w:p>
+    <w:p>
+      <w:pPr>
+        <w:spacing w:before="0" w:after="120" w:line="264" w:lineRule="auto"/>
+      </w:pPr>
+      <w:r>
+        <w:rPr>
+          <w:rFonts w:ascii="Calibri" w:hAnsi="Calibri" w:eastAsia="맑은 고딕"/>
+          <w:sz w:val="22"/>
+        </w:rPr>
+        <w:t>G4에서는 G3보다 이미지 검색 지표가 수치적으로 증가하였다. Image Recall@5는 71.4%에서 77.1%로, Image Recall@10은 80.0%에서 87.1%로 상승하였고, Image MRR은 0.572에서 0.620으로 증가하였다. Both@5와 Both@10도 각각 71.4%에서 77.1%, 80.0%에서 87.1%로 상승하였다. Image Recall@1은 45.7%에서 48.6%로 2.9%p 증가하였다. 이러한 결과는 G4가 모든 질의에서 정답 이미지를 최상위에 배치한 것이 아니라, 일부 정답 후보를 상위 5개 또는 10개 범위로 이동시키고 평균 순위를 높였음을 의미한다. 다만 본 결과에는 통계적 유의성 검정이 포함되지 않았으므로, 수치 증가를 일반적인 우월성으로 해석해서는 안 된다.</w:t>
+      </w:r>
+    </w:p>
+    <w:p>
+      <w:pPr>
+        <w:pStyle w:val="Heading2"/>
+      </w:pPr>
+      <w:r>
+        <w:t>5.2 G4 개선 사례</w:t>
+      </w:r>
+    </w:p>
+    <w:p>
+      <w:pPr>
+        <w:spacing w:before="0" w:after="120" w:line="264" w:lineRule="auto"/>
+      </w:pPr>
+      <w:r>
+        <w:rPr>
+          <w:rFonts w:ascii="Calibri" w:hAnsi="Calibri" w:eastAsia="맑은 고딕"/>
+          <w:sz w:val="22"/>
+        </w:rPr>
+        <w:t>정량 지표만으로는 재순위화 과정이 개별 질의에 미친 영향을 확인하기 어렵다. 이에 G3보다 정답 이미지의 순위가 상승한 세 사례를 분석하였다. 이 사례들은 질의 기반 실습 단계 추정과 단계별 페이지·절·핵심어 문맥이 후보 순위에 어떻게 반영되었는지를 보여준다.</w:t>
+      </w:r>
+    </w:p>
+    <w:p>
+      <w:pPr>
+        <w:spacing w:before="0" w:after="120" w:line="264" w:lineRule="auto"/>
+      </w:pPr>
+      <w:r>
+        <w:rPr>
+          <w:rFonts w:ascii="Calibri" w:hAnsi="Calibri" w:eastAsia="맑은 고딕"/>
+          <w:sz w:val="22"/>
+        </w:rPr>
+        <w:t xml:space="preserve">Q31은 티치 펜던트의 USB 포트 용도를 묻는 질의이다. 정답 이미지 </w:t>
+      </w:r>
+      <w:r>
+        <w:rPr>
+          <w:rFonts w:ascii="Consolas" w:hAnsi="Consolas" w:eastAsia="맑은 고딕"/>
+          <w:color w:val="464646"/>
+          <w:sz w:val="21"/>
+        </w:rPr>
+        <w:t>page_103_img_0_0.jpeg</w:t>
+      </w:r>
+      <w:r>
+        <w:rPr>
+          <w:rFonts w:ascii="Calibri" w:hAnsi="Calibri" w:eastAsia="맑은 고딕"/>
+          <w:sz w:val="22"/>
+        </w:rPr>
+        <w:t xml:space="preserve">는 G3의 8위에서 G4의 3위로 상승하였다. 이 질의는 </w:t>
+      </w:r>
+      <w:r>
+        <w:rPr>
+          <w:rFonts w:ascii="Consolas" w:hAnsi="Consolas" w:eastAsia="맑은 고딕"/>
+          <w:color w:val="464646"/>
+          <w:sz w:val="21"/>
+        </w:rPr>
+        <w:t>티치 펜던트/USB 데이터 관리</w:t>
+      </w:r>
+      <w:r>
+        <w:rPr>
+          <w:rFonts w:ascii="Calibri" w:hAnsi="Calibri" w:eastAsia="맑은 고딕"/>
+          <w:sz w:val="22"/>
+        </w:rPr>
+        <w:t xml:space="preserve"> 단계로 추정되었으며, USB 포트, 펜던트 및 데이터 가져오기·내보내기 관련 문맥이 재순위화에 반영되었다. 이러한 문맥 점수가 순위 상승에 기여한 것으로 해석할 수 있다.</w:t>
+      </w:r>
+    </w:p>
+    <w:p>
+      <w:pPr>
+        <w:spacing w:before="0" w:after="120" w:line="264" w:lineRule="auto"/>
+      </w:pPr>
+      <w:r>
+        <w:rPr>
+          <w:rFonts w:ascii="Calibri" w:hAnsi="Calibri" w:eastAsia="맑은 고딕"/>
+          <w:sz w:val="22"/>
+        </w:rPr>
+        <w:t xml:space="preserve">Q23은 로봇 시스템의 시간을 확인하는 화면 영역을 묻는 질의이다. 정답 이미지 </w:t>
+      </w:r>
+      <w:r>
+        <w:rPr>
+          <w:rFonts w:ascii="Consolas" w:hAnsi="Consolas" w:eastAsia="맑은 고딕"/>
+          <w:color w:val="464646"/>
+          <w:sz w:val="21"/>
+        </w:rPr>
+        <w:t>page_167_img_3_0.jpeg</w:t>
+      </w:r>
+      <w:r>
+        <w:rPr>
+          <w:rFonts w:ascii="Calibri" w:hAnsi="Calibri" w:eastAsia="맑은 고딕"/>
+          <w:sz w:val="22"/>
+        </w:rPr>
+        <w:t xml:space="preserve">는 G3의 상위 10개에 포함되지 않았으나 G4에서는 4위에 배치되었다. 질의가 </w:t>
+      </w:r>
+      <w:r>
+        <w:rPr>
+          <w:rFonts w:ascii="Consolas" w:hAnsi="Consolas" w:eastAsia="맑은 고딕"/>
+          <w:color w:val="464646"/>
+          <w:sz w:val="21"/>
+        </w:rPr>
+        <w:t>UI/시스템 정보 확인</w:t>
+      </w:r>
+      <w:r>
+        <w:rPr>
+          <w:rFonts w:ascii="Calibri" w:hAnsi="Calibri" w:eastAsia="맑은 고딕"/>
+          <w:sz w:val="22"/>
+        </w:rPr>
+        <w:t xml:space="preserve"> 단계로 추정되면서 시스템 정보, 시간 및 화면 영역 관련 문맥이 후보 점수에 반영된 결과로 볼 수 있다.</w:t>
+      </w:r>
+    </w:p>
+    <w:p>
+      <w:pPr>
+        <w:spacing w:before="0" w:after="120" w:line="264" w:lineRule="auto"/>
+      </w:pPr>
+      <w:r>
+        <w:rPr>
+          <w:rFonts w:ascii="Calibri" w:hAnsi="Calibri" w:eastAsia="맑은 고딕"/>
+          <w:sz w:val="22"/>
+        </w:rPr>
+        <w:t xml:space="preserve">Q02는 제어기 전원 공급에 필요한 접지 조건을 묻는 질의이다. 정답 이미지 </w:t>
+      </w:r>
+      <w:r>
+        <w:rPr>
+          <w:rFonts w:ascii="Consolas" w:hAnsi="Consolas" w:eastAsia="맑은 고딕"/>
+          <w:color w:val="464646"/>
+          <w:sz w:val="21"/>
+        </w:rPr>
+        <w:t>page_403_img_0_0.jpeg</w:t>
+      </w:r>
+      <w:r>
+        <w:rPr>
+          <w:rFonts w:ascii="Calibri" w:hAnsi="Calibri" w:eastAsia="맑은 고딕"/>
+          <w:sz w:val="22"/>
+        </w:rPr>
+        <w:t xml:space="preserve">는 G3의 2위에서 G4의 1위로 상승하였다. 이 질의는 </w:t>
+      </w:r>
+      <w:r>
+        <w:rPr>
+          <w:rFonts w:ascii="Consolas" w:hAnsi="Consolas" w:eastAsia="맑은 고딕"/>
+          <w:color w:val="464646"/>
+          <w:sz w:val="21"/>
+        </w:rPr>
+        <w:t>안전/전원/접지</w:t>
+      </w:r>
+      <w:r>
+        <w:rPr>
+          <w:rFonts w:ascii="Calibri" w:hAnsi="Calibri" w:eastAsia="맑은 고딕"/>
+          <w:sz w:val="22"/>
+        </w:rPr>
+        <w:t xml:space="preserve"> 단계로 추정되었으며, 접지, 전원 공급, 제어기 및 안전 관련 문맥이 반영되었다.</w:t>
+      </w:r>
+    </w:p>
+    <w:p>
+      <w:pPr>
+        <w:spacing w:before="0" w:after="120" w:line="264" w:lineRule="auto"/>
+      </w:pPr>
+      <w:r>
+        <w:rPr>
+          <w:rFonts w:ascii="Calibri" w:hAnsi="Calibri" w:eastAsia="맑은 고딕"/>
+          <w:sz w:val="22"/>
+        </w:rPr>
+        <w:t>세 사례에서는 단계 문맥을 적용한 이후 정답 이미지의 순위가 상승하였다. 그러나 사례 분석은 재순위화가 작동한 양상을 설명하기 위한 것이며, 전체 질의에서의 일관된 상위 1위 검색을 의미하지 않는다.</w:t>
+      </w:r>
+    </w:p>
+    <w:p>
+      <w:pPr>
+        <w:pStyle w:val="Heading2"/>
+      </w:pPr>
+      <w:r>
+        <w:t>5.3 G4 실패 사례</w:t>
+      </w:r>
+    </w:p>
+    <w:p>
+      <w:pPr>
+        <w:spacing w:before="0" w:after="120" w:line="264" w:lineRule="auto"/>
+      </w:pPr>
+      <w:r>
+        <w:rPr>
+          <w:rFonts w:ascii="Calibri" w:hAnsi="Calibri" w:eastAsia="맑은 고딕"/>
+          <w:sz w:val="22"/>
+        </w:rPr>
+        <w:t>개선 사례와 함께 G4에서 정답 이미지가 상위 10개에 포함되지 않은 사례도 분석하였다. 이 사례들은 페이지 및 절 수준의 문맥만으로는 동일 페이지의 유사 이미지, 세부 화면 단서 및 단계 추정 오류를 충분히 처리하기 어렵다는 점을 보여준다.</w:t>
+      </w:r>
+    </w:p>
+    <w:p>
+      <w:pPr>
+        <w:spacing w:before="0" w:after="120" w:line="264" w:lineRule="auto"/>
+      </w:pPr>
+      <w:r>
+        <w:rPr>
+          <w:rFonts w:ascii="Calibri" w:hAnsi="Calibri" w:eastAsia="맑은 고딕"/>
+          <w:sz w:val="22"/>
+        </w:rPr>
+        <w:t xml:space="preserve">Q10은 티치 펜던트에서 현재 관절 각도를 확인하는 메뉴 경로를 묻는 질의이다. G4는 상태 관련 페이지와 핵심어를 반영하였으나, 정답 이미지 </w:t>
+      </w:r>
+      <w:r>
+        <w:rPr>
+          <w:rFonts w:ascii="Consolas" w:hAnsi="Consolas" w:eastAsia="맑은 고딕"/>
+          <w:color w:val="464646"/>
+          <w:sz w:val="21"/>
+        </w:rPr>
+        <w:t>page_332_img_0_0.jpeg</w:t>
+      </w:r>
+      <w:r>
+        <w:rPr>
+          <w:rFonts w:ascii="Calibri" w:hAnsi="Calibri" w:eastAsia="맑은 고딕"/>
+          <w:sz w:val="22"/>
+        </w:rPr>
+        <w:t xml:space="preserve">를 상위 10개에 포함하지 못했다. </w:t>
+      </w:r>
+      <w:r>
+        <w:rPr>
+          <w:rFonts w:ascii="Consolas" w:hAnsi="Consolas" w:eastAsia="맑은 고딕"/>
+          <w:color w:val="464646"/>
+          <w:sz w:val="21"/>
+        </w:rPr>
+        <w:t>Status</w:t>
+      </w:r>
+      <w:r>
+        <w:rPr>
+          <w:rFonts w:ascii="Calibri" w:hAnsi="Calibri" w:eastAsia="맑은 고딕"/>
+          <w:sz w:val="22"/>
+        </w:rPr>
+        <w:t xml:space="preserve">, </w:t>
+      </w:r>
+      <w:r>
+        <w:rPr>
+          <w:rFonts w:ascii="Consolas" w:hAnsi="Consolas" w:eastAsia="맑은 고딕"/>
+          <w:color w:val="464646"/>
+          <w:sz w:val="21"/>
+        </w:rPr>
+        <w:t>I/O Overview</w:t>
+      </w:r>
+      <w:r>
+        <w:rPr>
+          <w:rFonts w:ascii="Calibri" w:hAnsi="Calibri" w:eastAsia="맑은 고딕"/>
+          <w:sz w:val="22"/>
+        </w:rPr>
+        <w:t xml:space="preserve"> 및 </w:t>
+      </w:r>
+      <w:r>
+        <w:rPr>
+          <w:rFonts w:ascii="Consolas" w:hAnsi="Consolas" w:eastAsia="맑은 고딕"/>
+          <w:color w:val="464646"/>
+          <w:sz w:val="21"/>
+        </w:rPr>
+        <w:t>joint angle</w:t>
+      </w:r>
+      <w:r>
+        <w:rPr>
+          <w:rFonts w:ascii="Calibri" w:hAnsi="Calibri" w:eastAsia="맑은 고딕"/>
+          <w:sz w:val="22"/>
+        </w:rPr>
+        <w:t>과 같은 핵심어가 초기 후보 수집 단계에서 정답 이미지를 확보하는 데 충분하지 않았을 가능성이 있다.</w:t>
+      </w:r>
+    </w:p>
+    <w:p>
+      <w:pPr>
+        <w:spacing w:before="0" w:after="120" w:line="264" w:lineRule="auto"/>
+      </w:pPr>
+      <w:r>
+        <w:rPr>
+          <w:rFonts w:ascii="Calibri" w:hAnsi="Calibri" w:eastAsia="맑은 고딕"/>
+          <w:sz w:val="22"/>
+        </w:rPr>
+        <w:t xml:space="preserve">Q28은 로봇 큐브 모듈 케이블의 방수 등급을 강화하기 위한 케이블 결합 부품을 묻는 질의이다. G4는 405페이지 주변의 관련 이미지를 상위 후보로 배치하였으나, 정답 이미지 </w:t>
+      </w:r>
+      <w:r>
+        <w:rPr>
+          <w:rFonts w:ascii="Consolas" w:hAnsi="Consolas" w:eastAsia="맑은 고딕"/>
+          <w:color w:val="464646"/>
+          <w:sz w:val="21"/>
+        </w:rPr>
+        <w:t>page_405_img_0_0.jpeg</w:t>
+      </w:r>
+      <w:r>
+        <w:rPr>
+          <w:rFonts w:ascii="Calibri" w:hAnsi="Calibri" w:eastAsia="맑은 고딕"/>
+          <w:sz w:val="22"/>
+        </w:rPr>
+        <w:t>는 상위 10개에 포함되지 않았다. 이는 동일 페이지의 여러 이미지 가운데 세부 대상을 구분하는 이미지 단위 변별력이 충분하지 않았음을 나타낸다.</w:t>
+      </w:r>
+    </w:p>
+    <w:p>
+      <w:pPr>
+        <w:spacing w:before="0" w:after="120" w:line="264" w:lineRule="auto"/>
+      </w:pPr>
+      <w:r>
+        <w:rPr>
+          <w:rFonts w:ascii="Calibri" w:hAnsi="Calibri" w:eastAsia="맑은 고딕"/>
+          <w:sz w:val="22"/>
+        </w:rPr>
+        <w:t xml:space="preserve">Q15는 과거 오류 로그를 추출하는 메뉴 경로를 묻는 질의이다. 이 질의는 </w:t>
+      </w:r>
+      <w:r>
+        <w:rPr>
+          <w:rFonts w:ascii="Consolas" w:hAnsi="Consolas" w:eastAsia="맑은 고딕"/>
+          <w:color w:val="464646"/>
+          <w:sz w:val="21"/>
+        </w:rPr>
+        <w:t>시스템 관리/로그</w:t>
+      </w:r>
+      <w:r>
+        <w:rPr>
+          <w:rFonts w:ascii="Calibri" w:hAnsi="Calibri" w:eastAsia="맑은 고딕"/>
+          <w:sz w:val="22"/>
+        </w:rPr>
+        <w:t xml:space="preserve">가 아닌 </w:t>
+      </w:r>
+      <w:r>
+        <w:rPr>
+          <w:rFonts w:ascii="Consolas" w:hAnsi="Consolas" w:eastAsia="맑은 고딕"/>
+          <w:color w:val="464646"/>
+          <w:sz w:val="21"/>
+        </w:rPr>
+        <w:t>UI/시스템 정보 확인</w:t>
+      </w:r>
+      <w:r>
+        <w:rPr>
+          <w:rFonts w:ascii="Calibri" w:hAnsi="Calibri" w:eastAsia="맑은 고딕"/>
+          <w:sz w:val="22"/>
+        </w:rPr>
+        <w:t xml:space="preserve"> 단계로 추정되었고, 정답 이미지 </w:t>
+      </w:r>
+      <w:r>
+        <w:rPr>
+          <w:rFonts w:ascii="Consolas" w:hAnsi="Consolas" w:eastAsia="맑은 고딕"/>
+          <w:color w:val="464646"/>
+          <w:sz w:val="21"/>
+        </w:rPr>
+        <w:t>page_340_img_0_0.jpeg</w:t>
+      </w:r>
+      <w:r>
+        <w:rPr>
+          <w:rFonts w:ascii="Calibri" w:hAnsi="Calibri" w:eastAsia="맑은 고딕"/>
+          <w:sz w:val="22"/>
+        </w:rPr>
+        <w:t>는 상위 10개에 포함되지 않았다. 이 사례는 단계 추정 오류가 후속 재순위화 결과에 영향을 줄 수 있음을 보여준다.</w:t>
+      </w:r>
+    </w:p>
+    <w:p>
+      <w:pPr>
+        <w:spacing w:before="0" w:after="120" w:line="264" w:lineRule="auto"/>
+      </w:pPr>
+      <w:r>
+        <w:rPr>
+          <w:rFonts w:ascii="Calibri" w:hAnsi="Calibri" w:eastAsia="맑은 고딕"/>
+          <w:sz w:val="22"/>
+        </w:rPr>
+        <w:t>실패 사례를 종합하면, BBox 후보 필터는 공간적으로 먼 이미지를 제외하지만 필터를 통과한 동일 페이지의 유사 이미지를 직접 구분하지는 않는다. 현재 후보 순위는 SigLIP 의미 유사도와 페이지·절 문맥에 주로 의존하므로 화면 내부의 작은 차이와 이미지 순서를 충분히 반영하지 못한다. 향후에는 이미지 캡션, BBox 주변의 국소 텍스트, 이미지 순서 및 세분화된 단계 라벨을 추가로 검토할 필요가 있다.</w:t>
+      </w:r>
+    </w:p>
+    <w:p>
+      <w:pPr>
+        <w:pStyle w:val="Heading1"/>
+      </w:pPr>
+      <w:r>
+        <w:t>6. 응답 품질 평가 결과</w:t>
+      </w:r>
+    </w:p>
+    <w:p>
+      <w:pPr>
+        <w:spacing w:before="0" w:after="120" w:line="264" w:lineRule="auto"/>
+      </w:pPr>
+      <w:r>
+        <w:rPr>
+          <w:rFonts w:ascii="Calibri" w:hAnsi="Calibri" w:eastAsia="맑은 고딕"/>
+          <w:sz w:val="22"/>
+        </w:rPr>
+        <w:t>검색 성능과 로컬 LLM 기반 응답 품질을 서로 구분하여 평가하였다. G2, G3 및 G4 조건에서 Qwen, Gemma 및 Llama의 응답을 생성하였으며, 70개 질의에 대한 총 630개 응답을 평가하였다.</w:t>
+      </w:r>
+    </w:p>
+    <w:p>
+      <w:pPr>
+        <w:spacing w:before="0" w:after="120" w:line="264" w:lineRule="auto"/>
+      </w:pPr>
+      <w:r>
+        <w:rPr>
+          <w:rFonts w:ascii="Calibri" w:hAnsi="Calibri" w:eastAsia="맑은 고딕"/>
+          <w:sz w:val="22"/>
+        </w:rPr>
+        <w:t>RAG 평가는 검색 정확도뿐 아니라 문맥 관련성, 응답 충실성 및 응답 관련성을 구분하여 다룰 필요가 있으므로[20], [21], 응답 품질은 검색 성능과 별도로 평가하였다. 다음 다섯 기준을 사용하였다.</w:t>
+      </w:r>
+    </w:p>
+    <w:p>
+      <w:pPr>
+        <w:spacing w:before="0" w:after="80" w:line="280" w:lineRule="auto"/>
+        <w:ind w:left="504" w:hanging="360"/>
+      </w:pPr>
+      <w:r>
+        <w:rPr>
+          <w:rFonts w:ascii="Calibri" w:hAnsi="Calibri" w:eastAsia="맑은 고딕"/>
+          <w:sz w:val="22"/>
+        </w:rPr>
+        <w:t xml:space="preserve">1. </w:t>
+      </w:r>
+      <w:r>
+        <w:rPr>
+          <w:rFonts w:ascii="Calibri" w:hAnsi="Calibri" w:eastAsia="맑은 고딕"/>
+          <w:sz w:val="22"/>
+        </w:rPr>
+        <w:t>정확성: 정답 텍스트의 핵심 내용과 일치하는가?</w:t>
+      </w:r>
+    </w:p>
+    <w:p>
+      <w:pPr>
+        <w:spacing w:before="0" w:after="80" w:line="280" w:lineRule="auto"/>
+        <w:ind w:left="504" w:hanging="360"/>
+      </w:pPr>
+      <w:r>
+        <w:rPr>
+          <w:rFonts w:ascii="Calibri" w:hAnsi="Calibri" w:eastAsia="맑은 고딕"/>
+          <w:sz w:val="22"/>
+        </w:rPr>
+        <w:t xml:space="preserve">2. </w:t>
+      </w:r>
+      <w:r>
+        <w:rPr>
+          <w:rFonts w:ascii="Calibri" w:hAnsi="Calibri" w:eastAsia="맑은 고딕"/>
+          <w:sz w:val="22"/>
+        </w:rPr>
+        <w:t>구체성: 메뉴 경로, 버튼명, 설정값, 절차가 충분히 구체적인가?</w:t>
+      </w:r>
+    </w:p>
+    <w:p>
+      <w:pPr>
+        <w:spacing w:before="0" w:after="80" w:line="280" w:lineRule="auto"/>
+        <w:ind w:left="504" w:hanging="360"/>
+      </w:pPr>
+      <w:r>
+        <w:rPr>
+          <w:rFonts w:ascii="Calibri" w:hAnsi="Calibri" w:eastAsia="맑은 고딕"/>
+          <w:sz w:val="22"/>
+        </w:rPr>
+        <w:t xml:space="preserve">3. </w:t>
+      </w:r>
+      <w:r>
+        <w:rPr>
+          <w:rFonts w:ascii="Calibri" w:hAnsi="Calibri" w:eastAsia="맑은 고딕"/>
+          <w:sz w:val="22"/>
+        </w:rPr>
+        <w:t>실습 단계 적합성: 질의의 실습 단계에 부합하는 안내를 제공하는가?</w:t>
+      </w:r>
+    </w:p>
+    <w:p>
+      <w:pPr>
+        <w:spacing w:before="0" w:after="80" w:line="280" w:lineRule="auto"/>
+        <w:ind w:left="504" w:hanging="360"/>
+      </w:pPr>
+      <w:r>
+        <w:rPr>
+          <w:rFonts w:ascii="Calibri" w:hAnsi="Calibri" w:eastAsia="맑은 고딕"/>
+          <w:sz w:val="22"/>
+        </w:rPr>
+        <w:t xml:space="preserve">4. </w:t>
+      </w:r>
+      <w:r>
+        <w:rPr>
+          <w:rFonts w:ascii="Calibri" w:hAnsi="Calibri" w:eastAsia="맑은 고딕"/>
+          <w:sz w:val="22"/>
+        </w:rPr>
+        <w:t>안전성: 위험하거나 잘못된 로봇 조작을 안내하지 않는가?</w:t>
+      </w:r>
+    </w:p>
+    <w:p>
+      <w:pPr>
+        <w:spacing w:before="0" w:after="80" w:line="280" w:lineRule="auto"/>
+        <w:ind w:left="504" w:hanging="360"/>
+      </w:pPr>
+      <w:r>
+        <w:rPr>
+          <w:rFonts w:ascii="Calibri" w:hAnsi="Calibri" w:eastAsia="맑은 고딕"/>
+          <w:sz w:val="22"/>
+        </w:rPr>
+        <w:t xml:space="preserve">5. </w:t>
+      </w:r>
+      <w:r>
+        <w:rPr>
+          <w:rFonts w:ascii="Calibri" w:hAnsi="Calibri" w:eastAsia="맑은 고딕"/>
+          <w:sz w:val="22"/>
+        </w:rPr>
+        <w:t>이해 용이성: 초보 학습자가 이해하기 쉬운 표현으로 설명하는가?</w:t>
+      </w:r>
+    </w:p>
+    <w:p>
+      <w:pPr>
+        <w:spacing w:before="0" w:after="120" w:line="264" w:lineRule="auto"/>
+      </w:pPr>
+      <w:r>
+        <w:rPr>
+          <w:rFonts w:ascii="Calibri" w:hAnsi="Calibri" w:eastAsia="맑은 고딕"/>
+          <w:sz w:val="22"/>
+        </w:rPr>
+        <w:t>각 항목을 1점에서 5점으로 산정하고, 평균 점수를 기준으로 모델 및 비교군별 응답 품질을 분석하였다. 전체 630개 응답은 정답 핵심어 일치, 의미 유사도 및 안전성·가독성 관련 규칙을 이용한 규칙 기반 루브릭 평가로 처리하였다.</w:t>
+      </w:r>
+    </w:p>
+    <w:p>
+      <w:r>
+        <w:br w:type="page"/>
+      </w:r>
+    </w:p>
+    <w:p>
+      <w:pPr>
+        <w:spacing w:before="0" w:after="0" w:line="240" w:lineRule="auto"/>
+      </w:pPr>
+      <w:r>
+        <w:rPr>
+          <w:rFonts w:ascii="Calibri" w:hAnsi="Calibri" w:eastAsia="?? ??"/>
+          <w:sz w:val="19"/>
+        </w:rPr>
+        <w:t xml:space="preserve"> </w:t>
+      </w:r>
+    </w:p>
+    <w:tbl>
+      <w:tblPr>
+        <w:tblW w:type="dxa" w:w="9360"/>
+        <w:tblLayout w:type="fixed"/>
+        <w:tblLook w:firstColumn="1" w:firstRow="1" w:lastColumn="0" w:lastRow="0" w:noHBand="0" w:noVBand="1" w:val="04A0"/>
+        <w:jc w:val="left"/>
+        <w:tblInd w:w="120" w:type="dxa"/>
+        <w:tblBorders>
+          <w:top w:val="single" w:sz="8" w:space="0" w:color="000000"/>
+          <w:left w:val="nil" w:sz="0" w:space="0" w:color="000000"/>
+          <w:bottom w:val="single" w:sz="8" w:space="0" w:color="000000"/>
+          <w:right w:val="nil" w:sz="0" w:space="0" w:color="000000"/>
+          <w:insideH w:val="nil" w:sz="0" w:space="0" w:color="000000"/>
+          <w:insideV w:val="nil" w:sz="0" w:space="0" w:color="000000"/>
+        </w:tblBorders>
+      </w:tblPr>
+      <w:tblGrid>
+        <w:gridCol w:w="2736"/>
+        <w:gridCol w:w="1296"/>
+        <w:gridCol w:w="648"/>
+        <w:gridCol w:w="1440"/>
+        <w:gridCol w:w="1080"/>
+        <w:gridCol w:w="1224"/>
+        <w:gridCol w:w="936"/>
+      </w:tblGrid>
+      <w:tr>
+        <w:tc>
+          <w:tcPr>
+            <w:tcW w:type="dxa" w:w="2736"/>
+            <w:vAlign w:val="center"/>
+            <w:tcMar>
+              <w:top w:w="80" w:type="dxa"/>
+              <w:start w:w="120" w:type="dxa"/>
+              <w:bottom w:w="80" w:type="dxa"/>
+              <w:end w:w="120" w:type="dxa"/>
+            </w:tcMar>
+            <w:shd w:fill="auto" w:val="clear"/>
+            <w:tcBorders>
+              <w:bottom w:val="single" w:sz="6" w:space="0" w:color="000000"/>
+            </w:tcBorders>
+          </w:tcPr>
+          <w:p>
+            <w:pPr>
+              <w:spacing w:before="0" w:after="0" w:line="264" w:lineRule="auto"/>
+              <w:jc w:val="left"/>
+            </w:pPr>
+            <w:r>
+              <w:rPr>
+                <w:rFonts w:ascii="Calibri" w:hAnsi="Calibri" w:eastAsia="맑은 고딕"/>
+                <w:b/>
+                <w:sz w:val="19"/>
+              </w:rPr>
+              <w:t>비교군</w:t>
+            </w:r>
+          </w:p>
+        </w:tc>
+        <w:tc>
+          <w:tcPr>
+            <w:tcW w:type="dxa" w:w="1296"/>
+            <w:vAlign w:val="center"/>
+            <w:tcMar>
+              <w:top w:w="80" w:type="dxa"/>
+              <w:start w:w="120" w:type="dxa"/>
+              <w:bottom w:w="80" w:type="dxa"/>
+              <w:end w:w="120" w:type="dxa"/>
+            </w:tcMar>
+            <w:shd w:fill="auto" w:val="clear"/>
+            <w:tcBorders>
+              <w:bottom w:val="single" w:sz="6" w:space="0" w:color="000000"/>
+            </w:tcBorders>
+          </w:tcPr>
+          <w:p>
+            <w:pPr>
+              <w:spacing w:before="0" w:after="0" w:line="264" w:lineRule="auto"/>
+              <w:jc w:val="center"/>
+            </w:pPr>
+            <w:r>
+              <w:rPr>
+                <w:rFonts w:ascii="Calibri" w:hAnsi="Calibri" w:eastAsia="맑은 고딕"/>
+                <w:b/>
+                <w:sz w:val="19"/>
+              </w:rPr>
+              <w:t>모델</w:t>
+            </w:r>
+          </w:p>
+        </w:tc>
+        <w:tc>
+          <w:tcPr>
+            <w:tcW w:type="dxa" w:w="648"/>
+            <w:vAlign w:val="center"/>
+            <w:tcMar>
+              <w:top w:w="80" w:type="dxa"/>
+              <w:start w:w="120" w:type="dxa"/>
+              <w:bottom w:w="80" w:type="dxa"/>
+              <w:end w:w="120" w:type="dxa"/>
+            </w:tcMar>
+            <w:shd w:fill="auto" w:val="clear"/>
+            <w:tcBorders>
+              <w:bottom w:val="single" w:sz="6" w:space="0" w:color="000000"/>
+            </w:tcBorders>
+          </w:tcPr>
+          <w:p>
+            <w:pPr>
+              <w:spacing w:before="0" w:after="0" w:line="264" w:lineRule="auto"/>
+              <w:jc w:val="center"/>
+            </w:pPr>
+            <w:r>
+              <w:rPr>
+                <w:rFonts w:ascii="Calibri" w:hAnsi="Calibri" w:eastAsia="맑은 고딕"/>
+                <w:b/>
+                <w:sz w:val="19"/>
+              </w:rPr>
+              <w:t>평가 수</w:t>
+            </w:r>
+          </w:p>
+        </w:tc>
+        <w:tc>
+          <w:tcPr>
+            <w:tcW w:type="dxa" w:w="1440"/>
+            <w:vAlign w:val="center"/>
+            <w:tcMar>
+              <w:top w:w="80" w:type="dxa"/>
+              <w:start w:w="120" w:type="dxa"/>
+              <w:bottom w:w="80" w:type="dxa"/>
+              <w:end w:w="120" w:type="dxa"/>
+            </w:tcMar>
+            <w:shd w:fill="auto" w:val="clear"/>
+            <w:tcBorders>
+              <w:bottom w:val="single" w:sz="6" w:space="0" w:color="000000"/>
+            </w:tcBorders>
+          </w:tcPr>
+          <w:p>
+            <w:pPr>
+              <w:spacing w:before="0" w:after="0" w:line="264" w:lineRule="auto"/>
+              <w:jc w:val="center"/>
+            </w:pPr>
+            <w:r>
+              <w:rPr>
+                <w:rFonts w:ascii="Calibri" w:hAnsi="Calibri" w:eastAsia="맑은 고딕"/>
+                <w:b/>
+                <w:sz w:val="19"/>
+              </w:rPr>
+              <w:t>평균 점수</w:t>
+            </w:r>
+          </w:p>
+        </w:tc>
+        <w:tc>
+          <w:tcPr>
+            <w:tcW w:type="dxa" w:w="1080"/>
+            <w:vAlign w:val="center"/>
+            <w:tcMar>
+              <w:top w:w="80" w:type="dxa"/>
+              <w:start w:w="120" w:type="dxa"/>
+              <w:bottom w:w="80" w:type="dxa"/>
+              <w:end w:w="120" w:type="dxa"/>
+            </w:tcMar>
+            <w:shd w:fill="auto" w:val="clear"/>
+            <w:tcBorders>
+              <w:bottom w:val="single" w:sz="6" w:space="0" w:color="000000"/>
+            </w:tcBorders>
+          </w:tcPr>
+          <w:p>
+            <w:pPr>
+              <w:spacing w:before="0" w:after="0" w:line="264" w:lineRule="auto"/>
+              <w:jc w:val="center"/>
+            </w:pPr>
+            <w:r>
+              <w:rPr>
+                <w:rFonts w:ascii="Calibri" w:hAnsi="Calibri" w:eastAsia="맑은 고딕"/>
+                <w:b/>
+                <w:sz w:val="19"/>
+              </w:rPr>
+              <w:t>O</w:t>
+            </w:r>
+          </w:p>
+        </w:tc>
+        <w:tc>
+          <w:tcPr>
+            <w:tcW w:type="dxa" w:w="1224"/>
+            <w:vAlign w:val="center"/>
+            <w:tcMar>
+              <w:top w:w="80" w:type="dxa"/>
+              <w:start w:w="120" w:type="dxa"/>
+              <w:bottom w:w="80" w:type="dxa"/>
+              <w:end w:w="120" w:type="dxa"/>
+            </w:tcMar>
+            <w:shd w:fill="auto" w:val="clear"/>
+            <w:tcBorders>
+              <w:bottom w:val="single" w:sz="6" w:space="0" w:color="000000"/>
+            </w:tcBorders>
+          </w:tcPr>
+          <w:p>
+            <w:pPr>
+              <w:spacing w:before="0" w:after="0" w:line="264" w:lineRule="auto"/>
+              <w:jc w:val="center"/>
+            </w:pPr>
+            <w:r>
+              <w:rPr>
+                <w:rFonts w:ascii="Calibri" w:hAnsi="Calibri" w:eastAsia="맑은 고딕"/>
+                <w:b/>
+                <w:sz w:val="19"/>
+              </w:rPr>
+              <w:t>△</w:t>
+            </w:r>
+          </w:p>
+        </w:tc>
+        <w:tc>
+          <w:tcPr>
+            <w:tcW w:type="dxa" w:w="936"/>
+            <w:vAlign w:val="center"/>
+            <w:tcMar>
+              <w:top w:w="80" w:type="dxa"/>
+              <w:start w:w="120" w:type="dxa"/>
+              <w:bottom w:w="80" w:type="dxa"/>
+              <w:end w:w="120" w:type="dxa"/>
+            </w:tcMar>
+            <w:shd w:fill="auto" w:val="clear"/>
+            <w:tcBorders>
+              <w:bottom w:val="single" w:sz="6" w:space="0" w:color="000000"/>
+            </w:tcBorders>
+          </w:tcPr>
+          <w:p>
+            <w:pPr>
+              <w:spacing w:before="0" w:after="0" w:line="264" w:lineRule="auto"/>
+              <w:jc w:val="center"/>
+            </w:pPr>
+            <w:r>
+              <w:rPr>
+                <w:rFonts w:ascii="Calibri" w:hAnsi="Calibri" w:eastAsia="맑은 고딕"/>
+                <w:b/>
+                <w:sz w:val="19"/>
+              </w:rPr>
+              <w:t>X</w:t>
+            </w:r>
+          </w:p>
+        </w:tc>
+      </w:tr>
+      <w:tr>
+        <w:tc>
+          <w:tcPr>
+            <w:tcW w:type="dxa" w:w="2736"/>
+            <w:vAlign w:val="center"/>
+            <w:tcMar>
+              <w:top w:w="80" w:type="dxa"/>
+              <w:start w:w="120" w:type="dxa"/>
+              <w:bottom w:w="80" w:type="dxa"/>
+              <w:end w:w="120" w:type="dxa"/>
+            </w:tcMar>
+          </w:tcPr>
+          <w:p>
+            <w:pPr>
+              <w:spacing w:before="0" w:after="0" w:line="264" w:lineRule="auto"/>
+              <w:jc w:val="left"/>
+            </w:pPr>
+            <w:r>
+              <w:rPr>
+                <w:rFonts w:ascii="Calibri" w:hAnsi="Calibri" w:eastAsia="맑은 고딕"/>
+                <w:b w:val="0"/>
+                <w:sz w:val="19"/>
+              </w:rPr>
+              <w:t>G2 Text-only RAG</w:t>
+            </w:r>
+          </w:p>
+        </w:tc>
+        <w:tc>
+          <w:tcPr>
+            <w:tcW w:type="dxa" w:w="1296"/>
+            <w:vAlign w:val="center"/>
+            <w:tcMar>
+              <w:top w:w="80" w:type="dxa"/>
+              <w:start w:w="120" w:type="dxa"/>
+              <w:bottom w:w="80" w:type="dxa"/>
+              <w:end w:w="120" w:type="dxa"/>
+            </w:tcMar>
+          </w:tcPr>
+          <w:p>
+            <w:pPr>
+              <w:spacing w:before="0" w:after="0" w:line="264" w:lineRule="auto"/>
+              <w:jc w:val="center"/>
+            </w:pPr>
+            <w:r>
+              <w:rPr>
+                <w:rFonts w:ascii="Calibri" w:hAnsi="Calibri" w:eastAsia="맑은 고딕"/>
+                <w:b w:val="0"/>
+                <w:sz w:val="19"/>
+              </w:rPr>
+              <w:t>Qwen</w:t>
+            </w:r>
+          </w:p>
+        </w:tc>
+        <w:tc>
+          <w:tcPr>
+            <w:tcW w:type="dxa" w:w="648"/>
+            <w:vAlign w:val="center"/>
+            <w:tcMar>
+              <w:top w:w="80" w:type="dxa"/>
+              <w:start w:w="120" w:type="dxa"/>
+              <w:bottom w:w="80" w:type="dxa"/>
+              <w:end w:w="120" w:type="dxa"/>
+            </w:tcMar>
+          </w:tcPr>
+          <w:p>
+            <w:pPr>
+              <w:spacing w:before="0" w:after="0" w:line="264" w:lineRule="auto"/>
+              <w:jc w:val="center"/>
+            </w:pPr>
+            <w:r>
+              <w:rPr>
+                <w:rFonts w:ascii="Calibri" w:hAnsi="Calibri" w:eastAsia="맑은 고딕"/>
+                <w:b w:val="0"/>
+                <w:sz w:val="19"/>
+              </w:rPr>
+              <w:t>70</w:t>
+            </w:r>
+          </w:p>
+        </w:tc>
+        <w:tc>
+          <w:tcPr>
+            <w:tcW w:type="dxa" w:w="1440"/>
+            <w:vAlign w:val="center"/>
+            <w:tcMar>
+              <w:top w:w="80" w:type="dxa"/>
+              <w:start w:w="120" w:type="dxa"/>
+              <w:bottom w:w="80" w:type="dxa"/>
+              <w:end w:w="120" w:type="dxa"/>
+            </w:tcMar>
+          </w:tcPr>
+          <w:p>
+            <w:pPr>
+              <w:spacing w:before="0" w:after="0" w:line="264" w:lineRule="auto"/>
+              <w:jc w:val="center"/>
+            </w:pPr>
+            <w:r>
+              <w:rPr>
+                <w:rFonts w:ascii="Calibri" w:hAnsi="Calibri" w:eastAsia="맑은 고딕"/>
+                <w:b w:val="0"/>
+                <w:sz w:val="19"/>
+              </w:rPr>
+              <w:t>4.05</w:t>
             </w:r>
           </w:p>
         </w:tc>
@@ -5848,139 +7155,7 @@
                 <w:b w:val="0"/>
                 <w:sz w:val="19"/>
               </w:rPr>
-              <w:t>74.3%</w:t>
-            </w:r>
-          </w:p>
-        </w:tc>
-        <w:tc>
-          <w:tcPr>
-            <w:tcW w:type="dxa" w:w="1080"/>
-            <w:vAlign w:val="center"/>
-            <w:tcMar>
-              <w:top w:w="80" w:type="dxa"/>
-              <w:start w:w="120" w:type="dxa"/>
-              <w:bottom w:w="80" w:type="dxa"/>
-              <w:end w:w="120" w:type="dxa"/>
-            </w:tcMar>
-          </w:tcPr>
-          <w:p>
-            <w:pPr>
-              <w:spacing w:before="0" w:after="0" w:line="264" w:lineRule="auto"/>
-              <w:jc w:val="center"/>
-            </w:pPr>
-            <w:r>
-              <w:rPr>
-                <w:rFonts w:ascii="Calibri" w:hAnsi="Calibri" w:eastAsia="맑은 고딕"/>
-                <w:b w:val="0"/>
-                <w:sz w:val="19"/>
-              </w:rPr>
-              <w:t>84.3%</w:t>
-            </w:r>
-          </w:p>
-        </w:tc>
-      </w:tr>
-      <w:tr>
-        <w:tc>
-          <w:tcPr>
-            <w:tcW w:type="dxa" w:w="2880"/>
-            <w:vAlign w:val="center"/>
-            <w:tcMar>
-              <w:top w:w="80" w:type="dxa"/>
-              <w:start w:w="120" w:type="dxa"/>
-              <w:bottom w:w="80" w:type="dxa"/>
-              <w:end w:w="120" w:type="dxa"/>
-            </w:tcMar>
-          </w:tcPr>
-          <w:p>
-            <w:pPr>
-              <w:spacing w:before="0" w:after="0" w:line="264" w:lineRule="auto"/>
-              <w:jc w:val="left"/>
-            </w:pPr>
-            <w:r>
-              <w:rPr>
-                <w:rFonts w:ascii="Calibri" w:hAnsi="Calibri" w:eastAsia="맑은 고딕"/>
-                <w:b w:val="0"/>
-                <w:sz w:val="19"/>
-              </w:rPr>
-              <w:t>G4 Context-aware Multimodal RAG</w:t>
-            </w:r>
-          </w:p>
-        </w:tc>
-        <w:tc>
-          <w:tcPr>
-            <w:tcW w:type="dxa" w:w="1080"/>
-            <w:vAlign w:val="center"/>
-            <w:tcMar>
-              <w:top w:w="80" w:type="dxa"/>
-              <w:start w:w="120" w:type="dxa"/>
-              <w:bottom w:w="80" w:type="dxa"/>
-              <w:end w:w="120" w:type="dxa"/>
-            </w:tcMar>
-          </w:tcPr>
-          <w:p>
-            <w:pPr>
-              <w:spacing w:before="0" w:after="0" w:line="264" w:lineRule="auto"/>
-              <w:jc w:val="center"/>
-            </w:pPr>
-            <w:r>
-              <w:rPr>
-                <w:rFonts w:ascii="Calibri" w:hAnsi="Calibri" w:eastAsia="맑은 고딕"/>
-                <w:b w:val="0"/>
-                <w:sz w:val="19"/>
-              </w:rPr>
-              <w:t>44.3%</w:t>
-            </w:r>
-          </w:p>
-        </w:tc>
-        <w:tc>
-          <w:tcPr>
-            <w:tcW w:type="dxa" w:w="1080"/>
-            <w:vAlign w:val="center"/>
-            <w:tcMar>
-              <w:top w:w="80" w:type="dxa"/>
-              <w:start w:w="120" w:type="dxa"/>
-              <w:bottom w:w="80" w:type="dxa"/>
-              <w:end w:w="120" w:type="dxa"/>
-            </w:tcMar>
-          </w:tcPr>
-          <w:p>
-            <w:pPr>
-              <w:spacing w:before="0" w:after="0" w:line="264" w:lineRule="auto"/>
-              <w:jc w:val="center"/>
-            </w:pPr>
-            <w:r>
-              <w:rPr>
-                <w:rFonts w:ascii="Calibri" w:hAnsi="Calibri" w:eastAsia="맑은 고딕"/>
-                <w:b w:val="0"/>
-                <w:sz w:val="19"/>
-              </w:rPr>
-              <w:t>85.7%</w:t>
-            </w:r>
-          </w:p>
-        </w:tc>
-        <w:tc>
-          <w:tcPr>
-            <w:tcW w:type="dxa" w:w="1080"/>
-            <w:vAlign w:val="center"/>
-            <w:tcMar>
-              <w:top w:w="80" w:type="dxa"/>
-              <w:start w:w="120" w:type="dxa"/>
-              <w:bottom w:w="80" w:type="dxa"/>
-              <w:end w:w="120" w:type="dxa"/>
-            </w:tcMar>
-          </w:tcPr>
-          <w:p>
-            <w:pPr>
-              <w:spacing w:before="0" w:after="0" w:line="264" w:lineRule="auto"/>
-              <w:jc w:val="center"/>
-            </w:pPr>
-            <w:r>
-              <w:rPr>
-                <w:rFonts w:ascii="Calibri" w:hAnsi="Calibri" w:eastAsia="맑은 고딕"/>
-                <w:b w:val="0"/>
-                <w:sz w:val="19"/>
-              </w:rPr>
-              <w:t>92.9%</w:t>
+              <w:t>49</w:t>
             </w:r>
           </w:p>
         </w:tc>
@@ -6006,980 +7181,13 @@
                 <w:b w:val="0"/>
                 <w:sz w:val="19"/>
               </w:rPr>
-              <w:t>0.608</w:t>
-            </w:r>
-          </w:p>
-        </w:tc>
-        <w:tc>
-          <w:tcPr>
-            <w:tcW w:type="dxa" w:w="1080"/>
-            <w:vAlign w:val="center"/>
-            <w:tcMar>
-              <w:top w:w="80" w:type="dxa"/>
-              <w:start w:w="120" w:type="dxa"/>
-              <w:bottom w:w="80" w:type="dxa"/>
-              <w:end w:w="120" w:type="dxa"/>
-            </w:tcMar>
-          </w:tcPr>
-          <w:p>
-            <w:pPr>
-              <w:spacing w:before="0" w:after="0" w:line="264" w:lineRule="auto"/>
-              <w:jc w:val="center"/>
-            </w:pPr>
-            <w:r>
-              <w:rPr>
-                <w:rFonts w:ascii="Calibri" w:hAnsi="Calibri" w:eastAsia="맑은 고딕"/>
-                <w:b w:val="0"/>
-                <w:sz w:val="19"/>
-              </w:rPr>
-              <w:t>84.3%</w:t>
-            </w:r>
-          </w:p>
-        </w:tc>
-        <w:tc>
-          <w:tcPr>
-            <w:tcW w:type="dxa" w:w="1080"/>
-            <w:vAlign w:val="center"/>
-            <w:tcMar>
-              <w:top w:w="80" w:type="dxa"/>
-              <w:start w:w="120" w:type="dxa"/>
-              <w:bottom w:w="80" w:type="dxa"/>
-              <w:end w:w="120" w:type="dxa"/>
-            </w:tcMar>
-          </w:tcPr>
-          <w:p>
-            <w:pPr>
-              <w:spacing w:before="0" w:after="0" w:line="264" w:lineRule="auto"/>
-              <w:jc w:val="center"/>
-            </w:pPr>
-            <w:r>
-              <w:rPr>
-                <w:rFonts w:ascii="Calibri" w:hAnsi="Calibri" w:eastAsia="맑은 고딕"/>
-                <w:b w:val="0"/>
-                <w:sz w:val="19"/>
-              </w:rPr>
-              <w:t>92.9%</w:t>
-            </w:r>
-          </w:p>
-        </w:tc>
-      </w:tr>
-    </w:tbl>
-    <w:p/>
-    <w:p>
-      <w:pPr>
-        <w:spacing w:before="0" w:after="120" w:line="264" w:lineRule="auto"/>
-      </w:pPr>
-      <w:r>
-        <w:rPr>
-          <w:rFonts w:ascii="Calibri" w:hAnsi="Calibri" w:eastAsia="맑은 고딕"/>
-          <w:sz w:val="22"/>
-        </w:rPr>
-        <w:t>G1의 Text Recall@5는 92.9%로 나타났다. 평가 질의에 메뉴명, 설정값 및 기능명과 같은 명시적 기술 용어가 포함된 점이 키워드 검색 결과에 영향을 준 것으로 해석할 수 있다. G2는 Text Recall@1과 Text MRR에서 G1보다 높은 값을 보였다. 이는 본 질의셋에서 임베딩 기반 검색이 키워드 기반 검색보다 정답 텍스트를 상위에 배치하는 데 상대적으로 유리했음을 나타낸다.</w:t>
-      </w:r>
-    </w:p>
-    <w:p>
-      <w:pPr>
-        <w:spacing w:before="0" w:after="120" w:line="264" w:lineRule="auto"/>
-      </w:pPr>
-      <w:r>
-        <w:rPr>
-          <w:rFonts w:ascii="Calibri" w:hAnsi="Calibri" w:eastAsia="맑은 고딕"/>
-          <w:sz w:val="22"/>
-        </w:rPr>
-        <w:t>G2와 G3의 텍스트 검색 성능은 동일하였다. 두 비교군은 BGE-M3 임베딩 모델, ChromaDB 텍스트 컬렉션, 텍스트 청크 및 상위 k개 검색 절차를 공유한다. G3는 G2의 텍스트 검색기를 변경하지 않고, 해당 검색 결과에 이미지 전용 검색, 페이지 근접도 및 텍스트-이미지 매핑 점수를 추가한 확장 구조이다. 따라서 두 비교군의 Text Recall@k와 Text MRR이 동일한 것은 실험 설계에 따른 결과이다. G3의 목적은 텍스트 검색기의 성능 향상이 아니라 텍스트 근거와 함께 관련 이미지·도식을 검색하는 데 있다.</w:t>
-      </w:r>
-    </w:p>
-    <w:p>
-      <w:pPr>
-        <w:spacing w:before="0" w:after="120" w:line="264" w:lineRule="auto"/>
-      </w:pPr>
-      <w:r>
-        <w:rPr>
-          <w:rFonts w:ascii="Calibri" w:hAnsi="Calibri" w:eastAsia="맑은 고딕"/>
-          <w:sz w:val="22"/>
-        </w:rPr>
-        <w:t>G3의 Image Recall@5와 Image Recall@10은 각각 74.3%와 84.3%였으며, Image Recall@1과 Image MRR은 각각 38.6%와 0.534였다. BBox를 후보 필터로 사용하고 SigLIP 매핑과 페이지 근접도를 반영한 최종 G3에서도 정답 이미지를 1위에 배치한 비율은 절반 미만이었다.</w:t>
-      </w:r>
-    </w:p>
-    <w:p>
-      <w:pPr>
-        <w:spacing w:before="0" w:after="120" w:line="264" w:lineRule="auto"/>
-      </w:pPr>
-      <w:r>
-        <w:rPr>
-          <w:rFonts w:ascii="Calibri" w:hAnsi="Calibri" w:eastAsia="맑은 고딕"/>
-          <w:sz w:val="22"/>
-        </w:rPr>
-        <w:t>G4에서는 G3보다 이미지 검색 지표가 수치적으로 증가하였다. Image Recall@5는 74.3%에서 85.7%로, Image Recall@10은 84.3%에서 92.9%로 상승하였고, Image MRR은 0.534에서 0.608로 증가하였다. Both@5와 Both@10도 각각 74.3%에서 84.3%, 84.3%에서 92.9%로 상승하였다. Image Recall@1은 38.6%에서 44.3%로 5.7%p 증가하였다. 이러한 결과는 G4가 모든 질의에서 정답 이미지를 최상위에 배치한 것이 아니라, 일부 정답 후보를 상위 5개 또는 10개 범위로 이동시키고 평균 순위를 높였음을 의미한다. 다만 본 결과에는 통계적 유의성 검정이 포함되지 않았으므로, 수치 증가를 일반적인 우월성으로 해석해서는 안 된다.</w:t>
-      </w:r>
-    </w:p>
-    <w:p>
-      <w:pPr>
-        <w:pStyle w:val="Heading2"/>
-      </w:pPr>
-      <w:r>
-        <w:t>5.2 G4 개선 사례</w:t>
-      </w:r>
-    </w:p>
-    <w:p>
-      <w:pPr>
-        <w:spacing w:before="0" w:after="120" w:line="264" w:lineRule="auto"/>
-      </w:pPr>
-      <w:r>
-        <w:rPr>
-          <w:rFonts w:ascii="Calibri" w:hAnsi="Calibri" w:eastAsia="맑은 고딕"/>
-          <w:sz w:val="22"/>
-        </w:rPr>
-        <w:t>정량 지표만으로는 재순위화 과정이 개별 질의에 미친 영향을 확인하기 어렵다. 이에 G3보다 정답 이미지의 순위가 상승한 세 사례를 분석하였다. 이 사례들은 질의 기반 실습 단계 추정과 단계별 페이지·절·핵심어 문맥이 후보 순위에 어떻게 반영되었는지를 보여준다.</w:t>
-      </w:r>
-    </w:p>
-    <w:p>
-      <w:pPr>
-        <w:spacing w:before="0" w:after="120" w:line="264" w:lineRule="auto"/>
-      </w:pPr>
-      <w:r>
-        <w:rPr>
-          <w:rFonts w:ascii="Calibri" w:hAnsi="Calibri" w:eastAsia="맑은 고딕"/>
-          <w:sz w:val="22"/>
-        </w:rPr>
-        <w:t xml:space="preserve">Q31은 티치 펜던트의 USB 포트 용도를 묻는 질의이다. 정답 이미지 </w:t>
-      </w:r>
-      <w:r>
-        <w:rPr>
-          <w:rFonts w:ascii="Consolas" w:hAnsi="Consolas" w:eastAsia="맑은 고딕"/>
-          <w:color w:val="464646"/>
-          <w:sz w:val="21"/>
-        </w:rPr>
-        <w:t>page_103_img_0_0.jpeg</w:t>
-      </w:r>
-      <w:r>
-        <w:rPr>
-          <w:rFonts w:ascii="Calibri" w:hAnsi="Calibri" w:eastAsia="맑은 고딕"/>
-          <w:sz w:val="22"/>
-        </w:rPr>
-        <w:t xml:space="preserve">는 G3의 8위에서 G4의 3위로 상승하였다. 이 질의는 </w:t>
-      </w:r>
-      <w:r>
-        <w:rPr>
-          <w:rFonts w:ascii="Consolas" w:hAnsi="Consolas" w:eastAsia="맑은 고딕"/>
-          <w:color w:val="464646"/>
-          <w:sz w:val="21"/>
-        </w:rPr>
-        <w:t>티치 펜던트/USB 데이터 관리</w:t>
-      </w:r>
-      <w:r>
-        <w:rPr>
-          <w:rFonts w:ascii="Calibri" w:hAnsi="Calibri" w:eastAsia="맑은 고딕"/>
-          <w:sz w:val="22"/>
-        </w:rPr>
-        <w:t xml:space="preserve"> 단계로 추정되었으며, USB 포트, 펜던트 및 데이터 가져오기·내보내기 관련 문맥이 재순위화에 반영되었다. 이러한 문맥 점수가 순위 상승에 기여한 것으로 해석할 수 있다.</w:t>
-      </w:r>
-    </w:p>
-    <w:p>
-      <w:pPr>
-        <w:spacing w:before="0" w:after="120" w:line="264" w:lineRule="auto"/>
-      </w:pPr>
-      <w:r>
-        <w:rPr>
-          <w:rFonts w:ascii="Calibri" w:hAnsi="Calibri" w:eastAsia="맑은 고딕"/>
-          <w:sz w:val="22"/>
-        </w:rPr>
-        <w:t xml:space="preserve">Q23은 로봇 시스템의 시간을 확인하는 화면 영역을 묻는 질의이다. 정답 이미지 </w:t>
-      </w:r>
-      <w:r>
-        <w:rPr>
-          <w:rFonts w:ascii="Consolas" w:hAnsi="Consolas" w:eastAsia="맑은 고딕"/>
-          <w:color w:val="464646"/>
-          <w:sz w:val="21"/>
-        </w:rPr>
-        <w:t>page_167_img_3_0.jpeg</w:t>
-      </w:r>
-      <w:r>
-        <w:rPr>
-          <w:rFonts w:ascii="Calibri" w:hAnsi="Calibri" w:eastAsia="맑은 고딕"/>
-          <w:sz w:val="22"/>
-        </w:rPr>
-        <w:t xml:space="preserve">는 G3의 상위 10개에 포함되지 않았으나 G4에서는 4위에 배치되었다. 질의가 </w:t>
-      </w:r>
-      <w:r>
-        <w:rPr>
-          <w:rFonts w:ascii="Consolas" w:hAnsi="Consolas" w:eastAsia="맑은 고딕"/>
-          <w:color w:val="464646"/>
-          <w:sz w:val="21"/>
-        </w:rPr>
-        <w:t>UI/시스템 정보 확인</w:t>
-      </w:r>
-      <w:r>
-        <w:rPr>
-          <w:rFonts w:ascii="Calibri" w:hAnsi="Calibri" w:eastAsia="맑은 고딕"/>
-          <w:sz w:val="22"/>
-        </w:rPr>
-        <w:t xml:space="preserve"> 단계로 추정되면서 시스템 정보, 시간 및 화면 영역 관련 문맥이 후보 점수에 반영된 결과로 볼 수 있다.</w:t>
-      </w:r>
-    </w:p>
-    <w:p>
-      <w:pPr>
-        <w:spacing w:before="0" w:after="120" w:line="264" w:lineRule="auto"/>
-      </w:pPr>
-      <w:r>
-        <w:rPr>
-          <w:rFonts w:ascii="Calibri" w:hAnsi="Calibri" w:eastAsia="맑은 고딕"/>
-          <w:sz w:val="22"/>
-        </w:rPr>
-        <w:t xml:space="preserve">Q02는 제어기 전원 공급에 필요한 접지 조건을 묻는 질의이다. 정답 이미지 </w:t>
-      </w:r>
-      <w:r>
-        <w:rPr>
-          <w:rFonts w:ascii="Consolas" w:hAnsi="Consolas" w:eastAsia="맑은 고딕"/>
-          <w:color w:val="464646"/>
-          <w:sz w:val="21"/>
-        </w:rPr>
-        <w:t>page_403_img_0_0.jpeg</w:t>
-      </w:r>
-      <w:r>
-        <w:rPr>
-          <w:rFonts w:ascii="Calibri" w:hAnsi="Calibri" w:eastAsia="맑은 고딕"/>
-          <w:sz w:val="22"/>
-        </w:rPr>
-        <w:t xml:space="preserve">는 G3의 2위에서 G4의 1위로 상승하였다. 이 질의는 </w:t>
-      </w:r>
-      <w:r>
-        <w:rPr>
-          <w:rFonts w:ascii="Consolas" w:hAnsi="Consolas" w:eastAsia="맑은 고딕"/>
-          <w:color w:val="464646"/>
-          <w:sz w:val="21"/>
-        </w:rPr>
-        <w:t>안전/전원/접지</w:t>
-      </w:r>
-      <w:r>
-        <w:rPr>
-          <w:rFonts w:ascii="Calibri" w:hAnsi="Calibri" w:eastAsia="맑은 고딕"/>
-          <w:sz w:val="22"/>
-        </w:rPr>
-        <w:t xml:space="preserve"> 단계로 추정되었으며, 접지, 전원 공급, 제어기 및 안전 관련 문맥이 반영되었다.</w:t>
-      </w:r>
-    </w:p>
-    <w:p>
-      <w:pPr>
-        <w:spacing w:before="0" w:after="120" w:line="264" w:lineRule="auto"/>
-      </w:pPr>
-      <w:r>
-        <w:rPr>
-          <w:rFonts w:ascii="Calibri" w:hAnsi="Calibri" w:eastAsia="맑은 고딕"/>
-          <w:sz w:val="22"/>
-        </w:rPr>
-        <w:t>세 사례에서는 단계 문맥을 적용한 이후 정답 이미지의 순위가 상승하였다. 그러나 사례 분석은 재순위화가 작동한 양상을 설명하기 위한 것이며, 전체 질의에서의 일관된 상위 1위 검색을 의미하지 않는다.</w:t>
-      </w:r>
-    </w:p>
-    <w:p>
-      <w:pPr>
-        <w:pStyle w:val="Heading2"/>
-      </w:pPr>
-      <w:r>
-        <w:t>5.3 G4 실패 사례</w:t>
-      </w:r>
-    </w:p>
-    <w:p>
-      <w:pPr>
-        <w:spacing w:before="0" w:after="120" w:line="264" w:lineRule="auto"/>
-      </w:pPr>
-      <w:r>
-        <w:rPr>
-          <w:rFonts w:ascii="Calibri" w:hAnsi="Calibri" w:eastAsia="맑은 고딕"/>
-          <w:sz w:val="22"/>
-        </w:rPr>
-        <w:t>개선 사례와 함께 G4에서 정답 이미지가 상위 10개에 포함되지 않은 사례도 분석하였다. 이 사례들은 페이지 및 절 수준의 문맥만으로는 동일 페이지의 유사 이미지, 세부 화면 단서 및 단계 추정 오류를 충분히 처리하기 어렵다는 점을 보여준다.</w:t>
-      </w:r>
-    </w:p>
-    <w:p>
-      <w:pPr>
-        <w:spacing w:before="0" w:after="120" w:line="264" w:lineRule="auto"/>
-      </w:pPr>
-      <w:r>
-        <w:rPr>
-          <w:rFonts w:ascii="Calibri" w:hAnsi="Calibri" w:eastAsia="맑은 고딕"/>
-          <w:sz w:val="22"/>
-        </w:rPr>
-        <w:t xml:space="preserve">Q10은 티치 펜던트에서 현재 관절 각도를 확인하는 메뉴 경로를 묻는 질의이다. G4는 상태 관련 페이지와 핵심어를 반영하였으나, 정답 이미지 </w:t>
-      </w:r>
-      <w:r>
-        <w:rPr>
-          <w:rFonts w:ascii="Consolas" w:hAnsi="Consolas" w:eastAsia="맑은 고딕"/>
-          <w:color w:val="464646"/>
-          <w:sz w:val="21"/>
-        </w:rPr>
-        <w:t>page_332_img_0_0.jpeg</w:t>
-      </w:r>
-      <w:r>
-        <w:rPr>
-          <w:rFonts w:ascii="Calibri" w:hAnsi="Calibri" w:eastAsia="맑은 고딕"/>
-          <w:sz w:val="22"/>
-        </w:rPr>
-        <w:t xml:space="preserve">를 상위 10개에 포함하지 못했다. </w:t>
-      </w:r>
-      <w:r>
-        <w:rPr>
-          <w:rFonts w:ascii="Consolas" w:hAnsi="Consolas" w:eastAsia="맑은 고딕"/>
-          <w:color w:val="464646"/>
-          <w:sz w:val="21"/>
-        </w:rPr>
-        <w:t>Status</w:t>
-      </w:r>
-      <w:r>
-        <w:rPr>
-          <w:rFonts w:ascii="Calibri" w:hAnsi="Calibri" w:eastAsia="맑은 고딕"/>
-          <w:sz w:val="22"/>
-        </w:rPr>
-        <w:t xml:space="preserve">, </w:t>
-      </w:r>
-      <w:r>
-        <w:rPr>
-          <w:rFonts w:ascii="Consolas" w:hAnsi="Consolas" w:eastAsia="맑은 고딕"/>
-          <w:color w:val="464646"/>
-          <w:sz w:val="21"/>
-        </w:rPr>
-        <w:t>I/O Overview</w:t>
-      </w:r>
-      <w:r>
-        <w:rPr>
-          <w:rFonts w:ascii="Calibri" w:hAnsi="Calibri" w:eastAsia="맑은 고딕"/>
-          <w:sz w:val="22"/>
-        </w:rPr>
-        <w:t xml:space="preserve"> 및 </w:t>
-      </w:r>
-      <w:r>
-        <w:rPr>
-          <w:rFonts w:ascii="Consolas" w:hAnsi="Consolas" w:eastAsia="맑은 고딕"/>
-          <w:color w:val="464646"/>
-          <w:sz w:val="21"/>
-        </w:rPr>
-        <w:t>joint angle</w:t>
-      </w:r>
-      <w:r>
-        <w:rPr>
-          <w:rFonts w:ascii="Calibri" w:hAnsi="Calibri" w:eastAsia="맑은 고딕"/>
-          <w:sz w:val="22"/>
-        </w:rPr>
-        <w:t>과 같은 핵심어가 초기 후보 수집 단계에서 정답 이미지를 확보하는 데 충분하지 않았을 가능성이 있다.</w:t>
-      </w:r>
-    </w:p>
-    <w:p>
-      <w:pPr>
-        <w:spacing w:before="0" w:after="120" w:line="264" w:lineRule="auto"/>
-      </w:pPr>
-      <w:r>
-        <w:rPr>
-          <w:rFonts w:ascii="Calibri" w:hAnsi="Calibri" w:eastAsia="맑은 고딕"/>
-          <w:sz w:val="22"/>
-        </w:rPr>
-        <w:t xml:space="preserve">Q28은 로봇 큐브 모듈 케이블의 방수 등급을 강화하기 위한 케이블 결합 부품을 묻는 질의이다. G4는 405페이지 주변의 관련 이미지를 상위 후보로 배치하였으나, 정답 이미지 </w:t>
-      </w:r>
-      <w:r>
-        <w:rPr>
-          <w:rFonts w:ascii="Consolas" w:hAnsi="Consolas" w:eastAsia="맑은 고딕"/>
-          <w:color w:val="464646"/>
-          <w:sz w:val="21"/>
-        </w:rPr>
-        <w:t>page_405_img_0_0.jpeg</w:t>
-      </w:r>
-      <w:r>
-        <w:rPr>
-          <w:rFonts w:ascii="Calibri" w:hAnsi="Calibri" w:eastAsia="맑은 고딕"/>
-          <w:sz w:val="22"/>
-        </w:rPr>
-        <w:t>는 상위 10개에 포함되지 않았다. 이는 동일 페이지의 여러 이미지 가운데 세부 대상을 구분하는 이미지 단위 변별력이 충분하지 않았음을 나타낸다.</w:t>
-      </w:r>
-    </w:p>
-    <w:p>
-      <w:pPr>
-        <w:spacing w:before="0" w:after="120" w:line="264" w:lineRule="auto"/>
-      </w:pPr>
-      <w:r>
-        <w:rPr>
-          <w:rFonts w:ascii="Calibri" w:hAnsi="Calibri" w:eastAsia="맑은 고딕"/>
-          <w:sz w:val="22"/>
-        </w:rPr>
-        <w:t xml:space="preserve">Q15는 과거 오류 로그를 추출하는 메뉴 경로를 묻는 질의이다. 이 질의는 </w:t>
-      </w:r>
-      <w:r>
-        <w:rPr>
-          <w:rFonts w:ascii="Consolas" w:hAnsi="Consolas" w:eastAsia="맑은 고딕"/>
-          <w:color w:val="464646"/>
-          <w:sz w:val="21"/>
-        </w:rPr>
-        <w:t>시스템 관리/로그</w:t>
-      </w:r>
-      <w:r>
-        <w:rPr>
-          <w:rFonts w:ascii="Calibri" w:hAnsi="Calibri" w:eastAsia="맑은 고딕"/>
-          <w:sz w:val="22"/>
-        </w:rPr>
-        <w:t xml:space="preserve">가 아닌 </w:t>
-      </w:r>
-      <w:r>
-        <w:rPr>
-          <w:rFonts w:ascii="Consolas" w:hAnsi="Consolas" w:eastAsia="맑은 고딕"/>
-          <w:color w:val="464646"/>
-          <w:sz w:val="21"/>
-        </w:rPr>
-        <w:t>UI/시스템 정보 확인</w:t>
-      </w:r>
-      <w:r>
-        <w:rPr>
-          <w:rFonts w:ascii="Calibri" w:hAnsi="Calibri" w:eastAsia="맑은 고딕"/>
-          <w:sz w:val="22"/>
-        </w:rPr>
-        <w:t xml:space="preserve"> 단계로 추정되었고, 정답 이미지 </w:t>
-      </w:r>
-      <w:r>
-        <w:rPr>
-          <w:rFonts w:ascii="Consolas" w:hAnsi="Consolas" w:eastAsia="맑은 고딕"/>
-          <w:color w:val="464646"/>
-          <w:sz w:val="21"/>
-        </w:rPr>
-        <w:t>page_340_img_0_0.jpeg</w:t>
-      </w:r>
-      <w:r>
-        <w:rPr>
-          <w:rFonts w:ascii="Calibri" w:hAnsi="Calibri" w:eastAsia="맑은 고딕"/>
-          <w:sz w:val="22"/>
-        </w:rPr>
-        <w:t>는 상위 10개에 포함되지 않았다. 이 사례는 단계 추정 오류가 후속 재순위화 결과에 영향을 줄 수 있음을 보여준다.</w:t>
-      </w:r>
-    </w:p>
-    <w:p>
-      <w:pPr>
-        <w:spacing w:before="0" w:after="120" w:line="264" w:lineRule="auto"/>
-      </w:pPr>
-      <w:r>
-        <w:rPr>
-          <w:rFonts w:ascii="Calibri" w:hAnsi="Calibri" w:eastAsia="맑은 고딕"/>
-          <w:sz w:val="22"/>
-        </w:rPr>
-        <w:t>실패 사례를 종합하면, BBox 후보 필터는 공간적으로 먼 이미지를 제외하지만 필터를 통과한 동일 페이지의 유사 이미지를 직접 구분하지는 않는다. 현재 후보 순위는 SigLIP 의미 유사도와 페이지·절 문맥에 주로 의존하므로 화면 내부의 작은 차이와 이미지 순서를 충분히 반영하지 못한다. 향후에는 이미지 캡션, BBox 주변의 국소 텍스트, 이미지 순서 및 세분화된 단계 라벨을 추가로 검토할 필요가 있다.</w:t>
-      </w:r>
-    </w:p>
-    <w:p>
-      <w:pPr>
-        <w:pStyle w:val="Heading1"/>
-      </w:pPr>
-      <w:r>
-        <w:t>6. 응답 품질 평가 결과</w:t>
-      </w:r>
-    </w:p>
-    <w:p>
-      <w:pPr>
-        <w:spacing w:before="0" w:after="120" w:line="264" w:lineRule="auto"/>
-      </w:pPr>
-      <w:r>
-        <w:rPr>
-          <w:rFonts w:ascii="Calibri" w:hAnsi="Calibri" w:eastAsia="맑은 고딕"/>
-          <w:sz w:val="22"/>
-        </w:rPr>
-        <w:t>검색 성능과 로컬 LLM 기반 응답 품질을 서로 구분하여 평가하였다. G2, G3 및 G4 조건에서 Qwen, Gemma 및 Llama의 응답을 생성하였으며, 70개 질의에 대한 총 630개 응답을 평가하였다.</w:t>
-      </w:r>
-    </w:p>
-    <w:p>
-      <w:pPr>
-        <w:spacing w:before="0" w:after="120" w:line="264" w:lineRule="auto"/>
-      </w:pPr>
-      <w:r>
-        <w:rPr>
-          <w:rFonts w:ascii="Calibri" w:hAnsi="Calibri" w:eastAsia="맑은 고딕"/>
-          <w:sz w:val="22"/>
-        </w:rPr>
-        <w:t>응답 품질은 다음 다섯 기준으로 평가하였다.</w:t>
-      </w:r>
-    </w:p>
-    <w:p>
-      <w:pPr>
-        <w:spacing w:before="0" w:after="80" w:line="280" w:lineRule="auto"/>
-        <w:ind w:left="504" w:hanging="360"/>
-      </w:pPr>
-      <w:r>
-        <w:rPr>
-          <w:rFonts w:ascii="Calibri" w:hAnsi="Calibri" w:eastAsia="맑은 고딕"/>
-          <w:sz w:val="22"/>
-        </w:rPr>
-        <w:t xml:space="preserve">1. </w:t>
-      </w:r>
-      <w:r>
-        <w:rPr>
-          <w:rFonts w:ascii="Calibri" w:hAnsi="Calibri" w:eastAsia="맑은 고딕"/>
-          <w:sz w:val="22"/>
-        </w:rPr>
-        <w:t>정확성: 정답 텍스트의 핵심 내용과 일치하는가?</w:t>
-      </w:r>
-    </w:p>
-    <w:p>
-      <w:pPr>
-        <w:spacing w:before="0" w:after="80" w:line="280" w:lineRule="auto"/>
-        <w:ind w:left="504" w:hanging="360"/>
-      </w:pPr>
-      <w:r>
-        <w:rPr>
-          <w:rFonts w:ascii="Calibri" w:hAnsi="Calibri" w:eastAsia="맑은 고딕"/>
-          <w:sz w:val="22"/>
-        </w:rPr>
-        <w:t xml:space="preserve">2. </w:t>
-      </w:r>
-      <w:r>
-        <w:rPr>
-          <w:rFonts w:ascii="Calibri" w:hAnsi="Calibri" w:eastAsia="맑은 고딕"/>
-          <w:sz w:val="22"/>
-        </w:rPr>
-        <w:t>구체성: 메뉴 경로, 버튼명, 설정값, 절차가 충분히 구체적인가?</w:t>
-      </w:r>
-    </w:p>
-    <w:p>
-      <w:pPr>
-        <w:spacing w:before="0" w:after="80" w:line="280" w:lineRule="auto"/>
-        <w:ind w:left="504" w:hanging="360"/>
-      </w:pPr>
-      <w:r>
-        <w:rPr>
-          <w:rFonts w:ascii="Calibri" w:hAnsi="Calibri" w:eastAsia="맑은 고딕"/>
-          <w:sz w:val="22"/>
-        </w:rPr>
-        <w:t xml:space="preserve">3. </w:t>
-      </w:r>
-      <w:r>
-        <w:rPr>
-          <w:rFonts w:ascii="Calibri" w:hAnsi="Calibri" w:eastAsia="맑은 고딕"/>
-          <w:sz w:val="22"/>
-        </w:rPr>
-        <w:t>실습 단계 적합성: 질의의 실습 단계에 부합하는 안내를 제공하는가?</w:t>
-      </w:r>
-    </w:p>
-    <w:p>
-      <w:pPr>
-        <w:spacing w:before="0" w:after="80" w:line="280" w:lineRule="auto"/>
-        <w:ind w:left="504" w:hanging="360"/>
-      </w:pPr>
-      <w:r>
-        <w:rPr>
-          <w:rFonts w:ascii="Calibri" w:hAnsi="Calibri" w:eastAsia="맑은 고딕"/>
-          <w:sz w:val="22"/>
-        </w:rPr>
-        <w:t xml:space="preserve">4. </w:t>
-      </w:r>
-      <w:r>
-        <w:rPr>
-          <w:rFonts w:ascii="Calibri" w:hAnsi="Calibri" w:eastAsia="맑은 고딕"/>
-          <w:sz w:val="22"/>
-        </w:rPr>
-        <w:t>안전성: 위험하거나 잘못된 로봇 조작을 안내하지 않는가?</w:t>
-      </w:r>
-    </w:p>
-    <w:p>
-      <w:pPr>
-        <w:spacing w:before="0" w:after="80" w:line="280" w:lineRule="auto"/>
-        <w:ind w:left="504" w:hanging="360"/>
-      </w:pPr>
-      <w:r>
-        <w:rPr>
-          <w:rFonts w:ascii="Calibri" w:hAnsi="Calibri" w:eastAsia="맑은 고딕"/>
-          <w:sz w:val="22"/>
-        </w:rPr>
-        <w:t xml:space="preserve">5. </w:t>
-      </w:r>
-      <w:r>
-        <w:rPr>
-          <w:rFonts w:ascii="Calibri" w:hAnsi="Calibri" w:eastAsia="맑은 고딕"/>
-          <w:sz w:val="22"/>
-        </w:rPr>
-        <w:t>이해 용이성: 초보 학습자가 이해하기 쉬운 표현으로 설명하는가?</w:t>
-      </w:r>
-    </w:p>
-    <w:p>
-      <w:pPr>
-        <w:spacing w:before="0" w:after="120" w:line="264" w:lineRule="auto"/>
-      </w:pPr>
-      <w:r>
-        <w:rPr>
-          <w:rFonts w:ascii="Calibri" w:hAnsi="Calibri" w:eastAsia="맑은 고딕"/>
-          <w:sz w:val="22"/>
-        </w:rPr>
-        <w:t>각 항목을 1점에서 5점으로 산정하고, 평균 점수를 기준으로 모델 및 비교군별 응답 품질을 분석하였다. 전체 630개 응답은 정답 핵심어 일치, 의미 유사도 및 안전성·가독성 관련 규칙을 이용한 규칙 기반 루브릭 평가로 처리하였다.</w:t>
-      </w:r>
-    </w:p>
-    <w:tbl>
-      <w:tblPr>
-        <w:tblStyle w:val="TableGrid"/>
-        <w:tblW w:type="dxa" w:w="9360"/>
-        <w:jc w:val="left"/>
-        <w:tblLayout w:type="fixed"/>
-        <w:tblLook w:firstColumn="1" w:firstRow="1" w:lastColumn="0" w:lastRow="0" w:noHBand="0" w:noVBand="1" w:val="04A0"/>
-        <w:tblInd w:w="120" w:type="dxa"/>
-        <w:tblBorders>
-          <w:top w:val="single" w:sz="4" w:space="0" w:color="B8C2CC"/>
-          <w:left w:val="single" w:sz="4" w:space="0" w:color="B8C2CC"/>
-          <w:bottom w:val="single" w:sz="4" w:space="0" w:color="B8C2CC"/>
-          <w:right w:val="single" w:sz="4" w:space="0" w:color="B8C2CC"/>
-          <w:insideH w:val="single" w:sz="4" w:space="0" w:color="B8C2CC"/>
-          <w:insideV w:val="single" w:sz="4" w:space="0" w:color="B8C2CC"/>
-        </w:tblBorders>
-      </w:tblPr>
-      <w:tblGrid>
-        <w:gridCol w:w="1337"/>
-        <w:gridCol w:w="1337"/>
-        <w:gridCol w:w="1337"/>
-        <w:gridCol w:w="1337"/>
-        <w:gridCol w:w="1337"/>
-        <w:gridCol w:w="1337"/>
-        <w:gridCol w:w="1337"/>
-      </w:tblGrid>
-      <w:tr>
-        <w:tc>
-          <w:tcPr>
-            <w:tcW w:type="dxa" w:w="2880"/>
-            <w:vAlign w:val="center"/>
-            <w:tcMar>
-              <w:top w:w="80" w:type="dxa"/>
-              <w:start w:w="120" w:type="dxa"/>
-              <w:bottom w:w="80" w:type="dxa"/>
-              <w:end w:w="120" w:type="dxa"/>
-            </w:tcMar>
-            <w:shd w:fill="F2F4F7"/>
-          </w:tcPr>
-          <w:p>
-            <w:pPr>
-              <w:spacing w:before="0" w:after="0" w:line="264" w:lineRule="auto"/>
-              <w:jc w:val="left"/>
-            </w:pPr>
-            <w:r>
-              <w:rPr>
-                <w:rFonts w:ascii="Calibri" w:hAnsi="Calibri" w:eastAsia="맑은 고딕"/>
-                <w:b/>
-                <w:sz w:val="19"/>
-              </w:rPr>
-              <w:t>비교군</w:t>
-            </w:r>
-          </w:p>
-        </w:tc>
-        <w:tc>
-          <w:tcPr>
-            <w:tcW w:type="dxa" w:w="1080"/>
-            <w:vAlign w:val="center"/>
-            <w:tcMar>
-              <w:top w:w="80" w:type="dxa"/>
-              <w:start w:w="120" w:type="dxa"/>
-              <w:bottom w:w="80" w:type="dxa"/>
-              <w:end w:w="120" w:type="dxa"/>
-            </w:tcMar>
-            <w:shd w:fill="F2F4F7"/>
-          </w:tcPr>
-          <w:p>
-            <w:pPr>
-              <w:spacing w:before="0" w:after="0" w:line="264" w:lineRule="auto"/>
-              <w:jc w:val="center"/>
-            </w:pPr>
-            <w:r>
-              <w:rPr>
-                <w:rFonts w:ascii="Calibri" w:hAnsi="Calibri" w:eastAsia="맑은 고딕"/>
-                <w:b/>
-                <w:sz w:val="19"/>
-              </w:rPr>
-              <w:t>모델</w:t>
-            </w:r>
-          </w:p>
-        </w:tc>
-        <w:tc>
-          <w:tcPr>
-            <w:tcW w:type="dxa" w:w="1080"/>
-            <w:vAlign w:val="center"/>
-            <w:tcMar>
-              <w:top w:w="80" w:type="dxa"/>
-              <w:start w:w="120" w:type="dxa"/>
-              <w:bottom w:w="80" w:type="dxa"/>
-              <w:end w:w="120" w:type="dxa"/>
-            </w:tcMar>
-            <w:shd w:fill="F2F4F7"/>
-          </w:tcPr>
-          <w:p>
-            <w:pPr>
-              <w:spacing w:before="0" w:after="0" w:line="264" w:lineRule="auto"/>
-              <w:jc w:val="center"/>
-            </w:pPr>
-            <w:r>
-              <w:rPr>
-                <w:rFonts w:ascii="Calibri" w:hAnsi="Calibri" w:eastAsia="맑은 고딕"/>
-                <w:b/>
-                <w:sz w:val="19"/>
-              </w:rPr>
-              <w:t>평가 수</w:t>
-            </w:r>
-          </w:p>
-        </w:tc>
-        <w:tc>
-          <w:tcPr>
-            <w:tcW w:type="dxa" w:w="1080"/>
-            <w:vAlign w:val="center"/>
-            <w:tcMar>
-              <w:top w:w="80" w:type="dxa"/>
-              <w:start w:w="120" w:type="dxa"/>
-              <w:bottom w:w="80" w:type="dxa"/>
-              <w:end w:w="120" w:type="dxa"/>
-            </w:tcMar>
-            <w:shd w:fill="F2F4F7"/>
-          </w:tcPr>
-          <w:p>
-            <w:pPr>
-              <w:spacing w:before="0" w:after="0" w:line="264" w:lineRule="auto"/>
-              <w:jc w:val="center"/>
-            </w:pPr>
-            <w:r>
-              <w:rPr>
-                <w:rFonts w:ascii="Calibri" w:hAnsi="Calibri" w:eastAsia="맑은 고딕"/>
-                <w:b/>
-                <w:sz w:val="19"/>
-              </w:rPr>
-              <w:t>평균 점수</w:t>
-            </w:r>
-          </w:p>
-        </w:tc>
-        <w:tc>
-          <w:tcPr>
-            <w:tcW w:type="dxa" w:w="1224"/>
-            <w:vAlign w:val="center"/>
-            <w:tcMar>
-              <w:top w:w="80" w:type="dxa"/>
-              <w:start w:w="120" w:type="dxa"/>
-              <w:bottom w:w="80" w:type="dxa"/>
-              <w:end w:w="120" w:type="dxa"/>
-            </w:tcMar>
-            <w:shd w:fill="F2F4F7"/>
-          </w:tcPr>
-          <w:p>
-            <w:pPr>
-              <w:spacing w:before="0" w:after="0" w:line="264" w:lineRule="auto"/>
-              <w:jc w:val="center"/>
-            </w:pPr>
-            <w:r>
-              <w:rPr>
-                <w:rFonts w:ascii="Calibri" w:hAnsi="Calibri" w:eastAsia="맑은 고딕"/>
-                <w:b/>
-                <w:sz w:val="19"/>
-              </w:rPr>
-              <w:t>O</w:t>
-            </w:r>
-          </w:p>
-        </w:tc>
-        <w:tc>
-          <w:tcPr>
-            <w:tcW w:type="dxa" w:w="1080"/>
-            <w:vAlign w:val="center"/>
-            <w:tcMar>
-              <w:top w:w="80" w:type="dxa"/>
-              <w:start w:w="120" w:type="dxa"/>
-              <w:bottom w:w="80" w:type="dxa"/>
-              <w:end w:w="120" w:type="dxa"/>
-            </w:tcMar>
-            <w:shd w:fill="F2F4F7"/>
-          </w:tcPr>
-          <w:p>
-            <w:pPr>
-              <w:spacing w:before="0" w:after="0" w:line="264" w:lineRule="auto"/>
-              <w:jc w:val="center"/>
-            </w:pPr>
-            <w:r>
-              <w:rPr>
-                <w:rFonts w:ascii="Calibri" w:hAnsi="Calibri" w:eastAsia="맑은 고딕"/>
-                <w:b/>
-                <w:sz w:val="19"/>
-              </w:rPr>
-              <w:t>△</w:t>
-            </w:r>
-          </w:p>
-        </w:tc>
-        <w:tc>
-          <w:tcPr>
-            <w:tcW w:type="dxa" w:w="1080"/>
-            <w:vAlign w:val="center"/>
-            <w:tcMar>
-              <w:top w:w="80" w:type="dxa"/>
-              <w:start w:w="120" w:type="dxa"/>
-              <w:bottom w:w="80" w:type="dxa"/>
-              <w:end w:w="120" w:type="dxa"/>
-            </w:tcMar>
-            <w:shd w:fill="F2F4F7"/>
-          </w:tcPr>
-          <w:p>
-            <w:pPr>
-              <w:spacing w:before="0" w:after="0" w:line="264" w:lineRule="auto"/>
-              <w:jc w:val="center"/>
-            </w:pPr>
-            <w:r>
-              <w:rPr>
-                <w:rFonts w:ascii="Calibri" w:hAnsi="Calibri" w:eastAsia="맑은 고딕"/>
-                <w:b/>
-                <w:sz w:val="19"/>
-              </w:rPr>
-              <w:t>X</w:t>
-            </w:r>
-          </w:p>
-        </w:tc>
-      </w:tr>
-      <w:tr>
-        <w:tc>
-          <w:tcPr>
-            <w:tcW w:type="dxa" w:w="2880"/>
-            <w:vAlign w:val="center"/>
-            <w:tcMar>
-              <w:top w:w="80" w:type="dxa"/>
-              <w:start w:w="120" w:type="dxa"/>
-              <w:bottom w:w="80" w:type="dxa"/>
-              <w:end w:w="120" w:type="dxa"/>
-            </w:tcMar>
-          </w:tcPr>
-          <w:p>
-            <w:pPr>
-              <w:spacing w:before="0" w:after="0" w:line="264" w:lineRule="auto"/>
-              <w:jc w:val="left"/>
-            </w:pPr>
-            <w:r>
-              <w:rPr>
-                <w:rFonts w:ascii="Calibri" w:hAnsi="Calibri" w:eastAsia="맑은 고딕"/>
-                <w:b w:val="0"/>
-                <w:sz w:val="19"/>
-              </w:rPr>
-              <w:t>G2 Text-only RAG</w:t>
-            </w:r>
-          </w:p>
-        </w:tc>
-        <w:tc>
-          <w:tcPr>
-            <w:tcW w:type="dxa" w:w="1080"/>
-            <w:vAlign w:val="center"/>
-            <w:tcMar>
-              <w:top w:w="80" w:type="dxa"/>
-              <w:start w:w="120" w:type="dxa"/>
-              <w:bottom w:w="80" w:type="dxa"/>
-              <w:end w:w="120" w:type="dxa"/>
-            </w:tcMar>
-          </w:tcPr>
-          <w:p>
-            <w:pPr>
-              <w:spacing w:before="0" w:after="0" w:line="264" w:lineRule="auto"/>
-              <w:jc w:val="center"/>
-            </w:pPr>
-            <w:r>
-              <w:rPr>
-                <w:rFonts w:ascii="Calibri" w:hAnsi="Calibri" w:eastAsia="맑은 고딕"/>
-                <w:b w:val="0"/>
-                <w:sz w:val="19"/>
-              </w:rPr>
-              <w:t>Qwen</w:t>
-            </w:r>
-          </w:p>
-        </w:tc>
-        <w:tc>
-          <w:tcPr>
-            <w:tcW w:type="dxa" w:w="1080"/>
-            <w:vAlign w:val="center"/>
-            <w:tcMar>
-              <w:top w:w="80" w:type="dxa"/>
-              <w:start w:w="120" w:type="dxa"/>
-              <w:bottom w:w="80" w:type="dxa"/>
-              <w:end w:w="120" w:type="dxa"/>
-            </w:tcMar>
-          </w:tcPr>
-          <w:p>
-            <w:pPr>
-              <w:spacing w:before="0" w:after="0" w:line="264" w:lineRule="auto"/>
-              <w:jc w:val="center"/>
-            </w:pPr>
-            <w:r>
-              <w:rPr>
-                <w:rFonts w:ascii="Calibri" w:hAnsi="Calibri" w:eastAsia="맑은 고딕"/>
-                <w:b w:val="0"/>
-                <w:sz w:val="19"/>
-              </w:rPr>
-              <w:t>70</w:t>
-            </w:r>
-          </w:p>
-        </w:tc>
-        <w:tc>
-          <w:tcPr>
-            <w:tcW w:type="dxa" w:w="1080"/>
-            <w:vAlign w:val="center"/>
-            <w:tcMar>
-              <w:top w:w="80" w:type="dxa"/>
-              <w:start w:w="120" w:type="dxa"/>
-              <w:bottom w:w="80" w:type="dxa"/>
-              <w:end w:w="120" w:type="dxa"/>
-            </w:tcMar>
-          </w:tcPr>
-          <w:p>
-            <w:pPr>
-              <w:spacing w:before="0" w:after="0" w:line="264" w:lineRule="auto"/>
-              <w:jc w:val="center"/>
-            </w:pPr>
-            <w:r>
-              <w:rPr>
-                <w:rFonts w:ascii="Calibri" w:hAnsi="Calibri" w:eastAsia="맑은 고딕"/>
-                <w:b w:val="0"/>
-                <w:sz w:val="19"/>
-              </w:rPr>
-              <w:t>4.05</w:t>
-            </w:r>
-          </w:p>
-        </w:tc>
-        <w:tc>
-          <w:tcPr>
-            <w:tcW w:type="dxa" w:w="1224"/>
-            <w:vAlign w:val="center"/>
-            <w:tcMar>
-              <w:top w:w="80" w:type="dxa"/>
-              <w:start w:w="120" w:type="dxa"/>
-              <w:bottom w:w="80" w:type="dxa"/>
-              <w:end w:w="120" w:type="dxa"/>
-            </w:tcMar>
-          </w:tcPr>
-          <w:p>
-            <w:pPr>
-              <w:spacing w:before="0" w:after="0" w:line="264" w:lineRule="auto"/>
-              <w:jc w:val="center"/>
-            </w:pPr>
-            <w:r>
-              <w:rPr>
-                <w:rFonts w:ascii="Calibri" w:hAnsi="Calibri" w:eastAsia="맑은 고딕"/>
-                <w:b w:val="0"/>
-                <w:sz w:val="19"/>
-              </w:rPr>
-              <w:t>49</w:t>
-            </w:r>
-          </w:p>
-        </w:tc>
-        <w:tc>
-          <w:tcPr>
-            <w:tcW w:type="dxa" w:w="1080"/>
-            <w:vAlign w:val="center"/>
-            <w:tcMar>
-              <w:top w:w="80" w:type="dxa"/>
-              <w:start w:w="120" w:type="dxa"/>
-              <w:bottom w:w="80" w:type="dxa"/>
-              <w:end w:w="120" w:type="dxa"/>
-            </w:tcMar>
-          </w:tcPr>
-          <w:p>
-            <w:pPr>
-              <w:spacing w:before="0" w:after="0" w:line="264" w:lineRule="auto"/>
-              <w:jc w:val="center"/>
-            </w:pPr>
-            <w:r>
-              <w:rPr>
-                <w:rFonts w:ascii="Calibri" w:hAnsi="Calibri" w:eastAsia="맑은 고딕"/>
-                <w:b w:val="0"/>
-                <w:sz w:val="19"/>
-              </w:rPr>
               <w:t>13</w:t>
             </w:r>
           </w:p>
         </w:tc>
         <w:tc>
           <w:tcPr>
-            <w:tcW w:type="dxa" w:w="1080"/>
+            <w:tcW w:type="dxa" w:w="936"/>
             <w:vAlign w:val="center"/>
             <w:tcMar>
               <w:top w:w="80" w:type="dxa"/>
@@ -7007,7 +7215,7 @@
       <w:tr>
         <w:tc>
           <w:tcPr>
-            <w:tcW w:type="dxa" w:w="2880"/>
+            <w:tcW w:type="dxa" w:w="2736"/>
             <w:vAlign w:val="center"/>
             <w:tcMar>
               <w:top w:w="80" w:type="dxa"/>
@@ -7033,7 +7241,7 @@
         </w:tc>
         <w:tc>
           <w:tcPr>
-            <w:tcW w:type="dxa" w:w="1080"/>
+            <w:tcW w:type="dxa" w:w="1296"/>
             <w:vAlign w:val="center"/>
             <w:tcMar>
               <w:top w:w="80" w:type="dxa"/>
@@ -7059,7 +7267,7 @@
         </w:tc>
         <w:tc>
           <w:tcPr>
-            <w:tcW w:type="dxa" w:w="1080"/>
+            <w:tcW w:type="dxa" w:w="648"/>
             <w:vAlign w:val="center"/>
             <w:tcMar>
               <w:top w:w="80" w:type="dxa"/>
@@ -7085,6 +7293,32 @@
         </w:tc>
         <w:tc>
           <w:tcPr>
+            <w:tcW w:type="dxa" w:w="1440"/>
+            <w:vAlign w:val="center"/>
+            <w:tcMar>
+              <w:top w:w="80" w:type="dxa"/>
+              <w:start w:w="120" w:type="dxa"/>
+              <w:bottom w:w="80" w:type="dxa"/>
+              <w:end w:w="120" w:type="dxa"/>
+            </w:tcMar>
+          </w:tcPr>
+          <w:p>
+            <w:pPr>
+              <w:spacing w:before="0" w:after="0" w:line="264" w:lineRule="auto"/>
+              <w:jc w:val="center"/>
+            </w:pPr>
+            <w:r>
+              <w:rPr>
+                <w:rFonts w:ascii="Calibri" w:hAnsi="Calibri" w:eastAsia="맑은 고딕"/>
+                <w:b w:val="0"/>
+                <w:sz w:val="19"/>
+              </w:rPr>
+              <w:t>3.59</w:t>
+            </w:r>
+          </w:p>
+        </w:tc>
+        <w:tc>
+          <w:tcPr>
             <w:tcW w:type="dxa" w:w="1080"/>
             <w:vAlign w:val="center"/>
             <w:tcMar>
@@ -7105,7 +7339,743 @@
                 <w:b w:val="0"/>
                 <w:sz w:val="19"/>
               </w:rPr>
-              <w:t>3.59</w:t>
+              <w:t>27</w:t>
+            </w:r>
+          </w:p>
+        </w:tc>
+        <w:tc>
+          <w:tcPr>
+            <w:tcW w:type="dxa" w:w="1224"/>
+            <w:vAlign w:val="center"/>
+            <w:tcMar>
+              <w:top w:w="80" w:type="dxa"/>
+              <w:start w:w="120" w:type="dxa"/>
+              <w:bottom w:w="80" w:type="dxa"/>
+              <w:end w:w="120" w:type="dxa"/>
+            </w:tcMar>
+          </w:tcPr>
+          <w:p>
+            <w:pPr>
+              <w:spacing w:before="0" w:after="0" w:line="264" w:lineRule="auto"/>
+              <w:jc w:val="center"/>
+            </w:pPr>
+            <w:r>
+              <w:rPr>
+                <w:rFonts w:ascii="Calibri" w:hAnsi="Calibri" w:eastAsia="맑은 고딕"/>
+                <w:b w:val="0"/>
+                <w:sz w:val="19"/>
+              </w:rPr>
+              <w:t>31</w:t>
+            </w:r>
+          </w:p>
+        </w:tc>
+        <w:tc>
+          <w:tcPr>
+            <w:tcW w:type="dxa" w:w="936"/>
+            <w:vAlign w:val="center"/>
+            <w:tcMar>
+              <w:top w:w="80" w:type="dxa"/>
+              <w:start w:w="120" w:type="dxa"/>
+              <w:bottom w:w="80" w:type="dxa"/>
+              <w:end w:w="120" w:type="dxa"/>
+            </w:tcMar>
+          </w:tcPr>
+          <w:p>
+            <w:pPr>
+              <w:spacing w:before="0" w:after="0" w:line="264" w:lineRule="auto"/>
+              <w:jc w:val="center"/>
+            </w:pPr>
+            <w:r>
+              <w:rPr>
+                <w:rFonts w:ascii="Calibri" w:hAnsi="Calibri" w:eastAsia="맑은 고딕"/>
+                <w:b w:val="0"/>
+                <w:sz w:val="19"/>
+              </w:rPr>
+              <w:t>12</w:t>
+            </w:r>
+          </w:p>
+        </w:tc>
+      </w:tr>
+      <w:tr>
+        <w:tc>
+          <w:tcPr>
+            <w:tcW w:type="dxa" w:w="2736"/>
+            <w:vAlign w:val="center"/>
+            <w:tcMar>
+              <w:top w:w="80" w:type="dxa"/>
+              <w:start w:w="120" w:type="dxa"/>
+              <w:bottom w:w="80" w:type="dxa"/>
+              <w:end w:w="120" w:type="dxa"/>
+            </w:tcMar>
+          </w:tcPr>
+          <w:p>
+            <w:pPr>
+              <w:spacing w:before="0" w:after="0" w:line="264" w:lineRule="auto"/>
+              <w:jc w:val="left"/>
+            </w:pPr>
+            <w:r>
+              <w:rPr>
+                <w:rFonts w:ascii="Calibri" w:hAnsi="Calibri" w:eastAsia="맑은 고딕"/>
+                <w:b w:val="0"/>
+                <w:sz w:val="19"/>
+              </w:rPr>
+              <w:t>G2 Text-only RAG</w:t>
+            </w:r>
+          </w:p>
+        </w:tc>
+        <w:tc>
+          <w:tcPr>
+            <w:tcW w:type="dxa" w:w="1296"/>
+            <w:vAlign w:val="center"/>
+            <w:tcMar>
+              <w:top w:w="80" w:type="dxa"/>
+              <w:start w:w="120" w:type="dxa"/>
+              <w:bottom w:w="80" w:type="dxa"/>
+              <w:end w:w="120" w:type="dxa"/>
+            </w:tcMar>
+          </w:tcPr>
+          <w:p>
+            <w:pPr>
+              <w:spacing w:before="0" w:after="0" w:line="264" w:lineRule="auto"/>
+              <w:jc w:val="center"/>
+            </w:pPr>
+            <w:r>
+              <w:rPr>
+                <w:rFonts w:ascii="Calibri" w:hAnsi="Calibri" w:eastAsia="맑은 고딕"/>
+                <w:b w:val="0"/>
+                <w:sz w:val="19"/>
+              </w:rPr>
+              <w:t>Llama</w:t>
+            </w:r>
+          </w:p>
+        </w:tc>
+        <w:tc>
+          <w:tcPr>
+            <w:tcW w:type="dxa" w:w="648"/>
+            <w:vAlign w:val="center"/>
+            <w:tcMar>
+              <w:top w:w="80" w:type="dxa"/>
+              <w:start w:w="120" w:type="dxa"/>
+              <w:bottom w:w="80" w:type="dxa"/>
+              <w:end w:w="120" w:type="dxa"/>
+            </w:tcMar>
+          </w:tcPr>
+          <w:p>
+            <w:pPr>
+              <w:spacing w:before="0" w:after="0" w:line="264" w:lineRule="auto"/>
+              <w:jc w:val="center"/>
+            </w:pPr>
+            <w:r>
+              <w:rPr>
+                <w:rFonts w:ascii="Calibri" w:hAnsi="Calibri" w:eastAsia="맑은 고딕"/>
+                <w:b w:val="0"/>
+                <w:sz w:val="19"/>
+              </w:rPr>
+              <w:t>70</w:t>
+            </w:r>
+          </w:p>
+        </w:tc>
+        <w:tc>
+          <w:tcPr>
+            <w:tcW w:type="dxa" w:w="1440"/>
+            <w:vAlign w:val="center"/>
+            <w:tcMar>
+              <w:top w:w="80" w:type="dxa"/>
+              <w:start w:w="120" w:type="dxa"/>
+              <w:bottom w:w="80" w:type="dxa"/>
+              <w:end w:w="120" w:type="dxa"/>
+            </w:tcMar>
+          </w:tcPr>
+          <w:p>
+            <w:pPr>
+              <w:spacing w:before="0" w:after="0" w:line="264" w:lineRule="auto"/>
+              <w:jc w:val="center"/>
+            </w:pPr>
+            <w:r>
+              <w:rPr>
+                <w:rFonts w:ascii="Calibri" w:hAnsi="Calibri" w:eastAsia="맑은 고딕"/>
+                <w:b w:val="0"/>
+                <w:sz w:val="19"/>
+              </w:rPr>
+              <w:t>3.62</w:t>
+            </w:r>
+          </w:p>
+        </w:tc>
+        <w:tc>
+          <w:tcPr>
+            <w:tcW w:type="dxa" w:w="1080"/>
+            <w:vAlign w:val="center"/>
+            <w:tcMar>
+              <w:top w:w="80" w:type="dxa"/>
+              <w:start w:w="120" w:type="dxa"/>
+              <w:bottom w:w="80" w:type="dxa"/>
+              <w:end w:w="120" w:type="dxa"/>
+            </w:tcMar>
+          </w:tcPr>
+          <w:p>
+            <w:pPr>
+              <w:spacing w:before="0" w:after="0" w:line="264" w:lineRule="auto"/>
+              <w:jc w:val="center"/>
+            </w:pPr>
+            <w:r>
+              <w:rPr>
+                <w:rFonts w:ascii="Calibri" w:hAnsi="Calibri" w:eastAsia="맑은 고딕"/>
+                <w:b w:val="0"/>
+                <w:sz w:val="19"/>
+              </w:rPr>
+              <w:t>24</w:t>
+            </w:r>
+          </w:p>
+        </w:tc>
+        <w:tc>
+          <w:tcPr>
+            <w:tcW w:type="dxa" w:w="1224"/>
+            <w:vAlign w:val="center"/>
+            <w:tcMar>
+              <w:top w:w="80" w:type="dxa"/>
+              <w:start w:w="120" w:type="dxa"/>
+              <w:bottom w:w="80" w:type="dxa"/>
+              <w:end w:w="120" w:type="dxa"/>
+            </w:tcMar>
+          </w:tcPr>
+          <w:p>
+            <w:pPr>
+              <w:spacing w:before="0" w:after="0" w:line="264" w:lineRule="auto"/>
+              <w:jc w:val="center"/>
+            </w:pPr>
+            <w:r>
+              <w:rPr>
+                <w:rFonts w:ascii="Calibri" w:hAnsi="Calibri" w:eastAsia="맑은 고딕"/>
+                <w:b w:val="0"/>
+                <w:sz w:val="19"/>
+              </w:rPr>
+              <w:t>33</w:t>
+            </w:r>
+          </w:p>
+        </w:tc>
+        <w:tc>
+          <w:tcPr>
+            <w:tcW w:type="dxa" w:w="936"/>
+            <w:vAlign w:val="center"/>
+            <w:tcMar>
+              <w:top w:w="80" w:type="dxa"/>
+              <w:start w:w="120" w:type="dxa"/>
+              <w:bottom w:w="80" w:type="dxa"/>
+              <w:end w:w="120" w:type="dxa"/>
+            </w:tcMar>
+          </w:tcPr>
+          <w:p>
+            <w:pPr>
+              <w:spacing w:before="0" w:after="0" w:line="264" w:lineRule="auto"/>
+              <w:jc w:val="center"/>
+            </w:pPr>
+            <w:r>
+              <w:rPr>
+                <w:rFonts w:ascii="Calibri" w:hAnsi="Calibri" w:eastAsia="맑은 고딕"/>
+                <w:b w:val="0"/>
+                <w:sz w:val="19"/>
+              </w:rPr>
+              <w:t>13</w:t>
+            </w:r>
+          </w:p>
+        </w:tc>
+      </w:tr>
+      <w:tr>
+        <w:tc>
+          <w:tcPr>
+            <w:tcW w:type="dxa" w:w="2736"/>
+            <w:vAlign w:val="center"/>
+            <w:tcMar>
+              <w:top w:w="80" w:type="dxa"/>
+              <w:start w:w="120" w:type="dxa"/>
+              <w:bottom w:w="80" w:type="dxa"/>
+              <w:end w:w="120" w:type="dxa"/>
+            </w:tcMar>
+          </w:tcPr>
+          <w:p>
+            <w:pPr>
+              <w:spacing w:before="0" w:after="0" w:line="264" w:lineRule="auto"/>
+              <w:jc w:val="left"/>
+            </w:pPr>
+            <w:r>
+              <w:rPr>
+                <w:rFonts w:ascii="Calibri" w:hAnsi="Calibri" w:eastAsia="맑은 고딕"/>
+                <w:b w:val="0"/>
+                <w:sz w:val="19"/>
+              </w:rPr>
+              <w:t>G3 Multimodal RAG</w:t>
+            </w:r>
+          </w:p>
+        </w:tc>
+        <w:tc>
+          <w:tcPr>
+            <w:tcW w:type="dxa" w:w="1296"/>
+            <w:vAlign w:val="center"/>
+            <w:tcMar>
+              <w:top w:w="80" w:type="dxa"/>
+              <w:start w:w="120" w:type="dxa"/>
+              <w:bottom w:w="80" w:type="dxa"/>
+              <w:end w:w="120" w:type="dxa"/>
+            </w:tcMar>
+          </w:tcPr>
+          <w:p>
+            <w:pPr>
+              <w:spacing w:before="0" w:after="0" w:line="264" w:lineRule="auto"/>
+              <w:jc w:val="center"/>
+            </w:pPr>
+            <w:r>
+              <w:rPr>
+                <w:rFonts w:ascii="Calibri" w:hAnsi="Calibri" w:eastAsia="맑은 고딕"/>
+                <w:b w:val="0"/>
+                <w:sz w:val="19"/>
+              </w:rPr>
+              <w:t>Qwen</w:t>
+            </w:r>
+          </w:p>
+        </w:tc>
+        <w:tc>
+          <w:tcPr>
+            <w:tcW w:type="dxa" w:w="648"/>
+            <w:vAlign w:val="center"/>
+            <w:tcMar>
+              <w:top w:w="80" w:type="dxa"/>
+              <w:start w:w="120" w:type="dxa"/>
+              <w:bottom w:w="80" w:type="dxa"/>
+              <w:end w:w="120" w:type="dxa"/>
+            </w:tcMar>
+          </w:tcPr>
+          <w:p>
+            <w:pPr>
+              <w:spacing w:before="0" w:after="0" w:line="264" w:lineRule="auto"/>
+              <w:jc w:val="center"/>
+            </w:pPr>
+            <w:r>
+              <w:rPr>
+                <w:rFonts w:ascii="Calibri" w:hAnsi="Calibri" w:eastAsia="맑은 고딕"/>
+                <w:b w:val="0"/>
+                <w:sz w:val="19"/>
+              </w:rPr>
+              <w:t>70</w:t>
+            </w:r>
+          </w:p>
+        </w:tc>
+        <w:tc>
+          <w:tcPr>
+            <w:tcW w:type="dxa" w:w="1440"/>
+            <w:vAlign w:val="center"/>
+            <w:tcMar>
+              <w:top w:w="80" w:type="dxa"/>
+              <w:start w:w="120" w:type="dxa"/>
+              <w:bottom w:w="80" w:type="dxa"/>
+              <w:end w:w="120" w:type="dxa"/>
+            </w:tcMar>
+          </w:tcPr>
+          <w:p>
+            <w:pPr>
+              <w:spacing w:before="0" w:after="0" w:line="264" w:lineRule="auto"/>
+              <w:jc w:val="center"/>
+            </w:pPr>
+            <w:r>
+              <w:rPr>
+                <w:rFonts w:ascii="Calibri" w:hAnsi="Calibri" w:eastAsia="맑은 고딕"/>
+                <w:b w:val="0"/>
+                <w:sz w:val="19"/>
+              </w:rPr>
+              <w:t>4.01</w:t>
+            </w:r>
+          </w:p>
+        </w:tc>
+        <w:tc>
+          <w:tcPr>
+            <w:tcW w:type="dxa" w:w="1080"/>
+            <w:vAlign w:val="center"/>
+            <w:tcMar>
+              <w:top w:w="80" w:type="dxa"/>
+              <w:start w:w="120" w:type="dxa"/>
+              <w:bottom w:w="80" w:type="dxa"/>
+              <w:end w:w="120" w:type="dxa"/>
+            </w:tcMar>
+          </w:tcPr>
+          <w:p>
+            <w:pPr>
+              <w:spacing w:before="0" w:after="0" w:line="264" w:lineRule="auto"/>
+              <w:jc w:val="center"/>
+            </w:pPr>
+            <w:r>
+              <w:rPr>
+                <w:rFonts w:ascii="Calibri" w:hAnsi="Calibri" w:eastAsia="맑은 고딕"/>
+                <w:b w:val="0"/>
+                <w:sz w:val="19"/>
+              </w:rPr>
+              <w:t>47</w:t>
+            </w:r>
+          </w:p>
+        </w:tc>
+        <w:tc>
+          <w:tcPr>
+            <w:tcW w:type="dxa" w:w="1224"/>
+            <w:vAlign w:val="center"/>
+            <w:tcMar>
+              <w:top w:w="80" w:type="dxa"/>
+              <w:start w:w="120" w:type="dxa"/>
+              <w:bottom w:w="80" w:type="dxa"/>
+              <w:end w:w="120" w:type="dxa"/>
+            </w:tcMar>
+          </w:tcPr>
+          <w:p>
+            <w:pPr>
+              <w:spacing w:before="0" w:after="0" w:line="264" w:lineRule="auto"/>
+              <w:jc w:val="center"/>
+            </w:pPr>
+            <w:r>
+              <w:rPr>
+                <w:rFonts w:ascii="Calibri" w:hAnsi="Calibri" w:eastAsia="맑은 고딕"/>
+                <w:b w:val="0"/>
+                <w:sz w:val="19"/>
+              </w:rPr>
+              <w:t>15</w:t>
+            </w:r>
+          </w:p>
+        </w:tc>
+        <w:tc>
+          <w:tcPr>
+            <w:tcW w:type="dxa" w:w="936"/>
+            <w:vAlign w:val="center"/>
+            <w:tcMar>
+              <w:top w:w="80" w:type="dxa"/>
+              <w:start w:w="120" w:type="dxa"/>
+              <w:bottom w:w="80" w:type="dxa"/>
+              <w:end w:w="120" w:type="dxa"/>
+            </w:tcMar>
+          </w:tcPr>
+          <w:p>
+            <w:pPr>
+              <w:spacing w:before="0" w:after="0" w:line="264" w:lineRule="auto"/>
+              <w:jc w:val="center"/>
+            </w:pPr>
+            <w:r>
+              <w:rPr>
+                <w:rFonts w:ascii="Calibri" w:hAnsi="Calibri" w:eastAsia="맑은 고딕"/>
+                <w:b w:val="0"/>
+                <w:sz w:val="19"/>
+              </w:rPr>
+              <w:t>8</w:t>
+            </w:r>
+          </w:p>
+        </w:tc>
+      </w:tr>
+      <w:tr>
+        <w:tc>
+          <w:tcPr>
+            <w:tcW w:type="dxa" w:w="2736"/>
+            <w:vAlign w:val="center"/>
+            <w:tcMar>
+              <w:top w:w="80" w:type="dxa"/>
+              <w:start w:w="120" w:type="dxa"/>
+              <w:bottom w:w="80" w:type="dxa"/>
+              <w:end w:w="120" w:type="dxa"/>
+            </w:tcMar>
+          </w:tcPr>
+          <w:p>
+            <w:pPr>
+              <w:spacing w:before="0" w:after="0" w:line="264" w:lineRule="auto"/>
+              <w:jc w:val="left"/>
+            </w:pPr>
+            <w:r>
+              <w:rPr>
+                <w:rFonts w:ascii="Calibri" w:hAnsi="Calibri" w:eastAsia="맑은 고딕"/>
+                <w:b w:val="0"/>
+                <w:sz w:val="19"/>
+              </w:rPr>
+              <w:t>G3 Multimodal RAG</w:t>
+            </w:r>
+          </w:p>
+        </w:tc>
+        <w:tc>
+          <w:tcPr>
+            <w:tcW w:type="dxa" w:w="1296"/>
+            <w:vAlign w:val="center"/>
+            <w:tcMar>
+              <w:top w:w="80" w:type="dxa"/>
+              <w:start w:w="120" w:type="dxa"/>
+              <w:bottom w:w="80" w:type="dxa"/>
+              <w:end w:w="120" w:type="dxa"/>
+            </w:tcMar>
+          </w:tcPr>
+          <w:p>
+            <w:pPr>
+              <w:spacing w:before="0" w:after="0" w:line="264" w:lineRule="auto"/>
+              <w:jc w:val="center"/>
+            </w:pPr>
+            <w:r>
+              <w:rPr>
+                <w:rFonts w:ascii="Calibri" w:hAnsi="Calibri" w:eastAsia="맑은 고딕"/>
+                <w:b w:val="0"/>
+                <w:sz w:val="19"/>
+              </w:rPr>
+              <w:t>Gemma</w:t>
+            </w:r>
+          </w:p>
+        </w:tc>
+        <w:tc>
+          <w:tcPr>
+            <w:tcW w:type="dxa" w:w="648"/>
+            <w:vAlign w:val="center"/>
+            <w:tcMar>
+              <w:top w:w="80" w:type="dxa"/>
+              <w:start w:w="120" w:type="dxa"/>
+              <w:bottom w:w="80" w:type="dxa"/>
+              <w:end w:w="120" w:type="dxa"/>
+            </w:tcMar>
+          </w:tcPr>
+          <w:p>
+            <w:pPr>
+              <w:spacing w:before="0" w:after="0" w:line="264" w:lineRule="auto"/>
+              <w:jc w:val="center"/>
+            </w:pPr>
+            <w:r>
+              <w:rPr>
+                <w:rFonts w:ascii="Calibri" w:hAnsi="Calibri" w:eastAsia="맑은 고딕"/>
+                <w:b w:val="0"/>
+                <w:sz w:val="19"/>
+              </w:rPr>
+              <w:t>70</w:t>
+            </w:r>
+          </w:p>
+        </w:tc>
+        <w:tc>
+          <w:tcPr>
+            <w:tcW w:type="dxa" w:w="1440"/>
+            <w:vAlign w:val="center"/>
+            <w:tcMar>
+              <w:top w:w="80" w:type="dxa"/>
+              <w:start w:w="120" w:type="dxa"/>
+              <w:bottom w:w="80" w:type="dxa"/>
+              <w:end w:w="120" w:type="dxa"/>
+            </w:tcMar>
+          </w:tcPr>
+          <w:p>
+            <w:pPr>
+              <w:spacing w:before="0" w:after="0" w:line="264" w:lineRule="auto"/>
+              <w:jc w:val="center"/>
+            </w:pPr>
+            <w:r>
+              <w:rPr>
+                <w:rFonts w:ascii="Calibri" w:hAnsi="Calibri" w:eastAsia="맑은 고딕"/>
+                <w:b w:val="0"/>
+                <w:sz w:val="19"/>
+              </w:rPr>
+              <w:t>3.56</w:t>
+            </w:r>
+          </w:p>
+        </w:tc>
+        <w:tc>
+          <w:tcPr>
+            <w:tcW w:type="dxa" w:w="1080"/>
+            <w:vAlign w:val="center"/>
+            <w:tcMar>
+              <w:top w:w="80" w:type="dxa"/>
+              <w:start w:w="120" w:type="dxa"/>
+              <w:bottom w:w="80" w:type="dxa"/>
+              <w:end w:w="120" w:type="dxa"/>
+            </w:tcMar>
+          </w:tcPr>
+          <w:p>
+            <w:pPr>
+              <w:spacing w:before="0" w:after="0" w:line="264" w:lineRule="auto"/>
+              <w:jc w:val="center"/>
+            </w:pPr>
+            <w:r>
+              <w:rPr>
+                <w:rFonts w:ascii="Calibri" w:hAnsi="Calibri" w:eastAsia="맑은 고딕"/>
+                <w:b w:val="0"/>
+                <w:sz w:val="19"/>
+              </w:rPr>
+              <w:t>27</w:t>
+            </w:r>
+          </w:p>
+        </w:tc>
+        <w:tc>
+          <w:tcPr>
+            <w:tcW w:type="dxa" w:w="1224"/>
+            <w:vAlign w:val="center"/>
+            <w:tcMar>
+              <w:top w:w="80" w:type="dxa"/>
+              <w:start w:w="120" w:type="dxa"/>
+              <w:bottom w:w="80" w:type="dxa"/>
+              <w:end w:w="120" w:type="dxa"/>
+            </w:tcMar>
+          </w:tcPr>
+          <w:p>
+            <w:pPr>
+              <w:spacing w:before="0" w:after="0" w:line="264" w:lineRule="auto"/>
+              <w:jc w:val="center"/>
+            </w:pPr>
+            <w:r>
+              <w:rPr>
+                <w:rFonts w:ascii="Calibri" w:hAnsi="Calibri" w:eastAsia="맑은 고딕"/>
+                <w:b w:val="0"/>
+                <w:sz w:val="19"/>
+              </w:rPr>
+              <w:t>29</w:t>
+            </w:r>
+          </w:p>
+        </w:tc>
+        <w:tc>
+          <w:tcPr>
+            <w:tcW w:type="dxa" w:w="936"/>
+            <w:vAlign w:val="center"/>
+            <w:tcMar>
+              <w:top w:w="80" w:type="dxa"/>
+              <w:start w:w="120" w:type="dxa"/>
+              <w:bottom w:w="80" w:type="dxa"/>
+              <w:end w:w="120" w:type="dxa"/>
+            </w:tcMar>
+          </w:tcPr>
+          <w:p>
+            <w:pPr>
+              <w:spacing w:before="0" w:after="0" w:line="264" w:lineRule="auto"/>
+              <w:jc w:val="center"/>
+            </w:pPr>
+            <w:r>
+              <w:rPr>
+                <w:rFonts w:ascii="Calibri" w:hAnsi="Calibri" w:eastAsia="맑은 고딕"/>
+                <w:b w:val="0"/>
+                <w:sz w:val="19"/>
+              </w:rPr>
+              <w:t>14</w:t>
+            </w:r>
+          </w:p>
+        </w:tc>
+      </w:tr>
+      <w:tr>
+        <w:tc>
+          <w:tcPr>
+            <w:tcW w:type="dxa" w:w="2736"/>
+            <w:vAlign w:val="center"/>
+            <w:tcMar>
+              <w:top w:w="80" w:type="dxa"/>
+              <w:start w:w="120" w:type="dxa"/>
+              <w:bottom w:w="80" w:type="dxa"/>
+              <w:end w:w="120" w:type="dxa"/>
+            </w:tcMar>
+          </w:tcPr>
+          <w:p>
+            <w:pPr>
+              <w:spacing w:before="0" w:after="0" w:line="264" w:lineRule="auto"/>
+              <w:jc w:val="left"/>
+            </w:pPr>
+            <w:r>
+              <w:rPr>
+                <w:rFonts w:ascii="Calibri" w:hAnsi="Calibri" w:eastAsia="맑은 고딕"/>
+                <w:b w:val="0"/>
+                <w:sz w:val="19"/>
+              </w:rPr>
+              <w:t>G3 Multimodal RAG</w:t>
+            </w:r>
+          </w:p>
+        </w:tc>
+        <w:tc>
+          <w:tcPr>
+            <w:tcW w:type="dxa" w:w="1296"/>
+            <w:vAlign w:val="center"/>
+            <w:tcMar>
+              <w:top w:w="80" w:type="dxa"/>
+              <w:start w:w="120" w:type="dxa"/>
+              <w:bottom w:w="80" w:type="dxa"/>
+              <w:end w:w="120" w:type="dxa"/>
+            </w:tcMar>
+          </w:tcPr>
+          <w:p>
+            <w:pPr>
+              <w:spacing w:before="0" w:after="0" w:line="264" w:lineRule="auto"/>
+              <w:jc w:val="center"/>
+            </w:pPr>
+            <w:r>
+              <w:rPr>
+                <w:rFonts w:ascii="Calibri" w:hAnsi="Calibri" w:eastAsia="맑은 고딕"/>
+                <w:b w:val="0"/>
+                <w:sz w:val="19"/>
+              </w:rPr>
+              <w:t>Llama</w:t>
+            </w:r>
+          </w:p>
+        </w:tc>
+        <w:tc>
+          <w:tcPr>
+            <w:tcW w:type="dxa" w:w="648"/>
+            <w:vAlign w:val="center"/>
+            <w:tcMar>
+              <w:top w:w="80" w:type="dxa"/>
+              <w:start w:w="120" w:type="dxa"/>
+              <w:bottom w:w="80" w:type="dxa"/>
+              <w:end w:w="120" w:type="dxa"/>
+            </w:tcMar>
+          </w:tcPr>
+          <w:p>
+            <w:pPr>
+              <w:spacing w:before="0" w:after="0" w:line="264" w:lineRule="auto"/>
+              <w:jc w:val="center"/>
+            </w:pPr>
+            <w:r>
+              <w:rPr>
+                <w:rFonts w:ascii="Calibri" w:hAnsi="Calibri" w:eastAsia="맑은 고딕"/>
+                <w:b w:val="0"/>
+                <w:sz w:val="19"/>
+              </w:rPr>
+              <w:t>70</w:t>
+            </w:r>
+          </w:p>
+        </w:tc>
+        <w:tc>
+          <w:tcPr>
+            <w:tcW w:type="dxa" w:w="1440"/>
+            <w:vAlign w:val="center"/>
+            <w:tcMar>
+              <w:top w:w="80" w:type="dxa"/>
+              <w:start w:w="120" w:type="dxa"/>
+              <w:bottom w:w="80" w:type="dxa"/>
+              <w:end w:w="120" w:type="dxa"/>
+            </w:tcMar>
+          </w:tcPr>
+          <w:p>
+            <w:pPr>
+              <w:spacing w:before="0" w:after="0" w:line="264" w:lineRule="auto"/>
+              <w:jc w:val="center"/>
+            </w:pPr>
+            <w:r>
+              <w:rPr>
+                <w:rFonts w:ascii="Calibri" w:hAnsi="Calibri" w:eastAsia="맑은 고딕"/>
+                <w:b w:val="0"/>
+                <w:sz w:val="19"/>
+              </w:rPr>
+              <w:t>3.60</w:t>
+            </w:r>
+          </w:p>
+        </w:tc>
+        <w:tc>
+          <w:tcPr>
+            <w:tcW w:type="dxa" w:w="1080"/>
+            <w:vAlign w:val="center"/>
+            <w:tcMar>
+              <w:top w:w="80" w:type="dxa"/>
+              <w:start w:w="120" w:type="dxa"/>
+              <w:bottom w:w="80" w:type="dxa"/>
+              <w:end w:w="120" w:type="dxa"/>
+            </w:tcMar>
+          </w:tcPr>
+          <w:p>
+            <w:pPr>
+              <w:spacing w:before="0" w:after="0" w:line="264" w:lineRule="auto"/>
+              <w:jc w:val="center"/>
+            </w:pPr>
+            <w:r>
+              <w:rPr>
+                <w:rFonts w:ascii="Calibri" w:hAnsi="Calibri" w:eastAsia="맑은 고딕"/>
+                <w:b w:val="0"/>
+                <w:sz w:val="19"/>
+              </w:rPr>
+              <w:t>28</w:t>
             </w:r>
           </w:p>
         </w:tc>
@@ -7137,7 +8107,7 @@
         </w:tc>
         <w:tc>
           <w:tcPr>
-            <w:tcW w:type="dxa" w:w="1080"/>
+            <w:tcW w:type="dxa" w:w="936"/>
             <w:vAlign w:val="center"/>
             <w:tcMar>
               <w:top w:w="80" w:type="dxa"/>
@@ -7157,7 +8127,113 @@
                 <w:b w:val="0"/>
                 <w:sz w:val="19"/>
               </w:rPr>
-              <w:t>31</w:t>
+              <w:t>15</w:t>
+            </w:r>
+          </w:p>
+        </w:tc>
+      </w:tr>
+      <w:tr>
+        <w:tc>
+          <w:tcPr>
+            <w:tcW w:type="dxa" w:w="2736"/>
+            <w:vAlign w:val="center"/>
+            <w:tcMar>
+              <w:top w:w="80" w:type="dxa"/>
+              <w:start w:w="120" w:type="dxa"/>
+              <w:bottom w:w="80" w:type="dxa"/>
+              <w:end w:w="120" w:type="dxa"/>
+            </w:tcMar>
+          </w:tcPr>
+          <w:p>
+            <w:pPr>
+              <w:spacing w:before="0" w:after="0" w:line="264" w:lineRule="auto"/>
+              <w:jc w:val="left"/>
+            </w:pPr>
+            <w:r>
+              <w:rPr>
+                <w:rFonts w:ascii="Calibri" w:hAnsi="Calibri" w:eastAsia="맑은 고딕"/>
+                <w:b w:val="0"/>
+                <w:sz w:val="19"/>
+              </w:rPr>
+              <w:t>G4 Context-aware Multimodal RAG</w:t>
+            </w:r>
+          </w:p>
+        </w:tc>
+        <w:tc>
+          <w:tcPr>
+            <w:tcW w:type="dxa" w:w="1296"/>
+            <w:vAlign w:val="center"/>
+            <w:tcMar>
+              <w:top w:w="80" w:type="dxa"/>
+              <w:start w:w="120" w:type="dxa"/>
+              <w:bottom w:w="80" w:type="dxa"/>
+              <w:end w:w="120" w:type="dxa"/>
+            </w:tcMar>
+          </w:tcPr>
+          <w:p>
+            <w:pPr>
+              <w:spacing w:before="0" w:after="0" w:line="264" w:lineRule="auto"/>
+              <w:jc w:val="center"/>
+            </w:pPr>
+            <w:r>
+              <w:rPr>
+                <w:rFonts w:ascii="Calibri" w:hAnsi="Calibri" w:eastAsia="맑은 고딕"/>
+                <w:b w:val="0"/>
+                <w:sz w:val="19"/>
+              </w:rPr>
+              <w:t>Qwen</w:t>
+            </w:r>
+          </w:p>
+        </w:tc>
+        <w:tc>
+          <w:tcPr>
+            <w:tcW w:type="dxa" w:w="648"/>
+            <w:vAlign w:val="center"/>
+            <w:tcMar>
+              <w:top w:w="80" w:type="dxa"/>
+              <w:start w:w="120" w:type="dxa"/>
+              <w:bottom w:w="80" w:type="dxa"/>
+              <w:end w:w="120" w:type="dxa"/>
+            </w:tcMar>
+          </w:tcPr>
+          <w:p>
+            <w:pPr>
+              <w:spacing w:before="0" w:after="0" w:line="264" w:lineRule="auto"/>
+              <w:jc w:val="center"/>
+            </w:pPr>
+            <w:r>
+              <w:rPr>
+                <w:rFonts w:ascii="Calibri" w:hAnsi="Calibri" w:eastAsia="맑은 고딕"/>
+                <w:b w:val="0"/>
+                <w:sz w:val="19"/>
+              </w:rPr>
+              <w:t>70</w:t>
+            </w:r>
+          </w:p>
+        </w:tc>
+        <w:tc>
+          <w:tcPr>
+            <w:tcW w:type="dxa" w:w="1440"/>
+            <w:vAlign w:val="center"/>
+            <w:tcMar>
+              <w:top w:w="80" w:type="dxa"/>
+              <w:start w:w="120" w:type="dxa"/>
+              <w:bottom w:w="80" w:type="dxa"/>
+              <w:end w:w="120" w:type="dxa"/>
+            </w:tcMar>
+          </w:tcPr>
+          <w:p>
+            <w:pPr>
+              <w:spacing w:before="0" w:after="0" w:line="264" w:lineRule="auto"/>
+              <w:jc w:val="center"/>
+            </w:pPr>
+            <w:r>
+              <w:rPr>
+                <w:rFonts w:ascii="Calibri" w:hAnsi="Calibri" w:eastAsia="맑은 고딕"/>
+                <w:b w:val="0"/>
+                <w:sz w:val="19"/>
+              </w:rPr>
+              <w:t>3.99</w:t>
             </w:r>
           </w:p>
         </w:tc>
@@ -7183,7 +8259,59 @@
                 <w:b w:val="0"/>
                 <w:sz w:val="19"/>
               </w:rPr>
-              <w:t>12</w:t>
+              <w:t>47</w:t>
+            </w:r>
+          </w:p>
+        </w:tc>
+        <w:tc>
+          <w:tcPr>
+            <w:tcW w:type="dxa" w:w="1224"/>
+            <w:vAlign w:val="center"/>
+            <w:tcMar>
+              <w:top w:w="80" w:type="dxa"/>
+              <w:start w:w="120" w:type="dxa"/>
+              <w:bottom w:w="80" w:type="dxa"/>
+              <w:end w:w="120" w:type="dxa"/>
+            </w:tcMar>
+          </w:tcPr>
+          <w:p>
+            <w:pPr>
+              <w:spacing w:before="0" w:after="0" w:line="264" w:lineRule="auto"/>
+              <w:jc w:val="center"/>
+            </w:pPr>
+            <w:r>
+              <w:rPr>
+                <w:rFonts w:ascii="Calibri" w:hAnsi="Calibri" w:eastAsia="맑은 고딕"/>
+                <w:b w:val="0"/>
+                <w:sz w:val="19"/>
+              </w:rPr>
+              <w:t>14</w:t>
+            </w:r>
+          </w:p>
+        </w:tc>
+        <w:tc>
+          <w:tcPr>
+            <w:tcW w:type="dxa" w:w="936"/>
+            <w:vAlign w:val="center"/>
+            <w:tcMar>
+              <w:top w:w="80" w:type="dxa"/>
+              <w:start w:w="120" w:type="dxa"/>
+              <w:bottom w:w="80" w:type="dxa"/>
+              <w:end w:w="120" w:type="dxa"/>
+            </w:tcMar>
+          </w:tcPr>
+          <w:p>
+            <w:pPr>
+              <w:spacing w:before="0" w:after="0" w:line="264" w:lineRule="auto"/>
+              <w:jc w:val="center"/>
+            </w:pPr>
+            <w:r>
+              <w:rPr>
+                <w:rFonts w:ascii="Calibri" w:hAnsi="Calibri" w:eastAsia="맑은 고딕"/>
+                <w:b w:val="0"/>
+                <w:sz w:val="19"/>
+              </w:rPr>
+              <w:t>9</w:t>
             </w:r>
           </w:p>
         </w:tc>
@@ -7191,7 +8319,7 @@
       <w:tr>
         <w:tc>
           <w:tcPr>
-            <w:tcW w:type="dxa" w:w="2880"/>
+            <w:tcW w:type="dxa" w:w="2736"/>
             <w:vAlign w:val="center"/>
             <w:tcMar>
               <w:top w:w="80" w:type="dxa"/>
@@ -7211,13 +8339,13 @@
                 <w:b w:val="0"/>
                 <w:sz w:val="19"/>
               </w:rPr>
-              <w:t>G2 Text-only RAG</w:t>
+              <w:t>G4 Context-aware Multimodal RAG</w:t>
             </w:r>
           </w:p>
         </w:tc>
         <w:tc>
           <w:tcPr>
-            <w:tcW w:type="dxa" w:w="1080"/>
+            <w:tcW w:type="dxa" w:w="1296"/>
             <w:vAlign w:val="center"/>
             <w:tcMar>
               <w:top w:w="80" w:type="dxa"/>
@@ -7237,13 +8365,13 @@
                 <w:b w:val="0"/>
                 <w:sz w:val="19"/>
               </w:rPr>
-              <w:t>Llama</w:t>
+              <w:t>Gemma</w:t>
             </w:r>
           </w:p>
         </w:tc>
         <w:tc>
           <w:tcPr>
-            <w:tcW w:type="dxa" w:w="1080"/>
+            <w:tcW w:type="dxa" w:w="648"/>
             <w:vAlign w:val="center"/>
             <w:tcMar>
               <w:top w:w="80" w:type="dxa"/>
@@ -7269,7 +8397,7 @@
         </w:tc>
         <w:tc>
           <w:tcPr>
-            <w:tcW w:type="dxa" w:w="1080"/>
+            <w:tcW w:type="dxa" w:w="1440"/>
             <w:vAlign w:val="center"/>
             <w:tcMar>
               <w:top w:w="80" w:type="dxa"/>
@@ -7289,585 +8417,7 @@
                 <w:b w:val="0"/>
                 <w:sz w:val="19"/>
               </w:rPr>
-              <w:t>3.62</w:t>
-            </w:r>
-          </w:p>
-        </w:tc>
-        <w:tc>
-          <w:tcPr>
-            <w:tcW w:type="dxa" w:w="1224"/>
-            <w:vAlign w:val="center"/>
-            <w:tcMar>
-              <w:top w:w="80" w:type="dxa"/>
-              <w:start w:w="120" w:type="dxa"/>
-              <w:bottom w:w="80" w:type="dxa"/>
-              <w:end w:w="120" w:type="dxa"/>
-            </w:tcMar>
-          </w:tcPr>
-          <w:p>
-            <w:pPr>
-              <w:spacing w:before="0" w:after="0" w:line="264" w:lineRule="auto"/>
-              <w:jc w:val="center"/>
-            </w:pPr>
-            <w:r>
-              <w:rPr>
-                <w:rFonts w:ascii="Calibri" w:hAnsi="Calibri" w:eastAsia="맑은 고딕"/>
-                <w:b w:val="0"/>
-                <w:sz w:val="19"/>
-              </w:rPr>
-              <w:t>24</w:t>
-            </w:r>
-          </w:p>
-        </w:tc>
-        <w:tc>
-          <w:tcPr>
-            <w:tcW w:type="dxa" w:w="1080"/>
-            <w:vAlign w:val="center"/>
-            <w:tcMar>
-              <w:top w:w="80" w:type="dxa"/>
-              <w:start w:w="120" w:type="dxa"/>
-              <w:bottom w:w="80" w:type="dxa"/>
-              <w:end w:w="120" w:type="dxa"/>
-            </w:tcMar>
-          </w:tcPr>
-          <w:p>
-            <w:pPr>
-              <w:spacing w:before="0" w:after="0" w:line="264" w:lineRule="auto"/>
-              <w:jc w:val="center"/>
-            </w:pPr>
-            <w:r>
-              <w:rPr>
-                <w:rFonts w:ascii="Calibri" w:hAnsi="Calibri" w:eastAsia="맑은 고딕"/>
-                <w:b w:val="0"/>
-                <w:sz w:val="19"/>
-              </w:rPr>
-              <w:t>33</w:t>
-            </w:r>
-          </w:p>
-        </w:tc>
-        <w:tc>
-          <w:tcPr>
-            <w:tcW w:type="dxa" w:w="1080"/>
-            <w:vAlign w:val="center"/>
-            <w:tcMar>
-              <w:top w:w="80" w:type="dxa"/>
-              <w:start w:w="120" w:type="dxa"/>
-              <w:bottom w:w="80" w:type="dxa"/>
-              <w:end w:w="120" w:type="dxa"/>
-            </w:tcMar>
-          </w:tcPr>
-          <w:p>
-            <w:pPr>
-              <w:spacing w:before="0" w:after="0" w:line="264" w:lineRule="auto"/>
-              <w:jc w:val="center"/>
-            </w:pPr>
-            <w:r>
-              <w:rPr>
-                <w:rFonts w:ascii="Calibri" w:hAnsi="Calibri" w:eastAsia="맑은 고딕"/>
-                <w:b w:val="0"/>
-                <w:sz w:val="19"/>
-              </w:rPr>
-              <w:t>13</w:t>
-            </w:r>
-          </w:p>
-        </w:tc>
-      </w:tr>
-      <w:tr>
-        <w:tc>
-          <w:tcPr>
-            <w:tcW w:type="dxa" w:w="2880"/>
-            <w:vAlign w:val="center"/>
-            <w:tcMar>
-              <w:top w:w="80" w:type="dxa"/>
-              <w:start w:w="120" w:type="dxa"/>
-              <w:bottom w:w="80" w:type="dxa"/>
-              <w:end w:w="120" w:type="dxa"/>
-            </w:tcMar>
-          </w:tcPr>
-          <w:p>
-            <w:pPr>
-              <w:spacing w:before="0" w:after="0" w:line="264" w:lineRule="auto"/>
-              <w:jc w:val="left"/>
-            </w:pPr>
-            <w:r>
-              <w:rPr>
-                <w:rFonts w:ascii="Calibri" w:hAnsi="Calibri" w:eastAsia="맑은 고딕"/>
-                <w:b w:val="0"/>
-                <w:sz w:val="19"/>
-              </w:rPr>
-              <w:t>G3 Multimodal RAG</w:t>
-            </w:r>
-          </w:p>
-        </w:tc>
-        <w:tc>
-          <w:tcPr>
-            <w:tcW w:type="dxa" w:w="1080"/>
-            <w:vAlign w:val="center"/>
-            <w:tcMar>
-              <w:top w:w="80" w:type="dxa"/>
-              <w:start w:w="120" w:type="dxa"/>
-              <w:bottom w:w="80" w:type="dxa"/>
-              <w:end w:w="120" w:type="dxa"/>
-            </w:tcMar>
-          </w:tcPr>
-          <w:p>
-            <w:pPr>
-              <w:spacing w:before="0" w:after="0" w:line="264" w:lineRule="auto"/>
-              <w:jc w:val="center"/>
-            </w:pPr>
-            <w:r>
-              <w:rPr>
-                <w:rFonts w:ascii="Calibri" w:hAnsi="Calibri" w:eastAsia="맑은 고딕"/>
-                <w:b w:val="0"/>
-                <w:sz w:val="19"/>
-              </w:rPr>
-              <w:t>Qwen</w:t>
-            </w:r>
-          </w:p>
-        </w:tc>
-        <w:tc>
-          <w:tcPr>
-            <w:tcW w:type="dxa" w:w="1080"/>
-            <w:vAlign w:val="center"/>
-            <w:tcMar>
-              <w:top w:w="80" w:type="dxa"/>
-              <w:start w:w="120" w:type="dxa"/>
-              <w:bottom w:w="80" w:type="dxa"/>
-              <w:end w:w="120" w:type="dxa"/>
-            </w:tcMar>
-          </w:tcPr>
-          <w:p>
-            <w:pPr>
-              <w:spacing w:before="0" w:after="0" w:line="264" w:lineRule="auto"/>
-              <w:jc w:val="center"/>
-            </w:pPr>
-            <w:r>
-              <w:rPr>
-                <w:rFonts w:ascii="Calibri" w:hAnsi="Calibri" w:eastAsia="맑은 고딕"/>
-                <w:b w:val="0"/>
-                <w:sz w:val="19"/>
-              </w:rPr>
-              <w:t>70</w:t>
-            </w:r>
-          </w:p>
-        </w:tc>
-        <w:tc>
-          <w:tcPr>
-            <w:tcW w:type="dxa" w:w="1080"/>
-            <w:vAlign w:val="center"/>
-            <w:tcMar>
-              <w:top w:w="80" w:type="dxa"/>
-              <w:start w:w="120" w:type="dxa"/>
-              <w:bottom w:w="80" w:type="dxa"/>
-              <w:end w:w="120" w:type="dxa"/>
-            </w:tcMar>
-          </w:tcPr>
-          <w:p>
-            <w:pPr>
-              <w:spacing w:before="0" w:after="0" w:line="264" w:lineRule="auto"/>
-              <w:jc w:val="center"/>
-            </w:pPr>
-            <w:r>
-              <w:rPr>
-                <w:rFonts w:ascii="Calibri" w:hAnsi="Calibri" w:eastAsia="맑은 고딕"/>
-                <w:b w:val="0"/>
-                <w:sz w:val="19"/>
-              </w:rPr>
-              <w:t>4.01</w:t>
-            </w:r>
-          </w:p>
-        </w:tc>
-        <w:tc>
-          <w:tcPr>
-            <w:tcW w:type="dxa" w:w="1224"/>
-            <w:vAlign w:val="center"/>
-            <w:tcMar>
-              <w:top w:w="80" w:type="dxa"/>
-              <w:start w:w="120" w:type="dxa"/>
-              <w:bottom w:w="80" w:type="dxa"/>
-              <w:end w:w="120" w:type="dxa"/>
-            </w:tcMar>
-          </w:tcPr>
-          <w:p>
-            <w:pPr>
-              <w:spacing w:before="0" w:after="0" w:line="264" w:lineRule="auto"/>
-              <w:jc w:val="center"/>
-            </w:pPr>
-            <w:r>
-              <w:rPr>
-                <w:rFonts w:ascii="Calibri" w:hAnsi="Calibri" w:eastAsia="맑은 고딕"/>
-                <w:b w:val="0"/>
-                <w:sz w:val="19"/>
-              </w:rPr>
-              <w:t>47</w:t>
-            </w:r>
-          </w:p>
-        </w:tc>
-        <w:tc>
-          <w:tcPr>
-            <w:tcW w:type="dxa" w:w="1080"/>
-            <w:vAlign w:val="center"/>
-            <w:tcMar>
-              <w:top w:w="80" w:type="dxa"/>
-              <w:start w:w="120" w:type="dxa"/>
-              <w:bottom w:w="80" w:type="dxa"/>
-              <w:end w:w="120" w:type="dxa"/>
-            </w:tcMar>
-          </w:tcPr>
-          <w:p>
-            <w:pPr>
-              <w:spacing w:before="0" w:after="0" w:line="264" w:lineRule="auto"/>
-              <w:jc w:val="center"/>
-            </w:pPr>
-            <w:r>
-              <w:rPr>
-                <w:rFonts w:ascii="Calibri" w:hAnsi="Calibri" w:eastAsia="맑은 고딕"/>
-                <w:b w:val="0"/>
-                <w:sz w:val="19"/>
-              </w:rPr>
-              <w:t>15</w:t>
-            </w:r>
-          </w:p>
-        </w:tc>
-        <w:tc>
-          <w:tcPr>
-            <w:tcW w:type="dxa" w:w="1080"/>
-            <w:vAlign w:val="center"/>
-            <w:tcMar>
-              <w:top w:w="80" w:type="dxa"/>
-              <w:start w:w="120" w:type="dxa"/>
-              <w:bottom w:w="80" w:type="dxa"/>
-              <w:end w:w="120" w:type="dxa"/>
-            </w:tcMar>
-          </w:tcPr>
-          <w:p>
-            <w:pPr>
-              <w:spacing w:before="0" w:after="0" w:line="264" w:lineRule="auto"/>
-              <w:jc w:val="center"/>
-            </w:pPr>
-            <w:r>
-              <w:rPr>
-                <w:rFonts w:ascii="Calibri" w:hAnsi="Calibri" w:eastAsia="맑은 고딕"/>
-                <w:b w:val="0"/>
-                <w:sz w:val="19"/>
-              </w:rPr>
-              <w:t>8</w:t>
-            </w:r>
-          </w:p>
-        </w:tc>
-      </w:tr>
-      <w:tr>
-        <w:tc>
-          <w:tcPr>
-            <w:tcW w:type="dxa" w:w="2880"/>
-            <w:vAlign w:val="center"/>
-            <w:tcMar>
-              <w:top w:w="80" w:type="dxa"/>
-              <w:start w:w="120" w:type="dxa"/>
-              <w:bottom w:w="80" w:type="dxa"/>
-              <w:end w:w="120" w:type="dxa"/>
-            </w:tcMar>
-          </w:tcPr>
-          <w:p>
-            <w:pPr>
-              <w:spacing w:before="0" w:after="0" w:line="264" w:lineRule="auto"/>
-              <w:jc w:val="left"/>
-            </w:pPr>
-            <w:r>
-              <w:rPr>
-                <w:rFonts w:ascii="Calibri" w:hAnsi="Calibri" w:eastAsia="맑은 고딕"/>
-                <w:b w:val="0"/>
-                <w:sz w:val="19"/>
-              </w:rPr>
-              <w:t>G3 Multimodal RAG</w:t>
-            </w:r>
-          </w:p>
-        </w:tc>
-        <w:tc>
-          <w:tcPr>
-            <w:tcW w:type="dxa" w:w="1080"/>
-            <w:vAlign w:val="center"/>
-            <w:tcMar>
-              <w:top w:w="80" w:type="dxa"/>
-              <w:start w:w="120" w:type="dxa"/>
-              <w:bottom w:w="80" w:type="dxa"/>
-              <w:end w:w="120" w:type="dxa"/>
-            </w:tcMar>
-          </w:tcPr>
-          <w:p>
-            <w:pPr>
-              <w:spacing w:before="0" w:after="0" w:line="264" w:lineRule="auto"/>
-              <w:jc w:val="center"/>
-            </w:pPr>
-            <w:r>
-              <w:rPr>
-                <w:rFonts w:ascii="Calibri" w:hAnsi="Calibri" w:eastAsia="맑은 고딕"/>
-                <w:b w:val="0"/>
-                <w:sz w:val="19"/>
-              </w:rPr>
-              <w:t>Gemma</w:t>
-            </w:r>
-          </w:p>
-        </w:tc>
-        <w:tc>
-          <w:tcPr>
-            <w:tcW w:type="dxa" w:w="1080"/>
-            <w:vAlign w:val="center"/>
-            <w:tcMar>
-              <w:top w:w="80" w:type="dxa"/>
-              <w:start w:w="120" w:type="dxa"/>
-              <w:bottom w:w="80" w:type="dxa"/>
-              <w:end w:w="120" w:type="dxa"/>
-            </w:tcMar>
-          </w:tcPr>
-          <w:p>
-            <w:pPr>
-              <w:spacing w:before="0" w:after="0" w:line="264" w:lineRule="auto"/>
-              <w:jc w:val="center"/>
-            </w:pPr>
-            <w:r>
-              <w:rPr>
-                <w:rFonts w:ascii="Calibri" w:hAnsi="Calibri" w:eastAsia="맑은 고딕"/>
-                <w:b w:val="0"/>
-                <w:sz w:val="19"/>
-              </w:rPr>
-              <w:t>70</w:t>
-            </w:r>
-          </w:p>
-        </w:tc>
-        <w:tc>
-          <w:tcPr>
-            <w:tcW w:type="dxa" w:w="1080"/>
-            <w:vAlign w:val="center"/>
-            <w:tcMar>
-              <w:top w:w="80" w:type="dxa"/>
-              <w:start w:w="120" w:type="dxa"/>
-              <w:bottom w:w="80" w:type="dxa"/>
-              <w:end w:w="120" w:type="dxa"/>
-            </w:tcMar>
-          </w:tcPr>
-          <w:p>
-            <w:pPr>
-              <w:spacing w:before="0" w:after="0" w:line="264" w:lineRule="auto"/>
-              <w:jc w:val="center"/>
-            </w:pPr>
-            <w:r>
-              <w:rPr>
-                <w:rFonts w:ascii="Calibri" w:hAnsi="Calibri" w:eastAsia="맑은 고딕"/>
-                <w:b w:val="0"/>
-                <w:sz w:val="19"/>
-              </w:rPr>
-              <w:t>3.56</w:t>
-            </w:r>
-          </w:p>
-        </w:tc>
-        <w:tc>
-          <w:tcPr>
-            <w:tcW w:type="dxa" w:w="1224"/>
-            <w:vAlign w:val="center"/>
-            <w:tcMar>
-              <w:top w:w="80" w:type="dxa"/>
-              <w:start w:w="120" w:type="dxa"/>
-              <w:bottom w:w="80" w:type="dxa"/>
-              <w:end w:w="120" w:type="dxa"/>
-            </w:tcMar>
-          </w:tcPr>
-          <w:p>
-            <w:pPr>
-              <w:spacing w:before="0" w:after="0" w:line="264" w:lineRule="auto"/>
-              <w:jc w:val="center"/>
-            </w:pPr>
-            <w:r>
-              <w:rPr>
-                <w:rFonts w:ascii="Calibri" w:hAnsi="Calibri" w:eastAsia="맑은 고딕"/>
-                <w:b w:val="0"/>
-                <w:sz w:val="19"/>
-              </w:rPr>
-              <w:t>27</w:t>
-            </w:r>
-          </w:p>
-        </w:tc>
-        <w:tc>
-          <w:tcPr>
-            <w:tcW w:type="dxa" w:w="1080"/>
-            <w:vAlign w:val="center"/>
-            <w:tcMar>
-              <w:top w:w="80" w:type="dxa"/>
-              <w:start w:w="120" w:type="dxa"/>
-              <w:bottom w:w="80" w:type="dxa"/>
-              <w:end w:w="120" w:type="dxa"/>
-            </w:tcMar>
-          </w:tcPr>
-          <w:p>
-            <w:pPr>
-              <w:spacing w:before="0" w:after="0" w:line="264" w:lineRule="auto"/>
-              <w:jc w:val="center"/>
-            </w:pPr>
-            <w:r>
-              <w:rPr>
-                <w:rFonts w:ascii="Calibri" w:hAnsi="Calibri" w:eastAsia="맑은 고딕"/>
-                <w:b w:val="0"/>
-                <w:sz w:val="19"/>
-              </w:rPr>
-              <w:t>29</w:t>
-            </w:r>
-          </w:p>
-        </w:tc>
-        <w:tc>
-          <w:tcPr>
-            <w:tcW w:type="dxa" w:w="1080"/>
-            <w:vAlign w:val="center"/>
-            <w:tcMar>
-              <w:top w:w="80" w:type="dxa"/>
-              <w:start w:w="120" w:type="dxa"/>
-              <w:bottom w:w="80" w:type="dxa"/>
-              <w:end w:w="120" w:type="dxa"/>
-            </w:tcMar>
-          </w:tcPr>
-          <w:p>
-            <w:pPr>
-              <w:spacing w:before="0" w:after="0" w:line="264" w:lineRule="auto"/>
-              <w:jc w:val="center"/>
-            </w:pPr>
-            <w:r>
-              <w:rPr>
-                <w:rFonts w:ascii="Calibri" w:hAnsi="Calibri" w:eastAsia="맑은 고딕"/>
-                <w:b w:val="0"/>
-                <w:sz w:val="19"/>
-              </w:rPr>
-              <w:t>14</w:t>
-            </w:r>
-          </w:p>
-        </w:tc>
-      </w:tr>
-      <w:tr>
-        <w:tc>
-          <w:tcPr>
-            <w:tcW w:type="dxa" w:w="2880"/>
-            <w:vAlign w:val="center"/>
-            <w:tcMar>
-              <w:top w:w="80" w:type="dxa"/>
-              <w:start w:w="120" w:type="dxa"/>
-              <w:bottom w:w="80" w:type="dxa"/>
-              <w:end w:w="120" w:type="dxa"/>
-            </w:tcMar>
-          </w:tcPr>
-          <w:p>
-            <w:pPr>
-              <w:spacing w:before="0" w:after="0" w:line="264" w:lineRule="auto"/>
-              <w:jc w:val="left"/>
-            </w:pPr>
-            <w:r>
-              <w:rPr>
-                <w:rFonts w:ascii="Calibri" w:hAnsi="Calibri" w:eastAsia="맑은 고딕"/>
-                <w:b w:val="0"/>
-                <w:sz w:val="19"/>
-              </w:rPr>
-              <w:t>G3 Multimodal RAG</w:t>
-            </w:r>
-          </w:p>
-        </w:tc>
-        <w:tc>
-          <w:tcPr>
-            <w:tcW w:type="dxa" w:w="1080"/>
-            <w:vAlign w:val="center"/>
-            <w:tcMar>
-              <w:top w:w="80" w:type="dxa"/>
-              <w:start w:w="120" w:type="dxa"/>
-              <w:bottom w:w="80" w:type="dxa"/>
-              <w:end w:w="120" w:type="dxa"/>
-            </w:tcMar>
-          </w:tcPr>
-          <w:p>
-            <w:pPr>
-              <w:spacing w:before="0" w:after="0" w:line="264" w:lineRule="auto"/>
-              <w:jc w:val="center"/>
-            </w:pPr>
-            <w:r>
-              <w:rPr>
-                <w:rFonts w:ascii="Calibri" w:hAnsi="Calibri" w:eastAsia="맑은 고딕"/>
-                <w:b w:val="0"/>
-                <w:sz w:val="19"/>
-              </w:rPr>
-              <w:t>Llama</w:t>
-            </w:r>
-          </w:p>
-        </w:tc>
-        <w:tc>
-          <w:tcPr>
-            <w:tcW w:type="dxa" w:w="1080"/>
-            <w:vAlign w:val="center"/>
-            <w:tcMar>
-              <w:top w:w="80" w:type="dxa"/>
-              <w:start w:w="120" w:type="dxa"/>
-              <w:bottom w:w="80" w:type="dxa"/>
-              <w:end w:w="120" w:type="dxa"/>
-            </w:tcMar>
-          </w:tcPr>
-          <w:p>
-            <w:pPr>
-              <w:spacing w:before="0" w:after="0" w:line="264" w:lineRule="auto"/>
-              <w:jc w:val="center"/>
-            </w:pPr>
-            <w:r>
-              <w:rPr>
-                <w:rFonts w:ascii="Calibri" w:hAnsi="Calibri" w:eastAsia="맑은 고딕"/>
-                <w:b w:val="0"/>
-                <w:sz w:val="19"/>
-              </w:rPr>
-              <w:t>70</w:t>
-            </w:r>
-          </w:p>
-        </w:tc>
-        <w:tc>
-          <w:tcPr>
-            <w:tcW w:type="dxa" w:w="1080"/>
-            <w:vAlign w:val="center"/>
-            <w:tcMar>
-              <w:top w:w="80" w:type="dxa"/>
-              <w:start w:w="120" w:type="dxa"/>
-              <w:bottom w:w="80" w:type="dxa"/>
-              <w:end w:w="120" w:type="dxa"/>
-            </w:tcMar>
-          </w:tcPr>
-          <w:p>
-            <w:pPr>
-              <w:spacing w:before="0" w:after="0" w:line="264" w:lineRule="auto"/>
-              <w:jc w:val="center"/>
-            </w:pPr>
-            <w:r>
-              <w:rPr>
-                <w:rFonts w:ascii="Calibri" w:hAnsi="Calibri" w:eastAsia="맑은 고딕"/>
-                <w:b w:val="0"/>
-                <w:sz w:val="19"/>
-              </w:rPr>
-              <w:t>3.60</w:t>
-            </w:r>
-          </w:p>
-        </w:tc>
-        <w:tc>
-          <w:tcPr>
-            <w:tcW w:type="dxa" w:w="1224"/>
-            <w:vAlign w:val="center"/>
-            <w:tcMar>
-              <w:top w:w="80" w:type="dxa"/>
-              <w:start w:w="120" w:type="dxa"/>
-              <w:bottom w:w="80" w:type="dxa"/>
-              <w:end w:w="120" w:type="dxa"/>
-            </w:tcMar>
-          </w:tcPr>
-          <w:p>
-            <w:pPr>
-              <w:spacing w:before="0" w:after="0" w:line="264" w:lineRule="auto"/>
-              <w:jc w:val="center"/>
-            </w:pPr>
-            <w:r>
-              <w:rPr>
-                <w:rFonts w:ascii="Calibri" w:hAnsi="Calibri" w:eastAsia="맑은 고딕"/>
-                <w:b w:val="0"/>
-                <w:sz w:val="19"/>
-              </w:rPr>
-              <w:t>28</w:t>
+              <w:t>3.59</w:t>
             </w:r>
           </w:p>
         </w:tc>
@@ -7899,7 +8449,7 @@
         </w:tc>
         <w:tc>
           <w:tcPr>
-            <w:tcW w:type="dxa" w:w="1080"/>
+            <w:tcW w:type="dxa" w:w="1224"/>
             <w:vAlign w:val="center"/>
             <w:tcMar>
               <w:top w:w="80" w:type="dxa"/>
@@ -7919,7 +8469,33 @@
                 <w:b w:val="0"/>
                 <w:sz w:val="19"/>
               </w:rPr>
-              <w:t>15</w:t>
+              <w:t>31</w:t>
+            </w:r>
+          </w:p>
+        </w:tc>
+        <w:tc>
+          <w:tcPr>
+            <w:tcW w:type="dxa" w:w="936"/>
+            <w:vAlign w:val="center"/>
+            <w:tcMar>
+              <w:top w:w="80" w:type="dxa"/>
+              <w:start w:w="120" w:type="dxa"/>
+              <w:bottom w:w="80" w:type="dxa"/>
+              <w:end w:w="120" w:type="dxa"/>
+            </w:tcMar>
+          </w:tcPr>
+          <w:p>
+            <w:pPr>
+              <w:spacing w:before="0" w:after="0" w:line="264" w:lineRule="auto"/>
+              <w:jc w:val="center"/>
+            </w:pPr>
+            <w:r>
+              <w:rPr>
+                <w:rFonts w:ascii="Calibri" w:hAnsi="Calibri" w:eastAsia="맑은 고딕"/>
+                <w:b w:val="0"/>
+                <w:sz w:val="19"/>
+              </w:rPr>
+              <w:t>12</w:t>
             </w:r>
           </w:p>
         </w:tc>
@@ -7927,7 +8503,7 @@
       <w:tr>
         <w:tc>
           <w:tcPr>
-            <w:tcW w:type="dxa" w:w="2880"/>
+            <w:tcW w:type="dxa" w:w="2736"/>
             <w:vAlign w:val="center"/>
             <w:tcMar>
               <w:top w:w="80" w:type="dxa"/>
@@ -7953,7 +8529,7 @@
         </w:tc>
         <w:tc>
           <w:tcPr>
-            <w:tcW w:type="dxa" w:w="1080"/>
+            <w:tcW w:type="dxa" w:w="1296"/>
             <w:vAlign w:val="center"/>
             <w:tcMar>
               <w:top w:w="80" w:type="dxa"/>
@@ -7973,13 +8549,13 @@
                 <w:b w:val="0"/>
                 <w:sz w:val="19"/>
               </w:rPr>
-              <w:t>Qwen</w:t>
+              <w:t>Llama</w:t>
             </w:r>
           </w:p>
         </w:tc>
         <w:tc>
           <w:tcPr>
-            <w:tcW w:type="dxa" w:w="1080"/>
+            <w:tcW w:type="dxa" w:w="648"/>
             <w:vAlign w:val="center"/>
             <w:tcMar>
               <w:top w:w="80" w:type="dxa"/>
@@ -8005,7 +8581,7 @@
         </w:tc>
         <w:tc>
           <w:tcPr>
-            <w:tcW w:type="dxa" w:w="1080"/>
+            <w:tcW w:type="dxa" w:w="1440"/>
             <w:vAlign w:val="center"/>
             <w:tcMar>
               <w:top w:w="80" w:type="dxa"/>
@@ -8025,217 +8601,7 @@
                 <w:b w:val="0"/>
                 <w:sz w:val="19"/>
               </w:rPr>
-              <w:t>3.99</w:t>
-            </w:r>
-          </w:p>
-        </w:tc>
-        <w:tc>
-          <w:tcPr>
-            <w:tcW w:type="dxa" w:w="1224"/>
-            <w:vAlign w:val="center"/>
-            <w:tcMar>
-              <w:top w:w="80" w:type="dxa"/>
-              <w:start w:w="120" w:type="dxa"/>
-              <w:bottom w:w="80" w:type="dxa"/>
-              <w:end w:w="120" w:type="dxa"/>
-            </w:tcMar>
-          </w:tcPr>
-          <w:p>
-            <w:pPr>
-              <w:spacing w:before="0" w:after="0" w:line="264" w:lineRule="auto"/>
-              <w:jc w:val="center"/>
-            </w:pPr>
-            <w:r>
-              <w:rPr>
-                <w:rFonts w:ascii="Calibri" w:hAnsi="Calibri" w:eastAsia="맑은 고딕"/>
-                <w:b w:val="0"/>
-                <w:sz w:val="19"/>
-              </w:rPr>
-              <w:t>47</w:t>
-            </w:r>
-          </w:p>
-        </w:tc>
-        <w:tc>
-          <w:tcPr>
-            <w:tcW w:type="dxa" w:w="1080"/>
-            <w:vAlign w:val="center"/>
-            <w:tcMar>
-              <w:top w:w="80" w:type="dxa"/>
-              <w:start w:w="120" w:type="dxa"/>
-              <w:bottom w:w="80" w:type="dxa"/>
-              <w:end w:w="120" w:type="dxa"/>
-            </w:tcMar>
-          </w:tcPr>
-          <w:p>
-            <w:pPr>
-              <w:spacing w:before="0" w:after="0" w:line="264" w:lineRule="auto"/>
-              <w:jc w:val="center"/>
-            </w:pPr>
-            <w:r>
-              <w:rPr>
-                <w:rFonts w:ascii="Calibri" w:hAnsi="Calibri" w:eastAsia="맑은 고딕"/>
-                <w:b w:val="0"/>
-                <w:sz w:val="19"/>
-              </w:rPr>
-              <w:t>14</w:t>
-            </w:r>
-          </w:p>
-        </w:tc>
-        <w:tc>
-          <w:tcPr>
-            <w:tcW w:type="dxa" w:w="1080"/>
-            <w:vAlign w:val="center"/>
-            <w:tcMar>
-              <w:top w:w="80" w:type="dxa"/>
-              <w:start w:w="120" w:type="dxa"/>
-              <w:bottom w:w="80" w:type="dxa"/>
-              <w:end w:w="120" w:type="dxa"/>
-            </w:tcMar>
-          </w:tcPr>
-          <w:p>
-            <w:pPr>
-              <w:spacing w:before="0" w:after="0" w:line="264" w:lineRule="auto"/>
-              <w:jc w:val="center"/>
-            </w:pPr>
-            <w:r>
-              <w:rPr>
-                <w:rFonts w:ascii="Calibri" w:hAnsi="Calibri" w:eastAsia="맑은 고딕"/>
-                <w:b w:val="0"/>
-                <w:sz w:val="19"/>
-              </w:rPr>
-              <w:t>9</w:t>
-            </w:r>
-          </w:p>
-        </w:tc>
-      </w:tr>
-      <w:tr>
-        <w:tc>
-          <w:tcPr>
-            <w:tcW w:type="dxa" w:w="2880"/>
-            <w:vAlign w:val="center"/>
-            <w:tcMar>
-              <w:top w:w="80" w:type="dxa"/>
-              <w:start w:w="120" w:type="dxa"/>
-              <w:bottom w:w="80" w:type="dxa"/>
-              <w:end w:w="120" w:type="dxa"/>
-            </w:tcMar>
-          </w:tcPr>
-          <w:p>
-            <w:pPr>
-              <w:spacing w:before="0" w:after="0" w:line="264" w:lineRule="auto"/>
-              <w:jc w:val="left"/>
-            </w:pPr>
-            <w:r>
-              <w:rPr>
-                <w:rFonts w:ascii="Calibri" w:hAnsi="Calibri" w:eastAsia="맑은 고딕"/>
-                <w:b w:val="0"/>
-                <w:sz w:val="19"/>
-              </w:rPr>
-              <w:t>G4 Context-aware Multimodal RAG</w:t>
-            </w:r>
-          </w:p>
-        </w:tc>
-        <w:tc>
-          <w:tcPr>
-            <w:tcW w:type="dxa" w:w="1080"/>
-            <w:vAlign w:val="center"/>
-            <w:tcMar>
-              <w:top w:w="80" w:type="dxa"/>
-              <w:start w:w="120" w:type="dxa"/>
-              <w:bottom w:w="80" w:type="dxa"/>
-              <w:end w:w="120" w:type="dxa"/>
-            </w:tcMar>
-          </w:tcPr>
-          <w:p>
-            <w:pPr>
-              <w:spacing w:before="0" w:after="0" w:line="264" w:lineRule="auto"/>
-              <w:jc w:val="center"/>
-            </w:pPr>
-            <w:r>
-              <w:rPr>
-                <w:rFonts w:ascii="Calibri" w:hAnsi="Calibri" w:eastAsia="맑은 고딕"/>
-                <w:b w:val="0"/>
-                <w:sz w:val="19"/>
-              </w:rPr>
-              <w:t>Gemma</w:t>
-            </w:r>
-          </w:p>
-        </w:tc>
-        <w:tc>
-          <w:tcPr>
-            <w:tcW w:type="dxa" w:w="1080"/>
-            <w:vAlign w:val="center"/>
-            <w:tcMar>
-              <w:top w:w="80" w:type="dxa"/>
-              <w:start w:w="120" w:type="dxa"/>
-              <w:bottom w:w="80" w:type="dxa"/>
-              <w:end w:w="120" w:type="dxa"/>
-            </w:tcMar>
-          </w:tcPr>
-          <w:p>
-            <w:pPr>
-              <w:spacing w:before="0" w:after="0" w:line="264" w:lineRule="auto"/>
-              <w:jc w:val="center"/>
-            </w:pPr>
-            <w:r>
-              <w:rPr>
-                <w:rFonts w:ascii="Calibri" w:hAnsi="Calibri" w:eastAsia="맑은 고딕"/>
-                <w:b w:val="0"/>
-                <w:sz w:val="19"/>
-              </w:rPr>
-              <w:t>70</w:t>
-            </w:r>
-          </w:p>
-        </w:tc>
-        <w:tc>
-          <w:tcPr>
-            <w:tcW w:type="dxa" w:w="1080"/>
-            <w:vAlign w:val="center"/>
-            <w:tcMar>
-              <w:top w:w="80" w:type="dxa"/>
-              <w:start w:w="120" w:type="dxa"/>
-              <w:bottom w:w="80" w:type="dxa"/>
-              <w:end w:w="120" w:type="dxa"/>
-            </w:tcMar>
-          </w:tcPr>
-          <w:p>
-            <w:pPr>
-              <w:spacing w:before="0" w:after="0" w:line="264" w:lineRule="auto"/>
-              <w:jc w:val="center"/>
-            </w:pPr>
-            <w:r>
-              <w:rPr>
-                <w:rFonts w:ascii="Calibri" w:hAnsi="Calibri" w:eastAsia="맑은 고딕"/>
-                <w:b w:val="0"/>
-                <w:sz w:val="19"/>
-              </w:rPr>
-              <w:t>3.59</w:t>
-            </w:r>
-          </w:p>
-        </w:tc>
-        <w:tc>
-          <w:tcPr>
-            <w:tcW w:type="dxa" w:w="1224"/>
-            <w:vAlign w:val="center"/>
-            <w:tcMar>
-              <w:top w:w="80" w:type="dxa"/>
-              <w:start w:w="120" w:type="dxa"/>
-              <w:bottom w:w="80" w:type="dxa"/>
-              <w:end w:w="120" w:type="dxa"/>
-            </w:tcMar>
-          </w:tcPr>
-          <w:p>
-            <w:pPr>
-              <w:spacing w:before="0" w:after="0" w:line="264" w:lineRule="auto"/>
-              <w:jc w:val="center"/>
-            </w:pPr>
-            <w:r>
-              <w:rPr>
-                <w:rFonts w:ascii="Calibri" w:hAnsi="Calibri" w:eastAsia="맑은 고딕"/>
-                <w:b w:val="0"/>
-                <w:sz w:val="19"/>
-              </w:rPr>
-              <w:t>27</w:t>
+              <w:t>3.62</w:t>
             </w:r>
           </w:p>
         </w:tc>
@@ -8267,165 +8633,7 @@
         </w:tc>
         <w:tc>
           <w:tcPr>
-            <w:tcW w:type="dxa" w:w="1080"/>
-            <w:vAlign w:val="center"/>
-            <w:tcMar>
-              <w:top w:w="80" w:type="dxa"/>
-              <w:start w:w="120" w:type="dxa"/>
-              <w:bottom w:w="80" w:type="dxa"/>
-              <w:end w:w="120" w:type="dxa"/>
-            </w:tcMar>
-          </w:tcPr>
-          <w:p>
-            <w:pPr>
-              <w:spacing w:before="0" w:after="0" w:line="264" w:lineRule="auto"/>
-              <w:jc w:val="center"/>
-            </w:pPr>
-            <w:r>
-              <w:rPr>
-                <w:rFonts w:ascii="Calibri" w:hAnsi="Calibri" w:eastAsia="맑은 고딕"/>
-                <w:b w:val="0"/>
-                <w:sz w:val="19"/>
-              </w:rPr>
-              <w:t>12</w:t>
-            </w:r>
-          </w:p>
-        </w:tc>
-      </w:tr>
-      <w:tr>
-        <w:tc>
-          <w:tcPr>
-            <w:tcW w:type="dxa" w:w="2880"/>
-            <w:vAlign w:val="center"/>
-            <w:tcMar>
-              <w:top w:w="80" w:type="dxa"/>
-              <w:start w:w="120" w:type="dxa"/>
-              <w:bottom w:w="80" w:type="dxa"/>
-              <w:end w:w="120" w:type="dxa"/>
-            </w:tcMar>
-          </w:tcPr>
-          <w:p>
-            <w:pPr>
-              <w:spacing w:before="0" w:after="0" w:line="264" w:lineRule="auto"/>
-              <w:jc w:val="left"/>
-            </w:pPr>
-            <w:r>
-              <w:rPr>
-                <w:rFonts w:ascii="Calibri" w:hAnsi="Calibri" w:eastAsia="맑은 고딕"/>
-                <w:b w:val="0"/>
-                <w:sz w:val="19"/>
-              </w:rPr>
-              <w:t>G4 Context-aware Multimodal RAG</w:t>
-            </w:r>
-          </w:p>
-        </w:tc>
-        <w:tc>
-          <w:tcPr>
-            <w:tcW w:type="dxa" w:w="1080"/>
-            <w:vAlign w:val="center"/>
-            <w:tcMar>
-              <w:top w:w="80" w:type="dxa"/>
-              <w:start w:w="120" w:type="dxa"/>
-              <w:bottom w:w="80" w:type="dxa"/>
-              <w:end w:w="120" w:type="dxa"/>
-            </w:tcMar>
-          </w:tcPr>
-          <w:p>
-            <w:pPr>
-              <w:spacing w:before="0" w:after="0" w:line="264" w:lineRule="auto"/>
-              <w:jc w:val="center"/>
-            </w:pPr>
-            <w:r>
-              <w:rPr>
-                <w:rFonts w:ascii="Calibri" w:hAnsi="Calibri" w:eastAsia="맑은 고딕"/>
-                <w:b w:val="0"/>
-                <w:sz w:val="19"/>
-              </w:rPr>
-              <w:t>Llama</w:t>
-            </w:r>
-          </w:p>
-        </w:tc>
-        <w:tc>
-          <w:tcPr>
-            <w:tcW w:type="dxa" w:w="1080"/>
-            <w:vAlign w:val="center"/>
-            <w:tcMar>
-              <w:top w:w="80" w:type="dxa"/>
-              <w:start w:w="120" w:type="dxa"/>
-              <w:bottom w:w="80" w:type="dxa"/>
-              <w:end w:w="120" w:type="dxa"/>
-            </w:tcMar>
-          </w:tcPr>
-          <w:p>
-            <w:pPr>
-              <w:spacing w:before="0" w:after="0" w:line="264" w:lineRule="auto"/>
-              <w:jc w:val="center"/>
-            </w:pPr>
-            <w:r>
-              <w:rPr>
-                <w:rFonts w:ascii="Calibri" w:hAnsi="Calibri" w:eastAsia="맑은 고딕"/>
-                <w:b w:val="0"/>
-                <w:sz w:val="19"/>
-              </w:rPr>
-              <w:t>70</w:t>
-            </w:r>
-          </w:p>
-        </w:tc>
-        <w:tc>
-          <w:tcPr>
-            <w:tcW w:type="dxa" w:w="1080"/>
-            <w:vAlign w:val="center"/>
-            <w:tcMar>
-              <w:top w:w="80" w:type="dxa"/>
-              <w:start w:w="120" w:type="dxa"/>
-              <w:bottom w:w="80" w:type="dxa"/>
-              <w:end w:w="120" w:type="dxa"/>
-            </w:tcMar>
-          </w:tcPr>
-          <w:p>
-            <w:pPr>
-              <w:spacing w:before="0" w:after="0" w:line="264" w:lineRule="auto"/>
-              <w:jc w:val="center"/>
-            </w:pPr>
-            <w:r>
-              <w:rPr>
-                <w:rFonts w:ascii="Calibri" w:hAnsi="Calibri" w:eastAsia="맑은 고딕"/>
-                <w:b w:val="0"/>
-                <w:sz w:val="19"/>
-              </w:rPr>
-              <w:t>3.62</w:t>
-            </w:r>
-          </w:p>
-        </w:tc>
-        <w:tc>
-          <w:tcPr>
             <w:tcW w:type="dxa" w:w="1224"/>
-            <w:vAlign w:val="center"/>
-            <w:tcMar>
-              <w:top w:w="80" w:type="dxa"/>
-              <w:start w:w="120" w:type="dxa"/>
-              <w:bottom w:w="80" w:type="dxa"/>
-              <w:end w:w="120" w:type="dxa"/>
-            </w:tcMar>
-          </w:tcPr>
-          <w:p>
-            <w:pPr>
-              <w:spacing w:before="0" w:after="0" w:line="264" w:lineRule="auto"/>
-              <w:jc w:val="center"/>
-            </w:pPr>
-            <w:r>
-              <w:rPr>
-                <w:rFonts w:ascii="Calibri" w:hAnsi="Calibri" w:eastAsia="맑은 고딕"/>
-                <w:b w:val="0"/>
-                <w:sz w:val="19"/>
-              </w:rPr>
-              <w:t>31</w:t>
-            </w:r>
-          </w:p>
-        </w:tc>
-        <w:tc>
-          <w:tcPr>
-            <w:tcW w:type="dxa" w:w="1080"/>
             <w:vAlign w:val="center"/>
             <w:tcMar>
               <w:top w:w="80" w:type="dxa"/>
@@ -8451,7 +8659,7 @@
         </w:tc>
         <w:tc>
           <w:tcPr>
-            <w:tcW w:type="dxa" w:w="1080"/>
+            <w:tcW w:type="dxa" w:w="936"/>
             <w:vAlign w:val="center"/>
             <w:tcMar>
               <w:top w:w="80" w:type="dxa"/>
@@ -8477,7 +8685,18 @@
         </w:tc>
       </w:tr>
     </w:tbl>
-    <w:p/>
+    <w:p>
+      <w:pPr>
+        <w:spacing w:before="0" w:after="0" w:line="240" w:lineRule="auto"/>
+      </w:pPr>
+      <w:r>
+        <w:rPr>
+          <w:rFonts w:ascii="Calibri" w:hAnsi="Calibri" w:eastAsia="Calibri"/>
+          <w:sz w:val="19"/>
+        </w:rPr>
+        <w:t xml:space="preserve"> </w:t>
+      </w:r>
+    </w:p>
     <w:p>
       <w:pPr>
         <w:spacing w:before="0" w:after="120" w:line="264" w:lineRule="auto"/>
@@ -8519,7 +8738,7 @@
           <w:rFonts w:ascii="Calibri" w:hAnsi="Calibri" w:eastAsia="맑은 고딕"/>
           <w:sz w:val="22"/>
         </w:rPr>
-        <w:t>텍스트 검색은 G1에서도 높은 Text Recall@5를 보였고, G2와 G3의 Text Recall@10은 100.0%였다. 반면 G3의 Image Recall@1은 38.6%였다. 다만 텍스트에는 완화된 관련성 기준을, 이미지에는 엄격한 파일명 일치 기준을 적용하였으므로 두 지표의 절대값을 직접 비교하여 이미지 검색이 더 어렵다고 단정할 수는 없다. 그럼에도 엄격한 기준에서 정답 이미지를 상위 1위에 배치한 비율이 절반 미만이라는 결과는 이미지 순위화가 여전히 주요한 개선 대상임을 보여준다.</w:t>
+        <w:t>텍스트 검색은 G1에서도 높은 Text Recall@5를 보였고, G2와 G3의 Text Recall@10은 100.0%였다. 반면 G3의 Image Recall@1은 45.7%였다. 다만 텍스트에는 완화된 관련성 기준을, 이미지에는 엄격한 파일명 일치 기준을 적용하였으므로 두 지표의 절대값을 직접 비교하여 이미지 검색이 더 어렵다고 단정할 수는 없다. 그럼에도 엄격한 기준에서 정답 이미지를 상위 1위에 배치한 비율이 절반 미만이라는 결과는 이미지 순위화가 여전히 주요한 개선 대상임을 보여준다.</w:t>
       </w:r>
     </w:p>
     <w:p>
@@ -8531,7 +8750,7 @@
           <w:rFonts w:ascii="Calibri" w:hAnsi="Calibri" w:eastAsia="맑은 고딕"/>
           <w:sz w:val="22"/>
         </w:rPr>
-        <w:t>G4의 상황 인지형 재순위화는 G3보다 높은 Image Recall@5, Image Recall@10 및 Image MRR을 보였다. 단계와 관련된 페이지 범위 및 핵심어가 명확한 일부 사례에서는 정답 이미지 순위가 상승하였다. 그러나 Image Recall@1은 44.3%였으며, 통계적 유의성 및 외부 데이터 일반화도 검증되지 않았다. 따라서 G4는 하나의 정답 이미지를 안정적으로 선택하는 방법보다 관련 후보군의 순위를 조정하는 내부 파일럿 방법으로 해석하는 것이 적절하다.</w:t>
+        <w:t>G4의 상황 인지형 재순위화는 G3보다 높은 Image Recall@5, Image Recall@10 및 Image MRR을 보였다. 단계와 관련된 페이지 범위 및 핵심어가 명확한 일부 사례에서는 정답 이미지 순위가 상승하였다. 그러나 Image Recall@1은 48.6%였으며, 통계적 유의성 및 외부 데이터 일반화도 검증되지 않았다. 따라서 G4는 하나의 정답 이미지를 안정적으로 선택하는 방법보다 관련 후보군의 순위를 조정하는 내부 파일럿 방법으로 해석하는 것이 적절하다.</w:t>
       </w:r>
     </w:p>
     <w:p>
@@ -8587,7 +8806,7 @@
           <w:rFonts w:ascii="Calibri" w:hAnsi="Calibri" w:eastAsia="맑은 고딕"/>
           <w:sz w:val="22"/>
         </w:rPr>
-        <w:t>G4는 질의 기반 실습 단계 추정과 단계별 문맥 맵을 이용하여 G3의 후보를 재순위화하였다. 그 결과 Image Recall@5는 74.3%에서 85.7%로, Image Recall@10은 84.3%에서 92.9%로, Image MRR은 0.534에서 0.608로 증가하였다. 그러나 Image Recall@1은 44.3%로 절반 미만이었으며, 동일 데이터에서 가중치 선택과 최종 평가가 수행되었다. 따라서 본 연구의 결과는 이미지 검색 문제의 해결이 아니라 내부 파일럿 데이터에서 관련 이미지 후보의 순위가 개선된 것으로 제한하여 해석해야 한다.</w:t>
+        <w:t>G4는 질의 기반 실습 단계 추정과 단계별 문맥 맵을 이용하여 G3의 후보를 재순위화하였다. 그 결과 Image Recall@5는 71.4%에서 77.1%로, Image Recall@10은 80.0%에서 87.1%로, Image MRR은 0.572에서 0.620으로 증가하였다. 그러나 Image Recall@1은 48.6%로 절반 미만이었으며, 동일 데이터에서 가중치 선택과 최종 평가가 수행되었다. 따라서 본 연구의 결과는 이미지 검색 문제의 해결이 아니라 내부 파일럿 데이터에서 관련 이미지 후보의 순위가 개선된 것으로 제한하여 해석해야 한다.</w:t>
       </w:r>
     </w:p>
     <w:p>
@@ -8619,7 +8838,7 @@
           <w:rFonts w:ascii="Calibri" w:hAnsi="Calibri" w:eastAsia="맑은 고딕"/>
           <w:sz w:val="22"/>
         </w:rPr>
-        <w:t>아래 참고문헌은 영문 원고 작성 전 IEEE 양식에 맞게 다시 정리해야 한다. 현재 단계에서는 관련 연구와 방법론의 근거를 잡기 위한 1차 후보 목록이다.</w:t>
+        <w:t>[1] A. Djuric, J. L. Rickli, V. M. Jovanovic, and D. Foster, "Hands-on learning environment and educational curriculum on collaborative robotics," in Proc. 2017 ASEE Annu. Conf. Expo., Columbus, OH, USA, 2017, pp. 1-15.</w:t>
       </w:r>
     </w:p>
     <w:p>
@@ -8631,7 +8850,7 @@
           <w:rFonts w:ascii="Calibri" w:hAnsi="Calibri" w:eastAsia="맑은 고딕"/>
           <w:sz w:val="22"/>
         </w:rPr>
-        <w:t>[1] P. Lewis et al., "Retrieval-Augmented Generation for Knowledge-Intensive NLP Tasks," NeurIPS, 2020. https://arxiv.org/abs/2005.11401</w:t>
+        <w:t>[2] V. Villani, F. Pini, F. Leali, and C. Secchi, "Survey on human-robot collaboration in industrial settings: Safety, intuitive interfaces and applications," Mechatronics, vol. 55, pp. 248-266, Nov. 2018, doi: 10.1016/j.mechatronics.2018.02.009.</w:t>
       </w:r>
     </w:p>
     <w:p>
@@ -8643,7 +8862,7 @@
           <w:rFonts w:ascii="Calibri" w:hAnsi="Calibri" w:eastAsia="맑은 고딕"/>
           <w:sz w:val="22"/>
         </w:rPr>
-        <w:t>[2] V. Karpukhin et al., "Dense Passage Retrieval for Open-Domain Question Answering," EMNLP, 2020. https://aclanthology.org/2020.emnlp-main.550/</w:t>
+        <w:t>[3] Robots and Robotic Devices--Collaborative Robots, ISO/TS 15066:2016, International Organization for Standardization, Geneva, Switzerland, 2016.</w:t>
       </w:r>
     </w:p>
     <w:p>
@@ -8655,7 +8874,7 @@
           <w:rFonts w:ascii="Calibri" w:hAnsi="Calibri" w:eastAsia="맑은 고딕"/>
           <w:sz w:val="22"/>
         </w:rPr>
-        <w:t>[3] S. Robertson and H. Zaragoza, "The Probabilistic Relevance Framework: BM25 and Beyond," Foundations and Trends in Information Retrieval, 2009. https://doi.org/10.1561/1500000019</w:t>
+        <w:t>[4] P. Lewis et al., "Retrieval-augmented generation for knowledge-intensive NLP tasks," in Advances in Neural Information Processing Systems, vol. 33, 2020, pp. 9459-9474.</w:t>
       </w:r>
     </w:p>
     <w:p>
@@ -8667,7 +8886,7 @@
           <w:rFonts w:ascii="Calibri" w:hAnsi="Calibri" w:eastAsia="맑은 고딕"/>
           <w:sz w:val="22"/>
         </w:rPr>
-        <w:t>[4] J. Chen et al., "BGE M3-Embedding: Multi-Lingual, Multi-Functionality, Multi-Granularity Text Embeddings Through Self-Knowledge Distillation," ACL Findings, 2024. https://arxiv.org/abs/2402.03216</w:t>
+        <w:t>[5] G. Izacard and E. Grave, "Leveraging passage retrieval with generative models for open domain question answering," in Proc. 16th Conf. Eur. Chapter Assoc. Comput. Linguistics, 2021, pp. 874-880, doi: 10.18653/v1/2021.eacl-main.74.</w:t>
       </w:r>
     </w:p>
     <w:p>
@@ -8679,7 +8898,7 @@
           <w:rFonts w:ascii="Calibri" w:hAnsi="Calibri" w:eastAsia="맑은 고딕"/>
           <w:sz w:val="22"/>
         </w:rPr>
-        <w:t>[5] A. Radford et al., "Learning Transferable Visual Models From Natural Language Supervision," ICML, 2021. https://arxiv.org/abs/2103.00020</w:t>
+        <w:t>[6] S. Borgeaud et al., "Improving language models by retrieving from trillions of tokens," in Proc. 39th Int. Conf. Mach. Learn., vol. 162, 2022, pp. 2206-2240.</w:t>
       </w:r>
     </w:p>
     <w:p>
@@ -8691,7 +8910,7 @@
           <w:rFonts w:ascii="Calibri" w:hAnsi="Calibri" w:eastAsia="맑은 고딕"/>
           <w:sz w:val="22"/>
         </w:rPr>
-        <w:t>[6] X. Zhai et al., "Sigmoid Loss for Language Image Pre-Training," arXiv, 2023. https://arxiv.org/abs/2303.15343</w:t>
+        <w:t>[7] V. Karpukhin et al., "Dense passage retrieval for open-domain question answering," in Proc. 2020 Conf. Empirical Methods Natural Language Process., 2020, pp. 6769-6781, doi: 10.18653/v1/2020.emnlp-main.550.</w:t>
       </w:r>
     </w:p>
     <w:p>
@@ -8703,7 +8922,7 @@
           <w:rFonts w:ascii="Calibri" w:hAnsi="Calibri" w:eastAsia="맑은 고딕"/>
           <w:sz w:val="22"/>
         </w:rPr>
-        <w:t>[7] Qwen Team, "Qwen2.5 Technical Report," arXiv, 2024. https://arxiv.org/abs/2412.15115</w:t>
+        <w:t>[8] S. Robertson and H. Zaragoza, "The probabilistic relevance framework: BM25 and beyond," Found. Trends Inf. Retr., vol. 3, no. 4, pp. 333-389, 2009, doi: 10.1561/1500000019.</w:t>
       </w:r>
     </w:p>
     <w:p>
@@ -8715,7 +8934,7 @@
           <w:rFonts w:ascii="Calibri" w:hAnsi="Calibri" w:eastAsia="맑은 고딕"/>
           <w:sz w:val="22"/>
         </w:rPr>
-        <w:t>[8] Gemma Team, "Gemma 2: Improving Open Language Models at a Practical Size," arXiv, 2024. https://arxiv.org/abs/2408.00118</w:t>
+        <w:t>[9] N. Reimers and I. Gurevych, "Sentence-BERT: Sentence embeddings using Siamese BERT-networks," in Proc. 2019 Conf. Empirical Methods Natural Language Process. and 9th Int. Joint Conf. Natural Language Process., 2019, pp. 3982-3992, doi: 10.18653/v1/D19-1410.</w:t>
       </w:r>
     </w:p>
     <w:p>
@@ -8727,7 +8946,7 @@
           <w:rFonts w:ascii="Calibri" w:hAnsi="Calibri" w:eastAsia="맑은 고딕"/>
           <w:sz w:val="22"/>
         </w:rPr>
-        <w:t>[9] Meta AI, "The Llama 3 Herd of Models," arXiv, 2024. https://arxiv.org/abs/2407.21783</w:t>
+        <w:t>[10] J. Chen, S. Xiao, P. Zhang, K. Luo, D. Lian, and Z. Liu, "M3-Embedding: Multi-linguality, multi-functionality, multi-granularity text embeddings through self-knowledge distillation," in Findings Assoc. Comput. Linguistics: ACL 2024, 2024, pp. 2318-2335, doi: 10.18653/v1/2024.findings-acl.137.</w:t>
       </w:r>
     </w:p>
     <w:p>
@@ -8739,7 +8958,7 @@
           <w:rFonts w:ascii="Calibri" w:hAnsi="Calibri" w:eastAsia="맑은 고딕"/>
           <w:sz w:val="22"/>
         </w:rPr>
-        <w:t>[10] T. Dettmers et al., "QLoRA: Efficient Finetuning of Quantized LLMs," NeurIPS, 2023. https://arxiv.org/abs/2305.14314</w:t>
+        <w:t>[11] Y. Gao et al., "Retrieval-augmented generation for large language models: A survey," arXiv:2312.10997, 2023.</w:t>
       </w:r>
     </w:p>
     <w:p>
@@ -8751,7 +8970,7 @@
           <w:rFonts w:ascii="Calibri" w:hAnsi="Calibri" w:eastAsia="맑은 고딕"/>
           <w:sz w:val="22"/>
         </w:rPr>
-        <w:t>[11] Chroma, "Chroma Docs: Introduction." https://docs.trychroma.com/docs/overview/introduction</w:t>
+        <w:t>[12] A. Radford et al., "Learning transferable visual models from natural language supervision," in Proc. 38th Int. Conf. Mach. Learn., vol. 139, 2021, pp. 8748-8763.</w:t>
       </w:r>
     </w:p>
     <w:p>
@@ -8763,7 +8982,7 @@
           <w:rFonts w:ascii="Calibri" w:hAnsi="Calibri" w:eastAsia="맑은 고딕"/>
           <w:sz w:val="22"/>
         </w:rPr>
-        <w:t>[12] A. Djuric, J. L. Rickli, V. M. Jovanovic, and D. Foster, "Hands-On Learning Environment and Educational Curriculum on Collaborative Robotics," ASEE Annual Conference, 2017. https://digitalcommons.odu.edu/engtech_fac_pubs/78/</w:t>
+        <w:t>[13] C. Jia et al., "Scaling up visual and vision-language representation learning with noisy text supervision," in Proc. 38th Int. Conf. Mach. Learn., vol. 139, 2021, pp. 4904-4916.</w:t>
       </w:r>
     </w:p>
     <w:p>
@@ -8775,7 +8994,212 @@
           <w:rFonts w:ascii="Calibri" w:hAnsi="Calibri" w:eastAsia="맑은 고딕"/>
           <w:sz w:val="22"/>
         </w:rPr>
-        <w:t>[13] Doosan Robotics, "User Manual / DART-Platform Manual." https://manual.doosanrobotics.com/en/user-manual/3.6.0/1-m-h-series/part-6-dart-platform-manual</w:t>
+        <w:t>[14] J. Li, D. Li, C. Xiong, and S. Hoi, "BLIP: Bootstrapping language-image pre-training for unified vision-language understanding and generation," in Proc. 39th Int. Conf. Mach. Learn., vol. 162, 2022, pp. 12888-12900.</w:t>
+      </w:r>
+    </w:p>
+    <w:p>
+      <w:pPr>
+        <w:spacing w:before="0" w:after="120" w:line="264" w:lineRule="auto"/>
+      </w:pPr>
+      <w:r>
+        <w:rPr>
+          <w:rFonts w:ascii="Calibri" w:hAnsi="Calibri" w:eastAsia="맑은 고딕"/>
+          <w:sz w:val="22"/>
+        </w:rPr>
+        <w:t>[15] X. Zhai, B. Mustafa, A. Kolesnikov, and L. Beyer, "Sigmoid loss for language image pre-training," in Proc. IEEE/CVF Int. Conf. Comput. Vis., 2023, pp. 11975-11986.</w:t>
+      </w:r>
+    </w:p>
+    <w:p>
+      <w:pPr>
+        <w:spacing w:before="0" w:after="120" w:line="264" w:lineRule="auto"/>
+      </w:pPr>
+      <w:r>
+        <w:rPr>
+          <w:rFonts w:ascii="Calibri" w:hAnsi="Calibri" w:eastAsia="맑은 고딕"/>
+          <w:sz w:val="22"/>
+        </w:rPr>
+        <w:t>[16] W. Chen, H. Hu, X. Chen, P. Verga, and W. W. Cohen, "MuRAG: Multimodal retrieval-augmented generator for open question answering over images and text," in Proc. 2022 Conf. Empirical Methods Natural Language Process., 2022, pp. 5558-5570, doi: 10.18653/v1/2022.emnlp-main.375.</w:t>
+      </w:r>
+    </w:p>
+    <w:p>
+      <w:pPr>
+        <w:spacing w:before="0" w:after="120" w:line="264" w:lineRule="auto"/>
+      </w:pPr>
+      <w:r>
+        <w:rPr>
+          <w:rFonts w:ascii="Calibri" w:hAnsi="Calibri" w:eastAsia="맑은 고딕"/>
+          <w:sz w:val="22"/>
+        </w:rPr>
+        <w:t>[17] Z. Hu et al., "REVEAL: Retrieval-augmented visual-language pre-training with multi-source multimodal knowledge memory," in Proc. IEEE/CVF Conf. Comput. Vis. Pattern Recognit., 2023, pp. 23369-23379.</w:t>
+      </w:r>
+    </w:p>
+    <w:p>
+      <w:pPr>
+        <w:spacing w:before="0" w:after="120" w:line="264" w:lineRule="auto"/>
+      </w:pPr>
+      <w:r>
+        <w:rPr>
+          <w:rFonts w:ascii="Calibri" w:hAnsi="Calibri" w:eastAsia="맑은 고딕"/>
+          <w:sz w:val="22"/>
+        </w:rPr>
+        <w:t>[18] M. Yasunaga et al., "Retrieval-augmented multimodal language modeling," in Proc. 40th Int. Conf. Mach. Learn., vol. 202, 2023, pp. 39755-39769.</w:t>
+      </w:r>
+    </w:p>
+    <w:p>
+      <w:pPr>
+        <w:spacing w:before="0" w:after="120" w:line="264" w:lineRule="auto"/>
+      </w:pPr>
+      <w:r>
+        <w:rPr>
+          <w:rFonts w:ascii="Calibri" w:hAnsi="Calibri" w:eastAsia="맑은 고딕"/>
+          <w:sz w:val="22"/>
+        </w:rPr>
+        <w:t>[19] Y. Xu, M. Li, L. Cui, S. Huang, F. Wei, and M. Zhou, "LayoutLM: Pre-training of text and layout for document image understanding," in Proc. 26th ACM SIGKDD Int. Conf. Knowl. Discovery Data Mining, 2020, pp. 1192-1200, doi: 10.1145/3394486.3403172.</w:t>
+      </w:r>
+    </w:p>
+    <w:p>
+      <w:pPr>
+        <w:spacing w:before="0" w:after="120" w:line="264" w:lineRule="auto"/>
+      </w:pPr>
+      <w:r>
+        <w:rPr>
+          <w:rFonts w:ascii="Calibri" w:hAnsi="Calibri" w:eastAsia="맑은 고딕"/>
+          <w:sz w:val="22"/>
+        </w:rPr>
+        <w:t>[20] S. Es, J. James, L. Espinosa-Anke, and S. Schockaert, "RAGAs: Automated evaluation of retrieval augmented generation," in Proc. 18th Conf. Eur. Chapter Assoc. Comput. Linguistics: Syst. Demonstrations, 2024, pp. 150-158, doi: 10.18653/v1/2024.eacl-demo.16.</w:t>
+      </w:r>
+    </w:p>
+    <w:p>
+      <w:pPr>
+        <w:spacing w:before="0" w:after="120" w:line="264" w:lineRule="auto"/>
+      </w:pPr>
+      <w:r>
+        <w:rPr>
+          <w:rFonts w:ascii="Calibri" w:hAnsi="Calibri" w:eastAsia="맑은 고딕"/>
+          <w:sz w:val="22"/>
+        </w:rPr>
+        <w:t>[21] J. Saad-Falcon, O. Khattab, C. Potts, and M. Zaharia, "ARES: An automated evaluation framework for retrieval-augmented generation systems," in Proc. 2024 Conf. North Amer. Chapter Assoc. Comput. Linguistics: Human Language Technol., 2024, pp. 338-354, doi: 10.18653/v1/2024.naacl-long.20.</w:t>
+      </w:r>
+    </w:p>
+    <w:p>
+      <w:pPr>
+        <w:spacing w:before="0" w:after="120" w:line="264" w:lineRule="auto"/>
+      </w:pPr>
+      <w:r>
+        <w:rPr>
+          <w:rFonts w:ascii="Calibri" w:hAnsi="Calibri" w:eastAsia="맑은 고딕"/>
+          <w:sz w:val="22"/>
+        </w:rPr>
+        <w:t>[22] Qwen Team, "Qwen2.5 technical report," arXiv:2412.15115, 2024.</w:t>
+      </w:r>
+    </w:p>
+    <w:p>
+      <w:pPr>
+        <w:spacing w:before="0" w:after="120" w:line="264" w:lineRule="auto"/>
+      </w:pPr>
+      <w:r>
+        <w:rPr>
+          <w:rFonts w:ascii="Calibri" w:hAnsi="Calibri" w:eastAsia="맑은 고딕"/>
+          <w:sz w:val="22"/>
+        </w:rPr>
+        <w:t>[23] Gemma Team et al., "Gemma 2: Improving open language models at a practical size," arXiv:2408.00118, 2024.</w:t>
+      </w:r>
+    </w:p>
+    <w:p>
+      <w:pPr>
+        <w:spacing w:before="0" w:after="120" w:line="264" w:lineRule="auto"/>
+      </w:pPr>
+      <w:r>
+        <w:rPr>
+          <w:rFonts w:ascii="Calibri" w:hAnsi="Calibri" w:eastAsia="맑은 고딕"/>
+          <w:sz w:val="22"/>
+        </w:rPr>
+        <w:t>[24] A. Grattafiori et al., "The Llama 3 herd of models," arXiv:2407.21783, 2024.</w:t>
+      </w:r>
+    </w:p>
+    <w:p>
+      <w:pPr>
+        <w:spacing w:before="0" w:after="120" w:line="264" w:lineRule="auto"/>
+      </w:pPr>
+      <w:r>
+        <w:rPr>
+          <w:rFonts w:ascii="Calibri" w:hAnsi="Calibri" w:eastAsia="맑은 고딕"/>
+          <w:sz w:val="22"/>
+        </w:rPr>
+        <w:t>[25] T. Dettmers, A. Pagnoni, A. Holtzman, and L. Zettlemoyer, "QLoRA: Efficient finetuning of quantized LLMs," in Advances in Neural Information Processing Systems, vol. 36, 2023.</w:t>
+      </w:r>
+    </w:p>
+    <w:p>
+      <w:pPr>
+        <w:spacing w:before="0" w:after="120" w:line="264" w:lineRule="auto"/>
+      </w:pPr>
+      <w:r>
+        <w:rPr>
+          <w:rFonts w:ascii="Calibri" w:hAnsi="Calibri" w:eastAsia="맑은 고딕"/>
+          <w:sz w:val="22"/>
+        </w:rPr>
+        <w:t>[26] E. Frantar, S. Ashkboos, T. Hoefler, and D. Alistarh, "GPTQ: Accurate post-training quantization for generative pre-trained transformers," in Proc. 11th Int. Conf. Learn. Representations, 2023.</w:t>
+      </w:r>
+    </w:p>
+    <w:p>
+      <w:pPr>
+        <w:spacing w:before="0" w:after="120" w:line="264" w:lineRule="auto"/>
+      </w:pPr>
+      <w:r>
+        <w:rPr>
+          <w:rFonts w:ascii="Calibri" w:hAnsi="Calibri" w:eastAsia="맑은 고딕"/>
+          <w:sz w:val="22"/>
+        </w:rPr>
+        <w:t>[27] J. Lin et al., "AWQ: Activation-aware weight quantization for on-device LLM compression and acceleration," Proc. Mach. Learn. Syst., vol. 6, pp. 87-100, 2024.</w:t>
+      </w:r>
+    </w:p>
+    <w:p>
+      <w:pPr>
+        <w:spacing w:before="0" w:after="120" w:line="264" w:lineRule="auto"/>
+      </w:pPr>
+      <w:r>
+        <w:rPr>
+          <w:rFonts w:ascii="Calibri" w:hAnsi="Calibri" w:eastAsia="맑은 고딕"/>
+          <w:sz w:val="22"/>
+        </w:rPr>
+        <w:t>[28] Chroma, "Chroma documentation: Introduction." Accessed: Jul. 25, 2026. [Online]. Available: https://docs.trychroma.com/docs/overview/introduction</w:t>
+      </w:r>
+    </w:p>
+    <w:p>
+      <w:pPr>
+        <w:spacing w:before="0" w:after="120" w:line="264" w:lineRule="auto"/>
+      </w:pPr>
+      <w:r>
+        <w:rPr>
+          <w:rFonts w:ascii="Calibri" w:hAnsi="Calibri" w:eastAsia="맑은 고딕"/>
+          <w:sz w:val="22"/>
+        </w:rPr>
+        <w:t>[29] E. M. Voorhees and D. M. Tice, "The TREC-8 question answering track evaluation," in Proc. 8th Text REtrieval Conf., NIST Special Publication 500-246, 2000, pp. 83-105.</w:t>
+      </w:r>
+    </w:p>
+    <w:p>
+      <w:pPr>
+        <w:spacing w:before="0" w:after="120" w:line="264" w:lineRule="auto"/>
+      </w:pPr>
+      <w:r>
+        <w:rPr>
+          <w:rFonts w:ascii="Calibri" w:hAnsi="Calibri" w:eastAsia="맑은 고딕"/>
+          <w:sz w:val="22"/>
+        </w:rPr>
+        <w:t>[30] Doosan Robotics, "DART-Platform manual," User Manual, ver. 3.6.0. Accessed: Jul. 25, 2026. [Online]. Available: https://manual.doosanrobotics.com/en/user-manual/3.6.0/1-m-h-series/part-6-dart-platform-manual</w:t>
+      </w:r>
+    </w:p>
+    <w:p>
+      <w:pPr>
+        <w:pStyle w:val="Heading1"/>
+      </w:pPr>
+      <w:r>
+        <w:t>저자 약력</w:t>
+      </w:r>
+    </w:p>
+    <w:p>
+      <w:r>
+        <w:t>이지민은 인하대학교 환경공학과에서 학사학위를 취득하였으며, 현재 건국대학교 정보통신대학원에서 인공지능 석사과정을 이수하고 있다. 주요 연구 관심 분야는 멀티모달 검색 증강 생성, 로컬 대규모 언어 모델 및 협동 로봇 실습 시스템이다.</w:t>
       </w:r>
     </w:p>
     <w:sectPr>
@@ -9194,7 +9618,6 @@
     <w:qFormat/>
     <w:rsid w:val="00FC693F"/>
     <w:pPr>
-      <w:widowControl/>
       <w:spacing w:after="120" w:line="264" w:lineRule="auto"/>
     </w:pPr>
     <w:rPr>
@@ -9256,9 +9679,6 @@
     <w:qFormat/>
     <w:rsid w:val="00FC693F"/>
     <w:pPr>
-      <w:keepNext/>
-      <w:keepLines/>
-      <w:widowControl/>
       <w:spacing w:before="320" w:after="160" w:line="264" w:lineRule="auto"/>
       <w:outlineLvl w:val="0"/>
     </w:pPr>
@@ -9281,9 +9701,6 @@
     <w:qFormat/>
     <w:rsid w:val="00FC693F"/>
     <w:pPr>
-      <w:keepNext/>
-      <w:keepLines/>
-      <w:widowControl/>
       <w:spacing w:before="240" w:after="120" w:line="264" w:lineRule="auto"/>
       <w:outlineLvl w:val="1"/>
     </w:pPr>
@@ -9306,9 +9723,6 @@
     <w:qFormat/>
     <w:rsid w:val="00FC693F"/>
     <w:pPr>
-      <w:keepNext/>
-      <w:keepLines/>
-      <w:widowControl/>
       <w:spacing w:before="160" w:after="80" w:line="264" w:lineRule="auto"/>
       <w:outlineLvl w:val="2"/>
     </w:pPr>
@@ -9331,8 +9745,6 @@
     <w:qFormat/>
     <w:rsid w:val="00FC693F"/>
     <w:pPr>
-      <w:keepNext/>
-      <w:keepLines/>
       <w:spacing w:before="200" w:after="0"/>
       <w:outlineLvl w:val="3"/>
     </w:pPr>
@@ -9356,8 +9768,6 @@
     <w:qFormat/>
     <w:rsid w:val="00FC693F"/>
     <w:pPr>
-      <w:keepNext/>
-      <w:keepLines/>
       <w:spacing w:before="200" w:after="0"/>
       <w:outlineLvl w:val="4"/>
     </w:pPr>
@@ -9377,8 +9787,6 @@
     <w:qFormat/>
     <w:rsid w:val="00FC693F"/>
     <w:pPr>
-      <w:keepNext/>
-      <w:keepLines/>
       <w:spacing w:before="200" w:after="0"/>
       <w:outlineLvl w:val="5"/>
     </w:pPr>
@@ -9400,8 +9808,6 @@
     <w:qFormat/>
     <w:rsid w:val="00FC693F"/>
     <w:pPr>
-      <w:keepNext/>
-      <w:keepLines/>
       <w:spacing w:before="200" w:after="0"/>
       <w:outlineLvl w:val="6"/>
     </w:pPr>
@@ -9423,8 +9829,6 @@
     <w:qFormat/>
     <w:rsid w:val="00FC693F"/>
     <w:pPr>
-      <w:keepNext/>
-      <w:keepLines/>
       <w:spacing w:before="200" w:after="0"/>
       <w:outlineLvl w:val="7"/>
     </w:pPr>
@@ -9446,8 +9850,6 @@
     <w:qFormat/>
     <w:rsid w:val="00FC693F"/>
     <w:pPr>
-      <w:keepNext/>
-      <w:keepLines/>
       <w:spacing w:before="200" w:after="0"/>
       <w:outlineLvl w:val="8"/>
     </w:pPr>
